--- a/Documentation/Trame_Rapport_Stage_M2_Geomatique.docx
+++ b/Documentation/Trame_Rapport_Stage_M2_Geomatique.docx
@@ -313,10 +313,10 @@
             <v:path o:extrusionok="f" gradientshapeok="t" o:connecttype="rect"/>
             <o:lock v:ext="edit" aspectratio="t"/>
           </v:shapetype>
-          <v:shape id="_x0000_i1025" type="#_x0000_t75" style="width:446.1pt;height:631.55pt" o:ole="">
+          <v:shape id="_x0000_i1025" type="#_x0000_t75" style="width:445.6pt;height:631.8pt" o:ole="">
             <v:imagedata r:id="rId9" o:title=""/>
           </v:shape>
-          <o:OLEObject Type="Embed" ProgID="AcroExch.Document.DC" ShapeID="_x0000_i1025" DrawAspect="Content" ObjectID="_1849438008" r:id="rId10"/>
+          <o:OLEObject Type="Embed" ProgID="AcroExch.Document.DC" ShapeID="_x0000_i1025" DrawAspect="Content" ObjectID="_1849876376" r:id="rId10"/>
         </w:object>
       </w:r>
     </w:p>
@@ -328,10 +328,10 @@
     <w:p>
       <w:r>
         <w:object w:dxaOrig="8925" w:dyaOrig="12630">
-          <v:shape id="_x0000_i1026" type="#_x0000_t75" style="width:446.1pt;height:631.55pt" o:ole="">
+          <v:shape id="_x0000_i1026" type="#_x0000_t75" style="width:445.6pt;height:631.8pt" o:ole="">
             <v:imagedata r:id="rId11" o:title=""/>
           </v:shape>
-          <o:OLEObject Type="Embed" ProgID="AcroExch.Document.DC" ShapeID="_x0000_i1026" DrawAspect="Content" ObjectID="_1849438009" r:id="rId12"/>
+          <o:OLEObject Type="Embed" ProgID="AcroExch.Document.DC" ShapeID="_x0000_i1026" DrawAspect="Content" ObjectID="_1849876377" r:id="rId12"/>
         </w:object>
       </w:r>
       <w:r>
@@ -420,6 +420,7 @@
         <w:alias w:val="Table des matières"/>
         <w:id w:val="381066626"/>
       </w:sdtPr>
+      <w:sdtEndPr/>
       <w:sdtContent>
         <w:p>
           <w:r>
@@ -502,25 +503,84 @@
         <w:t xml:space="preserve">, Communauté d'agglomération du Sud-Est Toulousain, regroupe </w:t>
       </w:r>
       <w:r>
+        <w:rPr>
+          <w:b/>
+        </w:rPr>
         <w:t>36</w:t>
       </w:r>
       <w:r>
-        <w:t xml:space="preserve"> communes et environ </w:t>
-      </w:r>
-      <w:r>
-        <w:t>84 219 (2023)</w:t>
-      </w:r>
-      <w:r>
-        <w:t xml:space="preserve"> habitants sur un territoire de </w:t>
-      </w:r>
-      <w:r>
+        <w:rPr>
+          <w:b/>
+        </w:rPr>
+        <w:t xml:space="preserve"> communes</w:t>
+      </w:r>
+      <w:r>
+        <w:t xml:space="preserve"> et environ </w:t>
+      </w:r>
+      <w:r>
+        <w:rPr>
+          <w:b/>
+        </w:rPr>
+        <w:t xml:space="preserve">84 219 </w:t>
+      </w:r>
+      <w:r>
+        <w:rPr>
+          <w:b/>
+        </w:rPr>
+        <w:t>habitants</w:t>
+      </w:r>
+      <w:r>
+        <w:rPr>
+          <w:b/>
+        </w:rPr>
+        <w:t xml:space="preserve"> </w:t>
+      </w:r>
+      <w:r>
+        <w:t>(données INSEE 2023)</w:t>
+      </w:r>
+      <w:r>
+        <w:t xml:space="preserve"> sur un territoire de </w:t>
+      </w:r>
+      <w:r>
+        <w:rPr>
+          <w:b/>
+        </w:rPr>
         <w:t>248,40</w:t>
       </w:r>
       <w:r>
-        <w:t xml:space="preserve"> km².</w:t>
-      </w:r>
-      <w:r>
-        <w:t xml:space="preserve"> Sa création en 1975 par six communes du Sud-Est Toulousain est motivé par l’objectifs d’avoir une gestion commune des équipements publics,</w:t>
+        <w:rPr>
+          <w:b/>
+        </w:rPr>
+        <w:t xml:space="preserve"> km²</w:t>
+      </w:r>
+      <w:r>
+        <w:t>.</w:t>
+      </w:r>
+    </w:p>
+    <w:p>
+      <w:pPr>
+        <w:spacing w:after="200"/>
+      </w:pPr>
+      <w:r>
+        <w:t>Sa création en 1975</w:t>
+      </w:r>
+      <w:r>
+        <w:t xml:space="preserve"> sous l’impulsion de</w:t>
+      </w:r>
+      <w:r>
+        <w:t xml:space="preserve"> six communes du Sud-Est Toulousain est </w:t>
+      </w:r>
+      <w:r>
+        <w:t xml:space="preserve">né de la volonté d’organiser </w:t>
+      </w:r>
+      <w:r>
+        <w:t>une gestion</w:t>
+      </w:r>
+      <w:r>
+        <w:t xml:space="preserve"> mutualisée </w:t>
+      </w:r>
+      <w:r>
+        <w:t>des équipements publics,</w:t>
       </w:r>
       <w:r>
         <w:t xml:space="preserve"> d’accélérer le développement économique (création du parc d’activités Labège-</w:t>
@@ -531,7 +591,13 @@
       </w:r>
       <w:proofErr w:type="spellEnd"/>
       <w:r>
-        <w:t xml:space="preserve">) et de mutualiser la gestion de la taxe professionnelle. </w:t>
+        <w:t xml:space="preserve">) et de </w:t>
+      </w:r>
+      <w:r>
+        <w:t xml:space="preserve">procéder à une péréquation de </w:t>
+      </w:r>
+      <w:r>
+        <w:t xml:space="preserve">la taxe professionnelle. </w:t>
       </w:r>
     </w:p>
     <w:p>
@@ -701,12 +767,7 @@
         <w:t xml:space="preserve"> de leur PLU (Plan local d’urbanisme).</w:t>
       </w:r>
       <w:r>
-        <w:t xml:space="preserve"> Le Plu est un document de planification qui fixe les règles d’aménagement et d’utilisation des sols à l’échelle de la commune</w:t>
-      </w:r>
-      <w:bookmarkStart w:id="0" w:name="_GoBack"/>
-      <w:bookmarkEnd w:id="0"/>
-      <w:r>
-        <w:t xml:space="preserve">. </w:t>
+        <w:t xml:space="preserve"> Le Plu est un document de planification qui fixe les règles d’aménagement et d’utilisation des sols à l’échelle de la commune. </w:t>
       </w:r>
       <w:r>
         <w:t>Les chargés de mission urbanisme mettent également en place les outils pour voir émerger à terme un PLUI (Plan local d’urbanisme intercommunal)</w:t>
@@ -715,32 +776,41 @@
         <w:t>.</w:t>
       </w:r>
       <w:r>
-        <w:t xml:space="preserve"> Il réalise également le PLH (plan local de l’habitant qui est un document stratégique qui définit la politique du logement et de </w:t>
-      </w:r>
-      <w:proofErr w:type="gramStart"/>
-      <w:r>
-        <w:t xml:space="preserve">l’hébergement.  </w:t>
-      </w:r>
-      <w:r>
-        <w:t>.</w:t>
-      </w:r>
-      <w:proofErr w:type="gramEnd"/>
-      <w:r>
-        <w:t xml:space="preserve"> </w:t>
-      </w:r>
-      <w:proofErr w:type="gramStart"/>
-      <w:r>
-        <w:t>service</w:t>
-      </w:r>
-      <w:proofErr w:type="gramEnd"/>
-      <w:r>
-        <w:t xml:space="preserve"> en charge de mener la politique </w:t>
-      </w:r>
-      <w:r>
-        <w:t xml:space="preserve"> de </w:t>
-      </w:r>
-      <w:r>
-        <w:t>Au sein de la Direction de l'Aménagement, le Service Urbanisme &amp; Habitat est chargé de [rappeler les missions : élaboration et suivi des documents d'urbanisme (PLU/PLUi), pilotage du Programme Local de l'Habitat (PLH), instruction/suivi des autorisations d'urbanisme, etc.]. C'est dans ce cadre que s'inscrit le stage, dont l'enjeu est de doter le service d'outils de connaissance et de suivi du territoire.</w:t>
+        <w:t xml:space="preserve"> Il réalise également le PLH (plan local de l’habitat</w:t>
+      </w:r>
+      <w:r>
+        <w:t>)</w:t>
+      </w:r>
+      <w:r>
+        <w:t xml:space="preserve"> qui est un document stratégique qui définit la politique du </w:t>
+      </w:r>
+      <w:r>
+        <w:t>logement</w:t>
+      </w:r>
+    </w:p>
+    <w:p>
+      <w:pPr>
+        <w:pStyle w:val="Paragraphedeliste"/>
+        <w:spacing w:after="200"/>
+        <w:ind w:left="720"/>
+      </w:pPr>
+      <w:r>
+        <w:t xml:space="preserve">C'est dans ce cadre que s'inscrit le stage, dont l'enjeu est de doter </w:t>
+      </w:r>
+      <w:r>
+        <w:t>au service Urbanisme</w:t>
+      </w:r>
+      <w:r>
+        <w:t xml:space="preserve"> d'outils </w:t>
+      </w:r>
+      <w:r>
+        <w:t xml:space="preserve">permettant le suivi de l’évolution foncière et </w:t>
+      </w:r>
+      <w:r>
+        <w:t>de la planification de l</w:t>
+      </w:r>
+      <w:r>
+        <w:t>’urbanisme.</w:t>
       </w:r>
     </w:p>
     <w:p>
@@ -784,6 +854,15 @@
         </w:rPr>
         <w:t xml:space="preserve"> suggérée : carte de localisation du territoire du Sicoval (communes membres, situation dans l'aire toulousaine).</w:t>
       </w:r>
+      <w:r>
+        <w:rPr>
+          <w:i/>
+          <w:iCs/>
+          <w:sz w:val="20"/>
+          <w:szCs w:val="20"/>
+        </w:rPr>
+        <w:tab/>
+      </w:r>
     </w:p>
     <w:p>
       <w:pPr>
@@ -854,31 +933,41 @@
         <w:spacing w:after="200"/>
       </w:pPr>
       <w:r>
-        <w:t>Ces exigences soulèvent, pour le service, de nombreuses questions opérationnelles : où construire pour respecter la trajectoire ZAN ? Quelle part de la production doit être réalisée en densification plutôt qu'en extension ? Quels besoins en logements, activités ou équipements, et où les localiser ? [</w:t>
-      </w:r>
-      <w:proofErr w:type="gramStart"/>
-      <w:r>
-        <w:t>compléter</w:t>
-      </w:r>
-      <w:proofErr w:type="gramEnd"/>
-      <w:r>
-        <w:t xml:space="preserve"> avec d'autres questions issues du diaporama de cadrage / de la lettre de mission].</w:t>
-      </w:r>
-    </w:p>
-    <w:p>
-      <w:pPr>
-        <w:spacing w:after="200"/>
-      </w:pPr>
-      <w:r>
-        <w:t>C'est pour répondre à ces enjeux que le stage a été proposé, avec pour objectif de contribuer à la construction d'une Solution d'Analyse Spatiale (S.A.S.), outil destiné à croiser les données foncières et statistiques du territoire (occupation du sol, planification, habitat, développement économique, biodiversité, agriculture, mobilités) au service de l'aménagement.</w:t>
-      </w:r>
-    </w:p>
-    <w:p>
-      <w:pPr>
-        <w:spacing w:after="200"/>
-      </w:pPr>
-      <w:r>
-        <w:t>Les systèmes d'information géographique (SIG) jouent ici un rôle central : ils permettent de spatialiser, croiser et actualiser ces données pour objectiver les choix d'aménagement et fonder une stratégie territoriale [à développer : quelques lignes sur le rôle des SIG comme outil d'aide à la décision dans les politiques publiques d'urbanisme et d'habitat].</w:t>
+        <w:t>Ces exigences soulèvent, pour le service, de nombreuses questions opérationnelles : où construire pour respecter la trajectoire ZAN ? Quelle part de la production doit être réalisée en densification plutôt qu'en extension ? Quels besoins en logements, activités ou équipements, et où les localiser</w:t>
+      </w:r>
+      <w:r>
+        <w:t xml:space="preserve"> ? </w:t>
+      </w:r>
+      <w:r>
+        <w:t>Quelle forme l’observatoire doit-t-il prendre ?</w:t>
+      </w:r>
+    </w:p>
+    <w:p>
+      <w:pPr>
+        <w:spacing w:after="200"/>
+      </w:pPr>
+      <w:r>
+        <w:t>C'est pour répondre à ces enjeux que le stage a été proposé, avec pour objectif de contribuer à la construction d'une Solution d'Analyse Spatiale (S.A.S.), outil destiné à croiser les données foncières du territoire (occupation du sol, planification, habitat, développement économique, biodiversité, agriculture, mobilités) au service de l'aménagement.</w:t>
+      </w:r>
+    </w:p>
+    <w:p>
+      <w:pPr>
+        <w:spacing w:after="200"/>
+      </w:pPr>
+      <w:r>
+        <w:t>Les systèmes d'information géographique (SIG) jouent ici un rôle central</w:t>
+      </w:r>
+      <w:r>
+        <w:t xml:space="preserve"> </w:t>
+      </w:r>
+      <w:r>
+        <w:t>:</w:t>
+      </w:r>
+      <w:r>
+        <w:t xml:space="preserve"> </w:t>
+      </w:r>
+      <w:r>
+        <w:t xml:space="preserve"> ils permettent de spatialiser, croiser et actualiser ces données pour objectiver les choix d'aménagement et fonder une stratégie territoriale [à développer : quelques lignes sur le rôle des SIG comme outil d'aide à la décision dans les politiques publiques d'urbanisme et d'habitat].</w:t>
       </w:r>
     </w:p>
     <w:p>
@@ -891,7 +980,70 @@
         </w:pBdr>
         <w:shd w:val="clear" w:color="auto" w:fill="FFF2CC"/>
         <w:spacing w:before="120" w:after="240"/>
-      </w:pPr>
+        <w:rPr>
+          <w:i/>
+          <w:iCs/>
+          <w:sz w:val="20"/>
+          <w:szCs w:val="20"/>
+        </w:rPr>
+      </w:pPr>
+      <w:r>
+        <w:drawing>
+          <wp:anchor distT="0" distB="0" distL="114300" distR="114300" simplePos="0" relativeHeight="251659264" behindDoc="0" locked="0" layoutInCell="1" allowOverlap="1" wp14:anchorId="46E4BF43">
+            <wp:simplePos x="0" y="0"/>
+            <wp:positionH relativeFrom="page">
+              <wp:posOffset>914400</wp:posOffset>
+            </wp:positionH>
+            <wp:positionV relativeFrom="paragraph">
+              <wp:posOffset>598170</wp:posOffset>
+            </wp:positionV>
+            <wp:extent cx="6423660" cy="3999865"/>
+            <wp:effectExtent l="0" t="0" r="0" b="635"/>
+            <wp:wrapTopAndBottom/>
+            <wp:docPr id="2" name="Image 2"/>
+            <wp:cNvGraphicFramePr>
+              <a:graphicFrameLocks xmlns:a="http://schemas.openxmlformats.org/drawingml/2006/main" noChangeAspect="1"/>
+            </wp:cNvGraphicFramePr>
+            <a:graphic xmlns:a="http://schemas.openxmlformats.org/drawingml/2006/main">
+              <a:graphicData uri="http://schemas.openxmlformats.org/drawingml/2006/picture">
+                <pic:pic xmlns:pic="http://schemas.openxmlformats.org/drawingml/2006/picture">
+                  <pic:nvPicPr>
+                    <pic:cNvPr id="1" name=""/>
+                    <pic:cNvPicPr/>
+                  </pic:nvPicPr>
+                  <pic:blipFill>
+                    <a:blip r:embed="rId13">
+                      <a:extLst>
+                        <a:ext uri="{28A0092B-C50C-407E-A947-70E740481C1C}">
+                          <a14:useLocalDpi xmlns:a14="http://schemas.microsoft.com/office/drawing/2010/main" val="0"/>
+                        </a:ext>
+                      </a:extLst>
+                    </a:blip>
+                    <a:stretch>
+                      <a:fillRect/>
+                    </a:stretch>
+                  </pic:blipFill>
+                  <pic:spPr>
+                    <a:xfrm>
+                      <a:off x="0" y="0"/>
+                      <a:ext cx="6423660" cy="3999865"/>
+                    </a:xfrm>
+                    <a:prstGeom prst="rect">
+                      <a:avLst/>
+                    </a:prstGeom>
+                  </pic:spPr>
+                </pic:pic>
+              </a:graphicData>
+            </a:graphic>
+            <wp14:sizeRelH relativeFrom="margin">
+              <wp14:pctWidth>0</wp14:pctWidth>
+            </wp14:sizeRelH>
+            <wp14:sizeRelV relativeFrom="margin">
+              <wp14:pctHeight>0</wp14:pctHeight>
+            </wp14:sizeRelV>
+          </wp:anchor>
+        </w:drawing>
+      </w:r>
       <w:proofErr w:type="gramStart"/>
       <w:r>
         <w:rPr>
@@ -915,25 +1067,28 @@
     </w:p>
     <w:p>
       <w:pPr>
+        <w:pBdr>
+          <w:top w:val="single" w:sz="4" w:space="0" w:color="D6B656"/>
+          <w:left w:val="single" w:sz="4" w:space="0" w:color="D6B656"/>
+          <w:bottom w:val="single" w:sz="4" w:space="0" w:color="D6B656"/>
+          <w:right w:val="single" w:sz="4" w:space="0" w:color="D6B656"/>
+        </w:pBdr>
+        <w:shd w:val="clear" w:color="auto" w:fill="FFF2CC"/>
+        <w:spacing w:before="120" w:after="240"/>
+      </w:pPr>
+    </w:p>
+    <w:p>
+      <w:pPr>
         <w:pStyle w:val="Titre2"/>
+        <w:jc w:val="center"/>
+      </w:pPr>
+    </w:p>
+    <w:p>
+      <w:pPr>
+        <w:pStyle w:val="Titre2"/>
       </w:pPr>
       <w:r>
         <w:t>Problématique</w:t>
-      </w:r>
-    </w:p>
-    <w:p>
-      <w:pPr>
-        <w:spacing w:after="100"/>
-      </w:pPr>
-      <w:r>
-        <w:rPr>
-          <w:i/>
-          <w:iCs/>
-          <w:color w:val="595959"/>
-          <w:sz w:val="20"/>
-          <w:szCs w:val="20"/>
-        </w:rPr>
-        <w:t>▸ Formuler la problématique du stage de façon claire et unique — c'est la question à laquelle tout le rapport doit répondre.</w:t>
       </w:r>
     </w:p>
     <w:p>
@@ -1004,19 +1159,33 @@
         <w:spacing w:after="200"/>
       </w:pPr>
       <w:r>
-        <w:t>La mission confiée s'articule autour de deux commandes principales : d'une part, la conception d'un observatoire territorial permettant de suivre la consommation foncière et l'évolution du parc de logements ; d'autre part, la structuration d'une méthodologie reproductible permettant de mettre à jour régulièrement les données alimentant cet observatoire.</w:t>
-      </w:r>
-    </w:p>
-    <w:p>
-      <w:pPr>
-        <w:spacing w:after="200"/>
-      </w:pPr>
-      <w:r>
-        <w:t xml:space="preserve">Pour répondre à cette commande, ce rapport s'organise en trois parties. La première présente le diagnostic et le cadrage de la Solution d'Analyse Spatiale, à partir de l'analyse des besoins et de l'état de l'art. La deuxième détaille la modélisation, la conception et l'automatisation de </w:t>
-      </w:r>
-      <w:r>
-        <w:lastRenderedPageBreak/>
-        <w:t>l'observatoire. La troisième présente le développement de l'interface d'exploitation et le transfert de compétences vers les agents du service. Une discussion critique des résultats précède la conclusion, qui dresse le bilan du travail réalisé et ouvre sur des perspectives d'amélioration.</w:t>
+        <w:t xml:space="preserve">La mission confiée s'articule autour de deux commandes principales : d'une part, la conception d'un observatoire territorial permettant de suivre la consommation foncière et </w:t>
+      </w:r>
+      <w:r>
+        <w:t xml:space="preserve">la quantité de </w:t>
+      </w:r>
+      <w:r>
+        <w:t>logements</w:t>
+      </w:r>
+      <w:r>
+        <w:t xml:space="preserve"> crées</w:t>
+      </w:r>
+      <w:r>
+        <w:t xml:space="preserve"> ; d'autre part, la structuration d'une méthodologie reproductible permettant de mettre à jour régulièrement les données alimentant cet observatoire.</w:t>
+      </w:r>
+    </w:p>
+    <w:p>
+      <w:pPr>
+        <w:spacing w:after="200"/>
+      </w:pPr>
+      <w:r>
+        <w:t>Pour répondre à cette commande, ce rapport s'organise en trois parties. La première présente le diagnostic et le cadrage de la Solution d'Analyse Spatiale, à partir de l'analyse des besoins et de l'état de l'art. La deuxième détaille la modélisation, la conception et l'automatisation de l'observatoire. La troisième présente le développement de l'interface d</w:t>
+      </w:r>
+      <w:r>
+        <w:t>e l’observatoire</w:t>
+      </w:r>
+      <w:r>
+        <w:t xml:space="preserve"> et le transfert de compétences vers les agents du service. Une discussion critique des résultats précède la conclusion, qui dresse le bilan du travail réalisé et ouvre sur des perspectives d'amélioration.</w:t>
       </w:r>
     </w:p>
     <w:p>
@@ -1043,41 +1212,267 @@
     </w:p>
     <w:p>
       <w:pPr>
-        <w:pStyle w:val="Titre3"/>
-      </w:pPr>
-      <w:r>
-        <w:t>Analyse des besoins du service</w:t>
-      </w:r>
-    </w:p>
-    <w:p>
-      <w:pPr>
         <w:spacing w:after="100"/>
-      </w:pPr>
-      <w:r>
-        <w:rPr>
-          <w:i/>
-          <w:iCs/>
-          <w:color w:val="595959"/>
-          <w:sz w:val="20"/>
-          <w:szCs w:val="20"/>
-        </w:rPr>
-        <w:t>▸ Définir le rôle attendu de l'observatoire (suivi de données, calcul d'indicateurs) et lister les indicateurs nécessaires à l'élaboration du PLU.</w:t>
-      </w:r>
-    </w:p>
-    <w:p>
-      <w:pPr>
-        <w:spacing w:after="200"/>
-      </w:pPr>
-      <w:r>
-        <w:t>La première étape du stage a consisté à recueillir et analyser les besoins exprimés par le Service Urbanisme &amp; Habitat. Il s'agissait notamment de définir le rôle attendu de l'observatoire : [suivi continu des données foncières et d'habitat / production automatisée d'indicateurs / aide à la décision pour l'élaboration ou la révision des documents d'urbanisme].</w:t>
-      </w:r>
-    </w:p>
-    <w:p>
-      <w:pPr>
-        <w:spacing w:after="200"/>
-      </w:pPr>
-      <w:r>
-        <w:t>Plusieurs indicateurs ont été identifiés comme nécessaires à l'élaboration ou à la justification du PLU, parmi lesquels : le nombre de logements produits à l'hectare, le potentiel d'intensification (ou de densification) du tissu urbain existant, et le potentiel en opération (foncier mobilisable identifié dans le cadre de projets ou d'OAP). [Développer et illustrer chaque indicateur, sa définition, son mode de calcul envisagé].</w:t>
+        <w:rPr>
+          <w:b/>
+          <w:bCs/>
+        </w:rPr>
+      </w:pPr>
+      <w:r>
+        <w:rPr>
+          <w:b/>
+          <w:bCs/>
+        </w:rPr>
+        <w:t>Acculturation métier et compréhension du cycle de planification</w:t>
+      </w:r>
+    </w:p>
+    <w:p>
+      <w:pPr>
+        <w:spacing w:after="100"/>
+        <w:ind w:firstLine="708"/>
+      </w:pPr>
+      <w:r>
+        <w:t>La conduit d’un projet géomatique appliqué à l’urbanisme nécessite une compréhension fine des mécanismes d’aménagement opérationnel et réglementaire. Issus d’un cursus initial en Mathématiques et informatiques, une première phase d’acculturation au sein du Service Urbanisme, Habitat et Planification a été indispensable</w:t>
+      </w:r>
+      <w:r>
+        <w:t xml:space="preserve">. </w:t>
+      </w:r>
+      <w:r>
+        <w:t xml:space="preserve">Cette étape m’a permis de maitriser le vocabulaire technique, les nombreux sigles réglementaires (PADD, OAP, ENAF…) ainsi que </w:t>
+      </w:r>
+      <w:r>
+        <w:t xml:space="preserve">les grandes étapes de l’élaboration d’un </w:t>
+      </w:r>
+      <w:r>
+        <w:t xml:space="preserve">PLU : </w:t>
+      </w:r>
+      <w:r>
+        <w:t>du diagnostic territorial</w:t>
+      </w:r>
+      <w:r>
+        <w:t xml:space="preserve"> initial à la</w:t>
+      </w:r>
+      <w:r>
+        <w:t xml:space="preserve"> concertation avec les élus et jusqu’au contrôle de légalité par l’</w:t>
+      </w:r>
+      <w:r>
+        <w:t>É</w:t>
+      </w:r>
+      <w:r>
+        <w:t>tat</w:t>
+      </w:r>
+      <w:r>
+        <w:t xml:space="preserve"> (DDT)</w:t>
+      </w:r>
+      <w:r>
+        <w:t>. Comprendre l’activité du service a été une étape importante pour être à l’aise avec les concepts et les nombreux acronymes utilisés.</w:t>
+      </w:r>
+      <w:r>
+        <w:t xml:space="preserve"> La maitrise de ces termes techniques m’a permis une bonne intégration dans le service en tant que stagiaire SIG et être prêt à concevoir l’outil qui répondra le mieux aux besoins métiers.</w:t>
+      </w:r>
+    </w:p>
+    <w:p>
+      <w:pPr>
+        <w:spacing w:after="100"/>
+      </w:pPr>
+      <w:r>
+        <w:rPr>
+          <w:b/>
+          <w:bCs/>
+        </w:rPr>
+        <w:t>Contexte d'usage des SIG au sein de la collectivité et diagnostic des pratiques</w:t>
+      </w:r>
+    </w:p>
+    <w:p>
+      <w:pPr>
+        <w:spacing w:after="200"/>
+        <w:ind w:firstLine="708"/>
+      </w:pPr>
+      <w:r>
+        <w:t xml:space="preserve">La première étape du stage a consisté à recueillir et analyser les besoins exprimés par le Service Urbanisme &amp; Habitat. Il s'agissait notamment de définir le rôle attendu de l'observatoire </w:t>
+      </w:r>
+      <w:r>
+        <w:t xml:space="preserve">mais également de </w:t>
+      </w:r>
+      <w:r>
+        <w:t>faire l’inventaire des outils et de données disponibles Le Sicoval est équipé d’un service SIG avec 3 agents chargés d’animer et de mettre à jour les référentiels</w:t>
+      </w:r>
+      <w:r>
+        <w:t xml:space="preserve"> géographiques</w:t>
+      </w:r>
+      <w:r>
+        <w:t xml:space="preserve"> mais ils ne sont pas dédiés</w:t>
+      </w:r>
+      <w:r>
+        <w:t xml:space="preserve"> exclusivement aux besoins métiers spécifiques du service</w:t>
+      </w:r>
+      <w:r>
+        <w:t xml:space="preserve"> Urbanisme. </w:t>
+      </w:r>
+    </w:p>
+    <w:p>
+      <w:pPr>
+        <w:spacing w:after="200"/>
+        <w:ind w:firstLine="708"/>
+      </w:pPr>
+      <w:r>
+        <w:t xml:space="preserve">Au sein du service d’accueil, </w:t>
+      </w:r>
+      <w:r>
+        <w:t>l</w:t>
+      </w:r>
+      <w:r>
+        <w:t xml:space="preserve">’utilisation du SIG n’est pas systématique, les chargés de mission </w:t>
+      </w:r>
+      <w:r>
+        <w:t>en urbanisme ne maîtrisent pas les logiciels spécialisés (QGIS, ArcGIS Pro)</w:t>
+      </w:r>
+      <w:r>
+        <w:t>.</w:t>
+      </w:r>
+      <w:r>
+        <w:t xml:space="preserve"> L</w:t>
+      </w:r>
+      <w:r>
+        <w:t xml:space="preserve">’utilisation des outils SIG pour le service sont essentiellement </w:t>
+      </w:r>
+      <w:r>
+        <w:t>assuraient</w:t>
+      </w:r>
+      <w:r>
+        <w:t xml:space="preserve"> par mon maitre de stage Maxime Calais</w:t>
+      </w:r>
+      <w:r>
+        <w:t xml:space="preserve">. Un des enjeux majeurs </w:t>
+      </w:r>
+      <w:r>
+        <w:t>du stage est de</w:t>
+      </w:r>
+      <w:r>
+        <w:t xml:space="preserve"> démocratiser l’accès à l’information géographique. L’observatoire territorial doit offrir une interface permettant à l’ensemble des agents du service (géomaticien ou non) d’accéder efficacement à la donnée foncière, de consulter les indicateurs et d’extraire des synthèses statistiques et cartographiques afin de remplir </w:t>
+      </w:r>
+      <w:r>
+        <w:t>leurs missions</w:t>
+      </w:r>
+      <w:r>
+        <w:t xml:space="preserve"> de planification.</w:t>
+      </w:r>
+    </w:p>
+    <w:p>
+      <w:pPr>
+        <w:spacing w:after="200"/>
+        <w:rPr>
+          <w:b/>
+          <w:bCs/>
+        </w:rPr>
+      </w:pPr>
+      <w:r>
+        <w:rPr>
+          <w:b/>
+          <w:bCs/>
+        </w:rPr>
+        <w:t>Définition du rôle de l'observatoire et spécification des indicateurs clés du PLU</w:t>
+      </w:r>
+    </w:p>
+    <w:p>
+      <w:pPr>
+        <w:spacing w:after="200"/>
+      </w:pPr>
+      <w:r>
+        <w:t>Le recueil des besoins mené auprès des agents a permis de formaliser les attentes fonctionnelles vis-à-vis du futur observatoire</w:t>
+      </w:r>
+      <w:r>
+        <w:t xml:space="preserve"> en trois missions :</w:t>
+      </w:r>
+    </w:p>
+    <w:p>
+      <w:pPr>
+        <w:pStyle w:val="Paragraphedeliste"/>
+        <w:numPr>
+          <w:ilvl w:val="0"/>
+          <w:numId w:val="4"/>
+        </w:numPr>
+        <w:spacing w:after="200"/>
+      </w:pPr>
+      <w:r>
+        <w:rPr>
+          <w:b/>
+        </w:rPr>
+        <w:t>Un suivi continu et centralisé</w:t>
+      </w:r>
+      <w:r>
+        <w:t> : Homogénéiser des données issues de sources hétérogènes (Permis de construire, Occupation du sol…)</w:t>
+      </w:r>
+      <w:r>
+        <w:t xml:space="preserve"> pour permettre aux agents une connaissance fine de l’évolution de la consommation d’espace et de la production de logements dans les communes. Ces données doivent être centraliser et accessibles dans l’observatoire.  </w:t>
+      </w:r>
+    </w:p>
+    <w:p>
+      <w:pPr>
+        <w:pStyle w:val="Paragraphedeliste"/>
+        <w:numPr>
+          <w:ilvl w:val="0"/>
+          <w:numId w:val="4"/>
+        </w:numPr>
+        <w:spacing w:after="200"/>
+      </w:pPr>
+      <w:r>
+        <w:rPr>
+          <w:b/>
+        </w:rPr>
+        <w:t>Produire des indicateurs </w:t>
+      </w:r>
+      <w:r>
+        <w:t>:</w:t>
+      </w:r>
+      <w:r>
+        <w:t xml:space="preserve"> Calculer automatiquement les indicateurs lors de la mise à jour des données de l’observatoire.</w:t>
+      </w:r>
+      <w:r>
+        <w:t xml:space="preserve"> Ces indicateurs </w:t>
+      </w:r>
+      <w:bookmarkStart w:id="0" w:name="_GoBack"/>
+      <w:bookmarkEnd w:id="0"/>
+    </w:p>
+    <w:p>
+      <w:pPr>
+        <w:pStyle w:val="Paragraphedeliste"/>
+        <w:numPr>
+          <w:ilvl w:val="0"/>
+          <w:numId w:val="4"/>
+        </w:numPr>
+        <w:spacing w:after="200"/>
+        <w:rPr>
+          <w:b/>
+        </w:rPr>
+      </w:pPr>
+      <w:r>
+        <w:rPr>
+          <w:b/>
+        </w:rPr>
+        <w:t>Un outil d’aide à la décision stratégique</w:t>
+      </w:r>
+      <w:r>
+        <w:rPr>
+          <w:b/>
+        </w:rPr>
+        <w:t xml:space="preserve"> : </w:t>
+      </w:r>
+      <w:r>
+        <w:t>Donner aux agents les éléments factuels et territorialisés pour justifier les arbitrages politiques auprès des élus et au regard des exigences du Scot de la Grande Agglomération Toulousaine.</w:t>
+      </w:r>
+    </w:p>
+    <w:p>
+      <w:pPr>
+        <w:spacing w:after="200"/>
+        <w:ind w:firstLine="708"/>
+      </w:pPr>
+      <w:r>
+        <w:t xml:space="preserve">Plusieurs indicateurs ont été identifiés comme nécessaires à l'élaboration ou à la justification du PLU, parmi lesquels : le nombre de logements produits à l'hectare, le potentiel d'intensification (ou de densification) du tissu urbain existant, et le potentiel en opération (foncier </w:t>
+      </w:r>
+      <w:r>
+        <w:lastRenderedPageBreak/>
+        <w:t>mobilisable identifié dans le cadre de projets ou d'OAP). [Développer et illustrer chaque indicateur, sa définition, son mode de calcul envisagé].</w:t>
       </w:r>
     </w:p>
     <w:p>
@@ -1249,7 +1644,6 @@
           <w:sz w:val="20"/>
           <w:szCs w:val="20"/>
         </w:rPr>
-        <w:lastRenderedPageBreak/>
         <w:t>📝</w:t>
       </w:r>
       <w:proofErr w:type="gramEnd"/>
@@ -1331,6 +1725,7 @@
         <w:spacing w:after="200"/>
       </w:pPr>
       <w:r>
+        <w:lastRenderedPageBreak/>
         <w:t>Pour chacune de ces sources, [préciser : la structure de la donnée, sa fréquence de mise à jour, son échelle (parcelle, commune...), ses limites de fiabilité ou de fraîcheur constatées lors de l'analyse].</w:t>
       </w:r>
     </w:p>
@@ -1493,7 +1888,6 @@
         <w:spacing w:after="200"/>
       </w:pPr>
       <w:r>
-        <w:lastRenderedPageBreak/>
         <w:t>La temporalité retenue pour les analyses est [préciser : millésime annuel, période glissante sur X années, référence au bilan PLU à 6 ans...], en cohérence avec les obligations réglementaires de suivi (bilan des PLU à 6 ans, rapport de suivi de l'artificialisation tous les 3 ans).</w:t>
       </w:r>
     </w:p>
@@ -3056,8 +3450,8 @@
       </w:r>
     </w:p>
     <w:sectPr>
-      <w:headerReference w:type="default" r:id="rId13"/>
-      <w:footerReference w:type="default" r:id="rId14"/>
+      <w:headerReference w:type="default" r:id="rId14"/>
+      <w:footerReference w:type="default" r:id="rId15"/>
       <w:pgSz w:w="11907" w:h="16840"/>
       <w:pgMar w:top="1417" w:right="1417" w:bottom="1417" w:left="1701" w:header="708" w:footer="708" w:gutter="0"/>
       <w:cols w:space="720"/>
@@ -3204,6 +3598,119 @@
 <file path=word/numbering.xml><?xml version="1.0" encoding="utf-8"?>
 <w:numbering xmlns:wpc="http://schemas.microsoft.com/office/word/2010/wordprocessingCanvas" xmlns:cx="http://schemas.microsoft.com/office/drawing/2014/chartex" xmlns:cx1="http://schemas.microsoft.com/office/drawing/2015/9/8/chartex" xmlns:cx2="http://schemas.microsoft.com/office/drawing/2015/10/21/chartex" xmlns:cx3="http://schemas.microsoft.com/office/drawing/2016/5/9/chartex" xmlns:cx4="http://schemas.microsoft.com/office/drawing/2016/5/10/chartex" xmlns:cx5="http://schemas.microsoft.com/office/drawing/2016/5/11/chartex" xmlns:cx6="http://schemas.microsoft.com/office/drawing/2016/5/12/chartex" xmlns:cx7="http://schemas.microsoft.com/office/drawing/2016/5/13/chartex" xmlns:cx8="http://schemas.microsoft.com/office/drawing/2016/5/14/chartex" xmlns:mc="http://schemas.openxmlformats.org/markup-compatibility/2006" xmlns:aink="http://schemas.microsoft.com/office/drawing/2016/ink" xmlns:am3d="http://schemas.microsoft.com/office/drawing/2017/model3d" xmlns:o="urn:schemas-microsoft-com:office:office" xmlns:r="http://schemas.openxmlformats.org/officeDocument/2006/relationships" xmlns:m="http://schemas.openxmlformats.org/officeDocument/2006/math" xmlns:v="urn:schemas-microsoft-com:vml" xmlns:wp14="http://schemas.microsoft.com/office/word/2010/wordprocessingDrawing" xmlns:wp="http://schemas.openxmlformats.org/drawingml/2006/wordprocessingDrawing" xmlns:w10="urn:schemas-microsoft-com:office:word" xmlns:w="http://schemas.openxmlformats.org/wordprocessingml/2006/main" xmlns:w14="http://schemas.microsoft.com/office/word/2010/wordml" xmlns:w15="http://schemas.microsoft.com/office/word/2012/wordml" xmlns:w16cid="http://schemas.microsoft.com/office/word/2016/wordml/cid" xmlns:w16se="http://schemas.microsoft.com/office/word/2015/wordml/symex" xmlns:wpg="http://schemas.microsoft.com/office/word/2010/wordprocessingGroup" xmlns:wpi="http://schemas.microsoft.com/office/word/2010/wordprocessingInk" xmlns:wne="http://schemas.microsoft.com/office/word/2006/wordml" xmlns:wps="http://schemas.microsoft.com/office/word/2010/wordprocessingShape" mc:Ignorable="w14 w15 w16se w16cid wp14">
   <w:abstractNum w:abstractNumId="0" w15:restartNumberingAfterBreak="0">
+    <w:nsid w:val="35FA72E2"/>
+    <w:multiLevelType w:val="hybridMultilevel"/>
+    <w:tmpl w:val="5358E5F0"/>
+    <w:lvl w:ilvl="0" w:tplc="040C0001">
+      <w:start w:val="1"/>
+      <w:numFmt w:val="bullet"/>
+      <w:lvlText w:val=""/>
+      <w:lvlJc w:val="left"/>
+      <w:pPr>
+        <w:ind w:left="1472" w:hanging="360"/>
+      </w:pPr>
+      <w:rPr>
+        <w:rFonts w:ascii="Symbol" w:hAnsi="Symbol" w:hint="default"/>
+      </w:rPr>
+    </w:lvl>
+    <w:lvl w:ilvl="1" w:tplc="040C0003" w:tentative="1">
+      <w:start w:val="1"/>
+      <w:numFmt w:val="bullet"/>
+      <w:lvlText w:val="o"/>
+      <w:lvlJc w:val="left"/>
+      <w:pPr>
+        <w:ind w:left="2192" w:hanging="360"/>
+      </w:pPr>
+      <w:rPr>
+        <w:rFonts w:ascii="Courier New" w:hAnsi="Courier New" w:cs="Courier New" w:hint="default"/>
+      </w:rPr>
+    </w:lvl>
+    <w:lvl w:ilvl="2" w:tplc="040C0005" w:tentative="1">
+      <w:start w:val="1"/>
+      <w:numFmt w:val="bullet"/>
+      <w:lvlText w:val=""/>
+      <w:lvlJc w:val="left"/>
+      <w:pPr>
+        <w:ind w:left="2912" w:hanging="360"/>
+      </w:pPr>
+      <w:rPr>
+        <w:rFonts w:ascii="Wingdings" w:hAnsi="Wingdings" w:hint="default"/>
+      </w:rPr>
+    </w:lvl>
+    <w:lvl w:ilvl="3" w:tplc="040C0001" w:tentative="1">
+      <w:start w:val="1"/>
+      <w:numFmt w:val="bullet"/>
+      <w:lvlText w:val=""/>
+      <w:lvlJc w:val="left"/>
+      <w:pPr>
+        <w:ind w:left="3632" w:hanging="360"/>
+      </w:pPr>
+      <w:rPr>
+        <w:rFonts w:ascii="Symbol" w:hAnsi="Symbol" w:hint="default"/>
+      </w:rPr>
+    </w:lvl>
+    <w:lvl w:ilvl="4" w:tplc="040C0003" w:tentative="1">
+      <w:start w:val="1"/>
+      <w:numFmt w:val="bullet"/>
+      <w:lvlText w:val="o"/>
+      <w:lvlJc w:val="left"/>
+      <w:pPr>
+        <w:ind w:left="4352" w:hanging="360"/>
+      </w:pPr>
+      <w:rPr>
+        <w:rFonts w:ascii="Courier New" w:hAnsi="Courier New" w:cs="Courier New" w:hint="default"/>
+      </w:rPr>
+    </w:lvl>
+    <w:lvl w:ilvl="5" w:tplc="040C0005" w:tentative="1">
+      <w:start w:val="1"/>
+      <w:numFmt w:val="bullet"/>
+      <w:lvlText w:val=""/>
+      <w:lvlJc w:val="left"/>
+      <w:pPr>
+        <w:ind w:left="5072" w:hanging="360"/>
+      </w:pPr>
+      <w:rPr>
+        <w:rFonts w:ascii="Wingdings" w:hAnsi="Wingdings" w:hint="default"/>
+      </w:rPr>
+    </w:lvl>
+    <w:lvl w:ilvl="6" w:tplc="040C0001" w:tentative="1">
+      <w:start w:val="1"/>
+      <w:numFmt w:val="bullet"/>
+      <w:lvlText w:val=""/>
+      <w:lvlJc w:val="left"/>
+      <w:pPr>
+        <w:ind w:left="5792" w:hanging="360"/>
+      </w:pPr>
+      <w:rPr>
+        <w:rFonts w:ascii="Symbol" w:hAnsi="Symbol" w:hint="default"/>
+      </w:rPr>
+    </w:lvl>
+    <w:lvl w:ilvl="7" w:tplc="040C0003" w:tentative="1">
+      <w:start w:val="1"/>
+      <w:numFmt w:val="bullet"/>
+      <w:lvlText w:val="o"/>
+      <w:lvlJc w:val="left"/>
+      <w:pPr>
+        <w:ind w:left="6512" w:hanging="360"/>
+      </w:pPr>
+      <w:rPr>
+        <w:rFonts w:ascii="Courier New" w:hAnsi="Courier New" w:cs="Courier New" w:hint="default"/>
+      </w:rPr>
+    </w:lvl>
+    <w:lvl w:ilvl="8" w:tplc="040C0005" w:tentative="1">
+      <w:start w:val="1"/>
+      <w:numFmt w:val="bullet"/>
+      <w:lvlText w:val=""/>
+      <w:lvlJc w:val="left"/>
+      <w:pPr>
+        <w:ind w:left="7232" w:hanging="360"/>
+      </w:pPr>
+      <w:rPr>
+        <w:rFonts w:ascii="Wingdings" w:hAnsi="Wingdings" w:hint="default"/>
+      </w:rPr>
+    </w:lvl>
+  </w:abstractNum>
+  <w:abstractNum w:abstractNumId="1" w15:restartNumberingAfterBreak="0">
     <w:nsid w:val="4BA3652B"/>
     <w:multiLevelType w:val="hybridMultilevel"/>
     <w:tmpl w:val="FF1C809C"/>
@@ -3257,7 +3764,7 @@
       <w:lvlJc w:val="left"/>
     </w:lvl>
   </w:abstractNum>
-  <w:abstractNum w:abstractNumId="1" w15:restartNumberingAfterBreak="0">
+  <w:abstractNum w:abstractNumId="2" w15:restartNumberingAfterBreak="0">
     <w:nsid w:val="71CA35CB"/>
     <w:multiLevelType w:val="hybridMultilevel"/>
     <w:tmpl w:val="FA7AA674"/>
@@ -3370,7 +3877,7 @@
       </w:rPr>
     </w:lvl>
   </w:abstractNum>
-  <w:abstractNum w:abstractNumId="2" w15:restartNumberingAfterBreak="0">
+  <w:abstractNum w:abstractNumId="3" w15:restartNumberingAfterBreak="0">
     <w:nsid w:val="7B443261"/>
     <w:multiLevelType w:val="hybridMultilevel"/>
     <w:tmpl w:val="E1C02C9E"/>
@@ -3457,19 +3964,22 @@
     </w:lvl>
   </w:abstractNum>
   <w:num w:numId="1">
-    <w:abstractNumId w:val="2"/>
+    <w:abstractNumId w:val="3"/>
     <w:lvlOverride w:ilvl="0">
       <w:startOverride w:val="1"/>
     </w:lvlOverride>
   </w:num>
   <w:num w:numId="2">
-    <w:abstractNumId w:val="0"/>
+    <w:abstractNumId w:val="1"/>
     <w:lvlOverride w:ilvl="0">
       <w:startOverride w:val="1"/>
     </w:lvlOverride>
   </w:num>
   <w:num w:numId="3">
-    <w:abstractNumId w:val="1"/>
+    <w:abstractNumId w:val="2"/>
+  </w:num>
+  <w:num w:numId="4">
+    <w:abstractNumId w:val="0"/>
   </w:num>
 </w:numbering>
 </file>
@@ -4425,7 +4935,7 @@
 </file>
 
 <file path=customXml/itemProps1.xml><?xml version="1.0" encoding="utf-8"?>
-<ds:datastoreItem xmlns:ds="http://schemas.openxmlformats.org/officeDocument/2006/customXml" ds:itemID="{6E6CB848-1D79-4FD7-B8F2-28AE32F9948C}">
+<ds:datastoreItem xmlns:ds="http://schemas.openxmlformats.org/officeDocument/2006/customXml" ds:itemID="{2914F4F9-04B6-4D6E-BE8B-CE8960792576}">
   <ds:schemaRefs>
     <ds:schemaRef ds:uri="http://schemas.openxmlformats.org/officeDocument/2006/bibliography"/>
   </ds:schemaRefs>

--- a/Documentation/Trame_Rapport_Stage_M2_Geomatique.docx
+++ b/Documentation/Trame_Rapport_Stage_M2_Geomatique.docx
@@ -313,10 +313,10 @@
             <v:path o:extrusionok="f" gradientshapeok="t" o:connecttype="rect"/>
             <o:lock v:ext="edit" aspectratio="t"/>
           </v:shapetype>
-          <v:shape id="_x0000_i1025" type="#_x0000_t75" style="width:445.6pt;height:631.8pt" o:ole="">
+          <v:shape id="_x0000_i1025" type="#_x0000_t75" style="width:445.7pt;height:631.45pt" o:ole="">
             <v:imagedata r:id="rId9" o:title=""/>
           </v:shape>
-          <o:OLEObject Type="Embed" ProgID="AcroExch.Document.DC" ShapeID="_x0000_i1025" DrawAspect="Content" ObjectID="_1849876376" r:id="rId10"/>
+          <o:OLEObject Type="Embed" ProgID="AcroExch.Document.DC" ShapeID="_x0000_i1025" DrawAspect="Content" ObjectID="_1849964123" r:id="rId10"/>
         </w:object>
       </w:r>
     </w:p>
@@ -328,10 +328,10 @@
     <w:p>
       <w:r>
         <w:object w:dxaOrig="8925" w:dyaOrig="12630">
-          <v:shape id="_x0000_i1026" type="#_x0000_t75" style="width:445.6pt;height:631.8pt" o:ole="">
+          <v:shape id="_x0000_i1026" type="#_x0000_t75" style="width:445.7pt;height:631.45pt" o:ole="">
             <v:imagedata r:id="rId11" o:title=""/>
           </v:shape>
-          <o:OLEObject Type="Embed" ProgID="AcroExch.Document.DC" ShapeID="_x0000_i1026" DrawAspect="Content" ObjectID="_1849876377" r:id="rId12"/>
+          <o:OLEObject Type="Embed" ProgID="AcroExch.Document.DC" ShapeID="_x0000_i1026" DrawAspect="Content" ObjectID="_1849964124" r:id="rId12"/>
         </w:object>
       </w:r>
       <w:r>
@@ -420,7 +420,6 @@
         <w:alias w:val="Table des matières"/>
         <w:id w:val="381066626"/>
       </w:sdtPr>
-      <w:sdtEndPr/>
       <w:sdtContent>
         <w:p>
           <w:r>
@@ -988,17 +987,20 @@
         </w:rPr>
       </w:pPr>
       <w:r>
+        <w:rPr>
+          <w:noProof/>
+        </w:rPr>
         <w:drawing>
           <wp:anchor distT="0" distB="0" distL="114300" distR="114300" simplePos="0" relativeHeight="251659264" behindDoc="0" locked="0" layoutInCell="1" allowOverlap="1" wp14:anchorId="46E4BF43">
             <wp:simplePos x="0" y="0"/>
-            <wp:positionH relativeFrom="page">
-              <wp:posOffset>914400</wp:posOffset>
+            <wp:positionH relativeFrom="margin">
+              <wp:align>center</wp:align>
             </wp:positionH>
             <wp:positionV relativeFrom="paragraph">
-              <wp:posOffset>598170</wp:posOffset>
+              <wp:posOffset>579365</wp:posOffset>
             </wp:positionV>
             <wp:extent cx="6423660" cy="3999865"/>
-            <wp:effectExtent l="0" t="0" r="0" b="635"/>
+            <wp:effectExtent l="19050" t="19050" r="15240" b="19685"/>
             <wp:wrapTopAndBottom/>
             <wp:docPr id="2" name="Image 2"/>
             <wp:cNvGraphicFramePr>
@@ -1031,6 +1033,11 @@
                     <a:prstGeom prst="rect">
                       <a:avLst/>
                     </a:prstGeom>
+                    <a:ln>
+                      <a:solidFill>
+                        <a:schemeClr val="tx1"/>
+                      </a:solidFill>
+                    </a:ln>
                   </pic:spPr>
                 </pic:pic>
               </a:graphicData>
@@ -1047,12 +1054,22 @@
       <w:proofErr w:type="gramStart"/>
       <w:r>
         <w:rPr>
-          <w:i/>
-          <w:iCs/>
-          <w:sz w:val="20"/>
-          <w:szCs w:val="20"/>
-        </w:rPr>
-        <w:t>🖼  Illustration</w:t>
+          <w:rFonts w:ascii="Segoe UI Emoji" w:hAnsi="Segoe UI Emoji" w:cs="Segoe UI Emoji"/>
+          <w:i/>
+          <w:iCs/>
+          <w:sz w:val="20"/>
+          <w:szCs w:val="20"/>
+        </w:rPr>
+        <w:t>🖼</w:t>
+      </w:r>
+      <w:r>
+        <w:rPr>
+          <w:i/>
+          <w:iCs/>
+          <w:sz w:val="20"/>
+          <w:szCs w:val="20"/>
+        </w:rPr>
+        <w:t xml:space="preserve">  Illustration</w:t>
       </w:r>
       <w:proofErr w:type="gramEnd"/>
       <w:r>
@@ -1063,6 +1080,777 @@
           <w:szCs w:val="20"/>
         </w:rPr>
         <w:t xml:space="preserve"> suggérée : schéma de synthèse « principes des analyses spatiales autour des questions d'aménagement » (données foncières + statistiques → thématiques → analyses/choix/stratégie) — à reprendre/adapter du diaporama de cadrage du stage.</w:t>
+      </w:r>
+    </w:p>
+    <w:p>
+      <w:pPr>
+        <w:pStyle w:val="Titre2"/>
+      </w:pPr>
+      <w:r>
+        <w:lastRenderedPageBreak/>
+        <w:t>Problématique</w:t>
+      </w:r>
+    </w:p>
+    <w:p>
+      <w:pPr>
+        <w:spacing w:after="200"/>
+      </w:pPr>
+      <w:r>
+        <w:t>Comment mettre en place un système d'analyse spatiale permettant d'automatiser la production d'indicateurs fonciers et d'améliorer le suivi de l'urbanisation, au service des besoins du Service Urbanisme &amp; Habitat du Sicoval ?</w:t>
+      </w:r>
+    </w:p>
+    <w:p>
+      <w:pPr>
+        <w:pBdr>
+          <w:top w:val="single" w:sz="4" w:space="0" w:color="70AD47"/>
+          <w:left w:val="single" w:sz="4" w:space="0" w:color="70AD47"/>
+          <w:bottom w:val="single" w:sz="4" w:space="0" w:color="70AD47"/>
+          <w:right w:val="single" w:sz="4" w:space="0" w:color="70AD47"/>
+        </w:pBdr>
+        <w:shd w:val="clear" w:color="auto" w:fill="E2EFDA"/>
+        <w:spacing w:before="120" w:after="240"/>
+      </w:pPr>
+      <w:proofErr w:type="gramStart"/>
+      <w:r>
+        <w:rPr>
+          <w:i/>
+          <w:iCs/>
+          <w:sz w:val="20"/>
+          <w:szCs w:val="20"/>
+        </w:rPr>
+        <w:t>📝</w:t>
+      </w:r>
+      <w:proofErr w:type="gramEnd"/>
+      <w:r>
+        <w:rPr>
+          <w:i/>
+          <w:iCs/>
+          <w:sz w:val="20"/>
+          <w:szCs w:val="20"/>
+        </w:rPr>
+        <w:t xml:space="preserve"> Conseil rédaction : Cette problématique doit être rappelée en filigrane dans chaque partie et reprise explicitement dans la conclusion pour montrer qu'elle a été traitée.</w:t>
+      </w:r>
+    </w:p>
+    <w:p>
+      <w:pPr>
+        <w:pStyle w:val="Titre2"/>
+      </w:pPr>
+      <w:r>
+        <w:t>Commandes du stage et annonce du plan</w:t>
+      </w:r>
+    </w:p>
+    <w:p>
+      <w:pPr>
+        <w:spacing w:after="100"/>
+      </w:pPr>
+      <w:r>
+        <w:rPr>
+          <w:i/>
+          <w:iCs/>
+          <w:color w:val="595959"/>
+          <w:sz w:val="20"/>
+          <w:szCs w:val="20"/>
+        </w:rPr>
+        <w:t>▸ Détailler la commande (double objectif : concevoir l'observatoire + structurer une méthodologie reproductible de mise à jour), puis annoncer le plan du rapport en une phrase par partie.</w:t>
+      </w:r>
+    </w:p>
+    <w:p>
+      <w:pPr>
+        <w:spacing w:after="200"/>
+      </w:pPr>
+      <w:r>
+        <w:t xml:space="preserve">La mission confiée s'articule autour de deux commandes principales : d'une part, la conception d'un observatoire territorial permettant de suivre la consommation foncière et </w:t>
+      </w:r>
+      <w:r>
+        <w:t xml:space="preserve">la quantité de </w:t>
+      </w:r>
+      <w:r>
+        <w:t>logements</w:t>
+      </w:r>
+      <w:r>
+        <w:t xml:space="preserve"> crées</w:t>
+      </w:r>
+      <w:r>
+        <w:t xml:space="preserve"> ; d'autre part, la structuration d'une méthodologie reproductible permettant de mettre à jour régulièrement les données alimentant cet observatoire.</w:t>
+      </w:r>
+    </w:p>
+    <w:p>
+      <w:pPr>
+        <w:spacing w:after="200"/>
+      </w:pPr>
+      <w:r>
+        <w:t>Pour répondre à cette commande, ce rapport s'organise en trois parties. La première présente le diagnostic et le cadrage de la Solution d'Analyse Spatiale, à partir de l'analyse des besoins et de l'état de l'art. La deuxième détaille la modélisation, la conception et l'automatisation de l'observatoire. La troisième présente le développement de l'interface d</w:t>
+      </w:r>
+      <w:r>
+        <w:t>e l’observatoire</w:t>
+      </w:r>
+      <w:r>
+        <w:t xml:space="preserve"> et le transfert de compétences vers les agents du service. Une discussion critique des résultats précède la conclusion, qui dresse le bilan du travail réalisé et ouvre sur des perspectives d'amélioration.</w:t>
+      </w:r>
+    </w:p>
+    <w:p>
+      <w:r>
+        <w:br w:type="page"/>
+      </w:r>
+    </w:p>
+    <w:p>
+      <w:pPr>
+        <w:pStyle w:val="Titre1"/>
+      </w:pPr>
+      <w:r>
+        <w:lastRenderedPageBreak/>
+        <w:t>1. Diagnostic et cadrage de la Solution d'Analyse Spatiale</w:t>
+      </w:r>
+    </w:p>
+    <w:p>
+      <w:pPr>
+        <w:pStyle w:val="Titre2"/>
+      </w:pPr>
+      <w:r>
+        <w:t>1.1 Compréhension et analyse des besoins métiers</w:t>
+      </w:r>
+    </w:p>
+    <w:p>
+      <w:pPr>
+        <w:spacing w:after="100"/>
+        <w:rPr>
+          <w:b/>
+          <w:bCs/>
+        </w:rPr>
+      </w:pPr>
+      <w:r>
+        <w:rPr>
+          <w:b/>
+          <w:bCs/>
+        </w:rPr>
+        <w:t>Acculturation métier et compréhension du cycle de planification</w:t>
+      </w:r>
+    </w:p>
+    <w:p>
+      <w:pPr>
+        <w:spacing w:after="100"/>
+        <w:ind w:firstLine="708"/>
+      </w:pPr>
+      <w:r>
+        <w:t>La conduit d’un projet géomatique appliqué à l’urbanisme nécessite une compréhension fine des mécanismes d’aménagement opérationnel et réglementaire. Issus d’un cursus initial en Mathématiques et informatiques, une première phase d’acculturation au sein du Service Urbanisme, Habitat et Planification a été indispensable</w:t>
+      </w:r>
+      <w:r>
+        <w:t xml:space="preserve">. </w:t>
+      </w:r>
+      <w:r>
+        <w:t xml:space="preserve">Cette étape m’a permis de maitriser le vocabulaire technique, les nombreux sigles réglementaires (PADD, OAP, ENAF…) ainsi que </w:t>
+      </w:r>
+      <w:r>
+        <w:t xml:space="preserve">les grandes étapes de l’élaboration d’un </w:t>
+      </w:r>
+      <w:r>
+        <w:t xml:space="preserve">PLU : </w:t>
+      </w:r>
+      <w:r>
+        <w:t>du diagnostic territorial</w:t>
+      </w:r>
+      <w:r>
+        <w:t xml:space="preserve"> initial à la</w:t>
+      </w:r>
+      <w:r>
+        <w:t xml:space="preserve"> concertation avec les élus et jusqu’au contrôle de légalité par l’État</w:t>
+      </w:r>
+      <w:r>
+        <w:t xml:space="preserve"> (DDT)</w:t>
+      </w:r>
+      <w:r>
+        <w:t>. Comprendre l’activité du service a été une étape importante pour être à l’aise avec les concepts et les nombreux acronymes utilisés.</w:t>
+      </w:r>
+      <w:r>
+        <w:t xml:space="preserve"> La maitrise de ces termes techniques m’a permis une bonne intégration dans le service en tant que stagiaire SIG et être prêt à concevoir l’outil qui répondra le mieux aux besoins métiers.</w:t>
+      </w:r>
+    </w:p>
+    <w:p>
+      <w:pPr>
+        <w:spacing w:after="100"/>
+      </w:pPr>
+      <w:r>
+        <w:rPr>
+          <w:b/>
+          <w:bCs/>
+        </w:rPr>
+        <w:t>Contexte d'usage des SIG au sein de la collectivité et diagnostic des pratiques</w:t>
+      </w:r>
+    </w:p>
+    <w:p>
+      <w:pPr>
+        <w:spacing w:after="200"/>
+        <w:ind w:firstLine="708"/>
+      </w:pPr>
+      <w:r>
+        <w:t xml:space="preserve">La première étape du stage a consisté à recueillir et analyser les besoins exprimés par le Service Urbanisme &amp; Habitat. Il s'agissait notamment de définir le rôle attendu de l'observatoire </w:t>
+      </w:r>
+      <w:r>
+        <w:t xml:space="preserve">mais également de </w:t>
+      </w:r>
+      <w:r>
+        <w:t>faire l’inventaire des outils et de données disponibles Le Sicoval est équipé d’un service SIG avec 3 agents chargés d’animer et de mettre à jour les référentiels</w:t>
+      </w:r>
+      <w:r>
+        <w:t xml:space="preserve"> géographiques</w:t>
+      </w:r>
+      <w:r>
+        <w:t xml:space="preserve"> mais ils ne sont pas dédiés</w:t>
+      </w:r>
+      <w:r>
+        <w:t xml:space="preserve"> exclusivement aux besoins métiers spécifiques du service</w:t>
+      </w:r>
+      <w:r>
+        <w:t xml:space="preserve"> Urbanisme. </w:t>
+      </w:r>
+    </w:p>
+    <w:p>
+      <w:pPr>
+        <w:spacing w:after="200"/>
+        <w:ind w:firstLine="708"/>
+      </w:pPr>
+      <w:r>
+        <w:t xml:space="preserve">Au sein du service d’accueil, </w:t>
+      </w:r>
+      <w:r>
+        <w:t>l’utilisation du SIG n’est pas systématique, les chargés de mission en urbanisme ne maîtrisent pas les logiciels spécialisés (QGIS, ArcGIS Pro). L</w:t>
+      </w:r>
+      <w:r>
+        <w:t xml:space="preserve">’utilisation des outils SIG pour le service sont essentiellement </w:t>
+      </w:r>
+      <w:r>
+        <w:t>assuraient</w:t>
+      </w:r>
+      <w:r>
+        <w:t xml:space="preserve"> par mon maitre de stage Maxime Calais</w:t>
+      </w:r>
+      <w:r>
+        <w:t xml:space="preserve">. Un des enjeux majeurs </w:t>
+      </w:r>
+      <w:r>
+        <w:t>du stage est de</w:t>
+      </w:r>
+      <w:r>
+        <w:t xml:space="preserve"> démocratiser l’accès à l’information géographique. L’observatoire territorial doit offrir une interface permettant à l’ensemble des agents du service (géomaticien ou non) d’accéder efficacement à la donnée foncière, de consulter les indicateurs et d’extraire des synthèses statistiques et cartographiques afin de remplir </w:t>
+      </w:r>
+      <w:r>
+        <w:t>leurs missions</w:t>
+      </w:r>
+      <w:r>
+        <w:t xml:space="preserve"> de planification.</w:t>
+      </w:r>
+    </w:p>
+    <w:p>
+      <w:pPr>
+        <w:spacing w:after="200"/>
+        <w:rPr>
+          <w:b/>
+          <w:bCs/>
+        </w:rPr>
+      </w:pPr>
+      <w:r>
+        <w:rPr>
+          <w:b/>
+          <w:bCs/>
+        </w:rPr>
+        <w:t>Définition du rôle de l'observatoire et spécification des indicateurs clés du PLU</w:t>
+      </w:r>
+    </w:p>
+    <w:p>
+      <w:pPr>
+        <w:spacing w:after="200"/>
+      </w:pPr>
+      <w:r>
+        <w:t>Le recueil des besoins mené auprès des agents a permis de formaliser les attentes fonctionnelles vis-à-vis du futur observatoire</w:t>
+      </w:r>
+      <w:r>
+        <w:t xml:space="preserve"> en trois missions :</w:t>
+      </w:r>
+    </w:p>
+    <w:p>
+      <w:pPr>
+        <w:pStyle w:val="Paragraphedeliste"/>
+        <w:numPr>
+          <w:ilvl w:val="0"/>
+          <w:numId w:val="4"/>
+        </w:numPr>
+        <w:spacing w:after="200"/>
+      </w:pPr>
+      <w:r>
+        <w:rPr>
+          <w:b/>
+        </w:rPr>
+        <w:t>Un suivi continu et centralisé</w:t>
+      </w:r>
+      <w:r>
+        <w:t> : Homogénéiser des données issues de sources hétérogènes (Permis de construire, Occupation du sol…)</w:t>
+      </w:r>
+      <w:r>
+        <w:t xml:space="preserve"> pour permettre aux agents une connaissance fine de l’évolution de la consommation d’espace et de la production de logements dans les communes. Ces données doivent être centraliser et accessibles dans l’observatoire.  </w:t>
+      </w:r>
+    </w:p>
+    <w:p>
+      <w:pPr>
+        <w:pStyle w:val="Paragraphedeliste"/>
+        <w:numPr>
+          <w:ilvl w:val="0"/>
+          <w:numId w:val="4"/>
+        </w:numPr>
+        <w:spacing w:after="200"/>
+      </w:pPr>
+      <w:r>
+        <w:rPr>
+          <w:b/>
+        </w:rPr>
+        <w:t>Produire des indicateurs </w:t>
+      </w:r>
+      <w:r>
+        <w:t>:</w:t>
+      </w:r>
+      <w:r>
+        <w:t xml:space="preserve"> Calculer automatiquement les indicateurs lors de la mise à jour des données de l’observatoire.</w:t>
+      </w:r>
+      <w:r>
+        <w:t xml:space="preserve"> Ces indicateurs </w:t>
+      </w:r>
+    </w:p>
+    <w:p>
+      <w:pPr>
+        <w:pStyle w:val="Paragraphedeliste"/>
+        <w:numPr>
+          <w:ilvl w:val="0"/>
+          <w:numId w:val="4"/>
+        </w:numPr>
+        <w:spacing w:after="200"/>
+        <w:rPr>
+          <w:b/>
+        </w:rPr>
+      </w:pPr>
+      <w:r>
+        <w:rPr>
+          <w:b/>
+        </w:rPr>
+        <w:t>Un outil d’aide à la décision stratégique</w:t>
+      </w:r>
+      <w:r>
+        <w:rPr>
+          <w:b/>
+        </w:rPr>
+        <w:t xml:space="preserve"> : </w:t>
+      </w:r>
+      <w:r>
+        <w:t>Donner aux agents les éléments factuels et territorialisés pour justifier les arbitrages politiques auprès des élus et au regard des exigences du Scot de la Grande Agglomération Toulousaine.</w:t>
+      </w:r>
+    </w:p>
+    <w:p>
+      <w:pPr>
+        <w:spacing w:after="200"/>
+        <w:ind w:firstLine="708"/>
+      </w:pPr>
+    </w:p>
+    <w:p>
+      <w:pPr>
+        <w:spacing w:after="200"/>
+        <w:ind w:firstLine="708"/>
+      </w:pPr>
+    </w:p>
+    <w:p>
+      <w:pPr>
+        <w:spacing w:after="200"/>
+        <w:ind w:firstLine="708"/>
+      </w:pPr>
+      <w:r>
+        <w:lastRenderedPageBreak/>
+        <w:t>Plusieurs indicateurs ont été identifiés comme nécessaires à l'élaboration ou à la justification du PLU,</w:t>
+      </w:r>
+      <w:r>
+        <w:t xml:space="preserve"> en effet les </w:t>
+      </w:r>
+      <w:r>
+        <w:t>décisions prises dans les règlements d’urbanisme doivent être en adéquation avec les objectifs fixés par la loi ZAN, objectifs</w:t>
+      </w:r>
+      <w:r>
+        <w:t xml:space="preserve"> de densification</w:t>
+      </w:r>
+      <w:r>
+        <w:t xml:space="preserve"> que l’on retrouve dans le SCOT</w:t>
+      </w:r>
+      <w:r>
+        <w:t>.</w:t>
+      </w:r>
+      <w:r>
+        <w:t xml:space="preserve"> Ces indicateurs sont calculés à parti du nombre de logements produits, de la surface consommée par les constructions et par la qualification du bâti (intensification/densification, opération). Ces données sont renseignées dans l’observatoire.</w:t>
+      </w:r>
+    </w:p>
+    <w:p>
+      <w:pPr>
+        <w:spacing w:after="200"/>
+        <w:ind w:firstLine="708"/>
+      </w:pPr>
+      <w:r>
+        <w:t xml:space="preserve">Le tableau ci-dessous </w:t>
+      </w:r>
+      <w:r>
+        <w:t xml:space="preserve">synthétise les indicateurs et </w:t>
+      </w:r>
+      <w:r>
+        <w:t xml:space="preserve">les </w:t>
+      </w:r>
+      <w:r>
+        <w:t>données</w:t>
+      </w:r>
+      <w:r>
+        <w:t xml:space="preserve"> utilisées</w:t>
+      </w:r>
+      <w:r>
+        <w:t xml:space="preserve"> utiles au suivi de</w:t>
+      </w:r>
+      <w:r>
+        <w:t xml:space="preserve"> </w:t>
+      </w:r>
+      <w:r>
+        <w:t>la densification</w:t>
+      </w:r>
+      <w:r>
+        <w:t xml:space="preserve"> </w:t>
+      </w:r>
+      <w:r>
+        <w:t xml:space="preserve">du </w:t>
+      </w:r>
+      <w:r>
+        <w:t>fonci</w:t>
+      </w:r>
+      <w:r>
+        <w:t>er</w:t>
+      </w:r>
+      <w:r>
+        <w:t>.</w:t>
+      </w:r>
+    </w:p>
+    <w:tbl>
+      <w:tblPr>
+        <w:tblStyle w:val="Grilledutableau"/>
+        <w:tblW w:w="0" w:type="auto"/>
+        <w:tblLook w:val="04A0" w:firstRow="1" w:lastRow="0" w:firstColumn="1" w:lastColumn="0" w:noHBand="0" w:noVBand="1"/>
+      </w:tblPr>
+      <w:tblGrid>
+        <w:gridCol w:w="2926"/>
+        <w:gridCol w:w="2926"/>
+        <w:gridCol w:w="2927"/>
+      </w:tblGrid>
+      <w:tr>
+        <w:tc>
+          <w:tcPr>
+            <w:tcW w:w="2926" w:type="dxa"/>
+            <w:shd w:val="clear" w:color="auto" w:fill="C45911" w:themeFill="accent2" w:themeFillShade="BF"/>
+          </w:tcPr>
+          <w:p>
+            <w:pPr>
+              <w:rPr>
+                <w:b/>
+                <w:bCs/>
+                <w:color w:val="FFFFFF"/>
+                <w:sz w:val="20"/>
+                <w:szCs w:val="20"/>
+              </w:rPr>
+            </w:pPr>
+            <w:r>
+              <w:rPr>
+                <w:b/>
+                <w:bCs/>
+                <w:color w:val="FFFFFF"/>
+                <w:sz w:val="20"/>
+                <w:szCs w:val="20"/>
+              </w:rPr>
+              <w:t>Indicateur</w:t>
+            </w:r>
+          </w:p>
+        </w:tc>
+        <w:tc>
+          <w:tcPr>
+            <w:tcW w:w="2926" w:type="dxa"/>
+            <w:shd w:val="clear" w:color="auto" w:fill="C45911" w:themeFill="accent2" w:themeFillShade="BF"/>
+          </w:tcPr>
+          <w:p>
+            <w:pPr>
+              <w:rPr>
+                <w:b/>
+                <w:bCs/>
+                <w:color w:val="FFFFFF"/>
+                <w:sz w:val="20"/>
+                <w:szCs w:val="20"/>
+              </w:rPr>
+            </w:pPr>
+            <w:r>
+              <w:rPr>
+                <w:b/>
+                <w:bCs/>
+                <w:color w:val="FFFFFF"/>
+                <w:sz w:val="20"/>
+                <w:szCs w:val="20"/>
+              </w:rPr>
+              <w:t>Définition</w:t>
+            </w:r>
+          </w:p>
+        </w:tc>
+        <w:tc>
+          <w:tcPr>
+            <w:tcW w:w="2927" w:type="dxa"/>
+            <w:shd w:val="clear" w:color="auto" w:fill="C45911" w:themeFill="accent2" w:themeFillShade="BF"/>
+          </w:tcPr>
+          <w:p>
+            <w:pPr>
+              <w:rPr>
+                <w:b/>
+                <w:bCs/>
+                <w:color w:val="FFFFFF"/>
+                <w:sz w:val="20"/>
+                <w:szCs w:val="20"/>
+              </w:rPr>
+            </w:pPr>
+            <w:r>
+              <w:rPr>
+                <w:b/>
+                <w:bCs/>
+                <w:color w:val="FFFFFF"/>
+                <w:sz w:val="20"/>
+                <w:szCs w:val="20"/>
+              </w:rPr>
+              <w:t>Données</w:t>
+            </w:r>
+          </w:p>
+        </w:tc>
+      </w:tr>
+      <w:tr>
+        <w:tc>
+          <w:tcPr>
+            <w:tcW w:w="2926" w:type="dxa"/>
+            <w:shd w:val="clear" w:color="auto" w:fill="BDD6EE" w:themeFill="accent5" w:themeFillTint="66"/>
+            <w:vAlign w:val="center"/>
+          </w:tcPr>
+          <w:p>
+            <w:pPr>
+              <w:spacing w:after="200"/>
+            </w:pPr>
+            <w:r>
+              <w:t xml:space="preserve">ID1 : </w:t>
+            </w:r>
+            <w:r>
+              <w:t>Surface Minimale constatée</w:t>
+            </w:r>
+          </w:p>
+        </w:tc>
+        <w:tc>
+          <w:tcPr>
+            <w:tcW w:w="2926" w:type="dxa"/>
+            <w:shd w:val="clear" w:color="auto" w:fill="BDD6EE" w:themeFill="accent5" w:themeFillTint="66"/>
+            <w:vAlign w:val="center"/>
+          </w:tcPr>
+          <w:p>
+            <w:pPr>
+              <w:spacing w:after="200"/>
+            </w:pPr>
+            <w:r>
+              <w:t>C’est la surface minimale (parcelle) qui a pu être densifiée. (</w:t>
+            </w:r>
+            <w:r>
+              <w:rPr>
+                <w:i/>
+              </w:rPr>
+              <w:t>Ce qu’on a pu faire</w:t>
+            </w:r>
+            <w:r>
+              <w:t>)</w:t>
+            </w:r>
+          </w:p>
+        </w:tc>
+        <w:tc>
+          <w:tcPr>
+            <w:tcW w:w="2927" w:type="dxa"/>
+            <w:shd w:val="clear" w:color="auto" w:fill="BDD6EE" w:themeFill="accent5" w:themeFillTint="66"/>
+            <w:vAlign w:val="center"/>
+          </w:tcPr>
+          <w:p>
+            <w:pPr>
+              <w:spacing w:after="200"/>
+            </w:pPr>
+            <w:r>
+              <w:t>Les logements individuels construits en densification (</w:t>
+            </w:r>
+            <w:r>
+              <w:rPr>
+                <w:i/>
+              </w:rPr>
+              <w:t>densification diffuse</w:t>
+            </w:r>
+            <w:r>
+              <w:t>)</w:t>
+            </w:r>
+          </w:p>
+        </w:tc>
+      </w:tr>
+      <w:tr>
+        <w:tc>
+          <w:tcPr>
+            <w:tcW w:w="2926" w:type="dxa"/>
+            <w:shd w:val="clear" w:color="auto" w:fill="BDD6EE" w:themeFill="accent5" w:themeFillTint="66"/>
+            <w:vAlign w:val="center"/>
+          </w:tcPr>
+          <w:p>
+            <w:pPr>
+              <w:spacing w:after="200"/>
+            </w:pPr>
+            <w:r>
+              <w:t>ID2 : Surface Moyenne constatée</w:t>
+            </w:r>
+          </w:p>
+        </w:tc>
+        <w:tc>
+          <w:tcPr>
+            <w:tcW w:w="2926" w:type="dxa"/>
+            <w:shd w:val="clear" w:color="auto" w:fill="BDD6EE" w:themeFill="accent5" w:themeFillTint="66"/>
+            <w:vAlign w:val="center"/>
+          </w:tcPr>
+          <w:p>
+            <w:pPr>
+              <w:spacing w:after="200"/>
+            </w:pPr>
+            <w:r>
+              <w:t>C’est la surface moyenne qui a pu être densifiée. (</w:t>
+            </w:r>
+            <w:r>
+              <w:rPr>
+                <w:i/>
+              </w:rPr>
+              <w:t>Ce qui s’est le plus fait</w:t>
+            </w:r>
+            <w:r>
+              <w:t>)</w:t>
+            </w:r>
+          </w:p>
+        </w:tc>
+        <w:tc>
+          <w:tcPr>
+            <w:tcW w:w="2927" w:type="dxa"/>
+            <w:shd w:val="clear" w:color="auto" w:fill="BDD6EE" w:themeFill="accent5" w:themeFillTint="66"/>
+            <w:vAlign w:val="center"/>
+          </w:tcPr>
+          <w:p>
+            <w:pPr>
+              <w:spacing w:after="200"/>
+            </w:pPr>
+            <w:r>
+              <w:t>Les logements individuels construits en densification (</w:t>
+            </w:r>
+            <w:r>
+              <w:rPr>
+                <w:i/>
+              </w:rPr>
+              <w:t>densification diffuse</w:t>
+            </w:r>
+            <w:r>
+              <w:t>)</w:t>
+            </w:r>
+          </w:p>
+        </w:tc>
+      </w:tr>
+      <w:tr>
+        <w:tc>
+          <w:tcPr>
+            <w:tcW w:w="2926" w:type="dxa"/>
+            <w:shd w:val="clear" w:color="auto" w:fill="BDD6EE" w:themeFill="accent5" w:themeFillTint="66"/>
+            <w:vAlign w:val="center"/>
+          </w:tcPr>
+          <w:p>
+            <w:pPr>
+              <w:spacing w:after="200"/>
+            </w:pPr>
+            <w:r>
+              <w:t>ID3 : Densité moyennes en opérations</w:t>
+            </w:r>
+          </w:p>
+        </w:tc>
+        <w:tc>
+          <w:tcPr>
+            <w:tcW w:w="2926" w:type="dxa"/>
+            <w:shd w:val="clear" w:color="auto" w:fill="BDD6EE" w:themeFill="accent5" w:themeFillTint="66"/>
+            <w:vAlign w:val="center"/>
+          </w:tcPr>
+          <w:p>
+            <w:pPr>
+              <w:spacing w:after="200"/>
+            </w:pPr>
+            <w:r>
+              <w:t>Densité (</w:t>
+            </w:r>
+            <w:r>
+              <w:t>logement/hectare) produits par les opérations construites sur la commune.</w:t>
+            </w:r>
+          </w:p>
+        </w:tc>
+        <w:tc>
+          <w:tcPr>
+            <w:tcW w:w="2927" w:type="dxa"/>
+            <w:shd w:val="clear" w:color="auto" w:fill="BDD6EE" w:themeFill="accent5" w:themeFillTint="66"/>
+            <w:vAlign w:val="center"/>
+          </w:tcPr>
+          <w:p>
+            <w:pPr>
+              <w:spacing w:after="200"/>
+            </w:pPr>
+            <w:r>
+              <w:t>Les logements construits en opération, c’est-à-dire plusieurs logements construits sur une même parcelle (Lotissement, immeuble…)</w:t>
+            </w:r>
+          </w:p>
+        </w:tc>
+      </w:tr>
+    </w:tbl>
+    <w:p>
+      <w:pPr>
+        <w:spacing w:after="200"/>
+        <w:ind w:firstLine="708"/>
+      </w:pPr>
+    </w:p>
+    <w:p>
+      <w:pPr>
+        <w:spacing w:after="200"/>
+        <w:ind w:firstLine="708"/>
+      </w:pPr>
+      <w:r>
+        <w:t>Ces indicateurs de densification renseignent les agents sur la dynamique de densification dans chaque commune. On peut ainsi savoir à quel point les objectifs du Scott sont atteints ou atteignables.</w:t>
+      </w:r>
+      <w:r>
+        <w:t xml:space="preserve"> </w:t>
+      </w:r>
+    </w:p>
+    <w:p>
+      <w:pPr>
+        <w:pStyle w:val="Titre3"/>
+      </w:pPr>
+    </w:p>
+    <w:p>
+      <w:pPr>
+        <w:pStyle w:val="Titre3"/>
+      </w:pPr>
+      <w:r>
+        <w:t>Rôle de l'observatoire</w:t>
+      </w:r>
+    </w:p>
+    <w:p>
+      <w:pPr>
+        <w:spacing w:after="200"/>
+      </w:pPr>
+      <w:r>
+        <w:t xml:space="preserve">L’observatoire dépasse la simple contrainte légale, il </w:t>
+      </w:r>
+      <w:r>
+        <w:t>se veut un outil stratégique de connaissance du territoire en matière de logement et de consommation foncière, permettant de développer une vision partagée et actualisée des dynamiques territoriales.</w:t>
+      </w:r>
+      <w:r>
+        <w:t xml:space="preserve"> L’EPCI a la volonté de faire adopter aux élus un PLUI, un outil comme l’observatoire est conçu dans cette perspective de centraliser la connaissance du territoire pour à terme avoir une stratégie à l’échelle de l’intercommunalité</w:t>
+      </w:r>
+      <w:r>
+        <w:t>.</w:t>
       </w:r>
     </w:p>
     <w:p>
@@ -1076,27 +1864,1234 @@
         <w:shd w:val="clear" w:color="auto" w:fill="FFF2CC"/>
         <w:spacing w:before="120" w:after="240"/>
       </w:pPr>
+      <w:proofErr w:type="gramStart"/>
+      <w:r>
+        <w:rPr>
+          <w:i/>
+          <w:iCs/>
+          <w:sz w:val="20"/>
+          <w:szCs w:val="20"/>
+        </w:rPr>
+        <w:t>🖼  Illustration</w:t>
+      </w:r>
+      <w:proofErr w:type="gramEnd"/>
+      <w:r>
+        <w:rPr>
+          <w:i/>
+          <w:iCs/>
+          <w:sz w:val="20"/>
+          <w:szCs w:val="20"/>
+        </w:rPr>
+        <w:t xml:space="preserve"> suggérée : schéma « rôle de l'analyse spatiale pour la Direction de l'Aménagement » (comprendre/identifier → piloter → aménager), adapté du diaporama de cadrage.</w:t>
+      </w:r>
     </w:p>
     <w:p>
       <w:pPr>
         <w:pStyle w:val="Titre2"/>
-        <w:jc w:val="center"/>
-      </w:pPr>
+      </w:pPr>
+      <w:r>
+        <w:t>1.2 État de l'art et évaluation des référentiels utilisés</w:t>
+      </w:r>
+    </w:p>
+    <w:p>
+      <w:pPr>
+        <w:pStyle w:val="Titre3"/>
+      </w:pPr>
+      <w:r>
+        <w:t>Exploration des solutions externes</w:t>
+      </w:r>
+    </w:p>
+    <w:p>
+      <w:pPr>
+        <w:spacing w:after="200"/>
+      </w:pPr>
+      <w:r>
+        <w:t>Afin de</w:t>
+      </w:r>
+      <w:r>
+        <w:t xml:space="preserve"> s’appuyer sur </w:t>
+      </w:r>
+      <w:r>
+        <w:t>des pratiques éprouvées</w:t>
+      </w:r>
+      <w:r>
+        <w:t xml:space="preserve"> et de ne pas repartir de zéro</w:t>
+      </w:r>
+      <w:r>
+        <w:t>, un travail d'état de l'art a été mené sur les solutions et méthod</w:t>
+      </w:r>
+      <w:r>
+        <w:t xml:space="preserve">ologies existantes. Des échanges ont notamment été conduits avec </w:t>
+      </w:r>
+      <w:r>
+        <w:rPr>
+          <w:b/>
+        </w:rPr>
+        <w:t>l’Agence d’Urbanisme de l’Agglomération Toulousaine</w:t>
+      </w:r>
+      <w:r>
+        <w:t xml:space="preserve"> </w:t>
+      </w:r>
+      <w:r>
+        <w:t>(</w:t>
+      </w:r>
+      <w:r>
+        <w:rPr>
+          <w:b/>
+        </w:rPr>
+        <w:t>AUAT</w:t>
+      </w:r>
+      <w:r>
+        <w:t>), structure qui accompagne les collectivités locales dans leurs projets d’aménagement.</w:t>
+      </w:r>
+    </w:p>
+    <w:p>
+      <w:pPr>
+        <w:spacing w:after="200"/>
+      </w:pPr>
+      <w:r>
+        <w:lastRenderedPageBreak/>
+        <w:t xml:space="preserve">Les discussions ont porté sur leur méthode d’analyse SIG dédiée à l’évaluation du potentiel de mutabilité foncière et de renouvellement urbain : </w:t>
+      </w:r>
+      <w:r>
+        <w:rPr>
+          <w:b/>
+        </w:rPr>
+        <w:t>MeDispo</w:t>
+      </w:r>
+      <w:r>
+        <w:rPr>
+          <w:b/>
+        </w:rPr>
+        <w:t xml:space="preserve">. </w:t>
+      </w:r>
+      <w:r>
+        <w:t>Cette méthode permet de localiser, à l’échelle communale, les espaces susceptibles de faire l’objet d’une densification.</w:t>
+      </w:r>
+    </w:p>
+    <w:p>
+      <w:pPr>
+        <w:spacing w:after="200"/>
+      </w:pPr>
+      <w:r>
+        <w:t>Dans le cadre d</w:t>
+      </w:r>
+      <w:r>
+        <w:t>u stage, l’intérêt s’est porté sur l’analyse du foncier bâti. La méthodologie isole les portions de parcelles suffisamment grandes et éloignées des constructions existantes pour accueillir de nouvelles constructions. Le traitement spatial repose sur une série de buffers (tampons) et d’intersections permettant de filtrer les parcelles selon des critères (exclusion des zones inondables, des périmètres d’exposition au bruit ou des zones inconstructibles). Ces règles et seuils de distances peuvent évoluer selon le type de commune étudiée.</w:t>
+      </w:r>
+    </w:p>
+    <w:p>
+      <w:pPr>
+        <w:spacing w:after="200"/>
+      </w:pPr>
+      <w:r>
+        <w:t>Initialement il a été envisagé de développer dans le cadre du stage une déclinaison interne de MeDispo pour le Sicoval afin de garantir une mise à jour autonome de la donnée. Cependant un échange avec le responsable de l’outil à l’AUAT a réorienté cette démarche : l’agence peut exécuter le traitement et transmettre les données actualisées à la demande de la collectivité.</w:t>
+      </w:r>
+    </w:p>
+    <w:p>
+      <w:pPr>
+        <w:spacing w:after="200"/>
+      </w:pPr>
+      <w:r>
+        <w:t xml:space="preserve">Ces discussions ont également apporté un retour d’expérience précieux sur l’évolution de l’outil. L’AUAT a indiqué qu’une méthode de </w:t>
+      </w:r>
+      <w:proofErr w:type="spellStart"/>
+      <w:r>
+        <w:t>scoring</w:t>
+      </w:r>
+      <w:proofErr w:type="spellEnd"/>
+      <w:r>
+        <w:t xml:space="preserve"> visant à quantifier le potentiel de densification des parcelles avait été testée, mais que les résultats n’avaient pas été jugés concluants.</w:t>
+      </w:r>
+    </w:p>
+    <w:p>
+      <w:pPr>
+        <w:keepNext/>
+        <w:spacing w:after="200"/>
+      </w:pPr>
+      <w:r>
+        <w:drawing>
+          <wp:inline distT="0" distB="0" distL="0" distR="0" wp14:anchorId="594DBA87" wp14:editId="15F9C3F5">
+            <wp:extent cx="5581015" cy="3224530"/>
+            <wp:effectExtent l="19050" t="19050" r="19685" b="13970"/>
+            <wp:docPr id="3" name="Image 3"/>
+            <wp:cNvGraphicFramePr>
+              <a:graphicFrameLocks xmlns:a="http://schemas.openxmlformats.org/drawingml/2006/main" noChangeAspect="1"/>
+            </wp:cNvGraphicFramePr>
+            <a:graphic xmlns:a="http://schemas.openxmlformats.org/drawingml/2006/main">
+              <a:graphicData uri="http://schemas.openxmlformats.org/drawingml/2006/picture">
+                <pic:pic xmlns:pic="http://schemas.openxmlformats.org/drawingml/2006/picture">
+                  <pic:nvPicPr>
+                    <pic:cNvPr id="1" name=""/>
+                    <pic:cNvPicPr/>
+                  </pic:nvPicPr>
+                  <pic:blipFill>
+                    <a:blip r:embed="rId14"/>
+                    <a:stretch>
+                      <a:fillRect/>
+                    </a:stretch>
+                  </pic:blipFill>
+                  <pic:spPr>
+                    <a:xfrm>
+                      <a:off x="0" y="0"/>
+                      <a:ext cx="5581015" cy="3224530"/>
+                    </a:xfrm>
+                    <a:prstGeom prst="rect">
+                      <a:avLst/>
+                    </a:prstGeom>
+                    <a:ln>
+                      <a:solidFill>
+                        <a:schemeClr val="tx1"/>
+                      </a:solidFill>
+                    </a:ln>
+                  </pic:spPr>
+                </pic:pic>
+              </a:graphicData>
+            </a:graphic>
+          </wp:inline>
+        </w:drawing>
+      </w:r>
+    </w:p>
+    <w:p>
+      <w:pPr>
+        <w:pStyle w:val="Lgende"/>
+      </w:pPr>
+      <w:r>
+        <w:t xml:space="preserve">Figure </w:t>
+      </w:r>
+      <w:r>
+        <w:fldChar w:fldCharType="begin"/>
+      </w:r>
+      <w:r>
+        <w:instrText xml:space="preserve"> SEQ Figure \* ARABIC </w:instrText>
+      </w:r>
+      <w:r>
+        <w:fldChar w:fldCharType="separate"/>
+      </w:r>
+      <w:r>
+        <w:rPr>
+          <w:noProof/>
+        </w:rPr>
+        <w:t>1</w:t>
+      </w:r>
+      <w:r>
+        <w:fldChar w:fldCharType="end"/>
+      </w:r>
+      <w:r>
+        <w:t>- Schéma d'utilisation de MeDispo</w:t>
+      </w:r>
+    </w:p>
+    <w:p>
+      <w:pPr>
+        <w:pStyle w:val="Titre3"/>
+      </w:pPr>
+      <w:r>
+        <w:t>Inventaire des données internes disponibles</w:t>
+      </w:r>
+    </w:p>
+    <w:p>
+      <w:pPr>
+        <w:spacing w:after="100"/>
+      </w:pPr>
+      <w:r>
+        <w:rPr>
+          <w:i/>
+          <w:iCs/>
+          <w:color w:val="595959"/>
+          <w:sz w:val="20"/>
+          <w:szCs w:val="20"/>
+        </w:rPr>
+        <w:t>▸ Décrire le référentiel de données du Sicoval mobilisé : OCS-GE, MeDispo, permis de construire, données de l'observatoire de l'habitat.</w:t>
+      </w:r>
+    </w:p>
+    <w:p>
+      <w:pPr>
+        <w:spacing w:after="200"/>
+      </w:pPr>
+      <w:r>
+        <w:t xml:space="preserve">En parallèle, un inventaire des données mobilisables en interne a été réalisé. </w:t>
+      </w:r>
+      <w:r>
+        <w:t xml:space="preserve">Le Sicoval dispose d’un référentiel SIG. </w:t>
+      </w:r>
+      <w:r>
+        <w:t>Ce</w:t>
+      </w:r>
+      <w:r>
+        <w:t>lui-ci</w:t>
+      </w:r>
+      <w:r>
+        <w:t xml:space="preserve"> comprend notamment : </w:t>
+      </w:r>
+    </w:p>
+    <w:p>
+      <w:pPr>
+        <w:pStyle w:val="Paragraphedeliste"/>
+        <w:numPr>
+          <w:ilvl w:val="0"/>
+          <w:numId w:val="6"/>
+        </w:numPr>
+        <w:spacing w:after="200"/>
+      </w:pPr>
+      <w:proofErr w:type="gramStart"/>
+      <w:r>
+        <w:rPr>
+          <w:b/>
+        </w:rPr>
+        <w:t>l'OCS</w:t>
+      </w:r>
+      <w:proofErr w:type="gramEnd"/>
+      <w:r>
+        <w:rPr>
+          <w:b/>
+        </w:rPr>
+        <w:t>-GE (Occupation du Sol à Grande Échelle)</w:t>
+      </w:r>
+      <w:r>
+        <w:t>, qui permet la qualification des espaces naturels, agricoles et forestiers (NAF)</w:t>
+      </w:r>
+      <w:r>
+        <w:t xml:space="preserve">. Cette donnée fournie par L’IGN est centrale dans la conception de l’observatoire. C’est en effet cette donnée qui juge de la consommation d’espace, elle est la source référence au niveau national pour calculer l’artificialisation des </w:t>
+      </w:r>
+      <w:r>
+        <w:lastRenderedPageBreak/>
+        <w:t xml:space="preserve">sols et rendre compte des </w:t>
+      </w:r>
+      <w:r>
+        <w:t xml:space="preserve">efforts </w:t>
+      </w:r>
+      <w:proofErr w:type="spellStart"/>
+      <w:r>
+        <w:t>fournis</w:t>
+      </w:r>
+      <w:proofErr w:type="spellEnd"/>
+      <w:r>
+        <w:t xml:space="preserve"> </w:t>
+      </w:r>
+      <w:proofErr w:type="gramStart"/>
+      <w:r>
+        <w:t>en terme de</w:t>
+      </w:r>
+      <w:proofErr w:type="gramEnd"/>
+      <w:r>
+        <w:t xml:space="preserve"> sobriété foncière en réponse à la loi ZAN</w:t>
+      </w:r>
+    </w:p>
+    <w:p>
+      <w:pPr>
+        <w:pStyle w:val="Paragraphedeliste"/>
+        <w:numPr>
+          <w:ilvl w:val="0"/>
+          <w:numId w:val="6"/>
+        </w:numPr>
+        <w:spacing w:after="200"/>
+      </w:pPr>
+      <w:r>
+        <w:rPr>
+          <w:b/>
+        </w:rPr>
+        <w:t>MeDispo</w:t>
+      </w:r>
+      <w:r>
+        <w:t xml:space="preserve">, </w:t>
+      </w:r>
+      <w:r>
+        <w:t>donnée</w:t>
+      </w:r>
+      <w:r>
+        <w:t xml:space="preserve"> recensant les disponibilités foncières </w:t>
+      </w:r>
+      <w:r>
+        <w:t xml:space="preserve">(vue plus haut). Cette permet aux chargés de mission urbanisme d’orienté les décisions stratégiques. D’avoir une vue d’ensemble </w:t>
+      </w:r>
+      <w:proofErr w:type="spellStart"/>
+      <w:r>
+        <w:t>des</w:t>
+      </w:r>
+      <w:proofErr w:type="spellEnd"/>
+      <w:r>
+        <w:t xml:space="preserve"> espaces urbanisables de la commune.</w:t>
+      </w:r>
+    </w:p>
+    <w:p>
+      <w:pPr>
+        <w:pStyle w:val="Paragraphedeliste"/>
+        <w:numPr>
+          <w:ilvl w:val="0"/>
+          <w:numId w:val="6"/>
+        </w:numPr>
+        <w:spacing w:after="200"/>
+      </w:pPr>
+      <w:r>
+        <w:rPr>
+          <w:b/>
+        </w:rPr>
+        <w:t>Les permis de construire</w:t>
+      </w:r>
+      <w:r>
+        <w:t> : Une fois validé par le service ADS, les permis sont une source importante de donnée pour localiser, quantifier et qualifier le bâti (à destination d’habitat ou non).</w:t>
+      </w:r>
+      <w:r>
+        <w:t xml:space="preserve"> Ils sont essentiels pour retracer l’</w:t>
+      </w:r>
+      <w:r>
+        <w:t>évolution</w:t>
+      </w:r>
+      <w:r>
+        <w:t xml:space="preserve"> foncière réalisé</w:t>
+      </w:r>
+      <w:r>
+        <w:t>e dans la commune.</w:t>
+      </w:r>
+    </w:p>
+    <w:p>
+      <w:pPr>
+        <w:pStyle w:val="Paragraphedeliste"/>
+        <w:numPr>
+          <w:ilvl w:val="0"/>
+          <w:numId w:val="6"/>
+        </w:numPr>
+        <w:spacing w:after="200"/>
+        <w:rPr>
+          <w:b/>
+        </w:rPr>
+      </w:pPr>
+      <w:r>
+        <w:rPr>
+          <w:b/>
+        </w:rPr>
+        <w:t>Les données Habitat</w:t>
+      </w:r>
+      <w:r>
+        <w:rPr>
+          <w:b/>
+        </w:rPr>
+        <w:t xml:space="preserve"> : </w:t>
+      </w:r>
+      <w:r>
+        <w:t>Le service habitat du Sicoval (aujourd’hui attaché au service Urbanisme) a collecté les données concernant les logements à loyer modérés (</w:t>
+      </w:r>
+      <w:proofErr w:type="spellStart"/>
+      <w:r>
+        <w:t>etudiants</w:t>
+      </w:r>
+      <w:proofErr w:type="spellEnd"/>
+      <w:r>
+        <w:t xml:space="preserve">, </w:t>
+      </w:r>
+      <w:proofErr w:type="spellStart"/>
+      <w:r>
+        <w:t>sénios</w:t>
+      </w:r>
+      <w:proofErr w:type="spellEnd"/>
+      <w:r>
+        <w:t>, logements sociaux), ainsi que les types de logements dans les opérations (immeubles, grands lotissements). Ces données sont complémentaires avec les permis de construire.</w:t>
+      </w:r>
+    </w:p>
+    <w:tbl>
+      <w:tblPr>
+        <w:tblW w:w="0" w:type="dxa"/>
+        <w:tblCellMar>
+          <w:left w:w="0" w:type="dxa"/>
+          <w:right w:w="0" w:type="dxa"/>
+        </w:tblCellMar>
+        <w:tblLook w:val="04A0" w:firstRow="1" w:lastRow="0" w:firstColumn="1" w:lastColumn="0" w:noHBand="0" w:noVBand="1"/>
+      </w:tblPr>
+      <w:tblGrid>
+        <w:gridCol w:w="1825"/>
+        <w:gridCol w:w="2114"/>
+        <w:gridCol w:w="2358"/>
+        <w:gridCol w:w="1491"/>
+      </w:tblGrid>
+      <w:tr>
+        <w:trPr>
+          <w:trHeight w:val="315"/>
+        </w:trPr>
+        <w:tc>
+          <w:tcPr>
+            <w:tcW w:w="0" w:type="auto"/>
+            <w:tcBorders>
+              <w:top w:val="single" w:sz="6" w:space="0" w:color="CCCCCC"/>
+              <w:left w:val="single" w:sz="6" w:space="0" w:color="CCCCCC"/>
+              <w:bottom w:val="single" w:sz="6" w:space="0" w:color="CCCCCC"/>
+              <w:right w:val="single" w:sz="6" w:space="0" w:color="CCCCCC"/>
+            </w:tcBorders>
+            <w:tcMar>
+              <w:top w:w="30" w:type="dxa"/>
+              <w:left w:w="45" w:type="dxa"/>
+              <w:bottom w:w="30" w:type="dxa"/>
+              <w:right w:w="45" w:type="dxa"/>
+            </w:tcMar>
+            <w:vAlign w:val="bottom"/>
+            <w:hideMark/>
+          </w:tcPr>
+          <w:p>
+            <w:pPr>
+              <w:rPr>
+                <w:rFonts w:ascii="Arial" w:eastAsia="Times New Roman" w:hAnsi="Arial" w:cs="Arial"/>
+                <w:sz w:val="20"/>
+                <w:szCs w:val="20"/>
+              </w:rPr>
+            </w:pPr>
+            <w:r>
+              <w:rPr>
+                <w:rFonts w:ascii="Arial" w:eastAsia="Times New Roman" w:hAnsi="Arial" w:cs="Arial"/>
+                <w:sz w:val="20"/>
+                <w:szCs w:val="20"/>
+              </w:rPr>
+              <w:t>Source de données</w:t>
+            </w:r>
+          </w:p>
+        </w:tc>
+        <w:tc>
+          <w:tcPr>
+            <w:tcW w:w="0" w:type="auto"/>
+            <w:tcBorders>
+              <w:top w:val="single" w:sz="6" w:space="0" w:color="CCCCCC"/>
+              <w:left w:val="single" w:sz="6" w:space="0" w:color="CCCCCC"/>
+              <w:bottom w:val="single" w:sz="6" w:space="0" w:color="CCCCCC"/>
+              <w:right w:val="single" w:sz="6" w:space="0" w:color="CCCCCC"/>
+            </w:tcBorders>
+            <w:tcMar>
+              <w:top w:w="30" w:type="dxa"/>
+              <w:left w:w="45" w:type="dxa"/>
+              <w:bottom w:w="30" w:type="dxa"/>
+              <w:right w:w="45" w:type="dxa"/>
+            </w:tcMar>
+            <w:vAlign w:val="bottom"/>
+            <w:hideMark/>
+          </w:tcPr>
+          <w:p>
+            <w:pPr>
+              <w:rPr>
+                <w:rFonts w:ascii="Arial" w:eastAsia="Times New Roman" w:hAnsi="Arial" w:cs="Arial"/>
+                <w:sz w:val="20"/>
+                <w:szCs w:val="20"/>
+              </w:rPr>
+            </w:pPr>
+            <w:r>
+              <w:rPr>
+                <w:rFonts w:ascii="Arial" w:eastAsia="Times New Roman" w:hAnsi="Arial" w:cs="Arial"/>
+                <w:sz w:val="20"/>
+                <w:szCs w:val="20"/>
+              </w:rPr>
+              <w:t>Structure de la donnée</w:t>
+            </w:r>
+          </w:p>
+        </w:tc>
+        <w:tc>
+          <w:tcPr>
+            <w:tcW w:w="0" w:type="auto"/>
+            <w:tcBorders>
+              <w:top w:val="single" w:sz="6" w:space="0" w:color="CCCCCC"/>
+              <w:left w:val="single" w:sz="6" w:space="0" w:color="CCCCCC"/>
+              <w:bottom w:val="single" w:sz="6" w:space="0" w:color="CCCCCC"/>
+              <w:right w:val="single" w:sz="6" w:space="0" w:color="CCCCCC"/>
+            </w:tcBorders>
+            <w:tcMar>
+              <w:top w:w="30" w:type="dxa"/>
+              <w:left w:w="45" w:type="dxa"/>
+              <w:bottom w:w="30" w:type="dxa"/>
+              <w:right w:w="45" w:type="dxa"/>
+            </w:tcMar>
+            <w:vAlign w:val="bottom"/>
+            <w:hideMark/>
+          </w:tcPr>
+          <w:p>
+            <w:pPr>
+              <w:rPr>
+                <w:rFonts w:ascii="Arial" w:eastAsia="Times New Roman" w:hAnsi="Arial" w:cs="Arial"/>
+                <w:sz w:val="20"/>
+                <w:szCs w:val="20"/>
+              </w:rPr>
+            </w:pPr>
+            <w:r>
+              <w:rPr>
+                <w:rFonts w:ascii="Arial" w:eastAsia="Times New Roman" w:hAnsi="Arial" w:cs="Arial"/>
+                <w:sz w:val="20"/>
+                <w:szCs w:val="20"/>
+              </w:rPr>
+              <w:t>Fréquence de mise à jour</w:t>
+            </w:r>
+          </w:p>
+        </w:tc>
+        <w:tc>
+          <w:tcPr>
+            <w:tcW w:w="0" w:type="auto"/>
+            <w:tcBorders>
+              <w:top w:val="single" w:sz="6" w:space="0" w:color="CCCCCC"/>
+              <w:left w:val="single" w:sz="6" w:space="0" w:color="CCCCCC"/>
+              <w:bottom w:val="single" w:sz="6" w:space="0" w:color="CCCCCC"/>
+              <w:right w:val="single" w:sz="6" w:space="0" w:color="CCCCCC"/>
+            </w:tcBorders>
+            <w:tcMar>
+              <w:top w:w="30" w:type="dxa"/>
+              <w:left w:w="45" w:type="dxa"/>
+              <w:bottom w:w="30" w:type="dxa"/>
+              <w:right w:w="45" w:type="dxa"/>
+            </w:tcMar>
+            <w:vAlign w:val="bottom"/>
+            <w:hideMark/>
+          </w:tcPr>
+          <w:p>
+            <w:pPr>
+              <w:rPr>
+                <w:rFonts w:ascii="Arial" w:eastAsia="Times New Roman" w:hAnsi="Arial" w:cs="Arial"/>
+                <w:sz w:val="20"/>
+                <w:szCs w:val="20"/>
+              </w:rPr>
+            </w:pPr>
+            <w:r>
+              <w:rPr>
+                <w:rFonts w:ascii="Arial" w:eastAsia="Times New Roman" w:hAnsi="Arial" w:cs="Arial"/>
+                <w:sz w:val="20"/>
+                <w:szCs w:val="20"/>
+              </w:rPr>
+              <w:t>Échelle spatiale</w:t>
+            </w:r>
+          </w:p>
+        </w:tc>
+      </w:tr>
+      <w:tr>
+        <w:trPr>
+          <w:trHeight w:val="315"/>
+        </w:trPr>
+        <w:tc>
+          <w:tcPr>
+            <w:tcW w:w="0" w:type="auto"/>
+            <w:tcBorders>
+              <w:top w:val="single" w:sz="6" w:space="0" w:color="CCCCCC"/>
+              <w:left w:val="single" w:sz="6" w:space="0" w:color="CCCCCC"/>
+              <w:bottom w:val="single" w:sz="6" w:space="0" w:color="CCCCCC"/>
+              <w:right w:val="single" w:sz="6" w:space="0" w:color="CCCCCC"/>
+            </w:tcBorders>
+            <w:tcMar>
+              <w:top w:w="30" w:type="dxa"/>
+              <w:left w:w="45" w:type="dxa"/>
+              <w:bottom w:w="30" w:type="dxa"/>
+              <w:right w:w="45" w:type="dxa"/>
+            </w:tcMar>
+            <w:vAlign w:val="bottom"/>
+          </w:tcPr>
+          <w:p>
+            <w:pPr>
+              <w:rPr>
+                <w:rFonts w:ascii="Arial" w:eastAsia="Times New Roman" w:hAnsi="Arial" w:cs="Arial"/>
+                <w:sz w:val="20"/>
+                <w:szCs w:val="20"/>
+              </w:rPr>
+            </w:pPr>
+          </w:p>
+        </w:tc>
+        <w:tc>
+          <w:tcPr>
+            <w:tcW w:w="0" w:type="auto"/>
+            <w:tcBorders>
+              <w:top w:val="single" w:sz="6" w:space="0" w:color="CCCCCC"/>
+              <w:left w:val="single" w:sz="6" w:space="0" w:color="CCCCCC"/>
+              <w:bottom w:val="single" w:sz="6" w:space="0" w:color="CCCCCC"/>
+              <w:right w:val="single" w:sz="6" w:space="0" w:color="CCCCCC"/>
+            </w:tcBorders>
+            <w:tcMar>
+              <w:top w:w="30" w:type="dxa"/>
+              <w:left w:w="45" w:type="dxa"/>
+              <w:bottom w:w="30" w:type="dxa"/>
+              <w:right w:w="45" w:type="dxa"/>
+            </w:tcMar>
+            <w:vAlign w:val="bottom"/>
+          </w:tcPr>
+          <w:p>
+            <w:pPr>
+              <w:rPr>
+                <w:rFonts w:ascii="Arial" w:eastAsia="Times New Roman" w:hAnsi="Arial" w:cs="Arial"/>
+                <w:sz w:val="20"/>
+                <w:szCs w:val="20"/>
+              </w:rPr>
+            </w:pPr>
+          </w:p>
+        </w:tc>
+        <w:tc>
+          <w:tcPr>
+            <w:tcW w:w="0" w:type="auto"/>
+            <w:tcBorders>
+              <w:top w:val="single" w:sz="6" w:space="0" w:color="CCCCCC"/>
+              <w:left w:val="single" w:sz="6" w:space="0" w:color="CCCCCC"/>
+              <w:bottom w:val="single" w:sz="6" w:space="0" w:color="CCCCCC"/>
+              <w:right w:val="single" w:sz="6" w:space="0" w:color="CCCCCC"/>
+            </w:tcBorders>
+            <w:tcMar>
+              <w:top w:w="30" w:type="dxa"/>
+              <w:left w:w="45" w:type="dxa"/>
+              <w:bottom w:w="30" w:type="dxa"/>
+              <w:right w:w="45" w:type="dxa"/>
+            </w:tcMar>
+            <w:vAlign w:val="bottom"/>
+          </w:tcPr>
+          <w:p>
+            <w:pPr>
+              <w:rPr>
+                <w:rFonts w:ascii="Arial" w:eastAsia="Times New Roman" w:hAnsi="Arial" w:cs="Arial"/>
+                <w:sz w:val="20"/>
+                <w:szCs w:val="20"/>
+              </w:rPr>
+            </w:pPr>
+          </w:p>
+        </w:tc>
+        <w:tc>
+          <w:tcPr>
+            <w:tcW w:w="0" w:type="auto"/>
+            <w:tcBorders>
+              <w:top w:val="single" w:sz="6" w:space="0" w:color="CCCCCC"/>
+              <w:left w:val="single" w:sz="6" w:space="0" w:color="CCCCCC"/>
+              <w:bottom w:val="single" w:sz="6" w:space="0" w:color="CCCCCC"/>
+              <w:right w:val="single" w:sz="6" w:space="0" w:color="CCCCCC"/>
+            </w:tcBorders>
+            <w:tcMar>
+              <w:top w:w="30" w:type="dxa"/>
+              <w:left w:w="45" w:type="dxa"/>
+              <w:bottom w:w="30" w:type="dxa"/>
+              <w:right w:w="45" w:type="dxa"/>
+            </w:tcMar>
+            <w:vAlign w:val="bottom"/>
+          </w:tcPr>
+          <w:p>
+            <w:pPr>
+              <w:rPr>
+                <w:rFonts w:ascii="Arial" w:eastAsia="Times New Roman" w:hAnsi="Arial" w:cs="Arial"/>
+                <w:sz w:val="20"/>
+                <w:szCs w:val="20"/>
+              </w:rPr>
+            </w:pPr>
+          </w:p>
+        </w:tc>
+      </w:tr>
+      <w:tr>
+        <w:trPr>
+          <w:trHeight w:val="315"/>
+        </w:trPr>
+        <w:tc>
+          <w:tcPr>
+            <w:tcW w:w="0" w:type="auto"/>
+            <w:tcBorders>
+              <w:top w:val="single" w:sz="6" w:space="0" w:color="CCCCCC"/>
+              <w:left w:val="single" w:sz="6" w:space="0" w:color="CCCCCC"/>
+              <w:bottom w:val="single" w:sz="6" w:space="0" w:color="CCCCCC"/>
+              <w:right w:val="single" w:sz="6" w:space="0" w:color="CCCCCC"/>
+            </w:tcBorders>
+            <w:tcMar>
+              <w:top w:w="30" w:type="dxa"/>
+              <w:left w:w="45" w:type="dxa"/>
+              <w:bottom w:w="30" w:type="dxa"/>
+              <w:right w:w="45" w:type="dxa"/>
+            </w:tcMar>
+            <w:vAlign w:val="bottom"/>
+          </w:tcPr>
+          <w:p>
+            <w:pPr>
+              <w:rPr>
+                <w:rFonts w:ascii="Arial" w:eastAsia="Times New Roman" w:hAnsi="Arial" w:cs="Arial"/>
+                <w:sz w:val="20"/>
+                <w:szCs w:val="20"/>
+              </w:rPr>
+            </w:pPr>
+          </w:p>
+        </w:tc>
+        <w:tc>
+          <w:tcPr>
+            <w:tcW w:w="0" w:type="auto"/>
+            <w:tcBorders>
+              <w:top w:val="single" w:sz="6" w:space="0" w:color="CCCCCC"/>
+              <w:left w:val="single" w:sz="6" w:space="0" w:color="CCCCCC"/>
+              <w:bottom w:val="single" w:sz="6" w:space="0" w:color="CCCCCC"/>
+              <w:right w:val="single" w:sz="6" w:space="0" w:color="CCCCCC"/>
+            </w:tcBorders>
+            <w:tcMar>
+              <w:top w:w="30" w:type="dxa"/>
+              <w:left w:w="45" w:type="dxa"/>
+              <w:bottom w:w="30" w:type="dxa"/>
+              <w:right w:w="45" w:type="dxa"/>
+            </w:tcMar>
+            <w:vAlign w:val="bottom"/>
+          </w:tcPr>
+          <w:p>
+            <w:pPr>
+              <w:rPr>
+                <w:rFonts w:ascii="Arial" w:eastAsia="Times New Roman" w:hAnsi="Arial" w:cs="Arial"/>
+                <w:sz w:val="20"/>
+                <w:szCs w:val="20"/>
+              </w:rPr>
+            </w:pPr>
+          </w:p>
+        </w:tc>
+        <w:tc>
+          <w:tcPr>
+            <w:tcW w:w="0" w:type="auto"/>
+            <w:tcBorders>
+              <w:top w:val="single" w:sz="6" w:space="0" w:color="CCCCCC"/>
+              <w:left w:val="single" w:sz="6" w:space="0" w:color="CCCCCC"/>
+              <w:bottom w:val="single" w:sz="6" w:space="0" w:color="CCCCCC"/>
+              <w:right w:val="single" w:sz="6" w:space="0" w:color="CCCCCC"/>
+            </w:tcBorders>
+            <w:tcMar>
+              <w:top w:w="30" w:type="dxa"/>
+              <w:left w:w="45" w:type="dxa"/>
+              <w:bottom w:w="30" w:type="dxa"/>
+              <w:right w:w="45" w:type="dxa"/>
+            </w:tcMar>
+            <w:vAlign w:val="bottom"/>
+          </w:tcPr>
+          <w:p>
+            <w:pPr>
+              <w:rPr>
+                <w:rFonts w:ascii="Arial" w:eastAsia="Times New Roman" w:hAnsi="Arial" w:cs="Arial"/>
+                <w:sz w:val="20"/>
+                <w:szCs w:val="20"/>
+              </w:rPr>
+            </w:pPr>
+          </w:p>
+        </w:tc>
+        <w:tc>
+          <w:tcPr>
+            <w:tcW w:w="0" w:type="auto"/>
+            <w:tcBorders>
+              <w:top w:val="single" w:sz="6" w:space="0" w:color="CCCCCC"/>
+              <w:left w:val="single" w:sz="6" w:space="0" w:color="CCCCCC"/>
+              <w:bottom w:val="single" w:sz="6" w:space="0" w:color="CCCCCC"/>
+              <w:right w:val="single" w:sz="6" w:space="0" w:color="CCCCCC"/>
+            </w:tcBorders>
+            <w:tcMar>
+              <w:top w:w="30" w:type="dxa"/>
+              <w:left w:w="45" w:type="dxa"/>
+              <w:bottom w:w="30" w:type="dxa"/>
+              <w:right w:w="45" w:type="dxa"/>
+            </w:tcMar>
+            <w:vAlign w:val="bottom"/>
+          </w:tcPr>
+          <w:p>
+            <w:pPr>
+              <w:rPr>
+                <w:rFonts w:ascii="Arial" w:eastAsia="Times New Roman" w:hAnsi="Arial" w:cs="Arial"/>
+                <w:sz w:val="20"/>
+                <w:szCs w:val="20"/>
+              </w:rPr>
+            </w:pPr>
+          </w:p>
+        </w:tc>
+      </w:tr>
+    </w:tbl>
+    <w:p>
+      <w:pPr>
+        <w:spacing w:after="200"/>
+        <w:ind w:left="360"/>
+        <w:rPr>
+          <w:b/>
+        </w:rPr>
+      </w:pPr>
+      <w:bookmarkStart w:id="0" w:name="_GoBack"/>
+      <w:bookmarkEnd w:id="0"/>
+    </w:p>
+    <w:p>
+      <w:pPr>
+        <w:spacing w:after="200"/>
+      </w:pPr>
+      <w:r>
+        <w:t>Pour chacune de ces sources, [préciser : la structure de la donnée, sa fréquence de mise à jour, son échelle (parcelle, commune...), ses limites de fiabilité ou de fraîcheur constatées lors de l'analyse].</w:t>
+      </w:r>
+    </w:p>
+    <w:p>
+      <w:pPr>
+        <w:pBdr>
+          <w:top w:val="single" w:sz="4" w:space="0" w:color="D6B656"/>
+          <w:left w:val="single" w:sz="4" w:space="0" w:color="D6B656"/>
+          <w:bottom w:val="single" w:sz="4" w:space="0" w:color="D6B656"/>
+          <w:right w:val="single" w:sz="4" w:space="0" w:color="D6B656"/>
+        </w:pBdr>
+        <w:shd w:val="clear" w:color="auto" w:fill="FFF2CC"/>
+        <w:spacing w:before="120" w:after="240"/>
+      </w:pPr>
+      <w:proofErr w:type="gramStart"/>
+      <w:r>
+        <w:rPr>
+          <w:i/>
+          <w:iCs/>
+          <w:sz w:val="20"/>
+          <w:szCs w:val="20"/>
+        </w:rPr>
+        <w:t>🖼  Illustration</w:t>
+      </w:r>
+      <w:proofErr w:type="gramEnd"/>
+      <w:r>
+        <w:rPr>
+          <w:i/>
+          <w:iCs/>
+          <w:sz w:val="20"/>
+          <w:szCs w:val="20"/>
+        </w:rPr>
+        <w:t xml:space="preserve"> suggérée : schéma des flux de données mobilisées (S.A.S. = Planification + Aspects fonciers : évolutions foncières, PC-PA, doc. </w:t>
+      </w:r>
+      <w:proofErr w:type="gramStart"/>
+      <w:r>
+        <w:rPr>
+          <w:i/>
+          <w:iCs/>
+          <w:sz w:val="20"/>
+          <w:szCs w:val="20"/>
+        </w:rPr>
+        <w:t>d'urbanisme</w:t>
+      </w:r>
+      <w:proofErr w:type="gramEnd"/>
+      <w:r>
+        <w:rPr>
+          <w:i/>
+          <w:iCs/>
+          <w:sz w:val="20"/>
+          <w:szCs w:val="20"/>
+        </w:rPr>
+        <w:t>, OCS-GE, MeDispo) — à adapter du diaporama de cadrage du stage.</w:t>
+      </w:r>
     </w:p>
     <w:p>
       <w:pPr>
         <w:pStyle w:val="Titre2"/>
       </w:pPr>
       <w:r>
-        <w:t>Problématique</w:t>
-      </w:r>
-    </w:p>
-    <w:p>
-      <w:pPr>
-        <w:spacing w:after="200"/>
-      </w:pPr>
-      <w:r>
-        <w:t>Comment mettre en place un système d'analyse spatiale permettant d'automatiser la production d'indicateurs fonciers et d'améliorer le suivi de l'urbanisation, au service des besoins du Service Urbanisme &amp; Habitat du Sicoval ?</w:t>
+        <w:t>1.3 Architecture fonctionnelle et conceptuelle de l'observatoire</w:t>
+      </w:r>
+    </w:p>
+    <w:p>
+      <w:pPr>
+        <w:pStyle w:val="Titre3"/>
+      </w:pPr>
+      <w:r>
+        <w:t>Modélisation conceptuelle de l'observatoire</w:t>
+      </w:r>
+    </w:p>
+    <w:p>
+      <w:pPr>
+        <w:spacing w:after="100"/>
+      </w:pPr>
+      <w:r>
+        <w:rPr>
+          <w:i/>
+          <w:iCs/>
+          <w:color w:val="595959"/>
+          <w:sz w:val="20"/>
+          <w:szCs w:val="20"/>
+        </w:rPr>
+        <w:t>▸ Décrire les informations attendues dans l'observatoire, les cas d'usage, le choix des indicateurs, les utilisateurs cibles (chargés de mission, élus), et le choix de la plateforme de diffusion (ArcGIS Web, Leaflet...).</w:t>
+      </w:r>
+    </w:p>
+    <w:p>
+      <w:pPr>
+        <w:spacing w:after="200"/>
+      </w:pPr>
+      <w:r>
+        <w:t>La conception de l'observatoire s'est appuyée sur une modélisation conceptuelle définissant : les informations devant y figurer [liste], les cas d'utilisation envisagés [consultation ponctuelle par un chargé de mission, restitution synthétique à destination des élus, alimentation d'un rapport réglementaire...], et les indicateurs retenus à l'issue du diagnostic (cf. 1.1).</w:t>
+      </w:r>
+    </w:p>
+    <w:p>
+      <w:pPr>
+        <w:spacing w:after="200"/>
+      </w:pPr>
+      <w:r>
+        <w:t xml:space="preserve">Les utilisateurs cibles de l'observatoire sont principalement les chargés de mission du service (usage détaillé, analytique) et, dans une moindre mesure, les élus locaux (usage synthétique, restitution cartographique). Ce double public a orienté [préciser les choix de conception qui en découlent : niveaux de détail différenciés, interface simplifiée vs. </w:t>
+      </w:r>
+      <w:proofErr w:type="gramStart"/>
+      <w:r>
+        <w:t>accès</w:t>
+      </w:r>
+      <w:proofErr w:type="gramEnd"/>
+      <w:r>
+        <w:t xml:space="preserve"> aux données brutes, etc.].</w:t>
+      </w:r>
+    </w:p>
+    <w:p>
+      <w:pPr>
+        <w:spacing w:after="200"/>
+      </w:pPr>
+      <w:r>
+        <w:t>Concernant l'intégration technique, plusieurs options ont été étudiées pour héberger et diffuser l'observatoire au sein du SIG du Sicoval : [service ArcGIS Web / carte interactive développée en Leaflet / autre solution]. Le choix s'est porté sur [solution retenue], pour les raisons suivantes : [compatibilité avec l'environnement ArcGIS existant, autonomie de mise à jour, coût de licence, facilité de prise en main par les agents non-</w:t>
+      </w:r>
+      <w:proofErr w:type="spellStart"/>
+      <w:r>
+        <w:t>SIGistes</w:t>
+      </w:r>
+      <w:proofErr w:type="spellEnd"/>
+      <w:r>
+        <w:t>, etc.].</w:t>
+      </w:r>
+    </w:p>
+    <w:p>
+      <w:pPr>
+        <w:pStyle w:val="Titre3"/>
+      </w:pPr>
+      <w:r>
+        <w:t>Structuration de la donnée</w:t>
+      </w:r>
+    </w:p>
+    <w:p>
+      <w:pPr>
+        <w:spacing w:after="100"/>
+      </w:pPr>
+      <w:r>
+        <w:rPr>
+          <w:i/>
+          <w:iCs/>
+          <w:color w:val="595959"/>
+          <w:sz w:val="20"/>
+          <w:szCs w:val="20"/>
+        </w:rPr>
+        <w:lastRenderedPageBreak/>
+        <w:t>▸ Justifier le choix de l'échelle (parcelle, bâti) et de la temporalité des données (périodes d'analyse retenues).</w:t>
+      </w:r>
+    </w:p>
+    <w:p>
+      <w:pPr>
+        <w:spacing w:after="200"/>
+      </w:pPr>
+      <w:r>
+        <w:t>Le choix de l'échelle de la donnée s'est porté sur [la parcelle / le bâtiment], car [justification : granularité nécessaire aux calculs d'indicateurs, cohérence avec les référentiels sources, facilité de croisement avec le parcellaire cadastral, etc.].</w:t>
+      </w:r>
+    </w:p>
+    <w:p>
+      <w:pPr>
+        <w:spacing w:after="200"/>
+      </w:pPr>
+      <w:r>
+        <w:t>La temporalité retenue pour les analyses est [préciser : millésime annuel, période glissante sur X années, référence au bilan PLU à 6 ans...], en cohérence avec les obligations réglementaires de suivi (bilan des PLU à 6 ans, rapport de suivi de l'artificialisation tous les 3 ans).</w:t>
+      </w:r>
+    </w:p>
+    <w:p>
+      <w:pPr>
+        <w:pBdr>
+          <w:top w:val="single" w:sz="4" w:space="0" w:color="D6B656"/>
+          <w:left w:val="single" w:sz="4" w:space="0" w:color="D6B656"/>
+          <w:bottom w:val="single" w:sz="4" w:space="0" w:color="D6B656"/>
+          <w:right w:val="single" w:sz="4" w:space="0" w:color="D6B656"/>
+        </w:pBdr>
+        <w:shd w:val="clear" w:color="auto" w:fill="FFF2CC"/>
+        <w:spacing w:before="120" w:after="240"/>
+      </w:pPr>
+      <w:proofErr w:type="gramStart"/>
+      <w:r>
+        <w:rPr>
+          <w:i/>
+          <w:iCs/>
+          <w:sz w:val="20"/>
+          <w:szCs w:val="20"/>
+        </w:rPr>
+        <w:t>🖼  Illustration</w:t>
+      </w:r>
+      <w:proofErr w:type="gramEnd"/>
+      <w:r>
+        <w:rPr>
+          <w:i/>
+          <w:iCs/>
+          <w:sz w:val="20"/>
+          <w:szCs w:val="20"/>
+        </w:rPr>
+        <w:t xml:space="preserve"> suggérée : schéma d'architecture fonctionnelle de l'observatoire (sources de données → traitements → couches produites → restitution/utilisateurs).</w:t>
+      </w:r>
+    </w:p>
+    <w:p>
+      <w:r>
+        <w:br w:type="page"/>
+      </w:r>
+    </w:p>
+    <w:p>
+      <w:pPr>
+        <w:pStyle w:val="Titre1"/>
+      </w:pPr>
+      <w:r>
+        <w:lastRenderedPageBreak/>
+        <w:t>2. Modélisation, conception et automatisation de l'observatoire</w:t>
+      </w:r>
+    </w:p>
+    <w:p>
+      <w:pPr>
+        <w:pStyle w:val="Titre2"/>
+      </w:pPr>
+      <w:r>
+        <w:t>2.1 Modélisation des données de SCEP (Suivi Consommation et Planification)</w:t>
+      </w:r>
+    </w:p>
+    <w:p>
+      <w:pPr>
+        <w:pStyle w:val="Titre3"/>
+      </w:pPr>
+      <w:r>
+        <w:t>Suivi Consommation et Planification</w:t>
+      </w:r>
+    </w:p>
+    <w:p>
+      <w:pPr>
+        <w:spacing w:after="100"/>
+      </w:pPr>
+      <w:r>
+        <w:rPr>
+          <w:i/>
+          <w:iCs/>
+          <w:color w:val="595959"/>
+          <w:sz w:val="20"/>
+          <w:szCs w:val="20"/>
+        </w:rPr>
+        <w:t>▸ Présenter la création de la base de données standardisée agrégeant les données de construction et de renouvellement urbain (habitat, équipement, activité économique).</w:t>
+      </w:r>
+    </w:p>
+    <w:p>
+      <w:pPr>
+        <w:spacing w:after="200"/>
+      </w:pPr>
+      <w:r>
+        <w:t>Afin de centraliser le suivi des évolutions foncières, une base de données standardisée — le SCEP (Suivi Consommation et Planification) — a été conçue. Elle agrège les données relatives à la construction et au renouvellement urbain, qu'il s'agisse de logements, d'équipements ou d'activités économiques, en s'appuyant sur les évolutions foncières identifiées (permis de construire/d'aménager, documents d'urbanisme).</w:t>
+      </w:r>
+    </w:p>
+    <w:p>
+      <w:pPr>
+        <w:pStyle w:val="Titre3"/>
+      </w:pPr>
+      <w:r>
+        <w:t>Le modèle de la base de données</w:t>
+      </w:r>
+    </w:p>
+    <w:p>
+      <w:pPr>
+        <w:spacing w:after="100"/>
+      </w:pPr>
+      <w:r>
+        <w:rPr>
+          <w:i/>
+          <w:iCs/>
+          <w:color w:val="595959"/>
+          <w:sz w:val="20"/>
+          <w:szCs w:val="20"/>
+        </w:rPr>
+        <w:t>▸ Expliquer comment sont retranscrites les informations clés : géométrie du bâti, destination, typologie, et justifier le choix des variables retenues.</w:t>
+      </w:r>
+    </w:p>
+    <w:p>
+      <w:pPr>
+        <w:spacing w:after="200"/>
+      </w:pPr>
+      <w:r>
+        <w:t>Le modèle de données retenu vise à retranscrire, pour chaque évolution foncière identifiée : la géométrie du bâti (à la parcelle ou au bâtiment), sa destination (habitat, activité, équipement), sa typologie (forme urbaine produite), le type d'évolution (consommation ou densification ; extension, renouvellement urbain, division parcellaire ou changement de destination), la période de mobilisation, le nombre de logements et la surface mobilisée.</w:t>
+      </w:r>
+    </w:p>
+    <w:p>
+      <w:pPr>
+        <w:spacing w:after="200"/>
+      </w:pPr>
+      <w:r>
+        <w:t>Le choix de ces variables résulte d'un arbitrage entre [le niveau de détail souhaité par le service, la disponibilité effective de l'information dans les sources mobilisées (PC-PA, OCS-GE...), et la nécessité de pouvoir calculer les indicateurs définis en partie 1]. [Détailler les variables écartées et pourquoi].</w:t>
+      </w:r>
+    </w:p>
+    <w:p>
+      <w:pPr>
+        <w:pBdr>
+          <w:top w:val="single" w:sz="4" w:space="0" w:color="D6B656"/>
+          <w:left w:val="single" w:sz="4" w:space="0" w:color="D6B656"/>
+          <w:bottom w:val="single" w:sz="4" w:space="0" w:color="D6B656"/>
+          <w:right w:val="single" w:sz="4" w:space="0" w:color="D6B656"/>
+        </w:pBdr>
+        <w:shd w:val="clear" w:color="auto" w:fill="FFF2CC"/>
+        <w:spacing w:before="120" w:after="240"/>
+      </w:pPr>
+      <w:proofErr w:type="gramStart"/>
+      <w:r>
+        <w:rPr>
+          <w:i/>
+          <w:iCs/>
+          <w:sz w:val="20"/>
+          <w:szCs w:val="20"/>
+        </w:rPr>
+        <w:t>🖼  Illustration</w:t>
+      </w:r>
+      <w:proofErr w:type="gramEnd"/>
+      <w:r>
+        <w:rPr>
+          <w:i/>
+          <w:iCs/>
+          <w:sz w:val="20"/>
+          <w:szCs w:val="20"/>
+        </w:rPr>
+        <w:t xml:space="preserve"> suggérée : schéma / dictionnaire de données du modèle SCEP (table des champs, types, sources) — un tableau structuré est recommandé ici.</w:t>
+      </w:r>
+    </w:p>
+    <w:p>
+      <w:pPr>
+        <w:pStyle w:val="Titre3"/>
+      </w:pPr>
+      <w:r>
+        <w:t>Mise à jour de la donnée</w:t>
+      </w:r>
+    </w:p>
+    <w:p>
+      <w:pPr>
+        <w:spacing w:after="100"/>
+      </w:pPr>
+      <w:r>
+        <w:rPr>
+          <w:i/>
+          <w:iCs/>
+          <w:color w:val="595959"/>
+          <w:sz w:val="20"/>
+          <w:szCs w:val="20"/>
+        </w:rPr>
+        <w:t>▸ Décrire le processus d'ajout d'une nouvelle parcelle bâtie, l'automatisation envisagée, et l'accessibilité de la mise à jour aux agents non-</w:t>
+      </w:r>
+      <w:proofErr w:type="spellStart"/>
+      <w:r>
+        <w:rPr>
+          <w:i/>
+          <w:iCs/>
+          <w:color w:val="595959"/>
+          <w:sz w:val="20"/>
+          <w:szCs w:val="20"/>
+        </w:rPr>
+        <w:t>SIGistes</w:t>
+      </w:r>
+      <w:proofErr w:type="spellEnd"/>
+      <w:r>
+        <w:rPr>
+          <w:i/>
+          <w:iCs/>
+          <w:color w:val="595959"/>
+          <w:sz w:val="20"/>
+          <w:szCs w:val="20"/>
+        </w:rPr>
+        <w:t xml:space="preserve"> (scripts).</w:t>
+      </w:r>
+    </w:p>
+    <w:p>
+      <w:pPr>
+        <w:spacing w:after="200"/>
+      </w:pPr>
+      <w:r>
+        <w:t xml:space="preserve">Pour garantir la pérennité de l'observatoire, un processus de mise à jour a été formalisé, permettant d'intégrer une nouvelle parcelle bâtie identifiée [via les permis de construire, la photo-interprétation, ou tout autre déclencheur]. Ce processus a été automatisé au moyen de [scripts Python / modèles ArcGIS </w:t>
+      </w:r>
+      <w:proofErr w:type="spellStart"/>
+      <w:r>
+        <w:t>ModelBuilder</w:t>
+      </w:r>
+      <w:proofErr w:type="spellEnd"/>
+      <w:r>
+        <w:t xml:space="preserve"> / autre outil], afin d'en limiter la charge manuelle et les risques d'erreur.</w:t>
+      </w:r>
+    </w:p>
+    <w:p>
+      <w:pPr>
+        <w:spacing w:after="200"/>
+      </w:pPr>
+      <w:r>
+        <w:t>Une attention particulière a été portée à l'accessibilité de cette mise à jour pour des agents non-</w:t>
+      </w:r>
+      <w:proofErr w:type="spellStart"/>
+      <w:r>
+        <w:t>SIGistes</w:t>
+      </w:r>
+      <w:proofErr w:type="spellEnd"/>
+      <w:r>
+        <w:t xml:space="preserve"> : [décrire l'interface ou la procédure simplifiée mise en place — formulaire, script à double-clic, notice pas-à-pas, etc.].</w:t>
       </w:r>
     </w:p>
     <w:p>
@@ -1128,359 +3123,7 @@
           <w:sz w:val="20"/>
           <w:szCs w:val="20"/>
         </w:rPr>
-        <w:t xml:space="preserve"> Conseil rédaction : Cette problématique doit être rappelée en filigrane dans chaque partie et reprise explicitement dans la conclusion pour montrer qu'elle a été traitée.</w:t>
-      </w:r>
-    </w:p>
-    <w:p>
-      <w:pPr>
-        <w:pStyle w:val="Titre2"/>
-      </w:pPr>
-      <w:r>
-        <w:t>Commandes du stage et annonce du plan</w:t>
-      </w:r>
-    </w:p>
-    <w:p>
-      <w:pPr>
-        <w:spacing w:after="100"/>
-      </w:pPr>
-      <w:r>
-        <w:rPr>
-          <w:i/>
-          <w:iCs/>
-          <w:color w:val="595959"/>
-          <w:sz w:val="20"/>
-          <w:szCs w:val="20"/>
-        </w:rPr>
-        <w:t>▸ Détailler la commande (double objectif : concevoir l'observatoire + structurer une méthodologie reproductible de mise à jour), puis annoncer le plan du rapport en une phrase par partie.</w:t>
-      </w:r>
-    </w:p>
-    <w:p>
-      <w:pPr>
-        <w:spacing w:after="200"/>
-      </w:pPr>
-      <w:r>
-        <w:t xml:space="preserve">La mission confiée s'articule autour de deux commandes principales : d'une part, la conception d'un observatoire territorial permettant de suivre la consommation foncière et </w:t>
-      </w:r>
-      <w:r>
-        <w:t xml:space="preserve">la quantité de </w:t>
-      </w:r>
-      <w:r>
-        <w:t>logements</w:t>
-      </w:r>
-      <w:r>
-        <w:t xml:space="preserve"> crées</w:t>
-      </w:r>
-      <w:r>
-        <w:t xml:space="preserve"> ; d'autre part, la structuration d'une méthodologie reproductible permettant de mettre à jour régulièrement les données alimentant cet observatoire.</w:t>
-      </w:r>
-    </w:p>
-    <w:p>
-      <w:pPr>
-        <w:spacing w:after="200"/>
-      </w:pPr>
-      <w:r>
-        <w:t>Pour répondre à cette commande, ce rapport s'organise en trois parties. La première présente le diagnostic et le cadrage de la Solution d'Analyse Spatiale, à partir de l'analyse des besoins et de l'état de l'art. La deuxième détaille la modélisation, la conception et l'automatisation de l'observatoire. La troisième présente le développement de l'interface d</w:t>
-      </w:r>
-      <w:r>
-        <w:t>e l’observatoire</w:t>
-      </w:r>
-      <w:r>
-        <w:t xml:space="preserve"> et le transfert de compétences vers les agents du service. Une discussion critique des résultats précède la conclusion, qui dresse le bilan du travail réalisé et ouvre sur des perspectives d'amélioration.</w:t>
-      </w:r>
-    </w:p>
-    <w:p>
-      <w:r>
-        <w:br w:type="page"/>
-      </w:r>
-    </w:p>
-    <w:p>
-      <w:pPr>
-        <w:pStyle w:val="Titre1"/>
-      </w:pPr>
-      <w:r>
-        <w:lastRenderedPageBreak/>
-        <w:t>1. Diagnostic et cadrage de la Solution d'Analyse Spatiale</w:t>
-      </w:r>
-    </w:p>
-    <w:p>
-      <w:pPr>
-        <w:pStyle w:val="Titre2"/>
-      </w:pPr>
-      <w:r>
-        <w:t>1.1 Compréhension et analyse des besoins métiers</w:t>
-      </w:r>
-    </w:p>
-    <w:p>
-      <w:pPr>
-        <w:spacing w:after="100"/>
-        <w:rPr>
-          <w:b/>
-          <w:bCs/>
-        </w:rPr>
-      </w:pPr>
-      <w:r>
-        <w:rPr>
-          <w:b/>
-          <w:bCs/>
-        </w:rPr>
-        <w:t>Acculturation métier et compréhension du cycle de planification</w:t>
-      </w:r>
-    </w:p>
-    <w:p>
-      <w:pPr>
-        <w:spacing w:after="100"/>
-        <w:ind w:firstLine="708"/>
-      </w:pPr>
-      <w:r>
-        <w:t>La conduit d’un projet géomatique appliqué à l’urbanisme nécessite une compréhension fine des mécanismes d’aménagement opérationnel et réglementaire. Issus d’un cursus initial en Mathématiques et informatiques, une première phase d’acculturation au sein du Service Urbanisme, Habitat et Planification a été indispensable</w:t>
-      </w:r>
-      <w:r>
-        <w:t xml:space="preserve">. </w:t>
-      </w:r>
-      <w:r>
-        <w:t xml:space="preserve">Cette étape m’a permis de maitriser le vocabulaire technique, les nombreux sigles réglementaires (PADD, OAP, ENAF…) ainsi que </w:t>
-      </w:r>
-      <w:r>
-        <w:t xml:space="preserve">les grandes étapes de l’élaboration d’un </w:t>
-      </w:r>
-      <w:r>
-        <w:t xml:space="preserve">PLU : </w:t>
-      </w:r>
-      <w:r>
-        <w:t>du diagnostic territorial</w:t>
-      </w:r>
-      <w:r>
-        <w:t xml:space="preserve"> initial à la</w:t>
-      </w:r>
-      <w:r>
-        <w:t xml:space="preserve"> concertation avec les élus et jusqu’au contrôle de légalité par l’</w:t>
-      </w:r>
-      <w:r>
-        <w:t>É</w:t>
-      </w:r>
-      <w:r>
-        <w:t>tat</w:t>
-      </w:r>
-      <w:r>
-        <w:t xml:space="preserve"> (DDT)</w:t>
-      </w:r>
-      <w:r>
-        <w:t>. Comprendre l’activité du service a été une étape importante pour être à l’aise avec les concepts et les nombreux acronymes utilisés.</w:t>
-      </w:r>
-      <w:r>
-        <w:t xml:space="preserve"> La maitrise de ces termes techniques m’a permis une bonne intégration dans le service en tant que stagiaire SIG et être prêt à concevoir l’outil qui répondra le mieux aux besoins métiers.</w:t>
-      </w:r>
-    </w:p>
-    <w:p>
-      <w:pPr>
-        <w:spacing w:after="100"/>
-      </w:pPr>
-      <w:r>
-        <w:rPr>
-          <w:b/>
-          <w:bCs/>
-        </w:rPr>
-        <w:t>Contexte d'usage des SIG au sein de la collectivité et diagnostic des pratiques</w:t>
-      </w:r>
-    </w:p>
-    <w:p>
-      <w:pPr>
-        <w:spacing w:after="200"/>
-        <w:ind w:firstLine="708"/>
-      </w:pPr>
-      <w:r>
-        <w:t xml:space="preserve">La première étape du stage a consisté à recueillir et analyser les besoins exprimés par le Service Urbanisme &amp; Habitat. Il s'agissait notamment de définir le rôle attendu de l'observatoire </w:t>
-      </w:r>
-      <w:r>
-        <w:t xml:space="preserve">mais également de </w:t>
-      </w:r>
-      <w:r>
-        <w:t>faire l’inventaire des outils et de données disponibles Le Sicoval est équipé d’un service SIG avec 3 agents chargés d’animer et de mettre à jour les référentiels</w:t>
-      </w:r>
-      <w:r>
-        <w:t xml:space="preserve"> géographiques</w:t>
-      </w:r>
-      <w:r>
-        <w:t xml:space="preserve"> mais ils ne sont pas dédiés</w:t>
-      </w:r>
-      <w:r>
-        <w:t xml:space="preserve"> exclusivement aux besoins métiers spécifiques du service</w:t>
-      </w:r>
-      <w:r>
-        <w:t xml:space="preserve"> Urbanisme. </w:t>
-      </w:r>
-    </w:p>
-    <w:p>
-      <w:pPr>
-        <w:spacing w:after="200"/>
-        <w:ind w:firstLine="708"/>
-      </w:pPr>
-      <w:r>
-        <w:t xml:space="preserve">Au sein du service d’accueil, </w:t>
-      </w:r>
-      <w:r>
-        <w:t>l</w:t>
-      </w:r>
-      <w:r>
-        <w:t xml:space="preserve">’utilisation du SIG n’est pas systématique, les chargés de mission </w:t>
-      </w:r>
-      <w:r>
-        <w:t>en urbanisme ne maîtrisent pas les logiciels spécialisés (QGIS, ArcGIS Pro)</w:t>
-      </w:r>
-      <w:r>
-        <w:t>.</w:t>
-      </w:r>
-      <w:r>
-        <w:t xml:space="preserve"> L</w:t>
-      </w:r>
-      <w:r>
-        <w:t xml:space="preserve">’utilisation des outils SIG pour le service sont essentiellement </w:t>
-      </w:r>
-      <w:r>
-        <w:t>assuraient</w:t>
-      </w:r>
-      <w:r>
-        <w:t xml:space="preserve"> par mon maitre de stage Maxime Calais</w:t>
-      </w:r>
-      <w:r>
-        <w:t xml:space="preserve">. Un des enjeux majeurs </w:t>
-      </w:r>
-      <w:r>
-        <w:t>du stage est de</w:t>
-      </w:r>
-      <w:r>
-        <w:t xml:space="preserve"> démocratiser l’accès à l’information géographique. L’observatoire territorial doit offrir une interface permettant à l’ensemble des agents du service (géomaticien ou non) d’accéder efficacement à la donnée foncière, de consulter les indicateurs et d’extraire des synthèses statistiques et cartographiques afin de remplir </w:t>
-      </w:r>
-      <w:r>
-        <w:t>leurs missions</w:t>
-      </w:r>
-      <w:r>
-        <w:t xml:space="preserve"> de planification.</w:t>
-      </w:r>
-    </w:p>
-    <w:p>
-      <w:pPr>
-        <w:spacing w:after="200"/>
-        <w:rPr>
-          <w:b/>
-          <w:bCs/>
-        </w:rPr>
-      </w:pPr>
-      <w:r>
-        <w:rPr>
-          <w:b/>
-          <w:bCs/>
-        </w:rPr>
-        <w:t>Définition du rôle de l'observatoire et spécification des indicateurs clés du PLU</w:t>
-      </w:r>
-    </w:p>
-    <w:p>
-      <w:pPr>
-        <w:spacing w:after="200"/>
-      </w:pPr>
-      <w:r>
-        <w:t>Le recueil des besoins mené auprès des agents a permis de formaliser les attentes fonctionnelles vis-à-vis du futur observatoire</w:t>
-      </w:r>
-      <w:r>
-        <w:t xml:space="preserve"> en trois missions :</w:t>
-      </w:r>
-    </w:p>
-    <w:p>
-      <w:pPr>
-        <w:pStyle w:val="Paragraphedeliste"/>
-        <w:numPr>
-          <w:ilvl w:val="0"/>
-          <w:numId w:val="4"/>
-        </w:numPr>
-        <w:spacing w:after="200"/>
-      </w:pPr>
-      <w:r>
-        <w:rPr>
-          <w:b/>
-        </w:rPr>
-        <w:t>Un suivi continu et centralisé</w:t>
-      </w:r>
-      <w:r>
-        <w:t> : Homogénéiser des données issues de sources hétérogènes (Permis de construire, Occupation du sol…)</w:t>
-      </w:r>
-      <w:r>
-        <w:t xml:space="preserve"> pour permettre aux agents une connaissance fine de l’évolution de la consommation d’espace et de la production de logements dans les communes. Ces données doivent être centraliser et accessibles dans l’observatoire.  </w:t>
-      </w:r>
-    </w:p>
-    <w:p>
-      <w:pPr>
-        <w:pStyle w:val="Paragraphedeliste"/>
-        <w:numPr>
-          <w:ilvl w:val="0"/>
-          <w:numId w:val="4"/>
-        </w:numPr>
-        <w:spacing w:after="200"/>
-      </w:pPr>
-      <w:r>
-        <w:rPr>
-          <w:b/>
-        </w:rPr>
-        <w:t>Produire des indicateurs </w:t>
-      </w:r>
-      <w:r>
-        <w:t>:</w:t>
-      </w:r>
-      <w:r>
-        <w:t xml:space="preserve"> Calculer automatiquement les indicateurs lors de la mise à jour des données de l’observatoire.</w:t>
-      </w:r>
-      <w:r>
-        <w:t xml:space="preserve"> Ces indicateurs </w:t>
-      </w:r>
-      <w:bookmarkStart w:id="0" w:name="_GoBack"/>
-      <w:bookmarkEnd w:id="0"/>
-    </w:p>
-    <w:p>
-      <w:pPr>
-        <w:pStyle w:val="Paragraphedeliste"/>
-        <w:numPr>
-          <w:ilvl w:val="0"/>
-          <w:numId w:val="4"/>
-        </w:numPr>
-        <w:spacing w:after="200"/>
-        <w:rPr>
-          <w:b/>
-        </w:rPr>
-      </w:pPr>
-      <w:r>
-        <w:rPr>
-          <w:b/>
-        </w:rPr>
-        <w:t>Un outil d’aide à la décision stratégique</w:t>
-      </w:r>
-      <w:r>
-        <w:rPr>
-          <w:b/>
-        </w:rPr>
-        <w:t xml:space="preserve"> : </w:t>
-      </w:r>
-      <w:r>
-        <w:t>Donner aux agents les éléments factuels et territorialisés pour justifier les arbitrages politiques auprès des élus et au regard des exigences du Scot de la Grande Agglomération Toulousaine.</w:t>
-      </w:r>
-    </w:p>
-    <w:p>
-      <w:pPr>
-        <w:spacing w:after="200"/>
-        <w:ind w:firstLine="708"/>
-      </w:pPr>
-      <w:r>
-        <w:t xml:space="preserve">Plusieurs indicateurs ont été identifiés comme nécessaires à l'élaboration ou à la justification du PLU, parmi lesquels : le nombre de logements produits à l'hectare, le potentiel d'intensification (ou de densification) du tissu urbain existant, et le potentiel en opération (foncier </w:t>
-      </w:r>
-      <w:r>
-        <w:lastRenderedPageBreak/>
-        <w:t>mobilisable identifié dans le cadre de projets ou d'OAP). [Développer et illustrer chaque indicateur, sa définition, son mode de calcul envisagé].</w:t>
-      </w:r>
-    </w:p>
-    <w:p>
-      <w:pPr>
-        <w:spacing w:after="200"/>
-      </w:pPr>
-      <w:r>
-        <w:t>Ces indicateurs doivent notamment permettre de justifier les décisions du PLU au regard des orientations du SCOT en matière de sobriété foncière (part minimale de densification, consommation maximale d'espace par habitant, densités minimales par commune).</w:t>
+        <w:t xml:space="preserve"> Conseil rédaction : Décrire ici le script sous forme d'organigramme (inputs → traitements → outputs) plutôt que de coller de longs extraits de code ; le code détaillé peut être renvoyé en annexe.</w:t>
       </w:r>
     </w:p>
     <w:p>
@@ -1512,7 +3155,15 @@
           <w:sz w:val="20"/>
           <w:szCs w:val="20"/>
         </w:rPr>
-        <w:t xml:space="preserve"> suggérée : tableau de synthèse des indicateurs identifiés (nom, définition, échelle de calcul, source de données, périodicité).</w:t>
+        <w:t xml:space="preserve"> suggérée : organigramme du processus de mise à jour automatisé de la couche « évolutions foncières »/SCEP.</w:t>
+      </w:r>
+    </w:p>
+    <w:p>
+      <w:pPr>
+        <w:pStyle w:val="Titre2"/>
+      </w:pPr>
+      <w:r>
+        <w:t>2.2 Le potentiel de densification et les potentiels fonciers</w:t>
       </w:r>
     </w:p>
     <w:p>
@@ -1520,7 +3171,8 @@
         <w:pStyle w:val="Titre3"/>
       </w:pPr>
       <w:r>
-        <w:t>Rôle de l'observatoire</w:t>
+        <w:lastRenderedPageBreak/>
+        <w:t>Identification des potentiels</w:t>
       </w:r>
     </w:p>
     <w:p>
@@ -1535,15 +3187,23 @@
           <w:sz w:val="20"/>
           <w:szCs w:val="20"/>
         </w:rPr>
-        <w:t>▸ Positionner l'observatoire comme outil stratégique de connaissance du territoire, en lien avec une éventuelle perspective de PLU intercommunal.</w:t>
-      </w:r>
-    </w:p>
-    <w:p>
-      <w:pPr>
-        <w:spacing w:after="200"/>
-      </w:pPr>
-      <w:r>
-        <w:t>Au-delà du suivi réglementaire, l'observatoire se veut un outil stratégique de connaissance du territoire en matière de logement et de consommation foncière, permettant de développer une vision partagée et actualisée des dynamiques territoriales. [Préciser en quoi l'observatoire est pensé pour s'articuler avec une perspective de PLU intercommunal, s'il y a lieu].</w:t>
+        <w:t>▸ Décrire la méthode à partir de MeDispo (méthode AUAT) recroisée avec les documents d'urbanisme (zonage PLU : U, AU, AU0).</w:t>
+      </w:r>
+    </w:p>
+    <w:p>
+      <w:pPr>
+        <w:spacing w:after="200"/>
+      </w:pPr>
+      <w:r>
+        <w:t>L'identification des potentiels fonciers s'appuie sur la base MeDispo, en reprenant la méthode développée par l'AUAT (cf. état de l'art, 1.2), recroisée avec le zonage des documents d'urbanisme en vigueur (zones U, AU, AU0). Cette approche permet de distinguer [potentiel de densification en zone urbaine (U) / potentiel d'extension en zone à urbaniser (AU, AU0)].</w:t>
+      </w:r>
+    </w:p>
+    <w:p>
+      <w:pPr>
+        <w:spacing w:after="200"/>
+      </w:pPr>
+      <w:r>
+        <w:t>Concrètement, la méthode consiste à [détailler les étapes : sélection des parcelles selon des critères de mutabilité et de taille, exclusion des parcelles contraintes (SUP, risques, zones protégées...), croisement avec le zonage PLU, calcul du nombre de logements potentiels selon une densité de référence].</w:t>
       </w:r>
     </w:p>
     <w:p>
@@ -1575,15 +3235,7 @@
           <w:sz w:val="20"/>
           <w:szCs w:val="20"/>
         </w:rPr>
-        <w:t xml:space="preserve"> suggérée : schéma « rôle de l'analyse spatiale pour la Direction de l'Aménagement » (comprendre/identifier → piloter → aménager), adapté du diaporama de cadrage.</w:t>
-      </w:r>
-    </w:p>
-    <w:p>
-      <w:pPr>
-        <w:pStyle w:val="Titre2"/>
-      </w:pPr>
-      <w:r>
-        <w:t>1.2 État de l'art et évaluation des référentiels utilisés</w:t>
+        <w:t xml:space="preserve"> suggérée : carte des potentiels fonciers identifiés sur une commune test (zones U et AU, avec distinction densification/extension).</w:t>
       </w:r>
     </w:p>
     <w:p>
@@ -1591,7 +3243,7 @@
         <w:pStyle w:val="Titre3"/>
       </w:pPr>
       <w:r>
-        <w:t>Exploration des solutions externes</w:t>
+        <w:t>Intégration des potentiels à l'observatoire</w:t>
       </w:r>
     </w:p>
     <w:p>
@@ -1606,55 +3258,23 @@
           <w:sz w:val="20"/>
           <w:szCs w:val="20"/>
         </w:rPr>
-        <w:t>▸ Présenter la démarche de benchmark : autres collectivités, agences d'urbanisme, et notamment les échanges avec l'AUAT sur leur méthode d'évaluation des disponibilités foncières.</w:t>
-      </w:r>
-    </w:p>
-    <w:p>
-      <w:pPr>
-        <w:spacing w:after="200"/>
-      </w:pPr>
-      <w:r>
-        <w:t>Afin de ne pas repartir de zéro et de s'inscrire dans des pratiques éprouvées, un travail d'état de l'art a été mené sur les solutions et méthodes utilisées par d'autres collectivités et agences d'urbanisme. [Lister les structures consultées / la bibliographie mobilisée].</w:t>
-      </w:r>
-    </w:p>
-    <w:p>
-      <w:pPr>
-        <w:spacing w:after="200"/>
-      </w:pPr>
-      <w:r>
-        <w:t>Des échanges ont notamment été conduits avec l'AUAT (Agence d'Urbanisme et d'Aménagement Toulouse aire urbaine) concernant leur méthode d'évaluation des disponibilités foncières [via l'outil MeDispo]. Ces échanges ont permis de [préciser les apports concrets : définition des critères de mutabilité, seuils de densité retenus, méthode de qualification des potentiels, etc.].</w:t>
-      </w:r>
-    </w:p>
-    <w:p>
-      <w:pPr>
-        <w:pBdr>
-          <w:top w:val="single" w:sz="4" w:space="0" w:color="70AD47"/>
-          <w:left w:val="single" w:sz="4" w:space="0" w:color="70AD47"/>
-          <w:bottom w:val="single" w:sz="4" w:space="0" w:color="70AD47"/>
-          <w:right w:val="single" w:sz="4" w:space="0" w:color="70AD47"/>
-        </w:pBdr>
-        <w:shd w:val="clear" w:color="auto" w:fill="E2EFDA"/>
-        <w:spacing w:before="120" w:after="240"/>
-      </w:pPr>
-      <w:proofErr w:type="gramStart"/>
-      <w:r>
-        <w:rPr>
-          <w:i/>
-          <w:iCs/>
-          <w:sz w:val="20"/>
-          <w:szCs w:val="20"/>
-        </w:rPr>
-        <w:t>📝</w:t>
-      </w:r>
-      <w:proofErr w:type="gramEnd"/>
-      <w:r>
-        <w:rPr>
-          <w:i/>
-          <w:iCs/>
-          <w:sz w:val="20"/>
-          <w:szCs w:val="20"/>
-        </w:rPr>
-        <w:t xml:space="preserve"> Conseil rédaction : Cette sous-partie gagne à être structurée en tableau comparatif (méthode, points forts, limites, transposabilité au Sicoval) plutôt qu'en texte purement descriptif.</w:t>
+        <w:t>▸ Expliquer le calcul des potentiels de densification par commune et discuter de l'usage stratégique/sensible de cette donnée (accès restreint, communication encadrée).</w:t>
+      </w:r>
+    </w:p>
+    <w:p>
+      <w:pPr>
+        <w:spacing w:after="200"/>
+      </w:pPr>
+      <w:r>
+        <w:t>Les potentiels ainsi identifiés sont agrégés par commune afin d'alimenter l'observatoire et de nourrir les indicateurs de suivi du PLH et du SCOT. [Détailler le mode de calcul : somme des surfaces/nombre de logements potentiels par commune, pondération éventuelle par un taux de rétention foncière, etc.].</w:t>
+      </w:r>
+    </w:p>
+    <w:p>
+      <w:pPr>
+        <w:spacing w:after="200"/>
+      </w:pPr>
+      <w:r>
+        <w:t>Cette donnée revêt un caractère sensible dans la mesure où elle identifie nommément des parcelles mobilisables, avec un usage à visée stratégique pour la collectivité. Son utilisation a donc été encadrée : [préciser les règles d'accès définies — usage interne réservé aux chargés de mission, niveau d'agrégation différent pour une diffusion aux élus ou au public, etc.].</w:t>
       </w:r>
     </w:p>
     <w:p>
@@ -1686,7 +3306,29 @@
           <w:sz w:val="20"/>
           <w:szCs w:val="20"/>
         </w:rPr>
-        <w:t xml:space="preserve"> suggérée : tableau comparatif des référentiels/méthodes étudiés (structure, méthode d'estimation des potentiels, échelle, points forts/limites).</w:t>
+        <w:t xml:space="preserve"> suggérée : tableau ou graphique de synthèse des potentiels de densification par commune (nombre de logements potentiels, surface mobilisable).</w:t>
+      </w:r>
+    </w:p>
+    <w:p>
+      <w:r>
+        <w:br w:type="page"/>
+      </w:r>
+    </w:p>
+    <w:p>
+      <w:pPr>
+        <w:pStyle w:val="Titre1"/>
+      </w:pPr>
+      <w:r>
+        <w:lastRenderedPageBreak/>
+        <w:t>3. Développement de l'interface d'exploitation et transfert de compétences</w:t>
+      </w:r>
+    </w:p>
+    <w:p>
+      <w:pPr>
+        <w:pStyle w:val="Titre2"/>
+      </w:pPr>
+      <w:r>
+        <w:t>3.1 Conception du tableau de bord interactif et des supports de restitution cartographique</w:t>
       </w:r>
     </w:p>
     <w:p>
@@ -1694,8 +3336,13 @@
         <w:pStyle w:val="Titre3"/>
       </w:pPr>
       <w:r>
-        <w:t>Inventaire des données internes disponibles</w:t>
-      </w:r>
+        <w:t xml:space="preserve">Développement du </w:t>
+      </w:r>
+      <w:proofErr w:type="spellStart"/>
+      <w:r>
+        <w:t>dashboard</w:t>
+      </w:r>
+      <w:proofErr w:type="spellEnd"/>
     </w:p>
     <w:p>
       <w:pPr>
@@ -1709,24 +3356,39 @@
           <w:sz w:val="20"/>
           <w:szCs w:val="20"/>
         </w:rPr>
-        <w:t>▸ Décrire le référentiel de données du Sicoval mobilisé : OCS-GE, MeDispo, permis de construire, données de l'observatoire de l'habitat.</w:t>
-      </w:r>
-    </w:p>
-    <w:p>
-      <w:pPr>
-        <w:spacing w:after="200"/>
-      </w:pPr>
-      <w:r>
-        <w:t>En parallèle, un inventaire des données mobilisables en interne a été réalisé. Ce référentiel comprend notamment : l'OCS-GE (Occupation du Sol à Grande Échelle), qui permet la qualification des espaces naturels, agricoles et forestiers (NAF) ; MeDispo, base recensant les disponibilités foncières ; les données de permis de construire et permis d'aménager (PC-PA), qui retracent les évolutions foncières réalisées ; ainsi que les données de l'observatoire de l'habitat (lotissements, opérations de logements).</w:t>
-      </w:r>
-    </w:p>
-    <w:p>
-      <w:pPr>
-        <w:spacing w:after="200"/>
-      </w:pPr>
-      <w:r>
-        <w:lastRenderedPageBreak/>
-        <w:t>Pour chacune de ces sources, [préciser : la structure de la donnée, sa fréquence de mise à jour, son échelle (parcelle, commune...), ses limites de fiabilité ou de fraîcheur constatées lors de l'analyse].</w:t>
+        <w:t>▸ Présenter le tableau de bord (HTML/CSS/JS, Leaflet) : fonctionnalités, structure, choix techniques.</w:t>
+      </w:r>
+    </w:p>
+    <w:p>
+      <w:pPr>
+        <w:spacing w:after="200"/>
+      </w:pPr>
+      <w:r>
+        <w:t xml:space="preserve">Pour permettre une consultation interactive des indicateurs par les agents du service, un tableau de bord a été développé en [HTML/CSS/JavaScript, s'appuyant sur la bibliothèque cartographique Leaflet]. Ce </w:t>
+      </w:r>
+      <w:proofErr w:type="spellStart"/>
+      <w:r>
+        <w:t>dashboard</w:t>
+      </w:r>
+      <w:proofErr w:type="spellEnd"/>
+      <w:r>
+        <w:t xml:space="preserve"> permet de [lister les fonctionnalités : filtrer par commune, afficher les indicateurs de consommation foncière et de production de logements, visualiser les potentiels fonciers, exporter les données...].</w:t>
+      </w:r>
+    </w:p>
+    <w:p>
+      <w:pPr>
+        <w:spacing w:after="200"/>
+      </w:pPr>
+      <w:r>
+        <w:t xml:space="preserve">Le choix de cette solution technique repose sur [légèreté de la solution, absence de dépendance à une licence propriétaire, facilité d'hébergement sur les serveurs internes, prise en main simplifiée pour une évolution future par le service]. [Décrire l'architecture technique : structure des fichiers, sources de données consommées (services ArcGIS, fichiers </w:t>
+      </w:r>
+      <w:proofErr w:type="spellStart"/>
+      <w:r>
+        <w:t>GeoJSON</w:t>
+      </w:r>
+      <w:proofErr w:type="spellEnd"/>
+      <w:r>
+        <w:t>...), etc.].</w:t>
       </w:r>
     </w:p>
     <w:p>
@@ -1758,137 +3420,7 @@
           <w:sz w:val="20"/>
           <w:szCs w:val="20"/>
         </w:rPr>
-        <w:t xml:space="preserve"> suggérée : schéma des flux de données mobilisées (S.A.S. = Planification + Aspects fonciers : évolutions foncières, PC-PA, doc. </w:t>
-      </w:r>
-      <w:proofErr w:type="gramStart"/>
-      <w:r>
-        <w:rPr>
-          <w:i/>
-          <w:iCs/>
-          <w:sz w:val="20"/>
-          <w:szCs w:val="20"/>
-        </w:rPr>
-        <w:t>d'urbanisme</w:t>
-      </w:r>
-      <w:proofErr w:type="gramEnd"/>
-      <w:r>
-        <w:rPr>
-          <w:i/>
-          <w:iCs/>
-          <w:sz w:val="20"/>
-          <w:szCs w:val="20"/>
-        </w:rPr>
-        <w:t>, OCS-GE, MeDispo) — à adapter du diaporama de cadrage du stage.</w:t>
-      </w:r>
-    </w:p>
-    <w:p>
-      <w:pPr>
-        <w:pStyle w:val="Titre2"/>
-      </w:pPr>
-      <w:r>
-        <w:t>1.3 Architecture fonctionnelle et conceptuelle de l'observatoire</w:t>
-      </w:r>
-    </w:p>
-    <w:p>
-      <w:pPr>
-        <w:pStyle w:val="Titre3"/>
-      </w:pPr>
-      <w:r>
-        <w:t>Modélisation conceptuelle de l'observatoire</w:t>
-      </w:r>
-    </w:p>
-    <w:p>
-      <w:pPr>
-        <w:spacing w:after="100"/>
-      </w:pPr>
-      <w:r>
-        <w:rPr>
-          <w:i/>
-          <w:iCs/>
-          <w:color w:val="595959"/>
-          <w:sz w:val="20"/>
-          <w:szCs w:val="20"/>
-        </w:rPr>
-        <w:t>▸ Décrire les informations attendues dans l'observatoire, les cas d'usage, le choix des indicateurs, les utilisateurs cibles (chargés de mission, élus), et le choix de la plateforme de diffusion (ArcGIS Web, Leaflet...).</w:t>
-      </w:r>
-    </w:p>
-    <w:p>
-      <w:pPr>
-        <w:spacing w:after="200"/>
-      </w:pPr>
-      <w:r>
-        <w:t>La conception de l'observatoire s'est appuyée sur une modélisation conceptuelle définissant : les informations devant y figurer [liste], les cas d'utilisation envisagés [consultation ponctuelle par un chargé de mission, restitution synthétique à destination des élus, alimentation d'un rapport réglementaire...], et les indicateurs retenus à l'issue du diagnostic (cf. 1.1).</w:t>
-      </w:r>
-    </w:p>
-    <w:p>
-      <w:pPr>
-        <w:spacing w:after="200"/>
-      </w:pPr>
-      <w:r>
-        <w:t xml:space="preserve">Les utilisateurs cibles de l'observatoire sont principalement les chargés de mission du service (usage détaillé, analytique) et, dans une moindre mesure, les élus locaux (usage synthétique, restitution cartographique). Ce double public a orienté [préciser les choix de conception qui en découlent : niveaux de détail différenciés, interface simplifiée vs. </w:t>
-      </w:r>
-      <w:proofErr w:type="gramStart"/>
-      <w:r>
-        <w:t>accès</w:t>
-      </w:r>
-      <w:proofErr w:type="gramEnd"/>
-      <w:r>
-        <w:t xml:space="preserve"> aux données brutes, etc.].</w:t>
-      </w:r>
-    </w:p>
-    <w:p>
-      <w:pPr>
-        <w:spacing w:after="200"/>
-      </w:pPr>
-      <w:r>
-        <w:t>Concernant l'intégration technique, plusieurs options ont été étudiées pour héberger et diffuser l'observatoire au sein du SIG du Sicoval : [service ArcGIS Web / carte interactive développée en Leaflet / autre solution]. Le choix s'est porté sur [solution retenue], pour les raisons suivantes : [compatibilité avec l'environnement ArcGIS existant, autonomie de mise à jour, coût de licence, facilité de prise en main par les agents non-</w:t>
-      </w:r>
-      <w:proofErr w:type="spellStart"/>
-      <w:r>
-        <w:t>SIGistes</w:t>
-      </w:r>
-      <w:proofErr w:type="spellEnd"/>
-      <w:r>
-        <w:t>, etc.].</w:t>
-      </w:r>
-    </w:p>
-    <w:p>
-      <w:pPr>
-        <w:pStyle w:val="Titre3"/>
-      </w:pPr>
-      <w:r>
-        <w:t>Structuration de la donnée</w:t>
-      </w:r>
-    </w:p>
-    <w:p>
-      <w:pPr>
-        <w:spacing w:after="100"/>
-      </w:pPr>
-      <w:r>
-        <w:rPr>
-          <w:i/>
-          <w:iCs/>
-          <w:color w:val="595959"/>
-          <w:sz w:val="20"/>
-          <w:szCs w:val="20"/>
-        </w:rPr>
-        <w:t>▸ Justifier le choix de l'échelle (parcelle, bâti) et de la temporalité des données (périodes d'analyse retenues).</w:t>
-      </w:r>
-    </w:p>
-    <w:p>
-      <w:pPr>
-        <w:spacing w:after="200"/>
-      </w:pPr>
-      <w:r>
-        <w:t>Le choix de l'échelle de la donnée s'est porté sur [la parcelle / le bâtiment], car [justification : granularité nécessaire aux calculs d'indicateurs, cohérence avec les référentiels sources, facilité de croisement avec le parcellaire cadastral, etc.].</w:t>
-      </w:r>
-    </w:p>
-    <w:p>
-      <w:pPr>
-        <w:spacing w:after="200"/>
-      </w:pPr>
-      <w:r>
-        <w:t>La temporalité retenue pour les analyses est [préciser : millésime annuel, période glissante sur X années, référence au bilan PLU à 6 ans...], en cohérence avec les obligations réglementaires de suivi (bilan des PLU à 6 ans, rapport de suivi de l'artificialisation tous les 3 ans).</w:t>
+        <w:t xml:space="preserve"> suggérée : captures d'écran du tableau de bord (vue d'ensemble, filtre par commune, fiche indicateur).</w:t>
       </w:r>
     </w:p>
     <w:p>
@@ -1920,29 +3452,67 @@
           <w:sz w:val="20"/>
           <w:szCs w:val="20"/>
         </w:rPr>
-        <w:t xml:space="preserve"> suggérée : schéma d'architecture fonctionnelle de l'observatoire (sources de données → traitements → couches produites → restitution/utilisateurs).</w:t>
-      </w:r>
-    </w:p>
-    <w:p>
-      <w:r>
-        <w:br w:type="page"/>
-      </w:r>
-    </w:p>
-    <w:p>
-      <w:pPr>
-        <w:pStyle w:val="Titre1"/>
-      </w:pPr>
-      <w:r>
-        <w:lastRenderedPageBreak/>
-        <w:t>2. Modélisation, conception et automatisation de l'observatoire</w:t>
-      </w:r>
-    </w:p>
-    <w:p>
-      <w:pPr>
-        <w:pStyle w:val="Titre2"/>
-      </w:pPr>
-      <w:r>
-        <w:t>2.1 Modélisation des données de SCEP (Suivi Consommation et Planification)</w:t>
+        <w:t xml:space="preserve"> suggérée : schéma d'architecture technique du </w:t>
+      </w:r>
+      <w:proofErr w:type="spellStart"/>
+      <w:r>
+        <w:rPr>
+          <w:i/>
+          <w:iCs/>
+          <w:sz w:val="20"/>
+          <w:szCs w:val="20"/>
+        </w:rPr>
+        <w:t>dashboard</w:t>
+      </w:r>
+      <w:proofErr w:type="spellEnd"/>
+      <w:r>
+        <w:rPr>
+          <w:i/>
+          <w:iCs/>
+          <w:sz w:val="20"/>
+          <w:szCs w:val="20"/>
+        </w:rPr>
+        <w:t xml:space="preserve"> (source de données → </w:t>
+      </w:r>
+      <w:proofErr w:type="spellStart"/>
+      <w:r>
+        <w:rPr>
+          <w:i/>
+          <w:iCs/>
+          <w:sz w:val="20"/>
+          <w:szCs w:val="20"/>
+        </w:rPr>
+        <w:t>back-end</w:t>
+      </w:r>
+      <w:proofErr w:type="spellEnd"/>
+      <w:r>
+        <w:rPr>
+          <w:i/>
+          <w:iCs/>
+          <w:sz w:val="20"/>
+          <w:szCs w:val="20"/>
+        </w:rPr>
+        <w:t xml:space="preserve">/API → </w:t>
+      </w:r>
+      <w:proofErr w:type="spellStart"/>
+      <w:r>
+        <w:rPr>
+          <w:i/>
+          <w:iCs/>
+          <w:sz w:val="20"/>
+          <w:szCs w:val="20"/>
+        </w:rPr>
+        <w:t>front-end</w:t>
+      </w:r>
+      <w:proofErr w:type="spellEnd"/>
+      <w:r>
+        <w:rPr>
+          <w:i/>
+          <w:iCs/>
+          <w:sz w:val="20"/>
+          <w:szCs w:val="20"/>
+        </w:rPr>
+        <w:t xml:space="preserve"> Leaflet).</w:t>
       </w:r>
     </w:p>
     <w:p>
@@ -1950,7 +3520,7 @@
         <w:pStyle w:val="Titre3"/>
       </w:pPr>
       <w:r>
-        <w:t>Suivi Consommation et Planification</w:t>
+        <w:t>Automatisation des modèles d'export</w:t>
       </w:r>
     </w:p>
     <w:p>
@@ -1965,29 +3535,9 @@
           <w:sz w:val="20"/>
           <w:szCs w:val="20"/>
         </w:rPr>
-        <w:t>▸ Présenter la création de la base de données standardisée agrégeant les données de construction et de renouvellement urbain (habitat, équipement, activité économique).</w:t>
-      </w:r>
-    </w:p>
-    <w:p>
-      <w:pPr>
-        <w:spacing w:after="200"/>
-      </w:pPr>
-      <w:r>
-        <w:t>Afin de centraliser le suivi des évolutions foncières, une base de données standardisée — le SCEP (Suivi Consommation et Planification) — a été conçue. Elle agrège les données relatives à la construction et au renouvellement urbain, qu'il s'agisse de logements, d'équipements ou d'activités économiques, en s'appuyant sur les évolutions foncières identifiées (permis de construire/d'aménager, documents d'urbanisme).</w:t>
-      </w:r>
-    </w:p>
-    <w:p>
-      <w:pPr>
-        <w:pStyle w:val="Titre3"/>
-      </w:pPr>
-      <w:r>
-        <w:t>Le modèle de la base de données</w:t>
-      </w:r>
-    </w:p>
-    <w:p>
-      <w:pPr>
-        <w:spacing w:after="100"/>
-      </w:pPr>
+        <w:t xml:space="preserve">▸ Décrire la production automatisée de « packs </w:t>
+      </w:r>
+      <w:proofErr w:type="spellStart"/>
       <w:r>
         <w:rPr>
           <w:i/>
@@ -1996,23 +3546,50 @@
           <w:sz w:val="20"/>
           <w:szCs w:val="20"/>
         </w:rPr>
-        <w:t>▸ Expliquer comment sont retranscrites les informations clés : géométrie du bâti, destination, typologie, et justifier le choix des variables retenues.</w:t>
-      </w:r>
-    </w:p>
-    <w:p>
-      <w:pPr>
-        <w:spacing w:after="200"/>
-      </w:pPr>
-      <w:r>
-        <w:t>Le modèle de données retenu vise à retranscrire, pour chaque évolution foncière identifiée : la géométrie du bâti (à la parcelle ou au bâtiment), sa destination (habitat, activité, équipement), sa typologie (forme urbaine produite), le type d'évolution (consommation ou densification ; extension, renouvellement urbain, division parcellaire ou changement de destination), la période de mobilisation, le nombre de logements et la surface mobilisée.</w:t>
-      </w:r>
-    </w:p>
-    <w:p>
-      <w:pPr>
-        <w:spacing w:after="200"/>
-      </w:pPr>
-      <w:r>
-        <w:t>Le choix de ces variables résulte d'un arbitrage entre [le niveau de détail souhaité par le service, la disponibilité effective de l'information dans les sources mobilisées (PC-PA, OCS-GE...), et la nécessité de pouvoir calculer les indicateurs définis en partie 1]. [Détailler les variables écartées et pourquoi].</w:t>
+        <w:t>carto</w:t>
+      </w:r>
+      <w:proofErr w:type="spellEnd"/>
+      <w:r>
+        <w:rPr>
+          <w:i/>
+          <w:iCs/>
+          <w:color w:val="595959"/>
+          <w:sz w:val="20"/>
+          <w:szCs w:val="20"/>
+        </w:rPr>
+        <w:t xml:space="preserve"> » thématiques par commune.</w:t>
+      </w:r>
+    </w:p>
+    <w:p>
+      <w:pPr>
+        <w:spacing w:after="200"/>
+      </w:pPr>
+      <w:r>
+        <w:t xml:space="preserve">En complément du </w:t>
+      </w:r>
+      <w:proofErr w:type="spellStart"/>
+      <w:r>
+        <w:t>dashboard</w:t>
+      </w:r>
+      <w:proofErr w:type="spellEnd"/>
+      <w:r>
+        <w:t xml:space="preserve">, un processus d'automatisation des exports cartographiques a été mis en place, permettant de générer un « pack </w:t>
+      </w:r>
+      <w:proofErr w:type="spellStart"/>
+      <w:r>
+        <w:t>carto</w:t>
+      </w:r>
+      <w:proofErr w:type="spellEnd"/>
+      <w:r>
+        <w:t xml:space="preserve"> » thématique par commune [format : PDF, mise en page ArcGIS </w:t>
+      </w:r>
+      <w:proofErr w:type="spellStart"/>
+      <w:r>
+        <w:t>Layout</w:t>
+      </w:r>
+      <w:proofErr w:type="spellEnd"/>
+      <w:r>
+        <w:t>, script Python...]. Ce pack comprend [lister le contenu type : carte de synthèse des potentiels, tableau des indicateurs clés, carte de consommation foncière, etc.], et vise à faciliter la diffusion des résultats auprès des communes membres.</w:t>
       </w:r>
     </w:p>
     <w:p>
@@ -2044,7 +3621,35 @@
           <w:sz w:val="20"/>
           <w:szCs w:val="20"/>
         </w:rPr>
-        <w:t xml:space="preserve"> suggérée : schéma / dictionnaire de données du modèle SCEP (table des champs, types, sources) — un tableau structuré est recommandé ici.</w:t>
+        <w:t xml:space="preserve"> suggérée : exemple de pack </w:t>
+      </w:r>
+      <w:proofErr w:type="spellStart"/>
+      <w:r>
+        <w:rPr>
+          <w:i/>
+          <w:iCs/>
+          <w:sz w:val="20"/>
+          <w:szCs w:val="20"/>
+        </w:rPr>
+        <w:t>carto</w:t>
+      </w:r>
+      <w:proofErr w:type="spellEnd"/>
+      <w:r>
+        <w:rPr>
+          <w:i/>
+          <w:iCs/>
+          <w:sz w:val="20"/>
+          <w:szCs w:val="20"/>
+        </w:rPr>
+        <w:t xml:space="preserve"> généré automatiquement pour une commune (mise en page complète ou extrait).</w:t>
+      </w:r>
+    </w:p>
+    <w:p>
+      <w:pPr>
+        <w:pStyle w:val="Titre2"/>
+      </w:pPr>
+      <w:r>
+        <w:t>3.2 Structuration du guide méthodologique et accompagnement à la reprise de l'outil</w:t>
       </w:r>
     </w:p>
     <w:p>
@@ -2052,7 +3657,7 @@
         <w:pStyle w:val="Titre3"/>
       </w:pPr>
       <w:r>
-        <w:t>Mise à jour de la donnée</w:t>
+        <w:t>Écriture des protocoles et modes d'emploi</w:t>
       </w:r>
     </w:p>
     <w:p>
@@ -2067,10 +3672,38 @@
           <w:sz w:val="20"/>
           <w:szCs w:val="20"/>
         </w:rPr>
-        <w:t>▸ Décrire le processus d'ajout d'une nouvelle parcelle bâtie, l'automatisation envisagée, et l'accessibilité de la mise à jour aux agents non-</w:t>
+        <w:t>▸ Décrire la rédaction des protocoles pas-à-pas à destination des agents (mise à jour des données, exécution des scripts).</w:t>
+      </w:r>
+    </w:p>
+    <w:p>
+      <w:pPr>
+        <w:spacing w:after="200"/>
+      </w:pPr>
+      <w:r>
+        <w:t>Pour assurer la pérennité de l'outil au-delà du stage, un guide méthodologique a été rédigé, détaillant pas à pas les procédures de mise à jour des données (évolutions foncières, MeDispo, OCS-GE) et d'exécution des scripts d'automatisation. Ce guide s'adresse en priorité à des agents non-</w:t>
       </w:r>
       <w:proofErr w:type="spellStart"/>
       <w:r>
+        <w:t>SIGistes</w:t>
+      </w:r>
+      <w:proofErr w:type="spellEnd"/>
+      <w:r>
+        <w:t xml:space="preserve"> et a donc été conçu pour être [accessible, illustré de captures d'écran, sans prérequis technique avancé].</w:t>
+      </w:r>
+    </w:p>
+    <w:p>
+      <w:pPr>
+        <w:pStyle w:val="Titre3"/>
+      </w:pPr>
+      <w:r>
+        <w:t>Modalités de passation et pérennisation</w:t>
+      </w:r>
+    </w:p>
+    <w:p>
+      <w:pPr>
+        <w:spacing w:after="100"/>
+      </w:pPr>
+      <w:r>
         <w:rPr>
           <w:i/>
           <w:iCs/>
@@ -2078,6 +3711,18 @@
           <w:sz w:val="20"/>
           <w:szCs w:val="20"/>
         </w:rPr>
+        <w:lastRenderedPageBreak/>
+        <w:t>▸ Décrire les actions de sensibilisation/formation des utilisateurs non-</w:t>
+      </w:r>
+      <w:proofErr w:type="spellStart"/>
+      <w:r>
+        <w:rPr>
+          <w:i/>
+          <w:iCs/>
+          <w:color w:val="595959"/>
+          <w:sz w:val="20"/>
+          <w:szCs w:val="20"/>
+        </w:rPr>
         <w:t>SIGistes</w:t>
       </w:r>
       <w:proofErr w:type="spellEnd"/>
@@ -2089,71 +3734,31 @@
           <w:sz w:val="20"/>
           <w:szCs w:val="20"/>
         </w:rPr>
-        <w:t xml:space="preserve"> (scripts).</w:t>
-      </w:r>
-    </w:p>
-    <w:p>
-      <w:pPr>
-        <w:spacing w:after="200"/>
-      </w:pPr>
-      <w:r>
-        <w:t xml:space="preserve">Pour garantir la pérennité de l'observatoire, un processus de mise à jour a été formalisé, permettant d'intégrer une nouvelle parcelle bâtie identifiée [via les permis de construire, la photo-interprétation, ou tout autre déclencheur]. Ce processus a été automatisé au moyen de [scripts Python / modèles ArcGIS </w:t>
+        <w:t xml:space="preserve"> et les modalités de pérennisation de la S.A.S.</w:t>
+      </w:r>
+    </w:p>
+    <w:p>
+      <w:pPr>
+        <w:spacing w:after="200"/>
+      </w:pPr>
+      <w:r>
+        <w:t>La passation de l'outil s'est accompagnée d'une sensibilisation des utilisateurs non-</w:t>
       </w:r>
       <w:proofErr w:type="spellStart"/>
       <w:r>
-        <w:t>ModelBuilder</w:t>
+        <w:t>SIGistes</w:t>
       </w:r>
       <w:proofErr w:type="spellEnd"/>
       <w:r>
-        <w:t xml:space="preserve"> / autre outil], afin d'en limiter la charge manuelle et les risques d'erreur.</w:t>
-      </w:r>
-    </w:p>
-    <w:p>
-      <w:pPr>
-        <w:spacing w:after="200"/>
-      </w:pPr>
-      <w:r>
-        <w:t>Une attention particulière a été portée à l'accessibilité de cette mise à jour pour des agents non-</w:t>
-      </w:r>
-      <w:proofErr w:type="spellStart"/>
-      <w:r>
-        <w:t>SIGistes</w:t>
-      </w:r>
-      <w:proofErr w:type="spellEnd"/>
-      <w:r>
-        <w:t xml:space="preserve"> : [décrire l'interface ou la procédure simplifiée mise en place — formulaire, script à double-clic, notice pas-à-pas, etc.].</w:t>
-      </w:r>
-    </w:p>
-    <w:p>
-      <w:pPr>
-        <w:pBdr>
-          <w:top w:val="single" w:sz="4" w:space="0" w:color="70AD47"/>
-          <w:left w:val="single" w:sz="4" w:space="0" w:color="70AD47"/>
-          <w:bottom w:val="single" w:sz="4" w:space="0" w:color="70AD47"/>
-          <w:right w:val="single" w:sz="4" w:space="0" w:color="70AD47"/>
-        </w:pBdr>
-        <w:shd w:val="clear" w:color="auto" w:fill="E2EFDA"/>
-        <w:spacing w:before="120" w:after="240"/>
-      </w:pPr>
-      <w:proofErr w:type="gramStart"/>
-      <w:r>
-        <w:rPr>
-          <w:i/>
-          <w:iCs/>
-          <w:sz w:val="20"/>
-          <w:szCs w:val="20"/>
-        </w:rPr>
-        <w:t>📝</w:t>
-      </w:r>
-      <w:proofErr w:type="gramEnd"/>
-      <w:r>
-        <w:rPr>
-          <w:i/>
-          <w:iCs/>
-          <w:sz w:val="20"/>
-          <w:szCs w:val="20"/>
-        </w:rPr>
-        <w:t xml:space="preserve"> Conseil rédaction : Décrire ici le script sous forme d'organigramme (inputs → traitements → outputs) plutôt que de coller de longs extraits de code ; le code détaillé peut être renvoyé en annexe.</w:t>
+        <w:t xml:space="preserve"> du service, sous la forme de [réunions de présentation, ateliers pratiques, tutoriels vidéo...]. Ces temps d'échange ont permis de [recueillir les retours des utilisateurs, ajuster l'ergonomie de l'outil, identifier les besoins de formation complémentaires].</w:t>
+      </w:r>
+    </w:p>
+    <w:p>
+      <w:pPr>
+        <w:spacing w:after="200"/>
+      </w:pPr>
+      <w:r>
+        <w:t>Enfin, plusieurs pistes ont été définies pour assurer la pérennisation de la Solution d'Analyse Spatiale au-delà du stage : [désignation d'un référent en interne, calendrier de mise à jour des données, procédure de maintenance évolutive de l'outil].</w:t>
       </w:r>
     </w:p>
     <w:p>
@@ -2167,641 +3772,6 @@
         <w:shd w:val="clear" w:color="auto" w:fill="FFF2CC"/>
         <w:spacing w:before="120" w:after="240"/>
       </w:pPr>
-      <w:proofErr w:type="gramStart"/>
-      <w:r>
-        <w:rPr>
-          <w:i/>
-          <w:iCs/>
-          <w:sz w:val="20"/>
-          <w:szCs w:val="20"/>
-        </w:rPr>
-        <w:t>🖼  Illustration</w:t>
-      </w:r>
-      <w:proofErr w:type="gramEnd"/>
-      <w:r>
-        <w:rPr>
-          <w:i/>
-          <w:iCs/>
-          <w:sz w:val="20"/>
-          <w:szCs w:val="20"/>
-        </w:rPr>
-        <w:t xml:space="preserve"> suggérée : organigramme du processus de mise à jour automatisé de la couche « évolutions foncières »/SCEP.</w:t>
-      </w:r>
-    </w:p>
-    <w:p>
-      <w:pPr>
-        <w:pStyle w:val="Titre2"/>
-      </w:pPr>
-      <w:r>
-        <w:t>2.2 Le potentiel de densification et les potentiels fonciers</w:t>
-      </w:r>
-    </w:p>
-    <w:p>
-      <w:pPr>
-        <w:pStyle w:val="Titre3"/>
-      </w:pPr>
-      <w:r>
-        <w:lastRenderedPageBreak/>
-        <w:t>Identification des potentiels</w:t>
-      </w:r>
-    </w:p>
-    <w:p>
-      <w:pPr>
-        <w:spacing w:after="100"/>
-      </w:pPr>
-      <w:r>
-        <w:rPr>
-          <w:i/>
-          <w:iCs/>
-          <w:color w:val="595959"/>
-          <w:sz w:val="20"/>
-          <w:szCs w:val="20"/>
-        </w:rPr>
-        <w:t>▸ Décrire la méthode à partir de MeDispo (méthode AUAT) recroisée avec les documents d'urbanisme (zonage PLU : U, AU, AU0).</w:t>
-      </w:r>
-    </w:p>
-    <w:p>
-      <w:pPr>
-        <w:spacing w:after="200"/>
-      </w:pPr>
-      <w:r>
-        <w:t>L'identification des potentiels fonciers s'appuie sur la base MeDispo, en reprenant la méthode développée par l'AUAT (cf. état de l'art, 1.2), recroisée avec le zonage des documents d'urbanisme en vigueur (zones U, AU, AU0). Cette approche permet de distinguer [potentiel de densification en zone urbaine (U) / potentiel d'extension en zone à urbaniser (AU, AU0)].</w:t>
-      </w:r>
-    </w:p>
-    <w:p>
-      <w:pPr>
-        <w:spacing w:after="200"/>
-      </w:pPr>
-      <w:r>
-        <w:t>Concrètement, la méthode consiste à [détailler les étapes : sélection des parcelles selon des critères de mutabilité et de taille, exclusion des parcelles contraintes (SUP, risques, zones protégées...), croisement avec le zonage PLU, calcul du nombre de logements potentiels selon une densité de référence].</w:t>
-      </w:r>
-    </w:p>
-    <w:p>
-      <w:pPr>
-        <w:pBdr>
-          <w:top w:val="single" w:sz="4" w:space="0" w:color="D6B656"/>
-          <w:left w:val="single" w:sz="4" w:space="0" w:color="D6B656"/>
-          <w:bottom w:val="single" w:sz="4" w:space="0" w:color="D6B656"/>
-          <w:right w:val="single" w:sz="4" w:space="0" w:color="D6B656"/>
-        </w:pBdr>
-        <w:shd w:val="clear" w:color="auto" w:fill="FFF2CC"/>
-        <w:spacing w:before="120" w:after="240"/>
-      </w:pPr>
-      <w:proofErr w:type="gramStart"/>
-      <w:r>
-        <w:rPr>
-          <w:i/>
-          <w:iCs/>
-          <w:sz w:val="20"/>
-          <w:szCs w:val="20"/>
-        </w:rPr>
-        <w:t>🖼  Illustration</w:t>
-      </w:r>
-      <w:proofErr w:type="gramEnd"/>
-      <w:r>
-        <w:rPr>
-          <w:i/>
-          <w:iCs/>
-          <w:sz w:val="20"/>
-          <w:szCs w:val="20"/>
-        </w:rPr>
-        <w:t xml:space="preserve"> suggérée : carte des potentiels fonciers identifiés sur une commune test (zones U et AU, avec distinction densification/extension).</w:t>
-      </w:r>
-    </w:p>
-    <w:p>
-      <w:pPr>
-        <w:pStyle w:val="Titre3"/>
-      </w:pPr>
-      <w:r>
-        <w:t>Intégration des potentiels à l'observatoire</w:t>
-      </w:r>
-    </w:p>
-    <w:p>
-      <w:pPr>
-        <w:spacing w:after="100"/>
-      </w:pPr>
-      <w:r>
-        <w:rPr>
-          <w:i/>
-          <w:iCs/>
-          <w:color w:val="595959"/>
-          <w:sz w:val="20"/>
-          <w:szCs w:val="20"/>
-        </w:rPr>
-        <w:t>▸ Expliquer le calcul des potentiels de densification par commune et discuter de l'usage stratégique/sensible de cette donnée (accès restreint, communication encadrée).</w:t>
-      </w:r>
-    </w:p>
-    <w:p>
-      <w:pPr>
-        <w:spacing w:after="200"/>
-      </w:pPr>
-      <w:r>
-        <w:t>Les potentiels ainsi identifiés sont agrégés par commune afin d'alimenter l'observatoire et de nourrir les indicateurs de suivi du PLH et du SCOT. [Détailler le mode de calcul : somme des surfaces/nombre de logements potentiels par commune, pondération éventuelle par un taux de rétention foncière, etc.].</w:t>
-      </w:r>
-    </w:p>
-    <w:p>
-      <w:pPr>
-        <w:spacing w:after="200"/>
-      </w:pPr>
-      <w:r>
-        <w:t>Cette donnée revêt un caractère sensible dans la mesure où elle identifie nommément des parcelles mobilisables, avec un usage à visée stratégique pour la collectivité. Son utilisation a donc été encadrée : [préciser les règles d'accès définies — usage interne réservé aux chargés de mission, niveau d'agrégation différent pour une diffusion aux élus ou au public, etc.].</w:t>
-      </w:r>
-    </w:p>
-    <w:p>
-      <w:pPr>
-        <w:pBdr>
-          <w:top w:val="single" w:sz="4" w:space="0" w:color="D6B656"/>
-          <w:left w:val="single" w:sz="4" w:space="0" w:color="D6B656"/>
-          <w:bottom w:val="single" w:sz="4" w:space="0" w:color="D6B656"/>
-          <w:right w:val="single" w:sz="4" w:space="0" w:color="D6B656"/>
-        </w:pBdr>
-        <w:shd w:val="clear" w:color="auto" w:fill="FFF2CC"/>
-        <w:spacing w:before="120" w:after="240"/>
-      </w:pPr>
-      <w:proofErr w:type="gramStart"/>
-      <w:r>
-        <w:rPr>
-          <w:i/>
-          <w:iCs/>
-          <w:sz w:val="20"/>
-          <w:szCs w:val="20"/>
-        </w:rPr>
-        <w:t>🖼  Illustration</w:t>
-      </w:r>
-      <w:proofErr w:type="gramEnd"/>
-      <w:r>
-        <w:rPr>
-          <w:i/>
-          <w:iCs/>
-          <w:sz w:val="20"/>
-          <w:szCs w:val="20"/>
-        </w:rPr>
-        <w:t xml:space="preserve"> suggérée : tableau ou graphique de synthèse des potentiels de densification par commune (nombre de logements potentiels, surface mobilisable).</w:t>
-      </w:r>
-    </w:p>
-    <w:p>
-      <w:r>
-        <w:br w:type="page"/>
-      </w:r>
-    </w:p>
-    <w:p>
-      <w:pPr>
-        <w:pStyle w:val="Titre1"/>
-      </w:pPr>
-      <w:r>
-        <w:lastRenderedPageBreak/>
-        <w:t>3. Développement de l'interface d'exploitation et transfert de compétences</w:t>
-      </w:r>
-    </w:p>
-    <w:p>
-      <w:pPr>
-        <w:pStyle w:val="Titre2"/>
-      </w:pPr>
-      <w:r>
-        <w:t>3.1 Conception du tableau de bord interactif et des supports de restitution cartographique</w:t>
-      </w:r>
-    </w:p>
-    <w:p>
-      <w:pPr>
-        <w:pStyle w:val="Titre3"/>
-      </w:pPr>
-      <w:r>
-        <w:t xml:space="preserve">Développement du </w:t>
-      </w:r>
-      <w:proofErr w:type="spellStart"/>
-      <w:r>
-        <w:t>dashboard</w:t>
-      </w:r>
-      <w:proofErr w:type="spellEnd"/>
-    </w:p>
-    <w:p>
-      <w:pPr>
-        <w:spacing w:after="100"/>
-      </w:pPr>
-      <w:r>
-        <w:rPr>
-          <w:i/>
-          <w:iCs/>
-          <w:color w:val="595959"/>
-          <w:sz w:val="20"/>
-          <w:szCs w:val="20"/>
-        </w:rPr>
-        <w:t>▸ Présenter le tableau de bord (HTML/CSS/JS, Leaflet) : fonctionnalités, structure, choix techniques.</w:t>
-      </w:r>
-    </w:p>
-    <w:p>
-      <w:pPr>
-        <w:spacing w:after="200"/>
-      </w:pPr>
-      <w:r>
-        <w:t xml:space="preserve">Pour permettre une consultation interactive des indicateurs par les agents du service, un tableau de bord a été développé en [HTML/CSS/JavaScript, s'appuyant sur la bibliothèque cartographique Leaflet]. Ce </w:t>
-      </w:r>
-      <w:proofErr w:type="spellStart"/>
-      <w:r>
-        <w:t>dashboard</w:t>
-      </w:r>
-      <w:proofErr w:type="spellEnd"/>
-      <w:r>
-        <w:t xml:space="preserve"> permet de [lister les fonctionnalités : filtrer par commune, afficher les indicateurs de consommation foncière et de production de logements, visualiser les potentiels fonciers, exporter les données...].</w:t>
-      </w:r>
-    </w:p>
-    <w:p>
-      <w:pPr>
-        <w:spacing w:after="200"/>
-      </w:pPr>
-      <w:r>
-        <w:t xml:space="preserve">Le choix de cette solution technique repose sur [légèreté de la solution, absence de dépendance à une licence propriétaire, facilité d'hébergement sur les serveurs internes, prise en main simplifiée pour une évolution future par le service]. [Décrire l'architecture technique : structure des fichiers, sources de données consommées (services ArcGIS, fichiers </w:t>
-      </w:r>
-      <w:proofErr w:type="spellStart"/>
-      <w:r>
-        <w:t>GeoJSON</w:t>
-      </w:r>
-      <w:proofErr w:type="spellEnd"/>
-      <w:r>
-        <w:t>...), etc.].</w:t>
-      </w:r>
-    </w:p>
-    <w:p>
-      <w:pPr>
-        <w:pBdr>
-          <w:top w:val="single" w:sz="4" w:space="0" w:color="D6B656"/>
-          <w:left w:val="single" w:sz="4" w:space="0" w:color="D6B656"/>
-          <w:bottom w:val="single" w:sz="4" w:space="0" w:color="D6B656"/>
-          <w:right w:val="single" w:sz="4" w:space="0" w:color="D6B656"/>
-        </w:pBdr>
-        <w:shd w:val="clear" w:color="auto" w:fill="FFF2CC"/>
-        <w:spacing w:before="120" w:after="240"/>
-      </w:pPr>
-      <w:proofErr w:type="gramStart"/>
-      <w:r>
-        <w:rPr>
-          <w:i/>
-          <w:iCs/>
-          <w:sz w:val="20"/>
-          <w:szCs w:val="20"/>
-        </w:rPr>
-        <w:t>🖼  Illustration</w:t>
-      </w:r>
-      <w:proofErr w:type="gramEnd"/>
-      <w:r>
-        <w:rPr>
-          <w:i/>
-          <w:iCs/>
-          <w:sz w:val="20"/>
-          <w:szCs w:val="20"/>
-        </w:rPr>
-        <w:t xml:space="preserve"> suggérée : captures d'écran du tableau de bord (vue d'ensemble, filtre par commune, fiche indicateur).</w:t>
-      </w:r>
-    </w:p>
-    <w:p>
-      <w:pPr>
-        <w:pBdr>
-          <w:top w:val="single" w:sz="4" w:space="0" w:color="D6B656"/>
-          <w:left w:val="single" w:sz="4" w:space="0" w:color="D6B656"/>
-          <w:bottom w:val="single" w:sz="4" w:space="0" w:color="D6B656"/>
-          <w:right w:val="single" w:sz="4" w:space="0" w:color="D6B656"/>
-        </w:pBdr>
-        <w:shd w:val="clear" w:color="auto" w:fill="FFF2CC"/>
-        <w:spacing w:before="120" w:after="240"/>
-      </w:pPr>
-      <w:proofErr w:type="gramStart"/>
-      <w:r>
-        <w:rPr>
-          <w:i/>
-          <w:iCs/>
-          <w:sz w:val="20"/>
-          <w:szCs w:val="20"/>
-        </w:rPr>
-        <w:t>🖼  Illustration</w:t>
-      </w:r>
-      <w:proofErr w:type="gramEnd"/>
-      <w:r>
-        <w:rPr>
-          <w:i/>
-          <w:iCs/>
-          <w:sz w:val="20"/>
-          <w:szCs w:val="20"/>
-        </w:rPr>
-        <w:t xml:space="preserve"> suggérée : schéma d'architecture technique du </w:t>
-      </w:r>
-      <w:proofErr w:type="spellStart"/>
-      <w:r>
-        <w:rPr>
-          <w:i/>
-          <w:iCs/>
-          <w:sz w:val="20"/>
-          <w:szCs w:val="20"/>
-        </w:rPr>
-        <w:t>dashboard</w:t>
-      </w:r>
-      <w:proofErr w:type="spellEnd"/>
-      <w:r>
-        <w:rPr>
-          <w:i/>
-          <w:iCs/>
-          <w:sz w:val="20"/>
-          <w:szCs w:val="20"/>
-        </w:rPr>
-        <w:t xml:space="preserve"> (source de données → </w:t>
-      </w:r>
-      <w:proofErr w:type="spellStart"/>
-      <w:r>
-        <w:rPr>
-          <w:i/>
-          <w:iCs/>
-          <w:sz w:val="20"/>
-          <w:szCs w:val="20"/>
-        </w:rPr>
-        <w:t>back-end</w:t>
-      </w:r>
-      <w:proofErr w:type="spellEnd"/>
-      <w:r>
-        <w:rPr>
-          <w:i/>
-          <w:iCs/>
-          <w:sz w:val="20"/>
-          <w:szCs w:val="20"/>
-        </w:rPr>
-        <w:t xml:space="preserve">/API → </w:t>
-      </w:r>
-      <w:proofErr w:type="spellStart"/>
-      <w:r>
-        <w:rPr>
-          <w:i/>
-          <w:iCs/>
-          <w:sz w:val="20"/>
-          <w:szCs w:val="20"/>
-        </w:rPr>
-        <w:t>front-end</w:t>
-      </w:r>
-      <w:proofErr w:type="spellEnd"/>
-      <w:r>
-        <w:rPr>
-          <w:i/>
-          <w:iCs/>
-          <w:sz w:val="20"/>
-          <w:szCs w:val="20"/>
-        </w:rPr>
-        <w:t xml:space="preserve"> Leaflet).</w:t>
-      </w:r>
-    </w:p>
-    <w:p>
-      <w:pPr>
-        <w:pStyle w:val="Titre3"/>
-      </w:pPr>
-      <w:r>
-        <w:t>Automatisation des modèles d'export</w:t>
-      </w:r>
-    </w:p>
-    <w:p>
-      <w:pPr>
-        <w:spacing w:after="100"/>
-      </w:pPr>
-      <w:r>
-        <w:rPr>
-          <w:i/>
-          <w:iCs/>
-          <w:color w:val="595959"/>
-          <w:sz w:val="20"/>
-          <w:szCs w:val="20"/>
-        </w:rPr>
-        <w:t xml:space="preserve">▸ Décrire la production automatisée de « packs </w:t>
-      </w:r>
-      <w:proofErr w:type="spellStart"/>
-      <w:r>
-        <w:rPr>
-          <w:i/>
-          <w:iCs/>
-          <w:color w:val="595959"/>
-          <w:sz w:val="20"/>
-          <w:szCs w:val="20"/>
-        </w:rPr>
-        <w:t>carto</w:t>
-      </w:r>
-      <w:proofErr w:type="spellEnd"/>
-      <w:r>
-        <w:rPr>
-          <w:i/>
-          <w:iCs/>
-          <w:color w:val="595959"/>
-          <w:sz w:val="20"/>
-          <w:szCs w:val="20"/>
-        </w:rPr>
-        <w:t xml:space="preserve"> » thématiques par commune.</w:t>
-      </w:r>
-    </w:p>
-    <w:p>
-      <w:pPr>
-        <w:spacing w:after="200"/>
-      </w:pPr>
-      <w:r>
-        <w:t xml:space="preserve">En complément du </w:t>
-      </w:r>
-      <w:proofErr w:type="spellStart"/>
-      <w:r>
-        <w:t>dashboard</w:t>
-      </w:r>
-      <w:proofErr w:type="spellEnd"/>
-      <w:r>
-        <w:t xml:space="preserve">, un processus d'automatisation des exports cartographiques a été mis en place, permettant de générer un « pack </w:t>
-      </w:r>
-      <w:proofErr w:type="spellStart"/>
-      <w:r>
-        <w:t>carto</w:t>
-      </w:r>
-      <w:proofErr w:type="spellEnd"/>
-      <w:r>
-        <w:t xml:space="preserve"> » thématique par commune [format : PDF, mise en page ArcGIS </w:t>
-      </w:r>
-      <w:proofErr w:type="spellStart"/>
-      <w:r>
-        <w:t>Layout</w:t>
-      </w:r>
-      <w:proofErr w:type="spellEnd"/>
-      <w:r>
-        <w:t>, script Python...]. Ce pack comprend [lister le contenu type : carte de synthèse des potentiels, tableau des indicateurs clés, carte de consommation foncière, etc.], et vise à faciliter la diffusion des résultats auprès des communes membres.</w:t>
-      </w:r>
-    </w:p>
-    <w:p>
-      <w:pPr>
-        <w:pBdr>
-          <w:top w:val="single" w:sz="4" w:space="0" w:color="D6B656"/>
-          <w:left w:val="single" w:sz="4" w:space="0" w:color="D6B656"/>
-          <w:bottom w:val="single" w:sz="4" w:space="0" w:color="D6B656"/>
-          <w:right w:val="single" w:sz="4" w:space="0" w:color="D6B656"/>
-        </w:pBdr>
-        <w:shd w:val="clear" w:color="auto" w:fill="FFF2CC"/>
-        <w:spacing w:before="120" w:after="240"/>
-      </w:pPr>
-      <w:proofErr w:type="gramStart"/>
-      <w:r>
-        <w:rPr>
-          <w:i/>
-          <w:iCs/>
-          <w:sz w:val="20"/>
-          <w:szCs w:val="20"/>
-        </w:rPr>
-        <w:t>🖼  Illustration</w:t>
-      </w:r>
-      <w:proofErr w:type="gramEnd"/>
-      <w:r>
-        <w:rPr>
-          <w:i/>
-          <w:iCs/>
-          <w:sz w:val="20"/>
-          <w:szCs w:val="20"/>
-        </w:rPr>
-        <w:t xml:space="preserve"> suggérée : exemple de pack </w:t>
-      </w:r>
-      <w:proofErr w:type="spellStart"/>
-      <w:r>
-        <w:rPr>
-          <w:i/>
-          <w:iCs/>
-          <w:sz w:val="20"/>
-          <w:szCs w:val="20"/>
-        </w:rPr>
-        <w:t>carto</w:t>
-      </w:r>
-      <w:proofErr w:type="spellEnd"/>
-      <w:r>
-        <w:rPr>
-          <w:i/>
-          <w:iCs/>
-          <w:sz w:val="20"/>
-          <w:szCs w:val="20"/>
-        </w:rPr>
-        <w:t xml:space="preserve"> généré automatiquement pour une commune (mise en page complète ou extrait).</w:t>
-      </w:r>
-    </w:p>
-    <w:p>
-      <w:pPr>
-        <w:pStyle w:val="Titre2"/>
-      </w:pPr>
-      <w:r>
-        <w:t>3.2 Structuration du guide méthodologique et accompagnement à la reprise de l'outil</w:t>
-      </w:r>
-    </w:p>
-    <w:p>
-      <w:pPr>
-        <w:pStyle w:val="Titre3"/>
-      </w:pPr>
-      <w:r>
-        <w:t>Écriture des protocoles et modes d'emploi</w:t>
-      </w:r>
-    </w:p>
-    <w:p>
-      <w:pPr>
-        <w:spacing w:after="100"/>
-      </w:pPr>
-      <w:r>
-        <w:rPr>
-          <w:i/>
-          <w:iCs/>
-          <w:color w:val="595959"/>
-          <w:sz w:val="20"/>
-          <w:szCs w:val="20"/>
-        </w:rPr>
-        <w:t>▸ Décrire la rédaction des protocoles pas-à-pas à destination des agents (mise à jour des données, exécution des scripts).</w:t>
-      </w:r>
-    </w:p>
-    <w:p>
-      <w:pPr>
-        <w:spacing w:after="200"/>
-      </w:pPr>
-      <w:r>
-        <w:t>Pour assurer la pérennité de l'outil au-delà du stage, un guide méthodologique a été rédigé, détaillant pas à pas les procédures de mise à jour des données (évolutions foncières, MeDispo, OCS-GE) et d'exécution des scripts d'automatisation. Ce guide s'adresse en priorité à des agents non-</w:t>
-      </w:r>
-      <w:proofErr w:type="spellStart"/>
-      <w:r>
-        <w:t>SIGistes</w:t>
-      </w:r>
-      <w:proofErr w:type="spellEnd"/>
-      <w:r>
-        <w:t xml:space="preserve"> et a donc été conçu pour être [accessible, illustré de captures d'écran, sans prérequis technique avancé].</w:t>
-      </w:r>
-    </w:p>
-    <w:p>
-      <w:pPr>
-        <w:pStyle w:val="Titre3"/>
-      </w:pPr>
-      <w:r>
-        <w:t>Modalités de passation et pérennisation</w:t>
-      </w:r>
-    </w:p>
-    <w:p>
-      <w:pPr>
-        <w:spacing w:after="100"/>
-      </w:pPr>
-      <w:r>
-        <w:rPr>
-          <w:i/>
-          <w:iCs/>
-          <w:color w:val="595959"/>
-          <w:sz w:val="20"/>
-          <w:szCs w:val="20"/>
-        </w:rPr>
-        <w:lastRenderedPageBreak/>
-        <w:t>▸ Décrire les actions de sensibilisation/formation des utilisateurs non-</w:t>
-      </w:r>
-      <w:proofErr w:type="spellStart"/>
-      <w:r>
-        <w:rPr>
-          <w:i/>
-          <w:iCs/>
-          <w:color w:val="595959"/>
-          <w:sz w:val="20"/>
-          <w:szCs w:val="20"/>
-        </w:rPr>
-        <w:t>SIGistes</w:t>
-      </w:r>
-      <w:proofErr w:type="spellEnd"/>
-      <w:r>
-        <w:rPr>
-          <w:i/>
-          <w:iCs/>
-          <w:color w:val="595959"/>
-          <w:sz w:val="20"/>
-          <w:szCs w:val="20"/>
-        </w:rPr>
-        <w:t xml:space="preserve"> et les modalités de pérennisation de la S.A.S.</w:t>
-      </w:r>
-    </w:p>
-    <w:p>
-      <w:pPr>
-        <w:spacing w:after="200"/>
-      </w:pPr>
-      <w:r>
-        <w:t>La passation de l'outil s'est accompagnée d'une sensibilisation des utilisateurs non-</w:t>
-      </w:r>
-      <w:proofErr w:type="spellStart"/>
-      <w:r>
-        <w:t>SIGistes</w:t>
-      </w:r>
-      <w:proofErr w:type="spellEnd"/>
-      <w:r>
-        <w:t xml:space="preserve"> du service, sous la forme de [réunions de présentation, ateliers pratiques, tutoriels vidéo...]. Ces temps d'échange ont permis de [recueillir les retours des utilisateurs, ajuster l'ergonomie de l'outil, identifier les besoins de formation complémentaires].</w:t>
-      </w:r>
-    </w:p>
-    <w:p>
-      <w:pPr>
-        <w:spacing w:after="200"/>
-      </w:pPr>
-      <w:r>
-        <w:t>Enfin, plusieurs pistes ont été définies pour assurer la pérennisation de la Solution d'Analyse Spatiale au-delà du stage : [désignation d'un référent en interne, calendrier de mise à jour des données, procédure de maintenance évolutive de l'outil].</w:t>
-      </w:r>
-    </w:p>
-    <w:p>
-      <w:pPr>
-        <w:pBdr>
-          <w:top w:val="single" w:sz="4" w:space="0" w:color="D6B656"/>
-          <w:left w:val="single" w:sz="4" w:space="0" w:color="D6B656"/>
-          <w:bottom w:val="single" w:sz="4" w:space="0" w:color="D6B656"/>
-          <w:right w:val="single" w:sz="4" w:space="0" w:color="D6B656"/>
-        </w:pBdr>
-        <w:shd w:val="clear" w:color="auto" w:fill="FFF2CC"/>
-        <w:spacing w:before="120" w:after="240"/>
-      </w:pPr>
       <w:r>
         <w:rPr>
           <w:i/>
@@ -3450,8 +4420,8 @@
       </w:r>
     </w:p>
     <w:sectPr>
-      <w:headerReference w:type="default" r:id="rId14"/>
-      <w:footerReference w:type="default" r:id="rId15"/>
+      <w:headerReference w:type="default" r:id="rId15"/>
+      <w:footerReference w:type="default" r:id="rId16"/>
       <w:pgSz w:w="11907" w:h="16840"/>
       <w:pgMar w:top="1417" w:right="1417" w:bottom="1417" w:left="1701" w:header="708" w:footer="708" w:gutter="0"/>
       <w:cols w:space="720"/>
@@ -3557,39 +4527,7 @@
         <w:sz w:val="16"/>
         <w:szCs w:val="16"/>
       </w:rPr>
-      <w:t>Rapport de stage — Master Géomatique — [</w:t>
-    </w:r>
-    <w:r>
-      <w:rPr>
-        <w:color w:val="595959"/>
-        <w:sz w:val="16"/>
-        <w:szCs w:val="16"/>
-      </w:rPr>
-      <w:t>Samuel</w:t>
-    </w:r>
-    <w:r>
-      <w:rPr>
-        <w:color w:val="595959"/>
-        <w:sz w:val="16"/>
-        <w:szCs w:val="16"/>
-      </w:rPr>
-      <w:t xml:space="preserve"> </w:t>
-    </w:r>
-    <w:r>
-      <w:rPr>
-        <w:color w:val="595959"/>
-        <w:sz w:val="16"/>
-        <w:szCs w:val="16"/>
-      </w:rPr>
-      <w:t>Martin</w:t>
-    </w:r>
-    <w:r>
-      <w:rPr>
-        <w:color w:val="595959"/>
-        <w:sz w:val="16"/>
-        <w:szCs w:val="16"/>
-      </w:rPr>
-      <w:t>]</w:t>
+      <w:t>Rapport de stage — Master Géomatique — [Samuel Martin]</w:t>
     </w:r>
   </w:p>
 </w:hdr>
@@ -3598,16 +4536,16 @@
 <file path=word/numbering.xml><?xml version="1.0" encoding="utf-8"?>
 <w:numbering xmlns:wpc="http://schemas.microsoft.com/office/word/2010/wordprocessingCanvas" xmlns:cx="http://schemas.microsoft.com/office/drawing/2014/chartex" xmlns:cx1="http://schemas.microsoft.com/office/drawing/2015/9/8/chartex" xmlns:cx2="http://schemas.microsoft.com/office/drawing/2015/10/21/chartex" xmlns:cx3="http://schemas.microsoft.com/office/drawing/2016/5/9/chartex" xmlns:cx4="http://schemas.microsoft.com/office/drawing/2016/5/10/chartex" xmlns:cx5="http://schemas.microsoft.com/office/drawing/2016/5/11/chartex" xmlns:cx6="http://schemas.microsoft.com/office/drawing/2016/5/12/chartex" xmlns:cx7="http://schemas.microsoft.com/office/drawing/2016/5/13/chartex" xmlns:cx8="http://schemas.microsoft.com/office/drawing/2016/5/14/chartex" xmlns:mc="http://schemas.openxmlformats.org/markup-compatibility/2006" xmlns:aink="http://schemas.microsoft.com/office/drawing/2016/ink" xmlns:am3d="http://schemas.microsoft.com/office/drawing/2017/model3d" xmlns:o="urn:schemas-microsoft-com:office:office" xmlns:r="http://schemas.openxmlformats.org/officeDocument/2006/relationships" xmlns:m="http://schemas.openxmlformats.org/officeDocument/2006/math" xmlns:v="urn:schemas-microsoft-com:vml" xmlns:wp14="http://schemas.microsoft.com/office/word/2010/wordprocessingDrawing" xmlns:wp="http://schemas.openxmlformats.org/drawingml/2006/wordprocessingDrawing" xmlns:w10="urn:schemas-microsoft-com:office:word" xmlns:w="http://schemas.openxmlformats.org/wordprocessingml/2006/main" xmlns:w14="http://schemas.microsoft.com/office/word/2010/wordml" xmlns:w15="http://schemas.microsoft.com/office/word/2012/wordml" xmlns:w16cid="http://schemas.microsoft.com/office/word/2016/wordml/cid" xmlns:w16se="http://schemas.microsoft.com/office/word/2015/wordml/symex" xmlns:wpg="http://schemas.microsoft.com/office/word/2010/wordprocessingGroup" xmlns:wpi="http://schemas.microsoft.com/office/word/2010/wordprocessingInk" xmlns:wne="http://schemas.microsoft.com/office/word/2006/wordml" xmlns:wps="http://schemas.microsoft.com/office/word/2010/wordprocessingShape" mc:Ignorable="w14 w15 w16se w16cid wp14">
   <w:abstractNum w:abstractNumId="0" w15:restartNumberingAfterBreak="0">
-    <w:nsid w:val="35FA72E2"/>
+    <w:nsid w:val="0FB40FE2"/>
     <w:multiLevelType w:val="hybridMultilevel"/>
-    <w:tmpl w:val="5358E5F0"/>
+    <w:tmpl w:val="EDE28D36"/>
     <w:lvl w:ilvl="0" w:tplc="040C0001">
       <w:start w:val="1"/>
       <w:numFmt w:val="bullet"/>
       <w:lvlText w:val=""/>
       <w:lvlJc w:val="left"/>
       <w:pPr>
-        <w:ind w:left="1472" w:hanging="360"/>
+        <w:ind w:left="720" w:hanging="360"/>
       </w:pPr>
       <w:rPr>
         <w:rFonts w:ascii="Symbol" w:hAnsi="Symbol" w:hint="default"/>
@@ -3619,7 +4557,7 @@
       <w:lvlText w:val="o"/>
       <w:lvlJc w:val="left"/>
       <w:pPr>
-        <w:ind w:left="2192" w:hanging="360"/>
+        <w:ind w:left="1440" w:hanging="360"/>
       </w:pPr>
       <w:rPr>
         <w:rFonts w:ascii="Courier New" w:hAnsi="Courier New" w:cs="Courier New" w:hint="default"/>
@@ -3631,7 +4569,7 @@
       <w:lvlText w:val=""/>
       <w:lvlJc w:val="left"/>
       <w:pPr>
-        <w:ind w:left="2912" w:hanging="360"/>
+        <w:ind w:left="2160" w:hanging="360"/>
       </w:pPr>
       <w:rPr>
         <w:rFonts w:ascii="Wingdings" w:hAnsi="Wingdings" w:hint="default"/>
@@ -3643,7 +4581,7 @@
       <w:lvlText w:val=""/>
       <w:lvlJc w:val="left"/>
       <w:pPr>
-        <w:ind w:left="3632" w:hanging="360"/>
+        <w:ind w:left="2880" w:hanging="360"/>
       </w:pPr>
       <w:rPr>
         <w:rFonts w:ascii="Symbol" w:hAnsi="Symbol" w:hint="default"/>
@@ -3655,7 +4593,7 @@
       <w:lvlText w:val="o"/>
       <w:lvlJc w:val="left"/>
       <w:pPr>
-        <w:ind w:left="4352" w:hanging="360"/>
+        <w:ind w:left="3600" w:hanging="360"/>
       </w:pPr>
       <w:rPr>
         <w:rFonts w:ascii="Courier New" w:hAnsi="Courier New" w:cs="Courier New" w:hint="default"/>
@@ -3667,7 +4605,7 @@
       <w:lvlText w:val=""/>
       <w:lvlJc w:val="left"/>
       <w:pPr>
-        <w:ind w:left="5072" w:hanging="360"/>
+        <w:ind w:left="4320" w:hanging="360"/>
       </w:pPr>
       <w:rPr>
         <w:rFonts w:ascii="Wingdings" w:hAnsi="Wingdings" w:hint="default"/>
@@ -3679,7 +4617,7 @@
       <w:lvlText w:val=""/>
       <w:lvlJc w:val="left"/>
       <w:pPr>
-        <w:ind w:left="5792" w:hanging="360"/>
+        <w:ind w:left="5040" w:hanging="360"/>
       </w:pPr>
       <w:rPr>
         <w:rFonts w:ascii="Symbol" w:hAnsi="Symbol" w:hint="default"/>
@@ -3691,7 +4629,7 @@
       <w:lvlText w:val="o"/>
       <w:lvlJc w:val="left"/>
       <w:pPr>
-        <w:ind w:left="6512" w:hanging="360"/>
+        <w:ind w:left="5760" w:hanging="360"/>
       </w:pPr>
       <w:rPr>
         <w:rFonts w:ascii="Courier New" w:hAnsi="Courier New" w:cs="Courier New" w:hint="default"/>
@@ -3703,7 +4641,7 @@
       <w:lvlText w:val=""/>
       <w:lvlJc w:val="left"/>
       <w:pPr>
-        <w:ind w:left="7232" w:hanging="360"/>
+        <w:ind w:left="6480" w:hanging="360"/>
       </w:pPr>
       <w:rPr>
         <w:rFonts w:ascii="Wingdings" w:hAnsi="Wingdings" w:hint="default"/>
@@ -3711,6 +4649,232 @@
     </w:lvl>
   </w:abstractNum>
   <w:abstractNum w:abstractNumId="1" w15:restartNumberingAfterBreak="0">
+    <w:nsid w:val="25BE30B1"/>
+    <w:multiLevelType w:val="hybridMultilevel"/>
+    <w:tmpl w:val="505072F6"/>
+    <w:lvl w:ilvl="0" w:tplc="040C0001">
+      <w:start w:val="1"/>
+      <w:numFmt w:val="bullet"/>
+      <w:lvlText w:val=""/>
+      <w:lvlJc w:val="left"/>
+      <w:pPr>
+        <w:ind w:left="1428" w:hanging="360"/>
+      </w:pPr>
+      <w:rPr>
+        <w:rFonts w:ascii="Symbol" w:hAnsi="Symbol" w:hint="default"/>
+      </w:rPr>
+    </w:lvl>
+    <w:lvl w:ilvl="1" w:tplc="040C0003" w:tentative="1">
+      <w:start w:val="1"/>
+      <w:numFmt w:val="bullet"/>
+      <w:lvlText w:val="o"/>
+      <w:lvlJc w:val="left"/>
+      <w:pPr>
+        <w:ind w:left="2148" w:hanging="360"/>
+      </w:pPr>
+      <w:rPr>
+        <w:rFonts w:ascii="Courier New" w:hAnsi="Courier New" w:cs="Courier New" w:hint="default"/>
+      </w:rPr>
+    </w:lvl>
+    <w:lvl w:ilvl="2" w:tplc="040C0005" w:tentative="1">
+      <w:start w:val="1"/>
+      <w:numFmt w:val="bullet"/>
+      <w:lvlText w:val=""/>
+      <w:lvlJc w:val="left"/>
+      <w:pPr>
+        <w:ind w:left="2868" w:hanging="360"/>
+      </w:pPr>
+      <w:rPr>
+        <w:rFonts w:ascii="Wingdings" w:hAnsi="Wingdings" w:hint="default"/>
+      </w:rPr>
+    </w:lvl>
+    <w:lvl w:ilvl="3" w:tplc="040C0001" w:tentative="1">
+      <w:start w:val="1"/>
+      <w:numFmt w:val="bullet"/>
+      <w:lvlText w:val=""/>
+      <w:lvlJc w:val="left"/>
+      <w:pPr>
+        <w:ind w:left="3588" w:hanging="360"/>
+      </w:pPr>
+      <w:rPr>
+        <w:rFonts w:ascii="Symbol" w:hAnsi="Symbol" w:hint="default"/>
+      </w:rPr>
+    </w:lvl>
+    <w:lvl w:ilvl="4" w:tplc="040C0003" w:tentative="1">
+      <w:start w:val="1"/>
+      <w:numFmt w:val="bullet"/>
+      <w:lvlText w:val="o"/>
+      <w:lvlJc w:val="left"/>
+      <w:pPr>
+        <w:ind w:left="4308" w:hanging="360"/>
+      </w:pPr>
+      <w:rPr>
+        <w:rFonts w:ascii="Courier New" w:hAnsi="Courier New" w:cs="Courier New" w:hint="default"/>
+      </w:rPr>
+    </w:lvl>
+    <w:lvl w:ilvl="5" w:tplc="040C0005" w:tentative="1">
+      <w:start w:val="1"/>
+      <w:numFmt w:val="bullet"/>
+      <w:lvlText w:val=""/>
+      <w:lvlJc w:val="left"/>
+      <w:pPr>
+        <w:ind w:left="5028" w:hanging="360"/>
+      </w:pPr>
+      <w:rPr>
+        <w:rFonts w:ascii="Wingdings" w:hAnsi="Wingdings" w:hint="default"/>
+      </w:rPr>
+    </w:lvl>
+    <w:lvl w:ilvl="6" w:tplc="040C0001" w:tentative="1">
+      <w:start w:val="1"/>
+      <w:numFmt w:val="bullet"/>
+      <w:lvlText w:val=""/>
+      <w:lvlJc w:val="left"/>
+      <w:pPr>
+        <w:ind w:left="5748" w:hanging="360"/>
+      </w:pPr>
+      <w:rPr>
+        <w:rFonts w:ascii="Symbol" w:hAnsi="Symbol" w:hint="default"/>
+      </w:rPr>
+    </w:lvl>
+    <w:lvl w:ilvl="7" w:tplc="040C0003" w:tentative="1">
+      <w:start w:val="1"/>
+      <w:numFmt w:val="bullet"/>
+      <w:lvlText w:val="o"/>
+      <w:lvlJc w:val="left"/>
+      <w:pPr>
+        <w:ind w:left="6468" w:hanging="360"/>
+      </w:pPr>
+      <w:rPr>
+        <w:rFonts w:ascii="Courier New" w:hAnsi="Courier New" w:cs="Courier New" w:hint="default"/>
+      </w:rPr>
+    </w:lvl>
+    <w:lvl w:ilvl="8" w:tplc="040C0005" w:tentative="1">
+      <w:start w:val="1"/>
+      <w:numFmt w:val="bullet"/>
+      <w:lvlText w:val=""/>
+      <w:lvlJc w:val="left"/>
+      <w:pPr>
+        <w:ind w:left="7188" w:hanging="360"/>
+      </w:pPr>
+      <w:rPr>
+        <w:rFonts w:ascii="Wingdings" w:hAnsi="Wingdings" w:hint="default"/>
+      </w:rPr>
+    </w:lvl>
+  </w:abstractNum>
+  <w:abstractNum w:abstractNumId="2" w15:restartNumberingAfterBreak="0">
+    <w:nsid w:val="35FA72E2"/>
+    <w:multiLevelType w:val="hybridMultilevel"/>
+    <w:tmpl w:val="5358E5F0"/>
+    <w:lvl w:ilvl="0" w:tplc="040C0001">
+      <w:start w:val="1"/>
+      <w:numFmt w:val="bullet"/>
+      <w:lvlText w:val=""/>
+      <w:lvlJc w:val="left"/>
+      <w:pPr>
+        <w:ind w:left="1472" w:hanging="360"/>
+      </w:pPr>
+      <w:rPr>
+        <w:rFonts w:ascii="Symbol" w:hAnsi="Symbol" w:hint="default"/>
+      </w:rPr>
+    </w:lvl>
+    <w:lvl w:ilvl="1" w:tplc="040C0003" w:tentative="1">
+      <w:start w:val="1"/>
+      <w:numFmt w:val="bullet"/>
+      <w:lvlText w:val="o"/>
+      <w:lvlJc w:val="left"/>
+      <w:pPr>
+        <w:ind w:left="2192" w:hanging="360"/>
+      </w:pPr>
+      <w:rPr>
+        <w:rFonts w:ascii="Courier New" w:hAnsi="Courier New" w:cs="Courier New" w:hint="default"/>
+      </w:rPr>
+    </w:lvl>
+    <w:lvl w:ilvl="2" w:tplc="040C0005" w:tentative="1">
+      <w:start w:val="1"/>
+      <w:numFmt w:val="bullet"/>
+      <w:lvlText w:val=""/>
+      <w:lvlJc w:val="left"/>
+      <w:pPr>
+        <w:ind w:left="2912" w:hanging="360"/>
+      </w:pPr>
+      <w:rPr>
+        <w:rFonts w:ascii="Wingdings" w:hAnsi="Wingdings" w:hint="default"/>
+      </w:rPr>
+    </w:lvl>
+    <w:lvl w:ilvl="3" w:tplc="040C0001" w:tentative="1">
+      <w:start w:val="1"/>
+      <w:numFmt w:val="bullet"/>
+      <w:lvlText w:val=""/>
+      <w:lvlJc w:val="left"/>
+      <w:pPr>
+        <w:ind w:left="3632" w:hanging="360"/>
+      </w:pPr>
+      <w:rPr>
+        <w:rFonts w:ascii="Symbol" w:hAnsi="Symbol" w:hint="default"/>
+      </w:rPr>
+    </w:lvl>
+    <w:lvl w:ilvl="4" w:tplc="040C0003" w:tentative="1">
+      <w:start w:val="1"/>
+      <w:numFmt w:val="bullet"/>
+      <w:lvlText w:val="o"/>
+      <w:lvlJc w:val="left"/>
+      <w:pPr>
+        <w:ind w:left="4352" w:hanging="360"/>
+      </w:pPr>
+      <w:rPr>
+        <w:rFonts w:ascii="Courier New" w:hAnsi="Courier New" w:cs="Courier New" w:hint="default"/>
+      </w:rPr>
+    </w:lvl>
+    <w:lvl w:ilvl="5" w:tplc="040C0005" w:tentative="1">
+      <w:start w:val="1"/>
+      <w:numFmt w:val="bullet"/>
+      <w:lvlText w:val=""/>
+      <w:lvlJc w:val="left"/>
+      <w:pPr>
+        <w:ind w:left="5072" w:hanging="360"/>
+      </w:pPr>
+      <w:rPr>
+        <w:rFonts w:ascii="Wingdings" w:hAnsi="Wingdings" w:hint="default"/>
+      </w:rPr>
+    </w:lvl>
+    <w:lvl w:ilvl="6" w:tplc="040C0001" w:tentative="1">
+      <w:start w:val="1"/>
+      <w:numFmt w:val="bullet"/>
+      <w:lvlText w:val=""/>
+      <w:lvlJc w:val="left"/>
+      <w:pPr>
+        <w:ind w:left="5792" w:hanging="360"/>
+      </w:pPr>
+      <w:rPr>
+        <w:rFonts w:ascii="Symbol" w:hAnsi="Symbol" w:hint="default"/>
+      </w:rPr>
+    </w:lvl>
+    <w:lvl w:ilvl="7" w:tplc="040C0003" w:tentative="1">
+      <w:start w:val="1"/>
+      <w:numFmt w:val="bullet"/>
+      <w:lvlText w:val="o"/>
+      <w:lvlJc w:val="left"/>
+      <w:pPr>
+        <w:ind w:left="6512" w:hanging="360"/>
+      </w:pPr>
+      <w:rPr>
+        <w:rFonts w:ascii="Courier New" w:hAnsi="Courier New" w:cs="Courier New" w:hint="default"/>
+      </w:rPr>
+    </w:lvl>
+    <w:lvl w:ilvl="8" w:tplc="040C0005" w:tentative="1">
+      <w:start w:val="1"/>
+      <w:numFmt w:val="bullet"/>
+      <w:lvlText w:val=""/>
+      <w:lvlJc w:val="left"/>
+      <w:pPr>
+        <w:ind w:left="7232" w:hanging="360"/>
+      </w:pPr>
+      <w:rPr>
+        <w:rFonts w:ascii="Wingdings" w:hAnsi="Wingdings" w:hint="default"/>
+      </w:rPr>
+    </w:lvl>
+  </w:abstractNum>
+  <w:abstractNum w:abstractNumId="3" w15:restartNumberingAfterBreak="0">
     <w:nsid w:val="4BA3652B"/>
     <w:multiLevelType w:val="hybridMultilevel"/>
     <w:tmpl w:val="FF1C809C"/>
@@ -3764,7 +4928,7 @@
       <w:lvlJc w:val="left"/>
     </w:lvl>
   </w:abstractNum>
-  <w:abstractNum w:abstractNumId="2" w15:restartNumberingAfterBreak="0">
+  <w:abstractNum w:abstractNumId="4" w15:restartNumberingAfterBreak="0">
     <w:nsid w:val="71CA35CB"/>
     <w:multiLevelType w:val="hybridMultilevel"/>
     <w:tmpl w:val="FA7AA674"/>
@@ -3877,7 +5041,7 @@
       </w:rPr>
     </w:lvl>
   </w:abstractNum>
-  <w:abstractNum w:abstractNumId="3" w15:restartNumberingAfterBreak="0">
+  <w:abstractNum w:abstractNumId="5" w15:restartNumberingAfterBreak="0">
     <w:nsid w:val="7B443261"/>
     <w:multiLevelType w:val="hybridMultilevel"/>
     <w:tmpl w:val="E1C02C9E"/>
@@ -3964,21 +5128,27 @@
     </w:lvl>
   </w:abstractNum>
   <w:num w:numId="1">
+    <w:abstractNumId w:val="5"/>
+    <w:lvlOverride w:ilvl="0">
+      <w:startOverride w:val="1"/>
+    </w:lvlOverride>
+  </w:num>
+  <w:num w:numId="2">
     <w:abstractNumId w:val="3"/>
     <w:lvlOverride w:ilvl="0">
       <w:startOverride w:val="1"/>
     </w:lvlOverride>
   </w:num>
-  <w:num w:numId="2">
-    <w:abstractNumId w:val="1"/>
-    <w:lvlOverride w:ilvl="0">
-      <w:startOverride w:val="1"/>
-    </w:lvlOverride>
+  <w:num w:numId="3">
+    <w:abstractNumId w:val="4"/>
   </w:num>
-  <w:num w:numId="3">
+  <w:num w:numId="4">
     <w:abstractNumId w:val="2"/>
   </w:num>
-  <w:num w:numId="4">
+  <w:num w:numId="5">
+    <w:abstractNumId w:val="1"/>
+  </w:num>
+  <w:num w:numId="6">
     <w:abstractNumId w:val="0"/>
   </w:num>
 </w:numbering>
@@ -4632,6 +5802,41 @@
     <w:uiPriority w:val="99"/>
     <w:rsid w:val="00BE7026"/>
   </w:style>
+  <w:style w:type="table" w:styleId="Grilledutableau">
+    <w:name w:val="Table Grid"/>
+    <w:basedOn w:val="TableauNormal"/>
+    <w:uiPriority w:val="39"/>
+    <w:rsid w:val="006462B4"/>
+    <w:tblPr>
+      <w:tblBorders>
+        <w:top w:val="single" w:sz="4" w:space="0" w:color="auto"/>
+        <w:left w:val="single" w:sz="4" w:space="0" w:color="auto"/>
+        <w:bottom w:val="single" w:sz="4" w:space="0" w:color="auto"/>
+        <w:right w:val="single" w:sz="4" w:space="0" w:color="auto"/>
+        <w:insideH w:val="single" w:sz="4" w:space="0" w:color="auto"/>
+        <w:insideV w:val="single" w:sz="4" w:space="0" w:color="auto"/>
+      </w:tblBorders>
+    </w:tblPr>
+  </w:style>
+  <w:style w:type="paragraph" w:styleId="Lgende">
+    <w:name w:val="caption"/>
+    <w:basedOn w:val="Normal"/>
+    <w:next w:val="Normal"/>
+    <w:uiPriority w:val="35"/>
+    <w:unhideWhenUsed/>
+    <w:qFormat/>
+    <w:rsid w:val="004D4406"/>
+    <w:pPr>
+      <w:spacing w:after="200"/>
+    </w:pPr>
+    <w:rPr>
+      <w:i/>
+      <w:iCs/>
+      <w:color w:val="44546A" w:themeColor="text2"/>
+      <w:sz w:val="18"/>
+      <w:szCs w:val="18"/>
+    </w:rPr>
+  </w:style>
 </w:styles>
 </file>
 
@@ -4935,7 +6140,7 @@
 </file>
 
 <file path=customXml/itemProps1.xml><?xml version="1.0" encoding="utf-8"?>
-<ds:datastoreItem xmlns:ds="http://schemas.openxmlformats.org/officeDocument/2006/customXml" ds:itemID="{2914F4F9-04B6-4D6E-BE8B-CE8960792576}">
+<ds:datastoreItem xmlns:ds="http://schemas.openxmlformats.org/officeDocument/2006/customXml" ds:itemID="{582B8EAF-8B28-43E2-9160-32A192898A2B}">
   <ds:schemaRefs>
     <ds:schemaRef ds:uri="http://schemas.openxmlformats.org/officeDocument/2006/bibliography"/>
   </ds:schemaRefs>

--- a/Documentation/Trame_Rapport_Stage_M2_Geomatique.docx
+++ b/Documentation/Trame_Rapport_Stage_M2_Geomatique.docx
@@ -165,23 +165,28 @@
           <w:sz w:val="20"/>
           <w:szCs w:val="20"/>
         </w:rPr>
-        <w:t>Stage effectué du [date début] au [</w:t>
-      </w:r>
-      <w:proofErr w:type="gramStart"/>
+        <w:t xml:space="preserve">Stage effectué du </w:t>
+      </w:r>
       <w:r>
         <w:rPr>
           <w:sz w:val="20"/>
           <w:szCs w:val="20"/>
         </w:rPr>
-        <w:t>date fin</w:t>
-      </w:r>
-      <w:proofErr w:type="gramEnd"/>
+        <w:t>07/04/2026</w:t>
+      </w:r>
       <w:r>
         <w:rPr>
           <w:sz w:val="20"/>
           <w:szCs w:val="20"/>
         </w:rPr>
-        <w:t>]</w:t>
+        <w:t xml:space="preserve"> au </w:t>
+      </w:r>
+      <w:r>
+        <w:rPr>
+          <w:sz w:val="20"/>
+          <w:szCs w:val="20"/>
+        </w:rPr>
+        <w:t>25/09/2026</w:t>
       </w:r>
     </w:p>
     <w:p>
@@ -250,13 +255,8 @@
           <w:sz w:val="20"/>
           <w:szCs w:val="20"/>
         </w:rPr>
-        <w:t>[Nom, Prénom — Tuteur de stage, Sicoval, fonction]</w:t>
-      </w:r>
-    </w:p>
-    <w:p>
-      <w:pPr>
-        <w:jc w:val="center"/>
-      </w:pPr>
+        <w:t xml:space="preserve"> </w:t>
+      </w:r>
       <w:r>
         <w:rPr>
           <w:sz w:val="20"/>
@@ -316,7 +316,7 @@
           <v:shape id="_x0000_i1025" type="#_x0000_t75" style="width:445.7pt;height:631.45pt" o:ole="">
             <v:imagedata r:id="rId9" o:title=""/>
           </v:shape>
-          <o:OLEObject Type="Embed" ProgID="AcroExch.Document.DC" ShapeID="_x0000_i1025" DrawAspect="Content" ObjectID="_1849964123" r:id="rId10"/>
+          <o:OLEObject Type="Embed" ProgID="AcroExch.Document.DC" ShapeID="_x0000_i1025" DrawAspect="Content" ObjectID="_1850051996" r:id="rId10"/>
         </w:object>
       </w:r>
     </w:p>
@@ -331,7 +331,7 @@
           <v:shape id="_x0000_i1026" type="#_x0000_t75" style="width:445.7pt;height:631.45pt" o:ole="">
             <v:imagedata r:id="rId11" o:title=""/>
           </v:shape>
-          <o:OLEObject Type="Embed" ProgID="AcroExch.Document.DC" ShapeID="_x0000_i1026" DrawAspect="Content" ObjectID="_1849964124" r:id="rId12"/>
+          <o:OLEObject Type="Embed" ProgID="AcroExch.Document.DC" ShapeID="_x0000_i1026" DrawAspect="Content" ObjectID="_1850051997" r:id="rId12"/>
         </w:object>
       </w:r>
       <w:r>
@@ -367,7 +367,13 @@
         <w:spacing w:after="200"/>
       </w:pPr>
       <w:r>
-        <w:t>Je tiens à remercier [Prénom NOM], [fonction], mon tuteur de stage au sein du Sicoval, pour m'avoir accueilli(e) au sein du Service Urbanisme &amp; Habitat et pour [préciser : la confiance accordée, l'accompagnement méthodologique, la disponibilité, etc.].</w:t>
+        <w:t xml:space="preserve">Je tiens à remercier </w:t>
+      </w:r>
+      <w:r>
+        <w:t>Maxime Calais</w:t>
+      </w:r>
+      <w:r>
+        <w:t>, [fonction], mon tuteur de stage au sein du Sicoval, pour m'avoir accueilli(e) au sein du Service Urbanisme &amp; Habitat et pour [préciser : la confiance accordée, l'accompagnement méthodologique, la disponibilité, etc.].</w:t>
       </w:r>
     </w:p>
     <w:p>
@@ -1827,11 +1833,6 @@
       <w:pPr>
         <w:pStyle w:val="Titre3"/>
       </w:pPr>
-    </w:p>
-    <w:p>
-      <w:pPr>
-        <w:pStyle w:val="Titre3"/>
-      </w:pPr>
       <w:r>
         <w:t>Rôle de l'observatoire</w:t>
       </w:r>
@@ -2010,6 +2011,9 @@
         <w:spacing w:after="200"/>
       </w:pPr>
       <w:r>
+        <w:rPr>
+          <w:noProof/>
+        </w:rPr>
         <w:drawing>
           <wp:inline distT="0" distB="0" distL="0" distR="0" wp14:anchorId="594DBA87" wp14:editId="15F9C3F5">
             <wp:extent cx="5581015" cy="3224530"/>
@@ -2148,33 +2152,78 @@
         <w:t>-GE (Occupation du Sol à Grande Échelle)</w:t>
       </w:r>
       <w:r>
-        <w:t>, qui permet la qualification des espaces naturels, agricoles et forestiers (NAF)</w:t>
-      </w:r>
-      <w:r>
-        <w:t xml:space="preserve">. Cette donnée fournie par L’IGN est centrale dans la conception de l’observatoire. C’est en effet cette donnée qui juge de la consommation d’espace, elle est la source référence au niveau national pour calculer l’artificialisation des </w:t>
+        <w:t xml:space="preserve">, </w:t>
+      </w:r>
+      <w:r>
+        <w:t>est le référentiel cartographique produit par l’IGN qui décrit le territoire à une précision métrique selon deux dimensions : l’utilisation et l’occupation du sol. Elle constitue la donnée pivot de l’observatoire qualifier les</w:t>
+      </w:r>
+      <w:r>
+        <w:t xml:space="preserve"> </w:t>
+      </w:r>
+      <w:r>
+        <w:t>E</w:t>
+      </w:r>
+      <w:r>
+        <w:t xml:space="preserve">spaces </w:t>
+      </w:r>
+      <w:r>
+        <w:t>N</w:t>
+      </w:r>
+      <w:r>
+        <w:t xml:space="preserve">aturels, </w:t>
+      </w:r>
+      <w:r>
+        <w:t>A</w:t>
+      </w:r>
+      <w:r>
+        <w:t xml:space="preserve">gricoles et </w:t>
+      </w:r>
+      <w:r>
+        <w:t>F</w:t>
+      </w:r>
+      <w:r>
+        <w:t>orestiers (</w:t>
+      </w:r>
+      <w:r>
+        <w:t>E</w:t>
+      </w:r>
+      <w:r>
+        <w:t>NAF)</w:t>
+      </w:r>
+      <w:r>
+        <w:t>.</w:t>
+      </w:r>
+      <w:r>
+        <w:t xml:space="preserve"> Source de référence </w:t>
+      </w:r>
+      <w:proofErr w:type="spellStart"/>
+      <w:r>
+        <w:t>au</w:t>
+      </w:r>
+      <w:proofErr w:type="spellEnd"/>
+      <w:r>
+        <w:t xml:space="preserve"> niveau national, l’OCS-GE permet de calculer l’artificialisation réelle des sols. C’est à partir de </w:t>
       </w:r>
       <w:r>
         <w:lastRenderedPageBreak/>
-        <w:t xml:space="preserve">sols et rendre compte des </w:t>
-      </w:r>
-      <w:r>
-        <w:t xml:space="preserve">efforts </w:t>
+        <w:t xml:space="preserve">cette donnée que l’observatoire mesure </w:t>
       </w:r>
       <w:proofErr w:type="spellStart"/>
       <w:r>
-        <w:t>fournis</w:t>
+        <w:t>la</w:t>
       </w:r>
       <w:proofErr w:type="spellEnd"/>
       <w:r>
+        <w:t xml:space="preserve"> consommation d’espace et évalue la conformité des trajectoires communales avec les objectifs de sobriété foncière</w:t>
+      </w:r>
+      <w:r>
         <w:t xml:space="preserve"> </w:t>
       </w:r>
-      <w:proofErr w:type="gramStart"/>
-      <w:r>
-        <w:t>en terme de</w:t>
-      </w:r>
-      <w:proofErr w:type="gramEnd"/>
-      <w:r>
-        <w:t xml:space="preserve"> sobriété foncière en réponse à la loi ZAN</w:t>
+      <w:r>
+        <w:t xml:space="preserve">de la loi Zéro artificialisation </w:t>
+      </w:r>
+      <w:r>
+        <w:t>Nette (ZAN).</w:t>
       </w:r>
     </w:p>
     <w:p>
@@ -2193,7 +2242,7 @@
         <w:t>MeDispo</w:t>
       </w:r>
       <w:r>
-        <w:t xml:space="preserve">, </w:t>
+        <w:t xml:space="preserve"> : </w:t>
       </w:r>
       <w:r>
         <w:t>donnée</w:t>
@@ -2202,15 +2251,7 @@
         <w:t xml:space="preserve"> recensant les disponibilités foncières </w:t>
       </w:r>
       <w:r>
-        <w:t xml:space="preserve">(vue plus haut). Cette permet aux chargés de mission urbanisme d’orienté les décisions stratégiques. D’avoir une vue d’ensemble </w:t>
-      </w:r>
-      <w:proofErr w:type="spellStart"/>
-      <w:r>
-        <w:t>des</w:t>
-      </w:r>
-      <w:proofErr w:type="spellEnd"/>
-      <w:r>
-        <w:t xml:space="preserve"> espaces urbanisables de la commune.</w:t>
+        <w:t>(vue plus haut). Cette permet aux chargés de mission urbanisme d’orienté les décisions stratégiques. D’avoir une vue d’ensemble des espaces urbanisables de la commune.</w:t>
       </w:r>
     </w:p>
     <w:p>
@@ -2271,71 +2312,55 @@
       <w:r>
         <w:t>Le service habitat du Sicoval (aujourd’hui attaché au service Urbanisme) a collecté les données concernant les logements à loyer modérés (</w:t>
       </w:r>
-      <w:proofErr w:type="spellStart"/>
-      <w:r>
-        <w:t>etudiants</w:t>
-      </w:r>
-      <w:proofErr w:type="spellEnd"/>
-      <w:r>
-        <w:t xml:space="preserve">, </w:t>
-      </w:r>
-      <w:proofErr w:type="spellStart"/>
-      <w:r>
-        <w:t>sénios</w:t>
-      </w:r>
-      <w:proofErr w:type="spellEnd"/>
-      <w:r>
-        <w:t>, logements sociaux), ainsi que les types de logements dans les opérations (immeubles, grands lotissements). Ces données sont complémentaires avec les permis de construire.</w:t>
+      <w:r>
+        <w:t>é</w:t>
+      </w:r>
+      <w:r>
+        <w:t>tudiants, sénio</w:t>
+      </w:r>
+      <w:r>
+        <w:t>r</w:t>
+      </w:r>
+      <w:r>
+        <w:t>s, logements sociaux), ainsi que les types de logements dans les opérations (immeubles, grands lotissements). Ces données sont complémentaires avec les permis de construire.</w:t>
       </w:r>
     </w:p>
     <w:tbl>
       <w:tblPr>
-        <w:tblW w:w="0" w:type="dxa"/>
-        <w:tblCellMar>
-          <w:left w:w="0" w:type="dxa"/>
-          <w:right w:w="0" w:type="dxa"/>
-        </w:tblCellMar>
+        <w:tblStyle w:val="Grilledutableau"/>
+        <w:tblW w:w="0" w:type="auto"/>
+        <w:jc w:val="center"/>
         <w:tblLook w:val="04A0" w:firstRow="1" w:lastRow="0" w:firstColumn="1" w:lastColumn="0" w:noHBand="0" w:noVBand="1"/>
       </w:tblPr>
       <w:tblGrid>
-        <w:gridCol w:w="1825"/>
-        <w:gridCol w:w="2114"/>
-        <w:gridCol w:w="2358"/>
-        <w:gridCol w:w="1491"/>
+        <w:gridCol w:w="2926"/>
+        <w:gridCol w:w="2926"/>
+        <w:gridCol w:w="2790"/>
       </w:tblGrid>
       <w:tr>
         <w:trPr>
-          <w:trHeight w:val="315"/>
+          <w:jc w:val="center"/>
         </w:trPr>
         <w:tc>
           <w:tcPr>
-            <w:tcW w:w="0" w:type="auto"/>
-            <w:tcBorders>
-              <w:top w:val="single" w:sz="6" w:space="0" w:color="CCCCCC"/>
-              <w:left w:val="single" w:sz="6" w:space="0" w:color="CCCCCC"/>
-              <w:bottom w:val="single" w:sz="6" w:space="0" w:color="CCCCCC"/>
-              <w:right w:val="single" w:sz="6" w:space="0" w:color="CCCCCC"/>
-            </w:tcBorders>
-            <w:tcMar>
-              <w:top w:w="30" w:type="dxa"/>
-              <w:left w:w="45" w:type="dxa"/>
-              <w:bottom w:w="30" w:type="dxa"/>
-              <w:right w:w="45" w:type="dxa"/>
-            </w:tcMar>
-            <w:vAlign w:val="bottom"/>
-            <w:hideMark/>
+            <w:tcW w:w="2926" w:type="dxa"/>
+            <w:shd w:val="clear" w:color="auto" w:fill="C45911" w:themeFill="accent2" w:themeFillShade="BF"/>
           </w:tcPr>
           <w:p>
             <w:pPr>
               <w:rPr>
-                <w:rFonts w:ascii="Arial" w:eastAsia="Times New Roman" w:hAnsi="Arial" w:cs="Arial"/>
+                <w:b/>
+                <w:bCs/>
+                <w:color w:val="FFFFFF"/>
                 <w:sz w:val="20"/>
                 <w:szCs w:val="20"/>
               </w:rPr>
             </w:pPr>
             <w:r>
               <w:rPr>
-                <w:rFonts w:ascii="Arial" w:eastAsia="Times New Roman" w:hAnsi="Arial" w:cs="Arial"/>
+                <w:b/>
+                <w:bCs/>
+                <w:color w:val="FFFFFF"/>
                 <w:sz w:val="20"/>
                 <w:szCs w:val="20"/>
               </w:rPr>
@@ -2345,33 +2370,24 @@
         </w:tc>
         <w:tc>
           <w:tcPr>
-            <w:tcW w:w="0" w:type="auto"/>
-            <w:tcBorders>
-              <w:top w:val="single" w:sz="6" w:space="0" w:color="CCCCCC"/>
-              <w:left w:val="single" w:sz="6" w:space="0" w:color="CCCCCC"/>
-              <w:bottom w:val="single" w:sz="6" w:space="0" w:color="CCCCCC"/>
-              <w:right w:val="single" w:sz="6" w:space="0" w:color="CCCCCC"/>
-            </w:tcBorders>
-            <w:tcMar>
-              <w:top w:w="30" w:type="dxa"/>
-              <w:left w:w="45" w:type="dxa"/>
-              <w:bottom w:w="30" w:type="dxa"/>
-              <w:right w:w="45" w:type="dxa"/>
-            </w:tcMar>
-            <w:vAlign w:val="bottom"/>
-            <w:hideMark/>
+            <w:tcW w:w="2926" w:type="dxa"/>
+            <w:shd w:val="clear" w:color="auto" w:fill="C45911" w:themeFill="accent2" w:themeFillShade="BF"/>
           </w:tcPr>
           <w:p>
             <w:pPr>
               <w:rPr>
-                <w:rFonts w:ascii="Arial" w:eastAsia="Times New Roman" w:hAnsi="Arial" w:cs="Arial"/>
+                <w:b/>
+                <w:bCs/>
+                <w:color w:val="FFFFFF"/>
                 <w:sz w:val="20"/>
                 <w:szCs w:val="20"/>
               </w:rPr>
             </w:pPr>
             <w:r>
               <w:rPr>
-                <w:rFonts w:ascii="Arial" w:eastAsia="Times New Roman" w:hAnsi="Arial" w:cs="Arial"/>
+                <w:b/>
+                <w:bCs/>
+                <w:color w:val="FFFFFF"/>
                 <w:sz w:val="20"/>
                 <w:szCs w:val="20"/>
               </w:rPr>
@@ -2381,321 +2397,2861 @@
         </w:tc>
         <w:tc>
           <w:tcPr>
-            <w:tcW w:w="0" w:type="auto"/>
-            <w:tcBorders>
-              <w:top w:val="single" w:sz="6" w:space="0" w:color="CCCCCC"/>
-              <w:left w:val="single" w:sz="6" w:space="0" w:color="CCCCCC"/>
-              <w:bottom w:val="single" w:sz="6" w:space="0" w:color="CCCCCC"/>
-              <w:right w:val="single" w:sz="6" w:space="0" w:color="CCCCCC"/>
-            </w:tcBorders>
-            <w:tcMar>
-              <w:top w:w="30" w:type="dxa"/>
-              <w:left w:w="45" w:type="dxa"/>
-              <w:bottom w:w="30" w:type="dxa"/>
-              <w:right w:w="45" w:type="dxa"/>
-            </w:tcMar>
-            <w:vAlign w:val="bottom"/>
-            <w:hideMark/>
+            <w:tcW w:w="2790" w:type="dxa"/>
+            <w:shd w:val="clear" w:color="auto" w:fill="C45911" w:themeFill="accent2" w:themeFillShade="BF"/>
           </w:tcPr>
           <w:p>
             <w:pPr>
               <w:rPr>
-                <w:rFonts w:ascii="Arial" w:eastAsia="Times New Roman" w:hAnsi="Arial" w:cs="Arial"/>
+                <w:b/>
+                <w:bCs/>
+                <w:color w:val="FFFFFF"/>
                 <w:sz w:val="20"/>
                 <w:szCs w:val="20"/>
               </w:rPr>
             </w:pPr>
             <w:r>
               <w:rPr>
-                <w:rFonts w:ascii="Arial" w:eastAsia="Times New Roman" w:hAnsi="Arial" w:cs="Arial"/>
+                <w:b/>
+                <w:bCs/>
+                <w:color w:val="FFFFFF"/>
                 <w:sz w:val="20"/>
                 <w:szCs w:val="20"/>
               </w:rPr>
               <w:t>Fréquence de mise à jour</w:t>
-            </w:r>
-          </w:p>
-        </w:tc>
-        <w:tc>
-          <w:tcPr>
-            <w:tcW w:w="0" w:type="auto"/>
-            <w:tcBorders>
-              <w:top w:val="single" w:sz="6" w:space="0" w:color="CCCCCC"/>
-              <w:left w:val="single" w:sz="6" w:space="0" w:color="CCCCCC"/>
-              <w:bottom w:val="single" w:sz="6" w:space="0" w:color="CCCCCC"/>
-              <w:right w:val="single" w:sz="6" w:space="0" w:color="CCCCCC"/>
-            </w:tcBorders>
-            <w:tcMar>
-              <w:top w:w="30" w:type="dxa"/>
-              <w:left w:w="45" w:type="dxa"/>
-              <w:bottom w:w="30" w:type="dxa"/>
-              <w:right w:w="45" w:type="dxa"/>
-            </w:tcMar>
-            <w:vAlign w:val="bottom"/>
-            <w:hideMark/>
-          </w:tcPr>
-          <w:p>
-            <w:pPr>
-              <w:rPr>
-                <w:rFonts w:ascii="Arial" w:eastAsia="Times New Roman" w:hAnsi="Arial" w:cs="Arial"/>
-                <w:sz w:val="20"/>
-                <w:szCs w:val="20"/>
-              </w:rPr>
-            </w:pPr>
-            <w:r>
-              <w:rPr>
-                <w:rFonts w:ascii="Arial" w:eastAsia="Times New Roman" w:hAnsi="Arial" w:cs="Arial"/>
-                <w:sz w:val="20"/>
-                <w:szCs w:val="20"/>
-              </w:rPr>
-              <w:t>Échelle spatiale</w:t>
             </w:r>
           </w:p>
         </w:tc>
       </w:tr>
       <w:tr>
         <w:trPr>
-          <w:trHeight w:val="315"/>
+          <w:jc w:val="center"/>
         </w:trPr>
         <w:tc>
           <w:tcPr>
-            <w:tcW w:w="0" w:type="auto"/>
-            <w:tcBorders>
-              <w:top w:val="single" w:sz="6" w:space="0" w:color="CCCCCC"/>
-              <w:left w:val="single" w:sz="6" w:space="0" w:color="CCCCCC"/>
-              <w:bottom w:val="single" w:sz="6" w:space="0" w:color="CCCCCC"/>
-              <w:right w:val="single" w:sz="6" w:space="0" w:color="CCCCCC"/>
-            </w:tcBorders>
-            <w:tcMar>
-              <w:top w:w="30" w:type="dxa"/>
-              <w:left w:w="45" w:type="dxa"/>
-              <w:bottom w:w="30" w:type="dxa"/>
-              <w:right w:w="45" w:type="dxa"/>
-            </w:tcMar>
-            <w:vAlign w:val="bottom"/>
+            <w:tcW w:w="2926" w:type="dxa"/>
+            <w:shd w:val="clear" w:color="auto" w:fill="FFFFFF" w:themeFill="background1"/>
+            <w:vAlign w:val="center"/>
           </w:tcPr>
           <w:p>
             <w:pPr>
               <w:rPr>
-                <w:rFonts w:ascii="Arial" w:eastAsia="Times New Roman" w:hAnsi="Arial" w:cs="Arial"/>
+                <w:bCs/>
+                <w:color w:val="000000" w:themeColor="text1"/>
                 <w:sz w:val="20"/>
                 <w:szCs w:val="20"/>
               </w:rPr>
             </w:pPr>
+            <w:r>
+              <w:rPr>
+                <w:bCs/>
+                <w:color w:val="000000" w:themeColor="text1"/>
+                <w:sz w:val="20"/>
+                <w:szCs w:val="20"/>
+              </w:rPr>
+              <w:t>L’Occupation du sol à grande échelle (OSCGE), base de données fournies par l’IGN.</w:t>
+            </w:r>
           </w:p>
         </w:tc>
         <w:tc>
           <w:tcPr>
-            <w:tcW w:w="0" w:type="auto"/>
-            <w:tcBorders>
-              <w:top w:val="single" w:sz="6" w:space="0" w:color="CCCCCC"/>
-              <w:left w:val="single" w:sz="6" w:space="0" w:color="CCCCCC"/>
-              <w:bottom w:val="single" w:sz="6" w:space="0" w:color="CCCCCC"/>
-              <w:right w:val="single" w:sz="6" w:space="0" w:color="CCCCCC"/>
-            </w:tcBorders>
-            <w:tcMar>
-              <w:top w:w="30" w:type="dxa"/>
-              <w:left w:w="45" w:type="dxa"/>
-              <w:bottom w:w="30" w:type="dxa"/>
-              <w:right w:w="45" w:type="dxa"/>
-            </w:tcMar>
-            <w:vAlign w:val="bottom"/>
+            <w:tcW w:w="2926" w:type="dxa"/>
+            <w:shd w:val="clear" w:color="auto" w:fill="FFFFFF" w:themeFill="background1"/>
+            <w:vAlign w:val="center"/>
           </w:tcPr>
           <w:p>
             <w:pPr>
               <w:rPr>
-                <w:rFonts w:ascii="Arial" w:eastAsia="Times New Roman" w:hAnsi="Arial" w:cs="Arial"/>
+                <w:bCs/>
+                <w:color w:val="000000" w:themeColor="text1"/>
                 <w:sz w:val="20"/>
                 <w:szCs w:val="20"/>
               </w:rPr>
             </w:pPr>
+            <w:r>
+              <w:rPr>
+                <w:bCs/>
+                <w:color w:val="000000" w:themeColor="text1"/>
+                <w:sz w:val="20"/>
+                <w:szCs w:val="20"/>
+              </w:rPr>
+              <w:t>Couche SIG</w:t>
+            </w:r>
+            <w:r>
+              <w:rPr>
+                <w:bCs/>
+                <w:color w:val="000000" w:themeColor="text1"/>
+                <w:sz w:val="20"/>
+                <w:szCs w:val="20"/>
+              </w:rPr>
+              <w:t>, une pour l’utilisation et une pour l’occupation des sols.</w:t>
+            </w:r>
           </w:p>
         </w:tc>
         <w:tc>
           <w:tcPr>
-            <w:tcW w:w="0" w:type="auto"/>
-            <w:tcBorders>
-              <w:top w:val="single" w:sz="6" w:space="0" w:color="CCCCCC"/>
-              <w:left w:val="single" w:sz="6" w:space="0" w:color="CCCCCC"/>
-              <w:bottom w:val="single" w:sz="6" w:space="0" w:color="CCCCCC"/>
-              <w:right w:val="single" w:sz="6" w:space="0" w:color="CCCCCC"/>
-            </w:tcBorders>
-            <w:tcMar>
-              <w:top w:w="30" w:type="dxa"/>
-              <w:left w:w="45" w:type="dxa"/>
-              <w:bottom w:w="30" w:type="dxa"/>
-              <w:right w:w="45" w:type="dxa"/>
-            </w:tcMar>
-            <w:vAlign w:val="bottom"/>
+            <w:tcW w:w="2790" w:type="dxa"/>
+            <w:shd w:val="clear" w:color="auto" w:fill="FFFFFF" w:themeFill="background1"/>
+            <w:vAlign w:val="center"/>
           </w:tcPr>
           <w:p>
             <w:pPr>
               <w:rPr>
-                <w:rFonts w:ascii="Arial" w:eastAsia="Times New Roman" w:hAnsi="Arial" w:cs="Arial"/>
+                <w:bCs/>
+                <w:color w:val="000000" w:themeColor="text1"/>
                 <w:sz w:val="20"/>
                 <w:szCs w:val="20"/>
               </w:rPr>
             </w:pPr>
-          </w:p>
-        </w:tc>
-        <w:tc>
-          <w:tcPr>
-            <w:tcW w:w="0" w:type="auto"/>
-            <w:tcBorders>
-              <w:top w:val="single" w:sz="6" w:space="0" w:color="CCCCCC"/>
-              <w:left w:val="single" w:sz="6" w:space="0" w:color="CCCCCC"/>
-              <w:bottom w:val="single" w:sz="6" w:space="0" w:color="CCCCCC"/>
-              <w:right w:val="single" w:sz="6" w:space="0" w:color="CCCCCC"/>
-            </w:tcBorders>
-            <w:tcMar>
-              <w:top w:w="30" w:type="dxa"/>
-              <w:left w:w="45" w:type="dxa"/>
-              <w:bottom w:w="30" w:type="dxa"/>
-              <w:right w:w="45" w:type="dxa"/>
-            </w:tcMar>
-            <w:vAlign w:val="bottom"/>
-          </w:tcPr>
-          <w:p>
-            <w:pPr>
-              <w:rPr>
-                <w:rFonts w:ascii="Arial" w:eastAsia="Times New Roman" w:hAnsi="Arial" w:cs="Arial"/>
+            <w:r>
+              <w:rPr>
+                <w:bCs/>
+                <w:color w:val="000000" w:themeColor="text1"/>
                 <w:sz w:val="20"/>
                 <w:szCs w:val="20"/>
               </w:rPr>
-            </w:pPr>
+              <w:t>Les millésimes sont mis à jour tous les 3 ans.</w:t>
+            </w:r>
           </w:p>
         </w:tc>
       </w:tr>
       <w:tr>
         <w:trPr>
-          <w:trHeight w:val="315"/>
+          <w:jc w:val="center"/>
         </w:trPr>
         <w:tc>
           <w:tcPr>
-            <w:tcW w:w="0" w:type="auto"/>
-            <w:tcBorders>
-              <w:top w:val="single" w:sz="6" w:space="0" w:color="CCCCCC"/>
-              <w:left w:val="single" w:sz="6" w:space="0" w:color="CCCCCC"/>
-              <w:bottom w:val="single" w:sz="6" w:space="0" w:color="CCCCCC"/>
-              <w:right w:val="single" w:sz="6" w:space="0" w:color="CCCCCC"/>
-            </w:tcBorders>
-            <w:tcMar>
-              <w:top w:w="30" w:type="dxa"/>
-              <w:left w:w="45" w:type="dxa"/>
-              <w:bottom w:w="30" w:type="dxa"/>
-              <w:right w:w="45" w:type="dxa"/>
-            </w:tcMar>
-            <w:vAlign w:val="bottom"/>
+            <w:tcW w:w="2926" w:type="dxa"/>
+            <w:shd w:val="clear" w:color="auto" w:fill="FFFFFF" w:themeFill="background1"/>
+            <w:vAlign w:val="center"/>
           </w:tcPr>
           <w:p>
             <w:pPr>
               <w:rPr>
-                <w:rFonts w:ascii="Arial" w:eastAsia="Times New Roman" w:hAnsi="Arial" w:cs="Arial"/>
+                <w:bCs/>
+                <w:color w:val="000000" w:themeColor="text1"/>
                 <w:sz w:val="20"/>
                 <w:szCs w:val="20"/>
               </w:rPr>
             </w:pPr>
+            <w:r>
+              <w:rPr>
+                <w:bCs/>
+                <w:color w:val="000000" w:themeColor="text1"/>
+                <w:sz w:val="20"/>
+                <w:szCs w:val="20"/>
+              </w:rPr>
+              <w:t>MeDispo : Issus d’un traitement effectué par L’AU</w:t>
+            </w:r>
+            <w:r>
+              <w:rPr>
+                <w:bCs/>
+                <w:color w:val="000000" w:themeColor="text1"/>
+                <w:sz w:val="20"/>
+                <w:szCs w:val="20"/>
+              </w:rPr>
+              <w:t>AT</w:t>
+            </w:r>
           </w:p>
         </w:tc>
         <w:tc>
           <w:tcPr>
-            <w:tcW w:w="0" w:type="auto"/>
-            <w:tcBorders>
-              <w:top w:val="single" w:sz="6" w:space="0" w:color="CCCCCC"/>
-              <w:left w:val="single" w:sz="6" w:space="0" w:color="CCCCCC"/>
-              <w:bottom w:val="single" w:sz="6" w:space="0" w:color="CCCCCC"/>
-              <w:right w:val="single" w:sz="6" w:space="0" w:color="CCCCCC"/>
-            </w:tcBorders>
-            <w:tcMar>
-              <w:top w:w="30" w:type="dxa"/>
-              <w:left w:w="45" w:type="dxa"/>
-              <w:bottom w:w="30" w:type="dxa"/>
-              <w:right w:w="45" w:type="dxa"/>
-            </w:tcMar>
-            <w:vAlign w:val="bottom"/>
+            <w:tcW w:w="2926" w:type="dxa"/>
+            <w:shd w:val="clear" w:color="auto" w:fill="FFFFFF" w:themeFill="background1"/>
+            <w:vAlign w:val="center"/>
           </w:tcPr>
           <w:p>
             <w:pPr>
               <w:rPr>
-                <w:rFonts w:ascii="Arial" w:eastAsia="Times New Roman" w:hAnsi="Arial" w:cs="Arial"/>
+                <w:bCs/>
+                <w:color w:val="000000" w:themeColor="text1"/>
                 <w:sz w:val="20"/>
                 <w:szCs w:val="20"/>
               </w:rPr>
             </w:pPr>
+            <w:r>
+              <w:rPr>
+                <w:bCs/>
+                <w:color w:val="000000" w:themeColor="text1"/>
+                <w:sz w:val="20"/>
+                <w:szCs w:val="20"/>
+              </w:rPr>
+              <w:t>Données au format SIG (</w:t>
+            </w:r>
+            <w:proofErr w:type="spellStart"/>
+            <w:r>
+              <w:rPr>
+                <w:bCs/>
+                <w:color w:val="000000" w:themeColor="text1"/>
+                <w:sz w:val="20"/>
+                <w:szCs w:val="20"/>
+              </w:rPr>
+              <w:t>GeoJson</w:t>
+            </w:r>
+            <w:proofErr w:type="spellEnd"/>
+            <w:r>
+              <w:rPr>
+                <w:bCs/>
+                <w:color w:val="000000" w:themeColor="text1"/>
+                <w:sz w:val="20"/>
+                <w:szCs w:val="20"/>
+              </w:rPr>
+              <w:t xml:space="preserve"> ou </w:t>
+            </w:r>
+            <w:proofErr w:type="spellStart"/>
+            <w:r>
+              <w:rPr>
+                <w:bCs/>
+                <w:color w:val="000000" w:themeColor="text1"/>
+                <w:sz w:val="20"/>
+                <w:szCs w:val="20"/>
+              </w:rPr>
+              <w:t>Shp</w:t>
+            </w:r>
+            <w:proofErr w:type="spellEnd"/>
+            <w:r>
+              <w:rPr>
+                <w:bCs/>
+                <w:color w:val="000000" w:themeColor="text1"/>
+                <w:sz w:val="20"/>
+                <w:szCs w:val="20"/>
+              </w:rPr>
+              <w:t xml:space="preserve">), </w:t>
+            </w:r>
+            <w:r>
+              <w:rPr>
+                <w:bCs/>
+                <w:color w:val="000000" w:themeColor="text1"/>
+                <w:sz w:val="20"/>
+                <w:szCs w:val="20"/>
+              </w:rPr>
+              <w:t>découpées par parcelle ou par emprise.</w:t>
+            </w:r>
           </w:p>
         </w:tc>
         <w:tc>
           <w:tcPr>
-            <w:tcW w:w="0" w:type="auto"/>
-            <w:tcBorders>
-              <w:top w:val="single" w:sz="6" w:space="0" w:color="CCCCCC"/>
-              <w:left w:val="single" w:sz="6" w:space="0" w:color="CCCCCC"/>
-              <w:bottom w:val="single" w:sz="6" w:space="0" w:color="CCCCCC"/>
-              <w:right w:val="single" w:sz="6" w:space="0" w:color="CCCCCC"/>
-            </w:tcBorders>
-            <w:tcMar>
-              <w:top w:w="30" w:type="dxa"/>
-              <w:left w:w="45" w:type="dxa"/>
-              <w:bottom w:w="30" w:type="dxa"/>
-              <w:right w:w="45" w:type="dxa"/>
-            </w:tcMar>
-            <w:vAlign w:val="bottom"/>
+            <w:tcW w:w="2790" w:type="dxa"/>
+            <w:shd w:val="clear" w:color="auto" w:fill="FFFFFF" w:themeFill="background1"/>
+            <w:vAlign w:val="center"/>
           </w:tcPr>
           <w:p>
             <w:pPr>
               <w:rPr>
-                <w:rFonts w:ascii="Arial" w:eastAsia="Times New Roman" w:hAnsi="Arial" w:cs="Arial"/>
+                <w:bCs/>
+                <w:color w:val="000000" w:themeColor="text1"/>
                 <w:sz w:val="20"/>
                 <w:szCs w:val="20"/>
               </w:rPr>
             </w:pPr>
+            <w:r>
+              <w:rPr>
+                <w:bCs/>
+                <w:color w:val="000000" w:themeColor="text1"/>
+                <w:sz w:val="20"/>
+                <w:szCs w:val="20"/>
+              </w:rPr>
+              <w:t>Mise à jour à la demande, le traitement utilise des données mise à jour à un rythme hétérogène.</w:t>
+            </w:r>
+          </w:p>
+        </w:tc>
+      </w:tr>
+      <w:tr>
+        <w:trPr>
+          <w:jc w:val="center"/>
+        </w:trPr>
+        <w:tc>
+          <w:tcPr>
+            <w:tcW w:w="2926" w:type="dxa"/>
+            <w:shd w:val="clear" w:color="auto" w:fill="FFFFFF" w:themeFill="background1"/>
+            <w:vAlign w:val="center"/>
+          </w:tcPr>
+          <w:p>
+            <w:pPr>
+              <w:ind w:firstLine="708"/>
+              <w:rPr>
+                <w:bCs/>
+                <w:color w:val="000000" w:themeColor="text1"/>
+                <w:sz w:val="20"/>
+                <w:szCs w:val="20"/>
+              </w:rPr>
+            </w:pPr>
+            <w:r>
+              <w:rPr>
+                <w:bCs/>
+                <w:color w:val="000000" w:themeColor="text1"/>
+                <w:sz w:val="20"/>
+                <w:szCs w:val="20"/>
+              </w:rPr>
+              <w:t>Permis de Construire</w:t>
+            </w:r>
           </w:p>
         </w:tc>
         <w:tc>
           <w:tcPr>
-            <w:tcW w:w="0" w:type="auto"/>
-            <w:tcBorders>
-              <w:top w:val="single" w:sz="6" w:space="0" w:color="CCCCCC"/>
-              <w:left w:val="single" w:sz="6" w:space="0" w:color="CCCCCC"/>
-              <w:bottom w:val="single" w:sz="6" w:space="0" w:color="CCCCCC"/>
-              <w:right w:val="single" w:sz="6" w:space="0" w:color="CCCCCC"/>
-            </w:tcBorders>
-            <w:tcMar>
-              <w:top w:w="30" w:type="dxa"/>
-              <w:left w:w="45" w:type="dxa"/>
-              <w:bottom w:w="30" w:type="dxa"/>
-              <w:right w:w="45" w:type="dxa"/>
-            </w:tcMar>
-            <w:vAlign w:val="bottom"/>
+            <w:tcW w:w="2926" w:type="dxa"/>
+            <w:shd w:val="clear" w:color="auto" w:fill="FFFFFF" w:themeFill="background1"/>
+            <w:vAlign w:val="center"/>
           </w:tcPr>
           <w:p>
             <w:pPr>
               <w:rPr>
-                <w:rFonts w:ascii="Arial" w:eastAsia="Times New Roman" w:hAnsi="Arial" w:cs="Arial"/>
+                <w:bCs/>
+                <w:color w:val="000000" w:themeColor="text1"/>
                 <w:sz w:val="20"/>
                 <w:szCs w:val="20"/>
               </w:rPr>
             </w:pPr>
+            <w:r>
+              <w:rPr>
+                <w:bCs/>
+                <w:color w:val="000000" w:themeColor="text1"/>
+                <w:sz w:val="20"/>
+                <w:szCs w:val="20"/>
+              </w:rPr>
+              <w:t>Données au format tableur, un traitement géolocalise les données à l’échelle de la parcelle</w:t>
+            </w:r>
+            <w:r>
+              <w:rPr>
+                <w:bCs/>
+                <w:color w:val="000000" w:themeColor="text1"/>
+                <w:sz w:val="20"/>
+                <w:szCs w:val="20"/>
+              </w:rPr>
+              <w:t xml:space="preserve"> en les reliant au cadastre historique.</w:t>
+            </w:r>
+          </w:p>
+        </w:tc>
+        <w:tc>
+          <w:tcPr>
+            <w:tcW w:w="2790" w:type="dxa"/>
+            <w:shd w:val="clear" w:color="auto" w:fill="FFFFFF" w:themeFill="background1"/>
+            <w:vAlign w:val="center"/>
+          </w:tcPr>
+          <w:p>
+            <w:pPr>
+              <w:rPr>
+                <w:bCs/>
+                <w:color w:val="000000" w:themeColor="text1"/>
+                <w:sz w:val="20"/>
+                <w:szCs w:val="20"/>
+              </w:rPr>
+            </w:pPr>
+            <w:r>
+              <w:rPr>
+                <w:bCs/>
+                <w:color w:val="000000" w:themeColor="text1"/>
+                <w:sz w:val="20"/>
+                <w:szCs w:val="20"/>
+              </w:rPr>
+              <w:t>Mise à jour à peu près mensuelle, le rythme de validation des permis n’est pas régulier (100 par an).</w:t>
+            </w:r>
+          </w:p>
+        </w:tc>
+      </w:tr>
+      <w:tr>
+        <w:trPr>
+          <w:jc w:val="center"/>
+        </w:trPr>
+        <w:tc>
+          <w:tcPr>
+            <w:tcW w:w="2926" w:type="dxa"/>
+            <w:shd w:val="clear" w:color="auto" w:fill="FFFFFF" w:themeFill="background1"/>
+            <w:vAlign w:val="center"/>
+          </w:tcPr>
+          <w:p>
+            <w:pPr>
+              <w:ind w:firstLine="708"/>
+              <w:rPr>
+                <w:bCs/>
+                <w:color w:val="000000" w:themeColor="text1"/>
+                <w:sz w:val="20"/>
+                <w:szCs w:val="20"/>
+              </w:rPr>
+            </w:pPr>
+            <w:r>
+              <w:rPr>
+                <w:bCs/>
+                <w:color w:val="000000" w:themeColor="text1"/>
+                <w:sz w:val="20"/>
+                <w:szCs w:val="20"/>
+              </w:rPr>
+              <w:t>Les données Habitat</w:t>
+            </w:r>
+          </w:p>
+        </w:tc>
+        <w:tc>
+          <w:tcPr>
+            <w:tcW w:w="2926" w:type="dxa"/>
+            <w:shd w:val="clear" w:color="auto" w:fill="FFFFFF" w:themeFill="background1"/>
+            <w:vAlign w:val="center"/>
+          </w:tcPr>
+          <w:p>
+            <w:pPr>
+              <w:rPr>
+                <w:bCs/>
+                <w:color w:val="000000" w:themeColor="text1"/>
+                <w:sz w:val="20"/>
+                <w:szCs w:val="20"/>
+              </w:rPr>
+            </w:pPr>
+            <w:r>
+              <w:rPr>
+                <w:bCs/>
+                <w:color w:val="000000" w:themeColor="text1"/>
+                <w:sz w:val="20"/>
+                <w:szCs w:val="20"/>
+              </w:rPr>
+              <w:t>Données au format tableur, un traitement associe ces données aux permis de construire concernées.</w:t>
+            </w:r>
+          </w:p>
+        </w:tc>
+        <w:tc>
+          <w:tcPr>
+            <w:tcW w:w="2790" w:type="dxa"/>
+            <w:shd w:val="clear" w:color="auto" w:fill="FFFFFF" w:themeFill="background1"/>
+            <w:vAlign w:val="center"/>
+          </w:tcPr>
+          <w:p>
+            <w:pPr>
+              <w:rPr>
+                <w:bCs/>
+                <w:color w:val="000000" w:themeColor="text1"/>
+                <w:sz w:val="20"/>
+                <w:szCs w:val="20"/>
+              </w:rPr>
+            </w:pPr>
+            <w:r>
+              <w:rPr>
+                <w:bCs/>
+                <w:color w:val="000000" w:themeColor="text1"/>
+                <w:sz w:val="20"/>
+                <w:szCs w:val="20"/>
+              </w:rPr>
+              <w:t>Mise à jour irrégulière</w:t>
+            </w:r>
           </w:p>
         </w:tc>
       </w:tr>
     </w:tbl>
     <w:p>
       <w:pPr>
-        <w:spacing w:after="200"/>
-        <w:ind w:left="360"/>
+        <w:pStyle w:val="Titre2"/>
+      </w:pPr>
+      <w:r>
+        <w:t>1.3 Architecture fonctionnelle et conceptuelle de l'observatoire</w:t>
+      </w:r>
+    </w:p>
+    <w:p>
+      <w:pPr>
+        <w:pStyle w:val="Titre3"/>
+      </w:pPr>
+      <w:r>
+        <w:t>Modélisation conceptuelle de l'observatoire</w:t>
+      </w:r>
+    </w:p>
+    <w:p>
+      <w:pPr>
+        <w:spacing w:after="200"/>
+      </w:pPr>
+      <w:r>
+        <w:t xml:space="preserve">La conception de l'observatoire s'est appuyée sur une modélisation conceptuelle définissant </w:t>
+      </w:r>
+      <w:r>
+        <w:t>précisément</w:t>
+      </w:r>
+      <w:r>
+        <w:t xml:space="preserve"> les données intégrées (détaillées en partie 1.1) et les cas d’utilisation envisagés. L’outil a été pensé pour répondre à deux modes d’exploitation principaux </w:t>
+      </w:r>
+      <w:r>
+        <w:t>:</w:t>
+      </w:r>
+    </w:p>
+    <w:p>
+      <w:pPr>
+        <w:pStyle w:val="Paragraphedeliste"/>
+        <w:numPr>
+          <w:ilvl w:val="0"/>
+          <w:numId w:val="8"/>
+        </w:numPr>
+        <w:spacing w:after="200"/>
+      </w:pPr>
+      <w:r>
         <w:rPr>
           <w:b/>
         </w:rPr>
+        <w:t xml:space="preserve">L’analyse technique au fil de l’eau : </w:t>
+      </w:r>
+      <w:r>
+        <w:t xml:space="preserve"> Une consultation ponctuelle par les équipes techniques afin d’évaluer la consommation foncière ou le potentiel de densification sur un secteur communal spécifique.</w:t>
+      </w:r>
+    </w:p>
+    <w:p>
+      <w:pPr>
+        <w:pStyle w:val="Paragraphedeliste"/>
+        <w:numPr>
+          <w:ilvl w:val="0"/>
+          <w:numId w:val="8"/>
+        </w:numPr>
+        <w:spacing w:after="200"/>
+      </w:pPr>
+      <w:r>
+        <w:rPr>
+          <w:b/>
+        </w:rPr>
+        <w:t>Un support stratégique et pédagogiques</w:t>
+      </w:r>
+      <w:r>
+        <w:t> : La médiation territoriale lors des phases d’échange avec les élus locaux (préparation d’un projet d’aménagement ; arbitrages fonciers, révision d’un PLU.</w:t>
+      </w:r>
+    </w:p>
+    <w:p>
+      <w:pPr>
+        <w:spacing w:after="200"/>
+      </w:pPr>
+      <w:r>
+        <w:t xml:space="preserve">Les utilisateurs cibles de l'observatoire sont </w:t>
+      </w:r>
+      <w:r>
+        <w:t xml:space="preserve">donc </w:t>
+      </w:r>
+      <w:r>
+        <w:t xml:space="preserve">principalement les chargés de mission du service (usage détaillé, analytique) et, dans une moindre mesure, les élus locaux </w:t>
+      </w:r>
+      <w:r>
+        <w:t xml:space="preserve">accompagnées des agents. </w:t>
+      </w:r>
+      <w:r>
+        <w:t xml:space="preserve">Cependant l’outil n’est pas à disposition des élus, l’utilisation est réservée aux agents du </w:t>
+      </w:r>
+      <w:r>
+        <w:lastRenderedPageBreak/>
+        <w:t>service</w:t>
+      </w:r>
+      <w:proofErr w:type="gramStart"/>
+      <w:r>
+        <w:t xml:space="preserve">. </w:t>
+      </w:r>
+      <w:proofErr w:type="gramEnd"/>
+      <w:r>
+        <w:t>En effet, certaines données brutes ou non contextualisées (comme les parcelles identifiées via MeDispo) peuvent donner lieu à de mauvaises interprétations ou susciter des tensions politiques locales</w:t>
+      </w:r>
+      <w:proofErr w:type="gramStart"/>
+      <w:r>
+        <w:t xml:space="preserve">. </w:t>
+      </w:r>
+      <w:proofErr w:type="gramEnd"/>
+      <w:r>
+        <w:t>L’outil sert donc de support d’animation piloté exclusivement par les agents</w:t>
+      </w:r>
+      <w:r>
+        <w:t>.</w:t>
+      </w:r>
+    </w:p>
+    <w:p>
+      <w:pPr>
+        <w:spacing w:after="200"/>
+      </w:pPr>
+      <w:r>
+        <w:t>Concernant l'intégration technique, plusieurs options ont été étudiées pour héberger et diffuser l'observatoire au sein du SIG du Sicoval :</w:t>
+      </w:r>
+      <w:r>
+        <w:t xml:space="preserve"> une maquette</w:t>
+      </w:r>
+      <w:r>
+        <w:t xml:space="preserve"> fonctionnelle a été produite avec la bibliothèque</w:t>
+      </w:r>
+      <w:r>
+        <w:t xml:space="preserve"> Leaflet </w:t>
+      </w:r>
+      <w:r>
+        <w:t xml:space="preserve">afin de </w:t>
+      </w:r>
+      <w:r>
+        <w:t>tester</w:t>
+      </w:r>
+      <w:r>
+        <w:t xml:space="preserve"> l’affichage des</w:t>
+      </w:r>
+      <w:r>
+        <w:t xml:space="preserve"> données</w:t>
+      </w:r>
+      <w:r>
+        <w:t xml:space="preserve"> et de présenter les fonctionnalités envisageables aux équipes du service SIG.</w:t>
+      </w:r>
+    </w:p>
+    <w:p>
+      <w:pPr>
+        <w:spacing w:after="200"/>
+      </w:pPr>
+      <w:r>
+        <w:t xml:space="preserve">Il a été ensuite question de porter cette maquette au format </w:t>
+      </w:r>
+      <w:proofErr w:type="spellStart"/>
+      <w:r>
+        <w:t>ArcGis</w:t>
+      </w:r>
+      <w:proofErr w:type="spellEnd"/>
+      <w:r>
+        <w:t xml:space="preserve"> au moyen d’un Dashboard ou d’un </w:t>
+      </w:r>
+      <w:proofErr w:type="spellStart"/>
+      <w:r>
+        <w:t>ExperienceBuilder</w:t>
+      </w:r>
+      <w:proofErr w:type="spellEnd"/>
+      <w:r>
+        <w:t xml:space="preserve">. </w:t>
+      </w:r>
+      <w:r>
+        <w:t>Toutefois</w:t>
+      </w:r>
+      <w:r>
+        <w:t>, les outils propriétaires d’ESRI sont longs à maitrisés et ne sont pas très flexibles, Ce qui a été envisagé pour l’observatoire n’est pas facile à obtenir avec un Dashboard</w:t>
+      </w:r>
+      <w:r>
+        <w:t>, par exemple</w:t>
+      </w:r>
+      <w:r>
+        <w:t xml:space="preserve"> export</w:t>
+      </w:r>
+      <w:r>
+        <w:t>er des cartes ou des données sous forme de tableau</w:t>
+      </w:r>
+      <w:r>
+        <w:t xml:space="preserve"> de donnée dans l’observatoire </w:t>
+      </w:r>
+      <w:r>
+        <w:t xml:space="preserve">n’est pas possible avec un </w:t>
+      </w:r>
+      <w:proofErr w:type="spellStart"/>
+      <w:r>
+        <w:t>dashboard</w:t>
+      </w:r>
+      <w:proofErr w:type="spellEnd"/>
+      <w:r>
+        <w:t>. Un outil développé en Leaflet est plus flexible et adaptable.</w:t>
+      </w:r>
+      <w:r>
+        <w:t xml:space="preserve"> Le choix s'est</w:t>
+      </w:r>
+      <w:r>
+        <w:t xml:space="preserve"> donc</w:t>
+      </w:r>
+      <w:r>
+        <w:t xml:space="preserve"> porté sur</w:t>
+      </w:r>
+      <w:r>
+        <w:t xml:space="preserve"> Leaflet</w:t>
+      </w:r>
+      <w:r>
+        <w:t xml:space="preserve">, pour les raisons suivantes : </w:t>
+      </w:r>
+    </w:p>
+    <w:p>
+      <w:pPr>
+        <w:pStyle w:val="Paragraphedeliste"/>
+        <w:numPr>
+          <w:ilvl w:val="0"/>
+          <w:numId w:val="7"/>
+        </w:numPr>
+        <w:spacing w:after="200"/>
+      </w:pPr>
+      <w:r>
+        <w:rPr>
+          <w:b/>
+        </w:rPr>
+        <w:t>Contraintes Fonctionnelles</w:t>
+      </w:r>
+      <w:r>
+        <w:t xml:space="preserve"> : Les fonctionnalités avancées prévues pour l’observatoire telles que les exports dynamiques de cartes personnalisées ou l’extraction de tableau d’indicateurs, s’avèrent complexes voire impossibles à implémenter nativement dans un Dashboard </w:t>
+      </w:r>
+      <w:proofErr w:type="spellStart"/>
+      <w:r>
+        <w:t>ArcGis</w:t>
+      </w:r>
+      <w:proofErr w:type="spellEnd"/>
+      <w:r>
+        <w:t>.</w:t>
+      </w:r>
+    </w:p>
+    <w:p>
+      <w:pPr>
+        <w:pStyle w:val="Paragraphedeliste"/>
+        <w:numPr>
+          <w:ilvl w:val="0"/>
+          <w:numId w:val="7"/>
+        </w:numPr>
+        <w:spacing w:after="200"/>
+      </w:pPr>
+      <w:r>
+        <w:rPr>
+          <w:b/>
+        </w:rPr>
+        <w:t>Complexité de prise en main </w:t>
+      </w:r>
+      <w:r>
+        <w:t>:</w:t>
+      </w:r>
+      <w:r>
+        <w:t xml:space="preserve"> </w:t>
+      </w:r>
+      <w:r>
+        <w:t>L'administration des services ArcGIS impose de solliciter systématiquement les administrateurs ESRI du Sicoval, ce qui alourdit le processus de mise à jour et rallonge les délais, y compris pour des ajustements mineurs. Par ailleurs, ces services nécessitent une connexion au réseau intranet de la collectivité, restreignant ainsi la consultation de l'outil selon le poste de travail ou l'environnement de connexion.</w:t>
+      </w:r>
+    </w:p>
+    <w:p>
+      <w:pPr>
+        <w:spacing w:after="200"/>
+      </w:pPr>
+      <w:r>
+        <w:t>Bien que le service SIG conserve l’objectif à plus long terme de porter l’outil sur les solutions ESRI, cette migration n’est pas jugée prioritaire face aux enjeux d’ergonomie et de déploiement immédiat.</w:t>
+      </w:r>
+    </w:p>
+    <w:p>
+      <w:pPr>
+        <w:pStyle w:val="Titre3"/>
+      </w:pPr>
+      <w:r>
+        <w:t>Structuration de la donnée</w:t>
+      </w:r>
+    </w:p>
+    <w:p>
+      <w:pPr>
+        <w:spacing w:after="100"/>
+        <w:rPr>
+          <w:i/>
+          <w:iCs/>
+          <w:color w:val="595959"/>
+          <w:sz w:val="20"/>
+          <w:szCs w:val="20"/>
+        </w:rPr>
+      </w:pPr>
+      <w:r>
+        <w:rPr>
+          <w:rFonts w:ascii="Cambria Math" w:hAnsi="Cambria Math" w:cs="Cambria Math"/>
+          <w:i/>
+          <w:iCs/>
+          <w:color w:val="595959"/>
+          <w:sz w:val="20"/>
+          <w:szCs w:val="20"/>
+        </w:rPr>
+        <w:t>▸</w:t>
+      </w:r>
+      <w:r>
+        <w:rPr>
+          <w:i/>
+          <w:iCs/>
+          <w:color w:val="595959"/>
+          <w:sz w:val="20"/>
+          <w:szCs w:val="20"/>
+        </w:rPr>
+        <w:t xml:space="preserve"> Justifier le choix de l'échelle (parcelle, bâti) et de la temporalité des données (périodes d'analyse retenues).</w:t>
+      </w:r>
+    </w:p>
+    <w:p>
+      <w:pPr>
+        <w:spacing w:after="100"/>
+      </w:pPr>
+      <w:r>
+        <w:t>La structuration géographique des données repose sur deux niveaux de finesse spatiale distincts, adaptés à la nature des indicateurs</w:t>
+      </w:r>
+      <w:r>
+        <w:t xml:space="preserve"> observés :</w:t>
+      </w:r>
+    </w:p>
+    <w:p>
+      <w:pPr>
+        <w:pStyle w:val="Paragraphedeliste"/>
+        <w:numPr>
+          <w:ilvl w:val="0"/>
+          <w:numId w:val="9"/>
+        </w:numPr>
+        <w:spacing w:after="100"/>
+        <w:rPr>
+          <w:b/>
+        </w:rPr>
+      </w:pPr>
+      <w:r>
+        <w:rPr>
+          <w:b/>
+        </w:rPr>
+        <w:t>L’échelle parcellaire</w:t>
+      </w:r>
+      <w:r>
+        <w:rPr>
+          <w:b/>
+        </w:rPr>
+        <w:t xml:space="preserve"> pour le suivi du bâti </w:t>
+      </w:r>
+      <w:r>
+        <w:t>: Pour qualifier et quantifier le parc de logements dans la commune, l’échelle de la parcelle s’avère optimale. L’observatoire vise à identifier les dynamiques de construction, de densification, sans qu’il soit nécessaire de géolocaliser le bâtiment au mètre près au sein de la parcelle.</w:t>
+      </w:r>
+    </w:p>
+    <w:p>
+      <w:pPr>
+        <w:pStyle w:val="Paragraphedeliste"/>
+        <w:numPr>
+          <w:ilvl w:val="0"/>
+          <w:numId w:val="9"/>
+        </w:numPr>
+        <w:spacing w:after="100"/>
+        <w:rPr>
+          <w:b/>
+        </w:rPr>
+      </w:pPr>
+      <w:r>
+        <w:rPr>
+          <w:b/>
+        </w:rPr>
+        <w:t>L’échelle métrique (OCS-GE)</w:t>
+      </w:r>
+      <w:r>
+        <w:t xml:space="preserve"> </w:t>
+      </w:r>
+      <w:r>
+        <w:rPr>
+          <w:b/>
+        </w:rPr>
+        <w:t>pour le suivi de la consommation d’espace :</w:t>
+      </w:r>
+      <w:r>
+        <w:t xml:space="preserve"> La mesure de l’artificialisation donc de l’emprise des ENAF exige une précision supérieure. L’OCS-GE permet d’isoler au m² près les mutations d’occupation du sol, garantissant une mesure fine des surfaces consommées.</w:t>
+      </w:r>
+    </w:p>
+    <w:p>
+      <w:pPr>
+        <w:spacing w:after="100"/>
+      </w:pPr>
+      <w:r>
+        <w:t>La temporalité des analyses répond à la nécessité d'observer les dynamiques d'évolution foncière à l'échelle communale sur un pas de temps pertinent.</w:t>
+      </w:r>
+    </w:p>
+    <w:p>
+      <w:pPr>
+        <w:spacing w:after="100"/>
+      </w:pPr>
+      <w:r>
+        <w:t>En raison de l'exhaustivité variable des données sur le bâti récent — notamment concernant la précision des dates de livraison —, l'observatoire s'appuie sur la périodicité des millésimes de l'</w:t>
+      </w:r>
+      <w:r>
+        <w:t>OCS-GE</w:t>
+      </w:r>
+      <w:r>
+        <w:t xml:space="preserve"> (mis à jour tous les 3 ans).</w:t>
+      </w:r>
+    </w:p>
+    <w:p>
+      <w:pPr>
+        <w:spacing w:after="100"/>
+      </w:pPr>
+      <w:r>
+        <w:t>Cette échelle temporelle triennale s'avère particulièrement adaptée à plusieurs titres :</w:t>
+      </w:r>
+    </w:p>
+    <w:p>
+      <w:pPr>
+        <w:pStyle w:val="Paragraphedeliste"/>
+        <w:numPr>
+          <w:ilvl w:val="0"/>
+          <w:numId w:val="11"/>
+        </w:numPr>
+        <w:spacing w:after="100"/>
+      </w:pPr>
+      <w:r>
+        <w:rPr>
+          <w:b/>
+        </w:rPr>
+        <w:lastRenderedPageBreak/>
+        <w:t>Fiabilité des données</w:t>
+      </w:r>
+      <w:r>
+        <w:t xml:space="preserve"> :</w:t>
+      </w:r>
+      <w:r>
+        <w:t xml:space="preserve"> Elle garantit la consolidation des informations géographiques et évite les bruits de fond liés aux décalages de déclaration à l'infra-annuel.</w:t>
+      </w:r>
+    </w:p>
+    <w:p>
+      <w:pPr>
+        <w:pStyle w:val="Paragraphedeliste"/>
+        <w:numPr>
+          <w:ilvl w:val="0"/>
+          <w:numId w:val="11"/>
+        </w:numPr>
+        <w:spacing w:after="100"/>
+      </w:pPr>
+      <w:r>
+        <w:rPr>
+          <w:b/>
+        </w:rPr>
+        <w:t>Adéquation avec la conduite des politiques publiques</w:t>
+      </w:r>
+      <w:r>
+        <w:t xml:space="preserve"> :</w:t>
+      </w:r>
+      <w:r>
+        <w:t xml:space="preserve"> Les orientations d'aménagement et les stratégies d'urbanisme s'inscrivant dans le temps long, un pas de temps de 3 ans offre le recul nécessaire pour mesurer des tendances de fond tangibles.</w:t>
+      </w:r>
+    </w:p>
+    <w:p>
+      <w:r>
+        <w:br w:type="page"/>
+      </w:r>
+    </w:p>
+    <w:p>
+      <w:pPr>
+        <w:pStyle w:val="Titre1"/>
+      </w:pPr>
+      <w:r>
+        <w:lastRenderedPageBreak/>
+        <w:t>2. Modélisation, conception et automatisation de l'observatoire</w:t>
+      </w:r>
+    </w:p>
+    <w:p>
+      <w:pPr>
+        <w:pStyle w:val="Titre2"/>
+      </w:pPr>
+      <w:r>
+        <w:t>2.1 Modélisation des données de SCEP (Suivi Consommation et Planification)</w:t>
+      </w:r>
+    </w:p>
+    <w:p>
+      <w:pPr>
+        <w:pStyle w:val="Titre3"/>
+      </w:pPr>
+      <w:r>
+        <w:t>Suivi Consommation et Planification</w:t>
+      </w:r>
+    </w:p>
+    <w:p>
+      <w:pPr>
+        <w:spacing w:after="200"/>
+      </w:pPr>
+      <w:r>
+        <w:t>Afin de centraliser le suivi des évolutions foncières, une base de données standardisée — l</w:t>
+      </w:r>
+      <w:r>
+        <w:t>a</w:t>
+      </w:r>
+      <w:r>
+        <w:t xml:space="preserve"> SCEP (</w:t>
+      </w:r>
+      <w:r>
+        <w:rPr>
+          <w:b/>
+        </w:rPr>
+        <w:t>Suivi Consommation et Planification</w:t>
+      </w:r>
+      <w:r>
+        <w:t>) — a été conçue. Elle agrège les données relatives à la construction et au renouvellement urbain, qu'il s'agisse de logements, d'équipements ou d'activités économiques, en s'appuyant sur les évolutions foncières identifiées (permis de construire,</w:t>
+      </w:r>
+      <w:r>
+        <w:t xml:space="preserve"> de l’OCS-GE et des documents d’urbanisme</w:t>
+      </w:r>
+      <w:r>
+        <w:t>.</w:t>
+      </w:r>
+    </w:p>
+    <w:p>
+      <w:pPr>
+        <w:spacing w:after="200"/>
+      </w:pPr>
+      <w:r>
+        <w:t xml:space="preserve">Le modèle de données retenu vise à </w:t>
+      </w:r>
+      <w:r>
+        <w:t xml:space="preserve">faire l’inventaire des constructions (renouvellement urbain inclue) </w:t>
+      </w:r>
+      <w:proofErr w:type="spellStart"/>
+      <w:r>
+        <w:t>des</w:t>
+      </w:r>
+      <w:proofErr w:type="spellEnd"/>
+      <w:r>
+        <w:t xml:space="preserve"> communes du Sicoval.</w:t>
+      </w:r>
+      <w:r>
+        <w:t xml:space="preserve"> </w:t>
+      </w:r>
+      <w:r>
+        <w:t>La géométrie retenue</w:t>
+      </w:r>
+      <w:r>
+        <w:t xml:space="preserve"> pour la donnée est la parcelle cadastrale, enrichi d’information sur </w:t>
+      </w:r>
+      <w:r>
+        <w:t>sa destination (habitat, activité, équipement), sa typologie (forme urbaine produite), le type d'évolution (consommation ou densification ; extension, renouvellement urbain, division parcellair</w:t>
+      </w:r>
+      <w:r>
+        <w:t>e</w:t>
+      </w:r>
+      <w:r>
+        <w:t>), la période de mobilisation, le nombre de logements et la surface mobilisée.</w:t>
+      </w:r>
+    </w:p>
+    <w:p>
+      <w:pPr>
+        <w:spacing w:after="200"/>
+      </w:pPr>
+      <w:r>
+        <w:t xml:space="preserve">Le choix de ces variables résulte d'un arbitrage entre </w:t>
+      </w:r>
+      <w:r>
+        <w:t xml:space="preserve">le niveau de détail souhaité par le service et la disponibilité effective de l’information dans les sources mobilisées (Permis de </w:t>
+      </w:r>
+      <w:r>
+        <w:t>construire</w:t>
+      </w:r>
+      <w:r>
+        <w:t>, Données Habitat, OCSGE).</w:t>
+      </w:r>
+    </w:p>
+    <w:p>
+      <w:pPr>
+        <w:pStyle w:val="Titre3"/>
+      </w:pPr>
+      <w:r>
+        <w:t>Le modèle de la base de données</w:t>
+      </w:r>
+    </w:p>
+    <w:p>
+      <w:pPr>
+        <w:spacing w:after="100"/>
+        <w:rPr>
+          <w:i/>
+          <w:iCs/>
+          <w:color w:val="595959"/>
+          <w:sz w:val="20"/>
+          <w:szCs w:val="20"/>
+        </w:rPr>
+      </w:pPr>
+      <w:r>
+        <w:rPr>
+          <w:i/>
+          <w:iCs/>
+          <w:color w:val="595959"/>
+          <w:sz w:val="20"/>
+          <w:szCs w:val="20"/>
+        </w:rPr>
+        <w:t>▸ Expliquer comment sont retranscrites les informations clés : géométrie du bâti, destination, typologie, et justifier le choix des variables retenues.</w:t>
+      </w:r>
+    </w:p>
+    <w:p>
+      <w:pPr>
+        <w:spacing w:after="100"/>
+        <w:rPr>
+          <w:b/>
+        </w:rPr>
+      </w:pPr>
+      <w:r>
+        <w:rPr>
+          <w:b/>
+        </w:rPr>
+        <w:t>Le dictionnaire de données – La couche SCEP</w:t>
+      </w:r>
+    </w:p>
+    <w:p>
+      <w:pPr>
+        <w:pStyle w:val="Paragraphedeliste"/>
+        <w:numPr>
+          <w:ilvl w:val="0"/>
+          <w:numId w:val="12"/>
+        </w:numPr>
+        <w:spacing w:after="200"/>
+        <w:rPr>
+          <w:b/>
+        </w:rPr>
+      </w:pPr>
+      <w:r>
+        <w:rPr>
+          <w:b/>
+        </w:rPr>
+        <w:t>Champs d’identification et de localisation spatiale</w:t>
+      </w:r>
+    </w:p>
+    <w:tbl>
+      <w:tblPr>
+        <w:tblStyle w:val="Grilledutableau"/>
+        <w:tblW w:w="0" w:type="auto"/>
+        <w:tblInd w:w="215" w:type="dxa"/>
+        <w:tblLook w:val="04A0" w:firstRow="1" w:lastRow="0" w:firstColumn="1" w:lastColumn="0" w:noHBand="0" w:noVBand="1"/>
+      </w:tblPr>
+      <w:tblGrid>
+        <w:gridCol w:w="2056"/>
+        <w:gridCol w:w="1755"/>
+        <w:gridCol w:w="2216"/>
+        <w:gridCol w:w="2032"/>
+      </w:tblGrid>
+      <w:tr>
+        <w:tc>
+          <w:tcPr>
+            <w:tcW w:w="2056" w:type="dxa"/>
+            <w:shd w:val="clear" w:color="auto" w:fill="C45911" w:themeFill="accent2" w:themeFillShade="BF"/>
+            <w:vAlign w:val="center"/>
+          </w:tcPr>
+          <w:p>
+            <w:pPr>
+              <w:rPr>
+                <w:b/>
+                <w:bCs/>
+                <w:color w:val="FFFFFF"/>
+                <w:sz w:val="20"/>
+                <w:szCs w:val="20"/>
+              </w:rPr>
+            </w:pPr>
+            <w:r>
+              <w:rPr>
+                <w:b/>
+                <w:bCs/>
+                <w:color w:val="FFFFFF"/>
+                <w:sz w:val="20"/>
+                <w:szCs w:val="20"/>
+              </w:rPr>
+              <w:t>Champ</w:t>
+            </w:r>
+          </w:p>
+        </w:tc>
+        <w:tc>
+          <w:tcPr>
+            <w:tcW w:w="1755" w:type="dxa"/>
+            <w:shd w:val="clear" w:color="auto" w:fill="C45911" w:themeFill="accent2" w:themeFillShade="BF"/>
+            <w:vAlign w:val="center"/>
+          </w:tcPr>
+          <w:p>
+            <w:pPr>
+              <w:rPr>
+                <w:b/>
+                <w:bCs/>
+                <w:color w:val="FFFFFF"/>
+                <w:sz w:val="20"/>
+                <w:szCs w:val="20"/>
+              </w:rPr>
+            </w:pPr>
+            <w:r>
+              <w:rPr>
+                <w:b/>
+                <w:bCs/>
+                <w:color w:val="FFFFFF"/>
+                <w:sz w:val="20"/>
+                <w:szCs w:val="20"/>
+              </w:rPr>
+              <w:t>Type de donnée</w:t>
+            </w:r>
+          </w:p>
+        </w:tc>
+        <w:tc>
+          <w:tcPr>
+            <w:tcW w:w="2216" w:type="dxa"/>
+            <w:shd w:val="clear" w:color="auto" w:fill="C45911" w:themeFill="accent2" w:themeFillShade="BF"/>
+            <w:vAlign w:val="center"/>
+          </w:tcPr>
+          <w:p>
+            <w:pPr>
+              <w:rPr>
+                <w:b/>
+                <w:bCs/>
+                <w:color w:val="FFFFFF"/>
+                <w:sz w:val="20"/>
+                <w:szCs w:val="20"/>
+              </w:rPr>
+            </w:pPr>
+            <w:r>
+              <w:rPr>
+                <w:b/>
+                <w:bCs/>
+                <w:color w:val="FFFFFF"/>
+                <w:sz w:val="20"/>
+                <w:szCs w:val="20"/>
+              </w:rPr>
+              <w:t>Exemples</w:t>
+            </w:r>
+          </w:p>
+        </w:tc>
+        <w:tc>
+          <w:tcPr>
+            <w:tcW w:w="2032" w:type="dxa"/>
+            <w:shd w:val="clear" w:color="auto" w:fill="C45911" w:themeFill="accent2" w:themeFillShade="BF"/>
+            <w:vAlign w:val="center"/>
+          </w:tcPr>
+          <w:p>
+            <w:pPr>
+              <w:rPr>
+                <w:b/>
+                <w:bCs/>
+                <w:color w:val="FFFFFF"/>
+                <w:sz w:val="20"/>
+                <w:szCs w:val="20"/>
+              </w:rPr>
+            </w:pPr>
+            <w:r>
+              <w:rPr>
+                <w:b/>
+                <w:bCs/>
+                <w:color w:val="FFFFFF"/>
+                <w:sz w:val="20"/>
+                <w:szCs w:val="20"/>
+              </w:rPr>
+              <w:t>Description</w:t>
+            </w:r>
+          </w:p>
+        </w:tc>
+      </w:tr>
+      <w:tr>
+        <w:tc>
+          <w:tcPr>
+            <w:tcW w:w="2056" w:type="dxa"/>
+            <w:vAlign w:val="center"/>
+          </w:tcPr>
+          <w:p>
+            <w:pPr>
+              <w:pStyle w:val="Paragraphedeliste"/>
+              <w:spacing w:after="200"/>
+              <w:jc w:val="center"/>
+              <w:rPr>
+                <w:b/>
+              </w:rPr>
+            </w:pPr>
+            <w:r>
+              <w:rPr>
+                <w:b/>
+              </w:rPr>
+              <w:t>ID</w:t>
+            </w:r>
+          </w:p>
+        </w:tc>
+        <w:tc>
+          <w:tcPr>
+            <w:tcW w:w="1755" w:type="dxa"/>
+            <w:vAlign w:val="center"/>
+          </w:tcPr>
+          <w:p>
+            <w:pPr>
+              <w:pStyle w:val="Paragraphedeliste"/>
+              <w:spacing w:after="200"/>
+              <w:jc w:val="center"/>
+            </w:pPr>
+            <w:r>
+              <w:t>Entier</w:t>
+            </w:r>
+          </w:p>
+        </w:tc>
+        <w:tc>
+          <w:tcPr>
+            <w:tcW w:w="2216" w:type="dxa"/>
+            <w:vAlign w:val="center"/>
+          </w:tcPr>
+          <w:p>
+            <w:pPr>
+              <w:pStyle w:val="Paragraphedeliste"/>
+              <w:spacing w:after="200"/>
+              <w:jc w:val="center"/>
+              <w:rPr>
+                <w:b/>
+              </w:rPr>
+            </w:pPr>
+            <w:r>
+              <w:rPr>
+                <w:b/>
+              </w:rPr>
+              <w:t>0,1,2</w:t>
+            </w:r>
+          </w:p>
+        </w:tc>
+        <w:tc>
+          <w:tcPr>
+            <w:tcW w:w="2032" w:type="dxa"/>
+            <w:vAlign w:val="center"/>
+          </w:tcPr>
+          <w:p>
+            <w:pPr>
+              <w:pStyle w:val="Paragraphedeliste"/>
+              <w:spacing w:after="200"/>
+              <w:jc w:val="center"/>
+            </w:pPr>
+            <w:r>
+              <w:t xml:space="preserve">Identifiant unique de l’entité (parcelle) </w:t>
+            </w:r>
+          </w:p>
+        </w:tc>
+      </w:tr>
+      <w:tr>
+        <w:tc>
+          <w:tcPr>
+            <w:tcW w:w="2056" w:type="dxa"/>
+            <w:vAlign w:val="center"/>
+          </w:tcPr>
+          <w:p>
+            <w:pPr>
+              <w:pStyle w:val="Paragraphedeliste"/>
+              <w:spacing w:after="200"/>
+              <w:jc w:val="center"/>
+              <w:rPr>
+                <w:b/>
+              </w:rPr>
+            </w:pPr>
+            <w:proofErr w:type="spellStart"/>
+            <w:r>
+              <w:rPr>
+                <w:b/>
+              </w:rPr>
+              <w:t>CodeParcelle</w:t>
+            </w:r>
+            <w:proofErr w:type="spellEnd"/>
+          </w:p>
+        </w:tc>
+        <w:tc>
+          <w:tcPr>
+            <w:tcW w:w="1755" w:type="dxa"/>
+            <w:vAlign w:val="center"/>
+          </w:tcPr>
+          <w:p>
+            <w:pPr>
+              <w:pStyle w:val="Paragraphedeliste"/>
+              <w:spacing w:after="200"/>
+              <w:jc w:val="center"/>
+            </w:pPr>
+            <w:r>
+              <w:t>Texte</w:t>
+            </w:r>
+          </w:p>
+        </w:tc>
+        <w:tc>
+          <w:tcPr>
+            <w:tcW w:w="2216" w:type="dxa"/>
+            <w:vAlign w:val="center"/>
+          </w:tcPr>
+          <w:p>
+            <w:pPr>
+              <w:pStyle w:val="Paragraphedeliste"/>
+              <w:spacing w:after="200"/>
+              <w:jc w:val="center"/>
+              <w:rPr>
+                <w:b/>
+              </w:rPr>
+            </w:pPr>
+            <w:r>
+              <w:rPr>
+                <w:b/>
+              </w:rPr>
+              <w:t>4 G 879, 4 AK 72…,</w:t>
+            </w:r>
+          </w:p>
+        </w:tc>
+        <w:tc>
+          <w:tcPr>
+            <w:tcW w:w="2032" w:type="dxa"/>
+            <w:vAlign w:val="center"/>
+          </w:tcPr>
+          <w:p>
+            <w:pPr>
+              <w:pStyle w:val="Paragraphedeliste"/>
+              <w:spacing w:after="200"/>
+              <w:jc w:val="center"/>
+            </w:pPr>
+            <w:r>
+              <w:t>Code de référence du plan cadastral</w:t>
+            </w:r>
+          </w:p>
+        </w:tc>
+      </w:tr>
+      <w:tr>
+        <w:tc>
+          <w:tcPr>
+            <w:tcW w:w="2056" w:type="dxa"/>
+            <w:vAlign w:val="center"/>
+          </w:tcPr>
+          <w:p>
+            <w:pPr>
+              <w:pStyle w:val="Paragraphedeliste"/>
+              <w:spacing w:after="200"/>
+              <w:jc w:val="center"/>
+              <w:rPr>
+                <w:b/>
+              </w:rPr>
+            </w:pPr>
+            <w:proofErr w:type="spellStart"/>
+            <w:r>
+              <w:rPr>
+                <w:b/>
+              </w:rPr>
+              <w:t>CodeInsee</w:t>
+            </w:r>
+            <w:proofErr w:type="spellEnd"/>
+          </w:p>
+        </w:tc>
+        <w:tc>
+          <w:tcPr>
+            <w:tcW w:w="1755" w:type="dxa"/>
+            <w:vAlign w:val="center"/>
+          </w:tcPr>
+          <w:p>
+            <w:pPr>
+              <w:pStyle w:val="Paragraphedeliste"/>
+              <w:spacing w:after="200"/>
+              <w:jc w:val="center"/>
+            </w:pPr>
+            <w:r>
+              <w:t>Texte</w:t>
+            </w:r>
+          </w:p>
+        </w:tc>
+        <w:tc>
+          <w:tcPr>
+            <w:tcW w:w="2216" w:type="dxa"/>
+            <w:vAlign w:val="center"/>
+          </w:tcPr>
+          <w:p>
+            <w:pPr>
+              <w:pStyle w:val="Paragraphedeliste"/>
+              <w:spacing w:after="200"/>
+              <w:jc w:val="center"/>
+              <w:rPr>
+                <w:b/>
+              </w:rPr>
+            </w:pPr>
+            <w:r>
+              <w:rPr>
+                <w:b/>
+              </w:rPr>
+              <w:t>310340, 310192</w:t>
+            </w:r>
+          </w:p>
+        </w:tc>
+        <w:tc>
+          <w:tcPr>
+            <w:tcW w:w="2032" w:type="dxa"/>
+            <w:vAlign w:val="center"/>
+          </w:tcPr>
+          <w:p>
+            <w:pPr>
+              <w:pStyle w:val="Paragraphedeliste"/>
+              <w:spacing w:after="200"/>
+              <w:jc w:val="center"/>
+            </w:pPr>
+            <w:r>
+              <w:t>Code de référence de l’INSEE rattaché à la commune</w:t>
+            </w:r>
+          </w:p>
+        </w:tc>
+      </w:tr>
+      <w:tr>
+        <w:tc>
+          <w:tcPr>
+            <w:tcW w:w="2056" w:type="dxa"/>
+            <w:vAlign w:val="center"/>
+          </w:tcPr>
+          <w:p>
+            <w:pPr>
+              <w:pStyle w:val="Paragraphedeliste"/>
+              <w:spacing w:after="200"/>
+              <w:jc w:val="center"/>
+              <w:rPr>
+                <w:b/>
+              </w:rPr>
+            </w:pPr>
+            <w:r>
+              <w:rPr>
+                <w:b/>
+              </w:rPr>
+              <w:t>Commune</w:t>
+            </w:r>
+          </w:p>
+        </w:tc>
+        <w:tc>
+          <w:tcPr>
+            <w:tcW w:w="1755" w:type="dxa"/>
+            <w:vAlign w:val="center"/>
+          </w:tcPr>
+          <w:p>
+            <w:pPr>
+              <w:pStyle w:val="Paragraphedeliste"/>
+              <w:spacing w:after="200"/>
+              <w:jc w:val="center"/>
+            </w:pPr>
+            <w:r>
+              <w:t>Texte</w:t>
+            </w:r>
+          </w:p>
+        </w:tc>
+        <w:tc>
+          <w:tcPr>
+            <w:tcW w:w="2216" w:type="dxa"/>
+            <w:vAlign w:val="center"/>
+          </w:tcPr>
+          <w:p>
+            <w:pPr>
+              <w:pStyle w:val="Paragraphedeliste"/>
+              <w:spacing w:after="200"/>
+              <w:jc w:val="center"/>
+              <w:rPr>
+                <w:b/>
+              </w:rPr>
+            </w:pPr>
+            <w:r>
+              <w:rPr>
+                <w:b/>
+              </w:rPr>
+              <w:t>MERVILLA, FOURQUEVAUX</w:t>
+            </w:r>
+          </w:p>
+        </w:tc>
+        <w:tc>
+          <w:tcPr>
+            <w:tcW w:w="2032" w:type="dxa"/>
+            <w:vAlign w:val="center"/>
+          </w:tcPr>
+          <w:p>
+            <w:pPr>
+              <w:pStyle w:val="Paragraphedeliste"/>
+              <w:spacing w:after="200"/>
+              <w:jc w:val="center"/>
+            </w:pPr>
+            <w:r>
+              <w:t>Nom de la commune (sans accents et tirets)</w:t>
+            </w:r>
+          </w:p>
+        </w:tc>
+      </w:tr>
+    </w:tbl>
+    <w:p>
+      <w:pPr>
+        <w:spacing w:after="200"/>
+        <w:rPr>
+          <w:b/>
+        </w:rPr>
+      </w:pPr>
+      <w:r>
+        <w:rPr>
+          <w:b/>
+        </w:rPr>
+        <w:tab/>
+      </w:r>
+    </w:p>
+    <w:p>
+      <w:pPr>
+        <w:spacing w:after="200"/>
+        <w:ind w:firstLine="360"/>
+      </w:pPr>
+      <w:r>
+        <w:t>Les champs d’ident</w:t>
+      </w:r>
+      <w:r>
+        <w:t xml:space="preserve">ification permettent de rattacher une entité à sa commune et à sa parcelle. On peut en réalité utiliser que le </w:t>
+      </w:r>
+      <w:proofErr w:type="spellStart"/>
+      <w:r>
+        <w:rPr>
+          <w:b/>
+        </w:rPr>
+        <w:t>CodeInsee</w:t>
+      </w:r>
+      <w:proofErr w:type="spellEnd"/>
+      <w:r>
+        <w:t xml:space="preserve"> et le </w:t>
+      </w:r>
+      <w:proofErr w:type="spellStart"/>
+      <w:r>
+        <w:rPr>
+          <w:b/>
+        </w:rPr>
+        <w:t>CodeParcelle</w:t>
+      </w:r>
+      <w:proofErr w:type="spellEnd"/>
+      <w:r>
+        <w:t xml:space="preserve"> mais une double vérification avec la </w:t>
+      </w:r>
+      <w:r>
+        <w:rPr>
+          <w:b/>
+        </w:rPr>
+        <w:t>Commune</w:t>
+      </w:r>
+      <w:r>
+        <w:t xml:space="preserve"> et l'</w:t>
+      </w:r>
+      <w:r>
+        <w:rPr>
+          <w:b/>
+        </w:rPr>
+        <w:t xml:space="preserve">ID </w:t>
+      </w:r>
+      <w:r>
+        <w:t xml:space="preserve">réduit le risque de doublons dans la donnée. </w:t>
+      </w:r>
+    </w:p>
+    <w:p>
+      <w:pPr>
+        <w:spacing w:after="200"/>
+      </w:pPr>
+    </w:p>
+    <w:p>
+      <w:pPr>
+        <w:spacing w:after="200"/>
       </w:pPr>
       <w:bookmarkStart w:id="0" w:name="_GoBack"/>
       <w:bookmarkEnd w:id="0"/>
     </w:p>
     <w:p>
       <w:pPr>
-        <w:spacing w:after="200"/>
-      </w:pPr>
-      <w:r>
-        <w:t>Pour chacune de ces sources, [préciser : la structure de la donnée, sa fréquence de mise à jour, son échelle (parcelle, commune...), ses limites de fiabilité ou de fraîcheur constatées lors de l'analyse].</w:t>
+        <w:pStyle w:val="Paragraphedeliste"/>
+        <w:numPr>
+          <w:ilvl w:val="0"/>
+          <w:numId w:val="12"/>
+        </w:numPr>
+        <w:spacing w:after="200"/>
+        <w:rPr>
+          <w:b/>
+        </w:rPr>
+      </w:pPr>
+      <w:r>
+        <w:rPr>
+          <w:b/>
+        </w:rPr>
+        <w:lastRenderedPageBreak/>
+        <w:t xml:space="preserve">Champs de caractérisation de la mutation du </w:t>
+      </w:r>
+      <w:r>
+        <w:rPr>
+          <w:b/>
+        </w:rPr>
+        <w:t>bâti</w:t>
+      </w:r>
+    </w:p>
+    <w:tbl>
+      <w:tblPr>
+        <w:tblStyle w:val="Grilledutableau"/>
+        <w:tblW w:w="0" w:type="auto"/>
+        <w:tblInd w:w="215" w:type="dxa"/>
+        <w:tblLook w:val="04A0" w:firstRow="1" w:lastRow="0" w:firstColumn="1" w:lastColumn="0" w:noHBand="0" w:noVBand="1"/>
+      </w:tblPr>
+      <w:tblGrid>
+        <w:gridCol w:w="1909"/>
+        <w:gridCol w:w="1572"/>
+        <w:gridCol w:w="2076"/>
+        <w:gridCol w:w="3007"/>
+      </w:tblGrid>
+      <w:tr>
+        <w:tc>
+          <w:tcPr>
+            <w:tcW w:w="2056" w:type="dxa"/>
+            <w:shd w:val="clear" w:color="auto" w:fill="C45911" w:themeFill="accent2" w:themeFillShade="BF"/>
+            <w:vAlign w:val="center"/>
+          </w:tcPr>
+          <w:p>
+            <w:pPr>
+              <w:rPr>
+                <w:b/>
+                <w:bCs/>
+                <w:color w:val="FFFFFF"/>
+                <w:sz w:val="20"/>
+                <w:szCs w:val="20"/>
+              </w:rPr>
+            </w:pPr>
+            <w:r>
+              <w:rPr>
+                <w:b/>
+                <w:bCs/>
+                <w:color w:val="FFFFFF"/>
+                <w:sz w:val="20"/>
+                <w:szCs w:val="20"/>
+              </w:rPr>
+              <w:t>Champ</w:t>
+            </w:r>
+          </w:p>
+        </w:tc>
+        <w:tc>
+          <w:tcPr>
+            <w:tcW w:w="1755" w:type="dxa"/>
+            <w:shd w:val="clear" w:color="auto" w:fill="C45911" w:themeFill="accent2" w:themeFillShade="BF"/>
+            <w:vAlign w:val="center"/>
+          </w:tcPr>
+          <w:p>
+            <w:pPr>
+              <w:rPr>
+                <w:b/>
+                <w:bCs/>
+                <w:color w:val="FFFFFF"/>
+                <w:sz w:val="20"/>
+                <w:szCs w:val="20"/>
+              </w:rPr>
+            </w:pPr>
+            <w:r>
+              <w:rPr>
+                <w:b/>
+                <w:bCs/>
+                <w:color w:val="FFFFFF"/>
+                <w:sz w:val="20"/>
+                <w:szCs w:val="20"/>
+              </w:rPr>
+              <w:t>Type de donnée</w:t>
+            </w:r>
+          </w:p>
+        </w:tc>
+        <w:tc>
+          <w:tcPr>
+            <w:tcW w:w="2216" w:type="dxa"/>
+            <w:shd w:val="clear" w:color="auto" w:fill="C45911" w:themeFill="accent2" w:themeFillShade="BF"/>
+            <w:vAlign w:val="center"/>
+          </w:tcPr>
+          <w:p>
+            <w:pPr>
+              <w:rPr>
+                <w:b/>
+                <w:bCs/>
+                <w:color w:val="FFFFFF"/>
+                <w:sz w:val="20"/>
+                <w:szCs w:val="20"/>
+              </w:rPr>
+            </w:pPr>
+            <w:r>
+              <w:rPr>
+                <w:b/>
+                <w:bCs/>
+                <w:color w:val="FFFFFF"/>
+                <w:sz w:val="20"/>
+                <w:szCs w:val="20"/>
+              </w:rPr>
+              <w:t>Exemples</w:t>
+            </w:r>
+          </w:p>
+        </w:tc>
+        <w:tc>
+          <w:tcPr>
+            <w:tcW w:w="2032" w:type="dxa"/>
+            <w:shd w:val="clear" w:color="auto" w:fill="C45911" w:themeFill="accent2" w:themeFillShade="BF"/>
+            <w:vAlign w:val="center"/>
+          </w:tcPr>
+          <w:p>
+            <w:pPr>
+              <w:rPr>
+                <w:b/>
+                <w:bCs/>
+                <w:color w:val="FFFFFF"/>
+                <w:sz w:val="20"/>
+                <w:szCs w:val="20"/>
+              </w:rPr>
+            </w:pPr>
+            <w:r>
+              <w:rPr>
+                <w:b/>
+                <w:bCs/>
+                <w:color w:val="FFFFFF"/>
+                <w:sz w:val="20"/>
+                <w:szCs w:val="20"/>
+              </w:rPr>
+              <w:t>Description</w:t>
+            </w:r>
+          </w:p>
+        </w:tc>
+      </w:tr>
+      <w:tr>
+        <w:tc>
+          <w:tcPr>
+            <w:tcW w:w="2056" w:type="dxa"/>
+            <w:vAlign w:val="center"/>
+          </w:tcPr>
+          <w:p>
+            <w:pPr>
+              <w:pStyle w:val="Paragraphedeliste"/>
+              <w:spacing w:after="200"/>
+              <w:jc w:val="center"/>
+              <w:rPr>
+                <w:b/>
+              </w:rPr>
+            </w:pPr>
+            <w:r>
+              <w:rPr>
+                <w:b/>
+              </w:rPr>
+              <w:t>Destination</w:t>
+            </w:r>
+          </w:p>
+        </w:tc>
+        <w:tc>
+          <w:tcPr>
+            <w:tcW w:w="1755" w:type="dxa"/>
+            <w:vAlign w:val="center"/>
+          </w:tcPr>
+          <w:p>
+            <w:pPr>
+              <w:pStyle w:val="Paragraphedeliste"/>
+              <w:spacing w:after="200"/>
+              <w:jc w:val="center"/>
+            </w:pPr>
+            <w:r>
+              <w:t>Texte</w:t>
+            </w:r>
+          </w:p>
+        </w:tc>
+        <w:tc>
+          <w:tcPr>
+            <w:tcW w:w="2216" w:type="dxa"/>
+            <w:vAlign w:val="center"/>
+          </w:tcPr>
+          <w:p>
+            <w:pPr>
+              <w:pStyle w:val="Paragraphedeliste"/>
+              <w:spacing w:after="200"/>
+              <w:jc w:val="center"/>
+              <w:rPr>
+                <w:b/>
+              </w:rPr>
+            </w:pPr>
+            <w:r>
+              <w:rPr>
+                <w:b/>
+              </w:rPr>
+              <w:t>HAB, ACT, EQUIP</w:t>
+            </w:r>
+          </w:p>
+        </w:tc>
+        <w:tc>
+          <w:tcPr>
+            <w:tcW w:w="2032" w:type="dxa"/>
+            <w:vAlign w:val="center"/>
+          </w:tcPr>
+          <w:p>
+            <w:pPr>
+              <w:pStyle w:val="Paragraphedeliste"/>
+              <w:spacing w:after="200"/>
+              <w:jc w:val="center"/>
+            </w:pPr>
+            <w:r>
+              <w:t>Destination de la construction (Habitat, Activité, Equipement).</w:t>
+            </w:r>
+          </w:p>
+        </w:tc>
+      </w:tr>
+      <w:tr>
+        <w:tc>
+          <w:tcPr>
+            <w:tcW w:w="2056" w:type="dxa"/>
+            <w:vAlign w:val="center"/>
+          </w:tcPr>
+          <w:p>
+            <w:pPr>
+              <w:pStyle w:val="Paragraphedeliste"/>
+              <w:spacing w:after="200"/>
+              <w:jc w:val="center"/>
+              <w:rPr>
+                <w:b/>
+              </w:rPr>
+            </w:pPr>
+            <w:r>
+              <w:rPr>
+                <w:b/>
+              </w:rPr>
+              <w:t>Urbanisation</w:t>
+            </w:r>
+          </w:p>
+        </w:tc>
+        <w:tc>
+          <w:tcPr>
+            <w:tcW w:w="1755" w:type="dxa"/>
+            <w:vAlign w:val="center"/>
+          </w:tcPr>
+          <w:p>
+            <w:pPr>
+              <w:pStyle w:val="Paragraphedeliste"/>
+              <w:spacing w:after="200"/>
+              <w:jc w:val="center"/>
+            </w:pPr>
+            <w:r>
+              <w:t>Texte</w:t>
+            </w:r>
+          </w:p>
+        </w:tc>
+        <w:tc>
+          <w:tcPr>
+            <w:tcW w:w="2216" w:type="dxa"/>
+            <w:vAlign w:val="center"/>
+          </w:tcPr>
+          <w:p>
+            <w:pPr>
+              <w:pStyle w:val="Paragraphedeliste"/>
+              <w:spacing w:after="200"/>
+              <w:jc w:val="center"/>
+              <w:rPr>
+                <w:b/>
+              </w:rPr>
+            </w:pPr>
+            <w:r>
+              <w:rPr>
+                <w:b/>
+              </w:rPr>
+              <w:t xml:space="preserve">Intensification, Conso </w:t>
+            </w:r>
+            <w:proofErr w:type="spellStart"/>
+            <w:r>
+              <w:rPr>
+                <w:b/>
+              </w:rPr>
+              <w:t>Enaf</w:t>
+            </w:r>
+            <w:proofErr w:type="spellEnd"/>
+          </w:p>
+        </w:tc>
+        <w:tc>
+          <w:tcPr>
+            <w:tcW w:w="2032" w:type="dxa"/>
+            <w:vAlign w:val="center"/>
+          </w:tcPr>
+          <w:p>
+            <w:pPr>
+              <w:pStyle w:val="Paragraphedeliste"/>
+              <w:spacing w:after="200"/>
+              <w:jc w:val="center"/>
+            </w:pPr>
+            <w:r>
+              <w:t>Mode de mutation foncière (Densification/Renouvellement Vs Extension)</w:t>
+            </w:r>
+          </w:p>
+        </w:tc>
+      </w:tr>
+      <w:tr>
+        <w:tc>
+          <w:tcPr>
+            <w:tcW w:w="2056" w:type="dxa"/>
+            <w:vAlign w:val="center"/>
+          </w:tcPr>
+          <w:p>
+            <w:pPr>
+              <w:pStyle w:val="Paragraphedeliste"/>
+              <w:spacing w:after="200"/>
+              <w:jc w:val="center"/>
+              <w:rPr>
+                <w:b/>
+              </w:rPr>
+            </w:pPr>
+            <w:r>
+              <w:rPr>
+                <w:b/>
+              </w:rPr>
+              <w:t>Type2Urban</w:t>
+            </w:r>
+          </w:p>
+        </w:tc>
+        <w:tc>
+          <w:tcPr>
+            <w:tcW w:w="1755" w:type="dxa"/>
+            <w:vAlign w:val="center"/>
+          </w:tcPr>
+          <w:p>
+            <w:pPr>
+              <w:pStyle w:val="Paragraphedeliste"/>
+              <w:spacing w:after="200"/>
+              <w:jc w:val="center"/>
+            </w:pPr>
+            <w:r>
+              <w:t>Texte</w:t>
+            </w:r>
+          </w:p>
+        </w:tc>
+        <w:tc>
+          <w:tcPr>
+            <w:tcW w:w="2216" w:type="dxa"/>
+            <w:vAlign w:val="center"/>
+          </w:tcPr>
+          <w:p>
+            <w:pPr>
+              <w:pStyle w:val="Paragraphedeliste"/>
+              <w:spacing w:after="200"/>
+              <w:jc w:val="center"/>
+              <w:rPr>
+                <w:b/>
+              </w:rPr>
+            </w:pPr>
+            <w:r>
+              <w:rPr>
+                <w:b/>
+              </w:rPr>
+              <w:t>DP, EXT, DC, RU</w:t>
+            </w:r>
+          </w:p>
+        </w:tc>
+        <w:tc>
+          <w:tcPr>
+            <w:tcW w:w="2032" w:type="dxa"/>
+            <w:vAlign w:val="center"/>
+          </w:tcPr>
+          <w:p>
+            <w:pPr>
+              <w:pStyle w:val="Paragraphedeliste"/>
+              <w:spacing w:after="200"/>
+            </w:pPr>
+            <w:r>
+              <w:t xml:space="preserve">Forme détaillée de mutation : </w:t>
+            </w:r>
+            <w:r>
+              <w:rPr>
+                <w:b/>
+              </w:rPr>
+              <w:t>DP</w:t>
+            </w:r>
+            <w:r>
+              <w:t xml:space="preserve"> : Division Parcellaire, </w:t>
+            </w:r>
+          </w:p>
+          <w:p>
+            <w:pPr>
+              <w:pStyle w:val="Paragraphedeliste"/>
+              <w:spacing w:after="200"/>
+            </w:pPr>
+            <w:r>
+              <w:rPr>
+                <w:b/>
+              </w:rPr>
+              <w:t>EXT</w:t>
+            </w:r>
+            <w:r>
+              <w:t xml:space="preserve"> : Extension (conso </w:t>
+            </w:r>
+            <w:proofErr w:type="spellStart"/>
+            <w:r>
+              <w:t>Enaf</w:t>
+            </w:r>
+            <w:proofErr w:type="spellEnd"/>
+            <w:r>
+              <w:t>)</w:t>
+            </w:r>
+          </w:p>
+          <w:p>
+            <w:pPr>
+              <w:pStyle w:val="Paragraphedeliste"/>
+              <w:spacing w:after="200"/>
+            </w:pPr>
+            <w:r>
+              <w:rPr>
+                <w:b/>
+              </w:rPr>
+              <w:t>RU</w:t>
+            </w:r>
+            <w:r>
+              <w:t> : Renouvellement urbain</w:t>
+            </w:r>
+          </w:p>
+          <w:p>
+            <w:pPr>
+              <w:pStyle w:val="Paragraphedeliste"/>
+              <w:spacing w:after="200"/>
+            </w:pPr>
+            <w:r>
+              <w:rPr>
+                <w:b/>
+              </w:rPr>
+              <w:t>DC</w:t>
+            </w:r>
+            <w:r>
+              <w:t> : Dent creuse</w:t>
+            </w:r>
+            <w:r>
+              <w:t>*</w:t>
+            </w:r>
+          </w:p>
+        </w:tc>
+      </w:tr>
+      <w:tr>
+        <w:tc>
+          <w:tcPr>
+            <w:tcW w:w="2056" w:type="dxa"/>
+            <w:vAlign w:val="center"/>
+          </w:tcPr>
+          <w:p>
+            <w:pPr>
+              <w:pStyle w:val="Paragraphedeliste"/>
+              <w:spacing w:after="200"/>
+              <w:jc w:val="center"/>
+              <w:rPr>
+                <w:b/>
+              </w:rPr>
+            </w:pPr>
+            <w:r>
+              <w:rPr>
+                <w:b/>
+              </w:rPr>
+              <w:t>Surface</w:t>
+            </w:r>
+          </w:p>
+        </w:tc>
+        <w:tc>
+          <w:tcPr>
+            <w:tcW w:w="1755" w:type="dxa"/>
+            <w:vAlign w:val="center"/>
+          </w:tcPr>
+          <w:p>
+            <w:pPr>
+              <w:pStyle w:val="Paragraphedeliste"/>
+              <w:spacing w:after="200"/>
+              <w:jc w:val="center"/>
+            </w:pPr>
+            <w:r>
+              <w:t>Décimal</w:t>
+            </w:r>
+          </w:p>
+        </w:tc>
+        <w:tc>
+          <w:tcPr>
+            <w:tcW w:w="2216" w:type="dxa"/>
+            <w:vAlign w:val="center"/>
+          </w:tcPr>
+          <w:p>
+            <w:pPr>
+              <w:pStyle w:val="Paragraphedeliste"/>
+              <w:spacing w:after="200"/>
+              <w:jc w:val="center"/>
+              <w:rPr>
+                <w:b/>
+              </w:rPr>
+            </w:pPr>
+            <w:r>
+              <w:rPr>
+                <w:b/>
+              </w:rPr>
+              <w:t>4594, 3728</w:t>
+            </w:r>
+          </w:p>
+        </w:tc>
+        <w:tc>
+          <w:tcPr>
+            <w:tcW w:w="2032" w:type="dxa"/>
+            <w:vAlign w:val="center"/>
+          </w:tcPr>
+          <w:p>
+            <w:pPr>
+              <w:pStyle w:val="Paragraphedeliste"/>
+              <w:spacing w:after="200"/>
+              <w:jc w:val="center"/>
+            </w:pPr>
+            <w:r>
+              <w:t>Surface de la parcelle, exprimé</w:t>
+            </w:r>
+            <w:r>
+              <w:t>e</w:t>
+            </w:r>
+            <w:r>
+              <w:t xml:space="preserve"> en mètre mais souvent transformé</w:t>
+            </w:r>
+            <w:r>
+              <w:t>e</w:t>
+            </w:r>
+            <w:r>
+              <w:t xml:space="preserve"> en hectare.</w:t>
+            </w:r>
+          </w:p>
+        </w:tc>
+      </w:tr>
+    </w:tbl>
+    <w:p>
+      <w:pPr>
+        <w:pStyle w:val="Paragraphedeliste"/>
+        <w:spacing w:after="200"/>
+        <w:ind w:left="720"/>
+        <w:rPr>
+          <w:i/>
+        </w:rPr>
+      </w:pPr>
+      <w:r>
+        <w:rPr>
+          <w:b/>
+        </w:rPr>
+        <w:t>*</w:t>
+      </w:r>
+      <w:r>
+        <w:rPr>
+          <w:i/>
+        </w:rPr>
+        <w:t>Terrain vide ou non bâti situé entre deux parcelles</w:t>
+      </w:r>
+    </w:p>
+    <w:p>
+      <w:pPr>
+        <w:spacing w:after="200"/>
+      </w:pPr>
+      <w:r>
+        <w:t xml:space="preserve">Ces champs </w:t>
+      </w:r>
+      <w:r>
+        <w:t>qualifient</w:t>
+      </w:r>
+      <w:r>
+        <w:t xml:space="preserve"> la construction sur la parcelle, ils sont utilisés pour les questions de consommation foncières.</w:t>
+      </w:r>
+      <w:r>
+        <w:t xml:space="preserve"> On différencie ainsi les Parcelles consommatrices d’ENAF et celles bâties en intensification.</w:t>
+      </w:r>
+    </w:p>
+    <w:p>
+      <w:pPr>
+        <w:pStyle w:val="Paragraphedeliste"/>
+        <w:numPr>
+          <w:ilvl w:val="0"/>
+          <w:numId w:val="12"/>
+        </w:numPr>
+        <w:spacing w:after="200"/>
+        <w:rPr>
+          <w:b/>
+        </w:rPr>
+      </w:pPr>
+      <w:r>
+        <w:rPr>
+          <w:b/>
+        </w:rPr>
+        <w:t>Champs quantification des logements</w:t>
+      </w:r>
+    </w:p>
+    <w:tbl>
+      <w:tblPr>
+        <w:tblStyle w:val="Grilledutableau"/>
+        <w:tblW w:w="0" w:type="auto"/>
+        <w:tblInd w:w="215" w:type="dxa"/>
+        <w:tblLook w:val="04A0" w:firstRow="1" w:lastRow="0" w:firstColumn="1" w:lastColumn="0" w:noHBand="0" w:noVBand="1"/>
+      </w:tblPr>
+      <w:tblGrid>
+        <w:gridCol w:w="2056"/>
+        <w:gridCol w:w="1755"/>
+        <w:gridCol w:w="2216"/>
+        <w:gridCol w:w="2032"/>
+      </w:tblGrid>
+      <w:tr>
+        <w:tc>
+          <w:tcPr>
+            <w:tcW w:w="2056" w:type="dxa"/>
+            <w:shd w:val="clear" w:color="auto" w:fill="C45911" w:themeFill="accent2" w:themeFillShade="BF"/>
+            <w:vAlign w:val="center"/>
+          </w:tcPr>
+          <w:p>
+            <w:pPr>
+              <w:rPr>
+                <w:b/>
+                <w:bCs/>
+                <w:color w:val="FFFFFF"/>
+                <w:sz w:val="20"/>
+                <w:szCs w:val="20"/>
+              </w:rPr>
+            </w:pPr>
+            <w:r>
+              <w:rPr>
+                <w:b/>
+                <w:bCs/>
+                <w:color w:val="FFFFFF"/>
+                <w:sz w:val="20"/>
+                <w:szCs w:val="20"/>
+              </w:rPr>
+              <w:t>Champ</w:t>
+            </w:r>
+          </w:p>
+        </w:tc>
+        <w:tc>
+          <w:tcPr>
+            <w:tcW w:w="1755" w:type="dxa"/>
+            <w:shd w:val="clear" w:color="auto" w:fill="C45911" w:themeFill="accent2" w:themeFillShade="BF"/>
+            <w:vAlign w:val="center"/>
+          </w:tcPr>
+          <w:p>
+            <w:pPr>
+              <w:rPr>
+                <w:b/>
+                <w:bCs/>
+                <w:color w:val="FFFFFF"/>
+                <w:sz w:val="20"/>
+                <w:szCs w:val="20"/>
+              </w:rPr>
+            </w:pPr>
+            <w:r>
+              <w:rPr>
+                <w:b/>
+                <w:bCs/>
+                <w:color w:val="FFFFFF"/>
+                <w:sz w:val="20"/>
+                <w:szCs w:val="20"/>
+              </w:rPr>
+              <w:t>Type de donnée</w:t>
+            </w:r>
+          </w:p>
+        </w:tc>
+        <w:tc>
+          <w:tcPr>
+            <w:tcW w:w="2216" w:type="dxa"/>
+            <w:shd w:val="clear" w:color="auto" w:fill="C45911" w:themeFill="accent2" w:themeFillShade="BF"/>
+            <w:vAlign w:val="center"/>
+          </w:tcPr>
+          <w:p>
+            <w:pPr>
+              <w:rPr>
+                <w:b/>
+                <w:bCs/>
+                <w:color w:val="FFFFFF"/>
+                <w:sz w:val="20"/>
+                <w:szCs w:val="20"/>
+              </w:rPr>
+            </w:pPr>
+            <w:r>
+              <w:rPr>
+                <w:b/>
+                <w:bCs/>
+                <w:color w:val="FFFFFF"/>
+                <w:sz w:val="20"/>
+                <w:szCs w:val="20"/>
+              </w:rPr>
+              <w:t>Exemples</w:t>
+            </w:r>
+          </w:p>
+        </w:tc>
+        <w:tc>
+          <w:tcPr>
+            <w:tcW w:w="2032" w:type="dxa"/>
+            <w:shd w:val="clear" w:color="auto" w:fill="C45911" w:themeFill="accent2" w:themeFillShade="BF"/>
+            <w:vAlign w:val="center"/>
+          </w:tcPr>
+          <w:p>
+            <w:pPr>
+              <w:rPr>
+                <w:b/>
+                <w:bCs/>
+                <w:color w:val="FFFFFF"/>
+                <w:sz w:val="20"/>
+                <w:szCs w:val="20"/>
+              </w:rPr>
+            </w:pPr>
+            <w:r>
+              <w:rPr>
+                <w:b/>
+                <w:bCs/>
+                <w:color w:val="FFFFFF"/>
+                <w:sz w:val="20"/>
+                <w:szCs w:val="20"/>
+              </w:rPr>
+              <w:t>Description</w:t>
+            </w:r>
+          </w:p>
+        </w:tc>
+      </w:tr>
+      <w:tr>
+        <w:tc>
+          <w:tcPr>
+            <w:tcW w:w="2056" w:type="dxa"/>
+            <w:vAlign w:val="center"/>
+          </w:tcPr>
+          <w:p>
+            <w:pPr>
+              <w:pStyle w:val="Paragraphedeliste"/>
+              <w:spacing w:after="200"/>
+              <w:jc w:val="center"/>
+              <w:rPr>
+                <w:b/>
+              </w:rPr>
+            </w:pPr>
+            <w:proofErr w:type="spellStart"/>
+            <w:r>
+              <w:rPr>
+                <w:b/>
+              </w:rPr>
+              <w:t>NBLogement</w:t>
+            </w:r>
+            <w:proofErr w:type="spellEnd"/>
+          </w:p>
+        </w:tc>
+        <w:tc>
+          <w:tcPr>
+            <w:tcW w:w="1755" w:type="dxa"/>
+            <w:vAlign w:val="center"/>
+          </w:tcPr>
+          <w:p>
+            <w:pPr>
+              <w:pStyle w:val="Paragraphedeliste"/>
+              <w:spacing w:after="200"/>
+              <w:jc w:val="center"/>
+            </w:pPr>
+            <w:r>
+              <w:t>Entier</w:t>
+            </w:r>
+          </w:p>
+        </w:tc>
+        <w:tc>
+          <w:tcPr>
+            <w:tcW w:w="2216" w:type="dxa"/>
+            <w:vAlign w:val="center"/>
+          </w:tcPr>
+          <w:p>
+            <w:pPr>
+              <w:pStyle w:val="Paragraphedeliste"/>
+              <w:spacing w:after="200"/>
+              <w:jc w:val="center"/>
+              <w:rPr>
+                <w:b/>
+              </w:rPr>
+            </w:pPr>
+            <w:r>
+              <w:rPr>
+                <w:b/>
+              </w:rPr>
+              <w:t>1, 0, 26, …</w:t>
+            </w:r>
+          </w:p>
+        </w:tc>
+        <w:tc>
+          <w:tcPr>
+            <w:tcW w:w="2032" w:type="dxa"/>
+            <w:vAlign w:val="center"/>
+          </w:tcPr>
+          <w:p>
+            <w:pPr>
+              <w:pStyle w:val="Paragraphedeliste"/>
+              <w:spacing w:after="200"/>
+              <w:jc w:val="center"/>
+            </w:pPr>
+            <w:r>
+              <w:t>Nombre de logement construit sur la parcelle</w:t>
+            </w:r>
+          </w:p>
+        </w:tc>
+      </w:tr>
+      <w:tr>
+        <w:tc>
+          <w:tcPr>
+            <w:tcW w:w="2056" w:type="dxa"/>
+            <w:vAlign w:val="center"/>
+          </w:tcPr>
+          <w:p>
+            <w:pPr>
+              <w:pStyle w:val="Paragraphedeliste"/>
+              <w:spacing w:after="200"/>
+              <w:jc w:val="center"/>
+              <w:rPr>
+                <w:b/>
+              </w:rPr>
+            </w:pPr>
+            <w:r>
+              <w:rPr>
+                <w:b/>
+              </w:rPr>
+              <w:t>NBT1 à NBT4</w:t>
+            </w:r>
+          </w:p>
+        </w:tc>
+        <w:tc>
+          <w:tcPr>
+            <w:tcW w:w="1755" w:type="dxa"/>
+            <w:vAlign w:val="center"/>
+          </w:tcPr>
+          <w:p>
+            <w:pPr>
+              <w:pStyle w:val="Paragraphedeliste"/>
+              <w:spacing w:after="200"/>
+              <w:jc w:val="center"/>
+            </w:pPr>
+            <w:r>
+              <w:t>Entier</w:t>
+            </w:r>
+          </w:p>
+        </w:tc>
+        <w:tc>
+          <w:tcPr>
+            <w:tcW w:w="2216" w:type="dxa"/>
+            <w:vAlign w:val="center"/>
+          </w:tcPr>
+          <w:p>
+            <w:pPr>
+              <w:pStyle w:val="Paragraphedeliste"/>
+              <w:spacing w:after="200"/>
+              <w:jc w:val="center"/>
+              <w:rPr>
+                <w:b/>
+              </w:rPr>
+            </w:pPr>
+            <w:r>
+              <w:rPr>
+                <w:b/>
+              </w:rPr>
+              <w:t>0, 4, 12</w:t>
+            </w:r>
+            <w:proofErr w:type="gramStart"/>
+            <w:r>
+              <w:rPr>
+                <w:b/>
+              </w:rPr>
+              <w:t xml:space="preserve"> ..</w:t>
+            </w:r>
+            <w:proofErr w:type="gramEnd"/>
+          </w:p>
+        </w:tc>
+        <w:tc>
+          <w:tcPr>
+            <w:tcW w:w="2032" w:type="dxa"/>
+            <w:vAlign w:val="center"/>
+          </w:tcPr>
+          <w:p>
+            <w:pPr>
+              <w:pStyle w:val="Paragraphedeliste"/>
+              <w:spacing w:after="200"/>
+              <w:jc w:val="center"/>
+            </w:pPr>
+            <w:r>
+              <w:t xml:space="preserve">Nombre de logement </w:t>
+            </w:r>
+            <w:proofErr w:type="spellStart"/>
+            <w:r>
+              <w:t>contruit</w:t>
+            </w:r>
+            <w:proofErr w:type="spellEnd"/>
+            <w:r>
+              <w:t xml:space="preserve"> en T1, T2, T3, T4 …</w:t>
+            </w:r>
+          </w:p>
+        </w:tc>
+      </w:tr>
+      <w:tr>
+        <w:tc>
+          <w:tcPr>
+            <w:tcW w:w="2056" w:type="dxa"/>
+            <w:vAlign w:val="center"/>
+          </w:tcPr>
+          <w:p>
+            <w:pPr>
+              <w:pStyle w:val="Paragraphedeliste"/>
+              <w:spacing w:after="200"/>
+              <w:jc w:val="center"/>
+              <w:rPr>
+                <w:b/>
+              </w:rPr>
+            </w:pPr>
+            <w:proofErr w:type="spellStart"/>
+            <w:r>
+              <w:rPr>
+                <w:b/>
+              </w:rPr>
+              <w:t>LgtEtudiant</w:t>
+            </w:r>
+            <w:proofErr w:type="spellEnd"/>
+            <w:r>
+              <w:rPr>
+                <w:b/>
+              </w:rPr>
+              <w:t xml:space="preserve">, </w:t>
+            </w:r>
+            <w:proofErr w:type="spellStart"/>
+            <w:r>
+              <w:rPr>
+                <w:b/>
+              </w:rPr>
+              <w:t>LgtSociaux</w:t>
+            </w:r>
+            <w:proofErr w:type="spellEnd"/>
+            <w:r>
+              <w:rPr>
+                <w:b/>
+              </w:rPr>
+              <w:t xml:space="preserve">, </w:t>
+            </w:r>
+            <w:proofErr w:type="spellStart"/>
+            <w:r>
+              <w:rPr>
+                <w:b/>
+              </w:rPr>
+              <w:t>LgtSeniors</w:t>
+            </w:r>
+            <w:proofErr w:type="spellEnd"/>
+            <w:r>
+              <w:rPr>
+                <w:b/>
+              </w:rPr>
+              <w:t xml:space="preserve">, </w:t>
+            </w:r>
+            <w:proofErr w:type="spellStart"/>
+            <w:r>
+              <w:rPr>
+                <w:b/>
+              </w:rPr>
+              <w:t>LgtAccesAb</w:t>
+            </w:r>
+            <w:proofErr w:type="spellEnd"/>
+            <w:r>
+              <w:rPr>
+                <w:b/>
+              </w:rPr>
+              <w:t xml:space="preserve">, </w:t>
+            </w:r>
+            <w:proofErr w:type="spellStart"/>
+            <w:r>
+              <w:rPr>
+                <w:b/>
+              </w:rPr>
+              <w:t>LgtPrivés</w:t>
+            </w:r>
+            <w:proofErr w:type="spellEnd"/>
+            <w:r>
+              <w:rPr>
+                <w:b/>
+              </w:rPr>
+              <w:t xml:space="preserve">, Collectifs, Individuel, </w:t>
+            </w:r>
+            <w:proofErr w:type="spellStart"/>
+            <w:r>
+              <w:rPr>
+                <w:b/>
+              </w:rPr>
+              <w:t>GrpHabitat</w:t>
+            </w:r>
+            <w:proofErr w:type="spellEnd"/>
+            <w:r>
+              <w:rPr>
+                <w:b/>
+              </w:rPr>
+              <w:t>, lots</w:t>
+            </w:r>
+          </w:p>
+        </w:tc>
+        <w:tc>
+          <w:tcPr>
+            <w:tcW w:w="1755" w:type="dxa"/>
+            <w:vAlign w:val="center"/>
+          </w:tcPr>
+          <w:p>
+            <w:pPr>
+              <w:pStyle w:val="Paragraphedeliste"/>
+              <w:spacing w:after="200"/>
+              <w:jc w:val="center"/>
+            </w:pPr>
+            <w:r>
+              <w:t>Entier</w:t>
+            </w:r>
+          </w:p>
+        </w:tc>
+        <w:tc>
+          <w:tcPr>
+            <w:tcW w:w="2216" w:type="dxa"/>
+            <w:vAlign w:val="center"/>
+          </w:tcPr>
+          <w:p>
+            <w:pPr>
+              <w:pStyle w:val="Paragraphedeliste"/>
+              <w:spacing w:after="200"/>
+              <w:jc w:val="center"/>
+              <w:rPr>
+                <w:b/>
+              </w:rPr>
+            </w:pPr>
+            <w:r>
+              <w:rPr>
+                <w:b/>
+              </w:rPr>
+              <w:t>0, 4, 12</w:t>
+            </w:r>
+            <w:proofErr w:type="gramStart"/>
+            <w:r>
+              <w:rPr>
+                <w:b/>
+              </w:rPr>
+              <w:t xml:space="preserve"> ..</w:t>
+            </w:r>
+            <w:proofErr w:type="gramEnd"/>
+          </w:p>
+        </w:tc>
+        <w:tc>
+          <w:tcPr>
+            <w:tcW w:w="2032" w:type="dxa"/>
+            <w:vAlign w:val="center"/>
+          </w:tcPr>
+          <w:p>
+            <w:pPr>
+              <w:pStyle w:val="Paragraphedeliste"/>
+              <w:spacing w:after="200"/>
+              <w:jc w:val="center"/>
+            </w:pPr>
+            <w:r>
+              <w:t>Nombre de logement construit avec ces caractéristiques</w:t>
+            </w:r>
+          </w:p>
+        </w:tc>
+      </w:tr>
+    </w:tbl>
+    <w:p>
+      <w:pPr>
+        <w:spacing w:after="200"/>
+      </w:pPr>
+      <w:r>
+        <w:rPr>
+          <w:b/>
+        </w:rPr>
+        <w:tab/>
+      </w:r>
+    </w:p>
+    <w:p>
+      <w:pPr>
+        <w:spacing w:after="200"/>
+      </w:pPr>
+      <w:r>
+        <w:t xml:space="preserve">Ces champs renseignent sur le nombre de logement bâti sur la parcelle. Les logements avec des caractéristiques particulières ne sont pas remplis de façon homogène, la donnée est la plupart du temps manquante (pas pour </w:t>
+      </w:r>
+      <w:proofErr w:type="gramStart"/>
+      <w:r>
+        <w:t>le nombre absolue</w:t>
+      </w:r>
+      <w:proofErr w:type="gramEnd"/>
+      <w:r>
+        <w:t xml:space="preserve"> de logement sur la parcelle).</w:t>
+      </w:r>
+    </w:p>
+    <w:p>
+      <w:pPr>
+        <w:pStyle w:val="Paragraphedeliste"/>
+        <w:spacing w:after="200"/>
+        <w:ind w:left="720"/>
+        <w:rPr>
+          <w:b/>
+        </w:rPr>
+      </w:pPr>
+    </w:p>
+    <w:p>
+      <w:pPr>
+        <w:pBdr>
+          <w:top w:val="single" w:sz="4" w:space="0" w:color="D6B656"/>
+          <w:left w:val="single" w:sz="4" w:space="0" w:color="D6B656"/>
+          <w:bottom w:val="single" w:sz="4" w:space="4" w:color="D6B656"/>
+          <w:right w:val="single" w:sz="4" w:space="0" w:color="D6B656"/>
+        </w:pBdr>
+        <w:shd w:val="clear" w:color="auto" w:fill="FFF2CC"/>
+        <w:spacing w:before="120" w:after="240"/>
+      </w:pPr>
+      <w:proofErr w:type="gramStart"/>
+      <w:r>
+        <w:rPr>
+          <w:rFonts w:ascii="Segoe UI Emoji" w:hAnsi="Segoe UI Emoji" w:cs="Segoe UI Emoji"/>
+          <w:i/>
+          <w:iCs/>
+          <w:sz w:val="20"/>
+          <w:szCs w:val="20"/>
+        </w:rPr>
+        <w:t>🖼</w:t>
+      </w:r>
+      <w:r>
+        <w:rPr>
+          <w:i/>
+          <w:iCs/>
+          <w:sz w:val="20"/>
+          <w:szCs w:val="20"/>
+        </w:rPr>
+        <w:t xml:space="preserve">  Illustration</w:t>
+      </w:r>
+      <w:proofErr w:type="gramEnd"/>
+      <w:r>
+        <w:rPr>
+          <w:i/>
+          <w:iCs/>
+          <w:sz w:val="20"/>
+          <w:szCs w:val="20"/>
+        </w:rPr>
+        <w:t xml:space="preserve"> suggérée : schéma / dictionnaire de données du modèle SCEP (table des champs, types, sources) — un tableau structuré est recommandé ici.</w:t>
+      </w:r>
+    </w:p>
+    <w:p>
+      <w:pPr>
+        <w:pStyle w:val="Titre3"/>
+      </w:pPr>
+      <w:r>
+        <w:t>Mise à jour de la donnée</w:t>
+      </w:r>
+    </w:p>
+    <w:p>
+      <w:pPr>
+        <w:spacing w:after="100"/>
+      </w:pPr>
+      <w:r>
+        <w:rPr>
+          <w:i/>
+          <w:iCs/>
+          <w:color w:val="595959"/>
+          <w:sz w:val="20"/>
+          <w:szCs w:val="20"/>
+        </w:rPr>
+        <w:t>▸ Décrire le processus d'ajout d'une nouvelle parcelle bâtie, l'automatisation envisagée, et l'accessibilité de la mise à jour aux agents non-</w:t>
+      </w:r>
+      <w:proofErr w:type="spellStart"/>
+      <w:r>
+        <w:rPr>
+          <w:i/>
+          <w:iCs/>
+          <w:color w:val="595959"/>
+          <w:sz w:val="20"/>
+          <w:szCs w:val="20"/>
+        </w:rPr>
+        <w:t>SIGistes</w:t>
+      </w:r>
+      <w:proofErr w:type="spellEnd"/>
+      <w:r>
+        <w:rPr>
+          <w:i/>
+          <w:iCs/>
+          <w:color w:val="595959"/>
+          <w:sz w:val="20"/>
+          <w:szCs w:val="20"/>
+        </w:rPr>
+        <w:t xml:space="preserve"> (scripts).</w:t>
+      </w:r>
+    </w:p>
+    <w:p>
+      <w:pPr>
+        <w:spacing w:after="200"/>
+      </w:pPr>
+      <w:r>
+        <w:t xml:space="preserve">Pour garantir la pérennité de l'observatoire, un processus de mise à jour a été formalisé, permettant d'intégrer une nouvelle parcelle bâtie identifiée [via les permis de construire, la photo-interprétation, ou tout autre déclencheur]. Ce processus a été automatisé au moyen de [scripts Python / modèles ArcGIS </w:t>
+      </w:r>
+      <w:proofErr w:type="spellStart"/>
+      <w:r>
+        <w:t>ModelBuilder</w:t>
+      </w:r>
+      <w:proofErr w:type="spellEnd"/>
+      <w:r>
+        <w:t xml:space="preserve"> / autre outil], afin d'en limiter la charge manuelle et les risques d'erreur.</w:t>
+      </w:r>
+    </w:p>
+    <w:p>
+      <w:pPr>
+        <w:spacing w:after="200"/>
+      </w:pPr>
+      <w:r>
+        <w:t>Une attention particulière a été portée à l'accessibilité de cette mise à jour pour des agents non-</w:t>
+      </w:r>
+      <w:proofErr w:type="spellStart"/>
+      <w:r>
+        <w:t>SIGistes</w:t>
+      </w:r>
+      <w:proofErr w:type="spellEnd"/>
+      <w:r>
+        <w:t xml:space="preserve"> : [décrire l'interface ou la procédure simplifiée mise en place — formulaire, script à double-clic, notice pas-à-pas, etc.].</w:t>
+      </w:r>
+    </w:p>
+    <w:p>
+      <w:pPr>
+        <w:pBdr>
+          <w:top w:val="single" w:sz="4" w:space="0" w:color="70AD47"/>
+          <w:left w:val="single" w:sz="4" w:space="0" w:color="70AD47"/>
+          <w:bottom w:val="single" w:sz="4" w:space="0" w:color="70AD47"/>
+          <w:right w:val="single" w:sz="4" w:space="0" w:color="70AD47"/>
+        </w:pBdr>
+        <w:shd w:val="clear" w:color="auto" w:fill="E2EFDA"/>
+        <w:spacing w:before="120" w:after="240"/>
+      </w:pPr>
+      <w:proofErr w:type="gramStart"/>
+      <w:r>
+        <w:rPr>
+          <w:i/>
+          <w:iCs/>
+          <w:sz w:val="20"/>
+          <w:szCs w:val="20"/>
+        </w:rPr>
+        <w:t>📝</w:t>
+      </w:r>
+      <w:proofErr w:type="gramEnd"/>
+      <w:r>
+        <w:rPr>
+          <w:i/>
+          <w:iCs/>
+          <w:sz w:val="20"/>
+          <w:szCs w:val="20"/>
+        </w:rPr>
+        <w:t xml:space="preserve"> Conseil rédaction : Décrire ici le script sous forme d'organigramme (inputs → traitements → outputs) plutôt que de coller de longs extraits de code ; le code détaillé peut être renvoyé en annexe.</w:t>
       </w:r>
     </w:p>
     <w:p>
@@ -2727,27 +5283,7 @@
           <w:sz w:val="20"/>
           <w:szCs w:val="20"/>
         </w:rPr>
-        <w:t xml:space="preserve"> suggérée : schéma des flux de données mobilisées (S.A.S. = Planification + Aspects fonciers : évolutions foncières, PC-PA, doc. </w:t>
-      </w:r>
-      <w:proofErr w:type="gramStart"/>
-      <w:r>
-        <w:rPr>
-          <w:i/>
-          <w:iCs/>
-          <w:sz w:val="20"/>
-          <w:szCs w:val="20"/>
-        </w:rPr>
-        <w:t>d'urbanisme</w:t>
-      </w:r>
-      <w:proofErr w:type="gramEnd"/>
-      <w:r>
-        <w:rPr>
-          <w:i/>
-          <w:iCs/>
-          <w:sz w:val="20"/>
-          <w:szCs w:val="20"/>
-        </w:rPr>
-        <w:t>, OCS-GE, MeDispo) — à adapter du diaporama de cadrage du stage.</w:t>
+        <w:t xml:space="preserve"> suggérée : organigramme du processus de mise à jour automatisé de la couche « évolutions foncières »/SCEP.</w:t>
       </w:r>
     </w:p>
     <w:p>
@@ -2755,7 +5291,7 @@
         <w:pStyle w:val="Titre2"/>
       </w:pPr>
       <w:r>
-        <w:t>1.3 Architecture fonctionnelle et conceptuelle de l'observatoire</w:t>
+        <w:t>2.2 Le potentiel de densification et les potentiels fonciers</w:t>
       </w:r>
     </w:p>
     <w:p>
@@ -2763,7 +5299,7 @@
         <w:pStyle w:val="Titre3"/>
       </w:pPr>
       <w:r>
-        <w:t>Modélisation conceptuelle de l'observatoire</w:t>
+        <w:t>Identification des potentiels</w:t>
       </w:r>
     </w:p>
     <w:p>
@@ -2778,87 +5314,23 @@
           <w:sz w:val="20"/>
           <w:szCs w:val="20"/>
         </w:rPr>
-        <w:t>▸ Décrire les informations attendues dans l'observatoire, les cas d'usage, le choix des indicateurs, les utilisateurs cibles (chargés de mission, élus), et le choix de la plateforme de diffusion (ArcGIS Web, Leaflet...).</w:t>
-      </w:r>
-    </w:p>
-    <w:p>
-      <w:pPr>
-        <w:spacing w:after="200"/>
-      </w:pPr>
-      <w:r>
-        <w:t>La conception de l'observatoire s'est appuyée sur une modélisation conceptuelle définissant : les informations devant y figurer [liste], les cas d'utilisation envisagés [consultation ponctuelle par un chargé de mission, restitution synthétique à destination des élus, alimentation d'un rapport réglementaire...], et les indicateurs retenus à l'issue du diagnostic (cf. 1.1).</w:t>
-      </w:r>
-    </w:p>
-    <w:p>
-      <w:pPr>
-        <w:spacing w:after="200"/>
-      </w:pPr>
-      <w:r>
-        <w:t xml:space="preserve">Les utilisateurs cibles de l'observatoire sont principalement les chargés de mission du service (usage détaillé, analytique) et, dans une moindre mesure, les élus locaux (usage synthétique, restitution cartographique). Ce double public a orienté [préciser les choix de conception qui en découlent : niveaux de détail différenciés, interface simplifiée vs. </w:t>
-      </w:r>
-      <w:proofErr w:type="gramStart"/>
-      <w:r>
-        <w:t>accès</w:t>
-      </w:r>
-      <w:proofErr w:type="gramEnd"/>
-      <w:r>
-        <w:t xml:space="preserve"> aux données brutes, etc.].</w:t>
-      </w:r>
-    </w:p>
-    <w:p>
-      <w:pPr>
-        <w:spacing w:after="200"/>
-      </w:pPr>
-      <w:r>
-        <w:t>Concernant l'intégration technique, plusieurs options ont été étudiées pour héberger et diffuser l'observatoire au sein du SIG du Sicoval : [service ArcGIS Web / carte interactive développée en Leaflet / autre solution]. Le choix s'est porté sur [solution retenue], pour les raisons suivantes : [compatibilité avec l'environnement ArcGIS existant, autonomie de mise à jour, coût de licence, facilité de prise en main par les agents non-</w:t>
-      </w:r>
-      <w:proofErr w:type="spellStart"/>
-      <w:r>
-        <w:t>SIGistes</w:t>
-      </w:r>
-      <w:proofErr w:type="spellEnd"/>
-      <w:r>
-        <w:t>, etc.].</w:t>
-      </w:r>
-    </w:p>
-    <w:p>
-      <w:pPr>
-        <w:pStyle w:val="Titre3"/>
-      </w:pPr>
-      <w:r>
-        <w:t>Structuration de la donnée</w:t>
-      </w:r>
-    </w:p>
-    <w:p>
-      <w:pPr>
-        <w:spacing w:after="100"/>
-      </w:pPr>
-      <w:r>
-        <w:rPr>
-          <w:i/>
-          <w:iCs/>
-          <w:color w:val="595959"/>
-          <w:sz w:val="20"/>
-          <w:szCs w:val="20"/>
-        </w:rPr>
-        <w:lastRenderedPageBreak/>
-        <w:t>▸ Justifier le choix de l'échelle (parcelle, bâti) et de la temporalité des données (périodes d'analyse retenues).</w:t>
-      </w:r>
-    </w:p>
-    <w:p>
-      <w:pPr>
-        <w:spacing w:after="200"/>
-      </w:pPr>
-      <w:r>
-        <w:t>Le choix de l'échelle de la donnée s'est porté sur [la parcelle / le bâtiment], car [justification : granularité nécessaire aux calculs d'indicateurs, cohérence avec les référentiels sources, facilité de croisement avec le parcellaire cadastral, etc.].</w:t>
-      </w:r>
-    </w:p>
-    <w:p>
-      <w:pPr>
-        <w:spacing w:after="200"/>
-      </w:pPr>
-      <w:r>
-        <w:t>La temporalité retenue pour les analyses est [préciser : millésime annuel, période glissante sur X années, référence au bilan PLU à 6 ans...], en cohérence avec les obligations réglementaires de suivi (bilan des PLU à 6 ans, rapport de suivi de l'artificialisation tous les 3 ans).</w:t>
+        <w:t>▸ Décrire la méthode à partir de MeDispo (méthode AUAT) recroisée avec les documents d'urbanisme (zonage PLU : U, AU, AU0).</w:t>
+      </w:r>
+    </w:p>
+    <w:p>
+      <w:pPr>
+        <w:spacing w:after="200"/>
+      </w:pPr>
+      <w:r>
+        <w:t>L'identification des potentiels fonciers s'appuie sur la base MeDispo, en reprenant la méthode développée par l'AUAT (cf. état de l'art, 1.2), recroisée avec le zonage des documents d'urbanisme en vigueur (zones U, AU, AU0). Cette approche permet de distinguer [potentiel de densification en zone urbaine (U) / potentiel d'extension en zone à urbaniser (AU, AU0)].</w:t>
+      </w:r>
+    </w:p>
+    <w:p>
+      <w:pPr>
+        <w:spacing w:after="200"/>
+      </w:pPr>
+      <w:r>
+        <w:t>Concrètement, la méthode consiste à [détailler les étapes : sélection des parcelles selon des critères de mutabilité et de taille, exclusion des parcelles contraintes (SUP, risques, zones protégées...), croisement avec le zonage PLU, calcul du nombre de logements potentiels selon une densité de référence].</w:t>
       </w:r>
     </w:p>
     <w:p>
@@ -2890,29 +5362,7 @@
           <w:sz w:val="20"/>
           <w:szCs w:val="20"/>
         </w:rPr>
-        <w:t xml:space="preserve"> suggérée : schéma d'architecture fonctionnelle de l'observatoire (sources de données → traitements → couches produites → restitution/utilisateurs).</w:t>
-      </w:r>
-    </w:p>
-    <w:p>
-      <w:r>
-        <w:br w:type="page"/>
-      </w:r>
-    </w:p>
-    <w:p>
-      <w:pPr>
-        <w:pStyle w:val="Titre1"/>
-      </w:pPr>
-      <w:r>
-        <w:lastRenderedPageBreak/>
-        <w:t>2. Modélisation, conception et automatisation de l'observatoire</w:t>
-      </w:r>
-    </w:p>
-    <w:p>
-      <w:pPr>
-        <w:pStyle w:val="Titre2"/>
-      </w:pPr>
-      <w:r>
-        <w:t>2.1 Modélisation des données de SCEP (Suivi Consommation et Planification)</w:t>
+        <w:t xml:space="preserve"> suggérée : carte des potentiels fonciers identifiés sur une commune test (zones U et AU, avec distinction densification/extension).</w:t>
       </w:r>
     </w:p>
     <w:p>
@@ -2920,7 +5370,7 @@
         <w:pStyle w:val="Titre3"/>
       </w:pPr>
       <w:r>
-        <w:t>Suivi Consommation et Planification</w:t>
+        <w:t>Intégration des potentiels à l'observatoire</w:t>
       </w:r>
     </w:p>
     <w:p>
@@ -2935,345 +5385,23 @@
           <w:sz w:val="20"/>
           <w:szCs w:val="20"/>
         </w:rPr>
-        <w:t>▸ Présenter la création de la base de données standardisée agrégeant les données de construction et de renouvellement urbain (habitat, équipement, activité économique).</w:t>
-      </w:r>
-    </w:p>
-    <w:p>
-      <w:pPr>
-        <w:spacing w:after="200"/>
-      </w:pPr>
-      <w:r>
-        <w:t>Afin de centraliser le suivi des évolutions foncières, une base de données standardisée — le SCEP (Suivi Consommation et Planification) — a été conçue. Elle agrège les données relatives à la construction et au renouvellement urbain, qu'il s'agisse de logements, d'équipements ou d'activités économiques, en s'appuyant sur les évolutions foncières identifiées (permis de construire/d'aménager, documents d'urbanisme).</w:t>
-      </w:r>
-    </w:p>
-    <w:p>
-      <w:pPr>
-        <w:pStyle w:val="Titre3"/>
-      </w:pPr>
-      <w:r>
-        <w:t>Le modèle de la base de données</w:t>
-      </w:r>
-    </w:p>
-    <w:p>
-      <w:pPr>
-        <w:spacing w:after="100"/>
-      </w:pPr>
-      <w:r>
-        <w:rPr>
-          <w:i/>
-          <w:iCs/>
-          <w:color w:val="595959"/>
-          <w:sz w:val="20"/>
-          <w:szCs w:val="20"/>
-        </w:rPr>
-        <w:t>▸ Expliquer comment sont retranscrites les informations clés : géométrie du bâti, destination, typologie, et justifier le choix des variables retenues.</w:t>
-      </w:r>
-    </w:p>
-    <w:p>
-      <w:pPr>
-        <w:spacing w:after="200"/>
-      </w:pPr>
-      <w:r>
-        <w:t>Le modèle de données retenu vise à retranscrire, pour chaque évolution foncière identifiée : la géométrie du bâti (à la parcelle ou au bâtiment), sa destination (habitat, activité, équipement), sa typologie (forme urbaine produite), le type d'évolution (consommation ou densification ; extension, renouvellement urbain, division parcellaire ou changement de destination), la période de mobilisation, le nombre de logements et la surface mobilisée.</w:t>
-      </w:r>
-    </w:p>
-    <w:p>
-      <w:pPr>
-        <w:spacing w:after="200"/>
-      </w:pPr>
-      <w:r>
-        <w:t>Le choix de ces variables résulte d'un arbitrage entre [le niveau de détail souhaité par le service, la disponibilité effective de l'information dans les sources mobilisées (PC-PA, OCS-GE...), et la nécessité de pouvoir calculer les indicateurs définis en partie 1]. [Détailler les variables écartées et pourquoi].</w:t>
-      </w:r>
-    </w:p>
-    <w:p>
-      <w:pPr>
-        <w:pBdr>
-          <w:top w:val="single" w:sz="4" w:space="0" w:color="D6B656"/>
-          <w:left w:val="single" w:sz="4" w:space="0" w:color="D6B656"/>
-          <w:bottom w:val="single" w:sz="4" w:space="0" w:color="D6B656"/>
-          <w:right w:val="single" w:sz="4" w:space="0" w:color="D6B656"/>
-        </w:pBdr>
-        <w:shd w:val="clear" w:color="auto" w:fill="FFF2CC"/>
-        <w:spacing w:before="120" w:after="240"/>
-      </w:pPr>
-      <w:proofErr w:type="gramStart"/>
-      <w:r>
-        <w:rPr>
-          <w:i/>
-          <w:iCs/>
-          <w:sz w:val="20"/>
-          <w:szCs w:val="20"/>
-        </w:rPr>
-        <w:t>🖼  Illustration</w:t>
-      </w:r>
-      <w:proofErr w:type="gramEnd"/>
-      <w:r>
-        <w:rPr>
-          <w:i/>
-          <w:iCs/>
-          <w:sz w:val="20"/>
-          <w:szCs w:val="20"/>
-        </w:rPr>
-        <w:t xml:space="preserve"> suggérée : schéma / dictionnaire de données du modèle SCEP (table des champs, types, sources) — un tableau structuré est recommandé ici.</w:t>
-      </w:r>
-    </w:p>
-    <w:p>
-      <w:pPr>
-        <w:pStyle w:val="Titre3"/>
-      </w:pPr>
-      <w:r>
-        <w:t>Mise à jour de la donnée</w:t>
-      </w:r>
-    </w:p>
-    <w:p>
-      <w:pPr>
-        <w:spacing w:after="100"/>
-      </w:pPr>
-      <w:r>
-        <w:rPr>
-          <w:i/>
-          <w:iCs/>
-          <w:color w:val="595959"/>
-          <w:sz w:val="20"/>
-          <w:szCs w:val="20"/>
-        </w:rPr>
-        <w:t>▸ Décrire le processus d'ajout d'une nouvelle parcelle bâtie, l'automatisation envisagée, et l'accessibilité de la mise à jour aux agents non-</w:t>
-      </w:r>
-      <w:proofErr w:type="spellStart"/>
-      <w:r>
-        <w:rPr>
-          <w:i/>
-          <w:iCs/>
-          <w:color w:val="595959"/>
-          <w:sz w:val="20"/>
-          <w:szCs w:val="20"/>
-        </w:rPr>
-        <w:t>SIGistes</w:t>
-      </w:r>
-      <w:proofErr w:type="spellEnd"/>
-      <w:r>
-        <w:rPr>
-          <w:i/>
-          <w:iCs/>
-          <w:color w:val="595959"/>
-          <w:sz w:val="20"/>
-          <w:szCs w:val="20"/>
-        </w:rPr>
-        <w:t xml:space="preserve"> (scripts).</w:t>
-      </w:r>
-    </w:p>
-    <w:p>
-      <w:pPr>
-        <w:spacing w:after="200"/>
-      </w:pPr>
-      <w:r>
-        <w:t xml:space="preserve">Pour garantir la pérennité de l'observatoire, un processus de mise à jour a été formalisé, permettant d'intégrer une nouvelle parcelle bâtie identifiée [via les permis de construire, la photo-interprétation, ou tout autre déclencheur]. Ce processus a été automatisé au moyen de [scripts Python / modèles ArcGIS </w:t>
-      </w:r>
-      <w:proofErr w:type="spellStart"/>
-      <w:r>
-        <w:t>ModelBuilder</w:t>
-      </w:r>
-      <w:proofErr w:type="spellEnd"/>
-      <w:r>
-        <w:t xml:space="preserve"> / autre outil], afin d'en limiter la charge manuelle et les risques d'erreur.</w:t>
-      </w:r>
-    </w:p>
-    <w:p>
-      <w:pPr>
-        <w:spacing w:after="200"/>
-      </w:pPr>
-      <w:r>
-        <w:t>Une attention particulière a été portée à l'accessibilité de cette mise à jour pour des agents non-</w:t>
-      </w:r>
-      <w:proofErr w:type="spellStart"/>
-      <w:r>
-        <w:t>SIGistes</w:t>
-      </w:r>
-      <w:proofErr w:type="spellEnd"/>
-      <w:r>
-        <w:t xml:space="preserve"> : [décrire l'interface ou la procédure simplifiée mise en place — formulaire, script à double-clic, notice pas-à-pas, etc.].</w:t>
-      </w:r>
-    </w:p>
-    <w:p>
-      <w:pPr>
-        <w:pBdr>
-          <w:top w:val="single" w:sz="4" w:space="0" w:color="70AD47"/>
-          <w:left w:val="single" w:sz="4" w:space="0" w:color="70AD47"/>
-          <w:bottom w:val="single" w:sz="4" w:space="0" w:color="70AD47"/>
-          <w:right w:val="single" w:sz="4" w:space="0" w:color="70AD47"/>
-        </w:pBdr>
-        <w:shd w:val="clear" w:color="auto" w:fill="E2EFDA"/>
-        <w:spacing w:before="120" w:after="240"/>
-      </w:pPr>
-      <w:proofErr w:type="gramStart"/>
-      <w:r>
-        <w:rPr>
-          <w:i/>
-          <w:iCs/>
-          <w:sz w:val="20"/>
-          <w:szCs w:val="20"/>
-        </w:rPr>
-        <w:t>📝</w:t>
-      </w:r>
-      <w:proofErr w:type="gramEnd"/>
-      <w:r>
-        <w:rPr>
-          <w:i/>
-          <w:iCs/>
-          <w:sz w:val="20"/>
-          <w:szCs w:val="20"/>
-        </w:rPr>
-        <w:t xml:space="preserve"> Conseil rédaction : Décrire ici le script sous forme d'organigramme (inputs → traitements → outputs) plutôt que de coller de longs extraits de code ; le code détaillé peut être renvoyé en annexe.</w:t>
-      </w:r>
-    </w:p>
-    <w:p>
-      <w:pPr>
-        <w:pBdr>
-          <w:top w:val="single" w:sz="4" w:space="0" w:color="D6B656"/>
-          <w:left w:val="single" w:sz="4" w:space="0" w:color="D6B656"/>
-          <w:bottom w:val="single" w:sz="4" w:space="0" w:color="D6B656"/>
-          <w:right w:val="single" w:sz="4" w:space="0" w:color="D6B656"/>
-        </w:pBdr>
-        <w:shd w:val="clear" w:color="auto" w:fill="FFF2CC"/>
-        <w:spacing w:before="120" w:after="240"/>
-      </w:pPr>
-      <w:proofErr w:type="gramStart"/>
-      <w:r>
-        <w:rPr>
-          <w:i/>
-          <w:iCs/>
-          <w:sz w:val="20"/>
-          <w:szCs w:val="20"/>
-        </w:rPr>
-        <w:t>🖼  Illustration</w:t>
-      </w:r>
-      <w:proofErr w:type="gramEnd"/>
-      <w:r>
-        <w:rPr>
-          <w:i/>
-          <w:iCs/>
-          <w:sz w:val="20"/>
-          <w:szCs w:val="20"/>
-        </w:rPr>
-        <w:t xml:space="preserve"> suggérée : organigramme du processus de mise à jour automatisé de la couche « évolutions foncières »/SCEP.</w:t>
-      </w:r>
-    </w:p>
-    <w:p>
-      <w:pPr>
-        <w:pStyle w:val="Titre2"/>
-      </w:pPr>
-      <w:r>
-        <w:t>2.2 Le potentiel de densification et les potentiels fonciers</w:t>
-      </w:r>
-    </w:p>
-    <w:p>
-      <w:pPr>
-        <w:pStyle w:val="Titre3"/>
+        <w:t>▸ Expliquer le calcul des potentiels de densification par commune et discuter de l'usage stratégique/sensible de cette donnée (accès restreint, communication encadrée).</w:t>
+      </w:r>
+    </w:p>
+    <w:p>
+      <w:pPr>
+        <w:spacing w:after="200"/>
+      </w:pPr>
+      <w:r>
+        <w:t>Les potentiels ainsi identifiés sont agrégés par commune afin d'alimenter l'observatoire et de nourrir les indicateurs de suivi du PLH et du SCOT. [Détailler le mode de calcul : somme des surfaces/nombre de logements potentiels par commune, pondération éventuelle par un taux de rétention foncière, etc.].</w:t>
+      </w:r>
+    </w:p>
+    <w:p>
+      <w:pPr>
+        <w:spacing w:after="200"/>
       </w:pPr>
       <w:r>
         <w:lastRenderedPageBreak/>
-        <w:t>Identification des potentiels</w:t>
-      </w:r>
-    </w:p>
-    <w:p>
-      <w:pPr>
-        <w:spacing w:after="100"/>
-      </w:pPr>
-      <w:r>
-        <w:rPr>
-          <w:i/>
-          <w:iCs/>
-          <w:color w:val="595959"/>
-          <w:sz w:val="20"/>
-          <w:szCs w:val="20"/>
-        </w:rPr>
-        <w:t>▸ Décrire la méthode à partir de MeDispo (méthode AUAT) recroisée avec les documents d'urbanisme (zonage PLU : U, AU, AU0).</w:t>
-      </w:r>
-    </w:p>
-    <w:p>
-      <w:pPr>
-        <w:spacing w:after="200"/>
-      </w:pPr>
-      <w:r>
-        <w:t>L'identification des potentiels fonciers s'appuie sur la base MeDispo, en reprenant la méthode développée par l'AUAT (cf. état de l'art, 1.2), recroisée avec le zonage des documents d'urbanisme en vigueur (zones U, AU, AU0). Cette approche permet de distinguer [potentiel de densification en zone urbaine (U) / potentiel d'extension en zone à urbaniser (AU, AU0)].</w:t>
-      </w:r>
-    </w:p>
-    <w:p>
-      <w:pPr>
-        <w:spacing w:after="200"/>
-      </w:pPr>
-      <w:r>
-        <w:t>Concrètement, la méthode consiste à [détailler les étapes : sélection des parcelles selon des critères de mutabilité et de taille, exclusion des parcelles contraintes (SUP, risques, zones protégées...), croisement avec le zonage PLU, calcul du nombre de logements potentiels selon une densité de référence].</w:t>
-      </w:r>
-    </w:p>
-    <w:p>
-      <w:pPr>
-        <w:pBdr>
-          <w:top w:val="single" w:sz="4" w:space="0" w:color="D6B656"/>
-          <w:left w:val="single" w:sz="4" w:space="0" w:color="D6B656"/>
-          <w:bottom w:val="single" w:sz="4" w:space="0" w:color="D6B656"/>
-          <w:right w:val="single" w:sz="4" w:space="0" w:color="D6B656"/>
-        </w:pBdr>
-        <w:shd w:val="clear" w:color="auto" w:fill="FFF2CC"/>
-        <w:spacing w:before="120" w:after="240"/>
-      </w:pPr>
-      <w:proofErr w:type="gramStart"/>
-      <w:r>
-        <w:rPr>
-          <w:i/>
-          <w:iCs/>
-          <w:sz w:val="20"/>
-          <w:szCs w:val="20"/>
-        </w:rPr>
-        <w:t>🖼  Illustration</w:t>
-      </w:r>
-      <w:proofErr w:type="gramEnd"/>
-      <w:r>
-        <w:rPr>
-          <w:i/>
-          <w:iCs/>
-          <w:sz w:val="20"/>
-          <w:szCs w:val="20"/>
-        </w:rPr>
-        <w:t xml:space="preserve"> suggérée : carte des potentiels fonciers identifiés sur une commune test (zones U et AU, avec distinction densification/extension).</w:t>
-      </w:r>
-    </w:p>
-    <w:p>
-      <w:pPr>
-        <w:pStyle w:val="Titre3"/>
-      </w:pPr>
-      <w:r>
-        <w:t>Intégration des potentiels à l'observatoire</w:t>
-      </w:r>
-    </w:p>
-    <w:p>
-      <w:pPr>
-        <w:spacing w:after="100"/>
-      </w:pPr>
-      <w:r>
-        <w:rPr>
-          <w:i/>
-          <w:iCs/>
-          <w:color w:val="595959"/>
-          <w:sz w:val="20"/>
-          <w:szCs w:val="20"/>
-        </w:rPr>
-        <w:t>▸ Expliquer le calcul des potentiels de densification par commune et discuter de l'usage stratégique/sensible de cette donnée (accès restreint, communication encadrée).</w:t>
-      </w:r>
-    </w:p>
-    <w:p>
-      <w:pPr>
-        <w:spacing w:after="200"/>
-      </w:pPr>
-      <w:r>
-        <w:t>Les potentiels ainsi identifiés sont agrégés par commune afin d'alimenter l'observatoire et de nourrir les indicateurs de suivi du PLH et du SCOT. [Détailler le mode de calcul : somme des surfaces/nombre de logements potentiels par commune, pondération éventuelle par un taux de rétention foncière, etc.].</w:t>
-      </w:r>
-    </w:p>
-    <w:p>
-      <w:pPr>
-        <w:spacing w:after="200"/>
-      </w:pPr>
-      <w:r>
         <w:t>Cette donnée revêt un caractère sensible dans la mesure où elle identifie nommément des parcelles mobilisables, avec un usage à visée stratégique pour la collectivité. Son utilisation a donc été encadrée : [préciser les règles d'accès définies — usage interne réservé aux chargés de mission, niveau d'agrégation différent pour une diffusion aux élus ou au public, etc.].</w:t>
       </w:r>
     </w:p>
@@ -4649,6 +6777,119 @@
     </w:lvl>
   </w:abstractNum>
   <w:abstractNum w:abstractNumId="1" w15:restartNumberingAfterBreak="0">
+    <w:nsid w:val="19CB27CB"/>
+    <w:multiLevelType w:val="hybridMultilevel"/>
+    <w:tmpl w:val="632ACDAA"/>
+    <w:lvl w:ilvl="0" w:tplc="040C0001">
+      <w:start w:val="1"/>
+      <w:numFmt w:val="bullet"/>
+      <w:lvlText w:val=""/>
+      <w:lvlJc w:val="left"/>
+      <w:pPr>
+        <w:ind w:left="720" w:hanging="360"/>
+      </w:pPr>
+      <w:rPr>
+        <w:rFonts w:ascii="Symbol" w:hAnsi="Symbol" w:hint="default"/>
+      </w:rPr>
+    </w:lvl>
+    <w:lvl w:ilvl="1" w:tplc="040C0003" w:tentative="1">
+      <w:start w:val="1"/>
+      <w:numFmt w:val="bullet"/>
+      <w:lvlText w:val="o"/>
+      <w:lvlJc w:val="left"/>
+      <w:pPr>
+        <w:ind w:left="1440" w:hanging="360"/>
+      </w:pPr>
+      <w:rPr>
+        <w:rFonts w:ascii="Courier New" w:hAnsi="Courier New" w:cs="Courier New" w:hint="default"/>
+      </w:rPr>
+    </w:lvl>
+    <w:lvl w:ilvl="2" w:tplc="040C0005" w:tentative="1">
+      <w:start w:val="1"/>
+      <w:numFmt w:val="bullet"/>
+      <w:lvlText w:val=""/>
+      <w:lvlJc w:val="left"/>
+      <w:pPr>
+        <w:ind w:left="2160" w:hanging="360"/>
+      </w:pPr>
+      <w:rPr>
+        <w:rFonts w:ascii="Wingdings" w:hAnsi="Wingdings" w:hint="default"/>
+      </w:rPr>
+    </w:lvl>
+    <w:lvl w:ilvl="3" w:tplc="040C0001" w:tentative="1">
+      <w:start w:val="1"/>
+      <w:numFmt w:val="bullet"/>
+      <w:lvlText w:val=""/>
+      <w:lvlJc w:val="left"/>
+      <w:pPr>
+        <w:ind w:left="2880" w:hanging="360"/>
+      </w:pPr>
+      <w:rPr>
+        <w:rFonts w:ascii="Symbol" w:hAnsi="Symbol" w:hint="default"/>
+      </w:rPr>
+    </w:lvl>
+    <w:lvl w:ilvl="4" w:tplc="040C0003" w:tentative="1">
+      <w:start w:val="1"/>
+      <w:numFmt w:val="bullet"/>
+      <w:lvlText w:val="o"/>
+      <w:lvlJc w:val="left"/>
+      <w:pPr>
+        <w:ind w:left="3600" w:hanging="360"/>
+      </w:pPr>
+      <w:rPr>
+        <w:rFonts w:ascii="Courier New" w:hAnsi="Courier New" w:cs="Courier New" w:hint="default"/>
+      </w:rPr>
+    </w:lvl>
+    <w:lvl w:ilvl="5" w:tplc="040C0005" w:tentative="1">
+      <w:start w:val="1"/>
+      <w:numFmt w:val="bullet"/>
+      <w:lvlText w:val=""/>
+      <w:lvlJc w:val="left"/>
+      <w:pPr>
+        <w:ind w:left="4320" w:hanging="360"/>
+      </w:pPr>
+      <w:rPr>
+        <w:rFonts w:ascii="Wingdings" w:hAnsi="Wingdings" w:hint="default"/>
+      </w:rPr>
+    </w:lvl>
+    <w:lvl w:ilvl="6" w:tplc="040C0001" w:tentative="1">
+      <w:start w:val="1"/>
+      <w:numFmt w:val="bullet"/>
+      <w:lvlText w:val=""/>
+      <w:lvlJc w:val="left"/>
+      <w:pPr>
+        <w:ind w:left="5040" w:hanging="360"/>
+      </w:pPr>
+      <w:rPr>
+        <w:rFonts w:ascii="Symbol" w:hAnsi="Symbol" w:hint="default"/>
+      </w:rPr>
+    </w:lvl>
+    <w:lvl w:ilvl="7" w:tplc="040C0003" w:tentative="1">
+      <w:start w:val="1"/>
+      <w:numFmt w:val="bullet"/>
+      <w:lvlText w:val="o"/>
+      <w:lvlJc w:val="left"/>
+      <w:pPr>
+        <w:ind w:left="5760" w:hanging="360"/>
+      </w:pPr>
+      <w:rPr>
+        <w:rFonts w:ascii="Courier New" w:hAnsi="Courier New" w:cs="Courier New" w:hint="default"/>
+      </w:rPr>
+    </w:lvl>
+    <w:lvl w:ilvl="8" w:tplc="040C0005" w:tentative="1">
+      <w:start w:val="1"/>
+      <w:numFmt w:val="bullet"/>
+      <w:lvlText w:val=""/>
+      <w:lvlJc w:val="left"/>
+      <w:pPr>
+        <w:ind w:left="6480" w:hanging="360"/>
+      </w:pPr>
+      <w:rPr>
+        <w:rFonts w:ascii="Wingdings" w:hAnsi="Wingdings" w:hint="default"/>
+      </w:rPr>
+    </w:lvl>
+  </w:abstractNum>
+  <w:abstractNum w:abstractNumId="2" w15:restartNumberingAfterBreak="0">
     <w:nsid w:val="25BE30B1"/>
     <w:multiLevelType w:val="hybridMultilevel"/>
     <w:tmpl w:val="505072F6"/>
@@ -4761,7 +7002,269 @@
       </w:rPr>
     </w:lvl>
   </w:abstractNum>
-  <w:abstractNum w:abstractNumId="2" w15:restartNumberingAfterBreak="0">
+  <w:abstractNum w:abstractNumId="3" w15:restartNumberingAfterBreak="0">
+    <w:nsid w:val="27DB3BEB"/>
+    <w:multiLevelType w:val="multilevel"/>
+    <w:tmpl w:val="A96869F2"/>
+    <w:lvl w:ilvl="0">
+      <w:start w:val="1"/>
+      <w:numFmt w:val="bullet"/>
+      <w:lvlText w:val=""/>
+      <w:lvlJc w:val="left"/>
+      <w:pPr>
+        <w:tabs>
+          <w:tab w:val="num" w:pos="720"/>
+        </w:tabs>
+        <w:ind w:left="720" w:hanging="360"/>
+      </w:pPr>
+      <w:rPr>
+        <w:rFonts w:ascii="Symbol" w:hAnsi="Symbol" w:hint="default"/>
+        <w:sz w:val="20"/>
+      </w:rPr>
+    </w:lvl>
+    <w:lvl w:ilvl="1" w:tentative="1">
+      <w:start w:val="1"/>
+      <w:numFmt w:val="bullet"/>
+      <w:lvlText w:val="o"/>
+      <w:lvlJc w:val="left"/>
+      <w:pPr>
+        <w:tabs>
+          <w:tab w:val="num" w:pos="1440"/>
+        </w:tabs>
+        <w:ind w:left="1440" w:hanging="360"/>
+      </w:pPr>
+      <w:rPr>
+        <w:rFonts w:ascii="Courier New" w:hAnsi="Courier New" w:hint="default"/>
+        <w:sz w:val="20"/>
+      </w:rPr>
+    </w:lvl>
+    <w:lvl w:ilvl="2" w:tentative="1">
+      <w:start w:val="1"/>
+      <w:numFmt w:val="bullet"/>
+      <w:lvlText w:val=""/>
+      <w:lvlJc w:val="left"/>
+      <w:pPr>
+        <w:tabs>
+          <w:tab w:val="num" w:pos="2160"/>
+        </w:tabs>
+        <w:ind w:left="2160" w:hanging="360"/>
+      </w:pPr>
+      <w:rPr>
+        <w:rFonts w:ascii="Wingdings" w:hAnsi="Wingdings" w:hint="default"/>
+        <w:sz w:val="20"/>
+      </w:rPr>
+    </w:lvl>
+    <w:lvl w:ilvl="3" w:tentative="1">
+      <w:start w:val="1"/>
+      <w:numFmt w:val="bullet"/>
+      <w:lvlText w:val=""/>
+      <w:lvlJc w:val="left"/>
+      <w:pPr>
+        <w:tabs>
+          <w:tab w:val="num" w:pos="2880"/>
+        </w:tabs>
+        <w:ind w:left="2880" w:hanging="360"/>
+      </w:pPr>
+      <w:rPr>
+        <w:rFonts w:ascii="Wingdings" w:hAnsi="Wingdings" w:hint="default"/>
+        <w:sz w:val="20"/>
+      </w:rPr>
+    </w:lvl>
+    <w:lvl w:ilvl="4" w:tentative="1">
+      <w:start w:val="1"/>
+      <w:numFmt w:val="bullet"/>
+      <w:lvlText w:val=""/>
+      <w:lvlJc w:val="left"/>
+      <w:pPr>
+        <w:tabs>
+          <w:tab w:val="num" w:pos="3600"/>
+        </w:tabs>
+        <w:ind w:left="3600" w:hanging="360"/>
+      </w:pPr>
+      <w:rPr>
+        <w:rFonts w:ascii="Wingdings" w:hAnsi="Wingdings" w:hint="default"/>
+        <w:sz w:val="20"/>
+      </w:rPr>
+    </w:lvl>
+    <w:lvl w:ilvl="5" w:tentative="1">
+      <w:start w:val="1"/>
+      <w:numFmt w:val="bullet"/>
+      <w:lvlText w:val=""/>
+      <w:lvlJc w:val="left"/>
+      <w:pPr>
+        <w:tabs>
+          <w:tab w:val="num" w:pos="4320"/>
+        </w:tabs>
+        <w:ind w:left="4320" w:hanging="360"/>
+      </w:pPr>
+      <w:rPr>
+        <w:rFonts w:ascii="Wingdings" w:hAnsi="Wingdings" w:hint="default"/>
+        <w:sz w:val="20"/>
+      </w:rPr>
+    </w:lvl>
+    <w:lvl w:ilvl="6" w:tentative="1">
+      <w:start w:val="1"/>
+      <w:numFmt w:val="bullet"/>
+      <w:lvlText w:val=""/>
+      <w:lvlJc w:val="left"/>
+      <w:pPr>
+        <w:tabs>
+          <w:tab w:val="num" w:pos="5040"/>
+        </w:tabs>
+        <w:ind w:left="5040" w:hanging="360"/>
+      </w:pPr>
+      <w:rPr>
+        <w:rFonts w:ascii="Wingdings" w:hAnsi="Wingdings" w:hint="default"/>
+        <w:sz w:val="20"/>
+      </w:rPr>
+    </w:lvl>
+    <w:lvl w:ilvl="7" w:tentative="1">
+      <w:start w:val="1"/>
+      <w:numFmt w:val="bullet"/>
+      <w:lvlText w:val=""/>
+      <w:lvlJc w:val="left"/>
+      <w:pPr>
+        <w:tabs>
+          <w:tab w:val="num" w:pos="5760"/>
+        </w:tabs>
+        <w:ind w:left="5760" w:hanging="360"/>
+      </w:pPr>
+      <w:rPr>
+        <w:rFonts w:ascii="Wingdings" w:hAnsi="Wingdings" w:hint="default"/>
+        <w:sz w:val="20"/>
+      </w:rPr>
+    </w:lvl>
+    <w:lvl w:ilvl="8" w:tentative="1">
+      <w:start w:val="1"/>
+      <w:numFmt w:val="bullet"/>
+      <w:lvlText w:val=""/>
+      <w:lvlJc w:val="left"/>
+      <w:pPr>
+        <w:tabs>
+          <w:tab w:val="num" w:pos="6480"/>
+        </w:tabs>
+        <w:ind w:left="6480" w:hanging="360"/>
+      </w:pPr>
+      <w:rPr>
+        <w:rFonts w:ascii="Wingdings" w:hAnsi="Wingdings" w:hint="default"/>
+        <w:sz w:val="20"/>
+      </w:rPr>
+    </w:lvl>
+  </w:abstractNum>
+  <w:abstractNum w:abstractNumId="4" w15:restartNumberingAfterBreak="0">
+    <w:nsid w:val="34AD2068"/>
+    <w:multiLevelType w:val="hybridMultilevel"/>
+    <w:tmpl w:val="E4DC89F8"/>
+    <w:lvl w:ilvl="0" w:tplc="040C0001">
+      <w:start w:val="1"/>
+      <w:numFmt w:val="bullet"/>
+      <w:lvlText w:val=""/>
+      <w:lvlJc w:val="left"/>
+      <w:pPr>
+        <w:ind w:left="720" w:hanging="360"/>
+      </w:pPr>
+      <w:rPr>
+        <w:rFonts w:ascii="Symbol" w:hAnsi="Symbol" w:hint="default"/>
+      </w:rPr>
+    </w:lvl>
+    <w:lvl w:ilvl="1" w:tplc="040C0003" w:tentative="1">
+      <w:start w:val="1"/>
+      <w:numFmt w:val="bullet"/>
+      <w:lvlText w:val="o"/>
+      <w:lvlJc w:val="left"/>
+      <w:pPr>
+        <w:ind w:left="1440" w:hanging="360"/>
+      </w:pPr>
+      <w:rPr>
+        <w:rFonts w:ascii="Courier New" w:hAnsi="Courier New" w:cs="Courier New" w:hint="default"/>
+      </w:rPr>
+    </w:lvl>
+    <w:lvl w:ilvl="2" w:tplc="040C0005" w:tentative="1">
+      <w:start w:val="1"/>
+      <w:numFmt w:val="bullet"/>
+      <w:lvlText w:val=""/>
+      <w:lvlJc w:val="left"/>
+      <w:pPr>
+        <w:ind w:left="2160" w:hanging="360"/>
+      </w:pPr>
+      <w:rPr>
+        <w:rFonts w:ascii="Wingdings" w:hAnsi="Wingdings" w:hint="default"/>
+      </w:rPr>
+    </w:lvl>
+    <w:lvl w:ilvl="3" w:tplc="040C0001" w:tentative="1">
+      <w:start w:val="1"/>
+      <w:numFmt w:val="bullet"/>
+      <w:lvlText w:val=""/>
+      <w:lvlJc w:val="left"/>
+      <w:pPr>
+        <w:ind w:left="2880" w:hanging="360"/>
+      </w:pPr>
+      <w:rPr>
+        <w:rFonts w:ascii="Symbol" w:hAnsi="Symbol" w:hint="default"/>
+      </w:rPr>
+    </w:lvl>
+    <w:lvl w:ilvl="4" w:tplc="040C0003" w:tentative="1">
+      <w:start w:val="1"/>
+      <w:numFmt w:val="bullet"/>
+      <w:lvlText w:val="o"/>
+      <w:lvlJc w:val="left"/>
+      <w:pPr>
+        <w:ind w:left="3600" w:hanging="360"/>
+      </w:pPr>
+      <w:rPr>
+        <w:rFonts w:ascii="Courier New" w:hAnsi="Courier New" w:cs="Courier New" w:hint="default"/>
+      </w:rPr>
+    </w:lvl>
+    <w:lvl w:ilvl="5" w:tplc="040C0005" w:tentative="1">
+      <w:start w:val="1"/>
+      <w:numFmt w:val="bullet"/>
+      <w:lvlText w:val=""/>
+      <w:lvlJc w:val="left"/>
+      <w:pPr>
+        <w:ind w:left="4320" w:hanging="360"/>
+      </w:pPr>
+      <w:rPr>
+        <w:rFonts w:ascii="Wingdings" w:hAnsi="Wingdings" w:hint="default"/>
+      </w:rPr>
+    </w:lvl>
+    <w:lvl w:ilvl="6" w:tplc="040C0001" w:tentative="1">
+      <w:start w:val="1"/>
+      <w:numFmt w:val="bullet"/>
+      <w:lvlText w:val=""/>
+      <w:lvlJc w:val="left"/>
+      <w:pPr>
+        <w:ind w:left="5040" w:hanging="360"/>
+      </w:pPr>
+      <w:rPr>
+        <w:rFonts w:ascii="Symbol" w:hAnsi="Symbol" w:hint="default"/>
+      </w:rPr>
+    </w:lvl>
+    <w:lvl w:ilvl="7" w:tplc="040C0003" w:tentative="1">
+      <w:start w:val="1"/>
+      <w:numFmt w:val="bullet"/>
+      <w:lvlText w:val="o"/>
+      <w:lvlJc w:val="left"/>
+      <w:pPr>
+        <w:ind w:left="5760" w:hanging="360"/>
+      </w:pPr>
+      <w:rPr>
+        <w:rFonts w:ascii="Courier New" w:hAnsi="Courier New" w:cs="Courier New" w:hint="default"/>
+      </w:rPr>
+    </w:lvl>
+    <w:lvl w:ilvl="8" w:tplc="040C0005" w:tentative="1">
+      <w:start w:val="1"/>
+      <w:numFmt w:val="bullet"/>
+      <w:lvlText w:val=""/>
+      <w:lvlJc w:val="left"/>
+      <w:pPr>
+        <w:ind w:left="6480" w:hanging="360"/>
+      </w:pPr>
+      <w:rPr>
+        <w:rFonts w:ascii="Wingdings" w:hAnsi="Wingdings" w:hint="default"/>
+      </w:rPr>
+    </w:lvl>
+  </w:abstractNum>
+  <w:abstractNum w:abstractNumId="5" w15:restartNumberingAfterBreak="0">
     <w:nsid w:val="35FA72E2"/>
     <w:multiLevelType w:val="hybridMultilevel"/>
     <w:tmpl w:val="5358E5F0"/>
@@ -4874,7 +7377,120 @@
       </w:rPr>
     </w:lvl>
   </w:abstractNum>
-  <w:abstractNum w:abstractNumId="3" w15:restartNumberingAfterBreak="0">
+  <w:abstractNum w:abstractNumId="6" w15:restartNumberingAfterBreak="0">
+    <w:nsid w:val="436258FE"/>
+    <w:multiLevelType w:val="hybridMultilevel"/>
+    <w:tmpl w:val="B6F67754"/>
+    <w:lvl w:ilvl="0" w:tplc="040C0001">
+      <w:start w:val="1"/>
+      <w:numFmt w:val="bullet"/>
+      <w:lvlText w:val=""/>
+      <w:lvlJc w:val="left"/>
+      <w:pPr>
+        <w:ind w:left="720" w:hanging="360"/>
+      </w:pPr>
+      <w:rPr>
+        <w:rFonts w:ascii="Symbol" w:hAnsi="Symbol" w:hint="default"/>
+      </w:rPr>
+    </w:lvl>
+    <w:lvl w:ilvl="1" w:tplc="040C0003" w:tentative="1">
+      <w:start w:val="1"/>
+      <w:numFmt w:val="bullet"/>
+      <w:lvlText w:val="o"/>
+      <w:lvlJc w:val="left"/>
+      <w:pPr>
+        <w:ind w:left="1440" w:hanging="360"/>
+      </w:pPr>
+      <w:rPr>
+        <w:rFonts w:ascii="Courier New" w:hAnsi="Courier New" w:cs="Courier New" w:hint="default"/>
+      </w:rPr>
+    </w:lvl>
+    <w:lvl w:ilvl="2" w:tplc="040C0005" w:tentative="1">
+      <w:start w:val="1"/>
+      <w:numFmt w:val="bullet"/>
+      <w:lvlText w:val=""/>
+      <w:lvlJc w:val="left"/>
+      <w:pPr>
+        <w:ind w:left="2160" w:hanging="360"/>
+      </w:pPr>
+      <w:rPr>
+        <w:rFonts w:ascii="Wingdings" w:hAnsi="Wingdings" w:hint="default"/>
+      </w:rPr>
+    </w:lvl>
+    <w:lvl w:ilvl="3" w:tplc="040C0001" w:tentative="1">
+      <w:start w:val="1"/>
+      <w:numFmt w:val="bullet"/>
+      <w:lvlText w:val=""/>
+      <w:lvlJc w:val="left"/>
+      <w:pPr>
+        <w:ind w:left="2880" w:hanging="360"/>
+      </w:pPr>
+      <w:rPr>
+        <w:rFonts w:ascii="Symbol" w:hAnsi="Symbol" w:hint="default"/>
+      </w:rPr>
+    </w:lvl>
+    <w:lvl w:ilvl="4" w:tplc="040C0003" w:tentative="1">
+      <w:start w:val="1"/>
+      <w:numFmt w:val="bullet"/>
+      <w:lvlText w:val="o"/>
+      <w:lvlJc w:val="left"/>
+      <w:pPr>
+        <w:ind w:left="3600" w:hanging="360"/>
+      </w:pPr>
+      <w:rPr>
+        <w:rFonts w:ascii="Courier New" w:hAnsi="Courier New" w:cs="Courier New" w:hint="default"/>
+      </w:rPr>
+    </w:lvl>
+    <w:lvl w:ilvl="5" w:tplc="040C0005" w:tentative="1">
+      <w:start w:val="1"/>
+      <w:numFmt w:val="bullet"/>
+      <w:lvlText w:val=""/>
+      <w:lvlJc w:val="left"/>
+      <w:pPr>
+        <w:ind w:left="4320" w:hanging="360"/>
+      </w:pPr>
+      <w:rPr>
+        <w:rFonts w:ascii="Wingdings" w:hAnsi="Wingdings" w:hint="default"/>
+      </w:rPr>
+    </w:lvl>
+    <w:lvl w:ilvl="6" w:tplc="040C0001" w:tentative="1">
+      <w:start w:val="1"/>
+      <w:numFmt w:val="bullet"/>
+      <w:lvlText w:val=""/>
+      <w:lvlJc w:val="left"/>
+      <w:pPr>
+        <w:ind w:left="5040" w:hanging="360"/>
+      </w:pPr>
+      <w:rPr>
+        <w:rFonts w:ascii="Symbol" w:hAnsi="Symbol" w:hint="default"/>
+      </w:rPr>
+    </w:lvl>
+    <w:lvl w:ilvl="7" w:tplc="040C0003" w:tentative="1">
+      <w:start w:val="1"/>
+      <w:numFmt w:val="bullet"/>
+      <w:lvlText w:val="o"/>
+      <w:lvlJc w:val="left"/>
+      <w:pPr>
+        <w:ind w:left="5760" w:hanging="360"/>
+      </w:pPr>
+      <w:rPr>
+        <w:rFonts w:ascii="Courier New" w:hAnsi="Courier New" w:cs="Courier New" w:hint="default"/>
+      </w:rPr>
+    </w:lvl>
+    <w:lvl w:ilvl="8" w:tplc="040C0005" w:tentative="1">
+      <w:start w:val="1"/>
+      <w:numFmt w:val="bullet"/>
+      <w:lvlText w:val=""/>
+      <w:lvlJc w:val="left"/>
+      <w:pPr>
+        <w:ind w:left="6480" w:hanging="360"/>
+      </w:pPr>
+      <w:rPr>
+        <w:rFonts w:ascii="Wingdings" w:hAnsi="Wingdings" w:hint="default"/>
+      </w:rPr>
+    </w:lvl>
+  </w:abstractNum>
+  <w:abstractNum w:abstractNumId="7" w15:restartNumberingAfterBreak="0">
     <w:nsid w:val="4BA3652B"/>
     <w:multiLevelType w:val="hybridMultilevel"/>
     <w:tmpl w:val="FF1C809C"/>
@@ -4928,7 +7544,233 @@
       <w:lvlJc w:val="left"/>
     </w:lvl>
   </w:abstractNum>
-  <w:abstractNum w:abstractNumId="4" w15:restartNumberingAfterBreak="0">
+  <w:abstractNum w:abstractNumId="8" w15:restartNumberingAfterBreak="0">
+    <w:nsid w:val="503B32DF"/>
+    <w:multiLevelType w:val="hybridMultilevel"/>
+    <w:tmpl w:val="EA066A64"/>
+    <w:lvl w:ilvl="0" w:tplc="040C0001">
+      <w:start w:val="1"/>
+      <w:numFmt w:val="bullet"/>
+      <w:lvlText w:val=""/>
+      <w:lvlJc w:val="left"/>
+      <w:pPr>
+        <w:ind w:left="720" w:hanging="360"/>
+      </w:pPr>
+      <w:rPr>
+        <w:rFonts w:ascii="Symbol" w:hAnsi="Symbol" w:hint="default"/>
+      </w:rPr>
+    </w:lvl>
+    <w:lvl w:ilvl="1" w:tplc="040C0003" w:tentative="1">
+      <w:start w:val="1"/>
+      <w:numFmt w:val="bullet"/>
+      <w:lvlText w:val="o"/>
+      <w:lvlJc w:val="left"/>
+      <w:pPr>
+        <w:ind w:left="1440" w:hanging="360"/>
+      </w:pPr>
+      <w:rPr>
+        <w:rFonts w:ascii="Courier New" w:hAnsi="Courier New" w:cs="Courier New" w:hint="default"/>
+      </w:rPr>
+    </w:lvl>
+    <w:lvl w:ilvl="2" w:tplc="040C0005" w:tentative="1">
+      <w:start w:val="1"/>
+      <w:numFmt w:val="bullet"/>
+      <w:lvlText w:val=""/>
+      <w:lvlJc w:val="left"/>
+      <w:pPr>
+        <w:ind w:left="2160" w:hanging="360"/>
+      </w:pPr>
+      <w:rPr>
+        <w:rFonts w:ascii="Wingdings" w:hAnsi="Wingdings" w:hint="default"/>
+      </w:rPr>
+    </w:lvl>
+    <w:lvl w:ilvl="3" w:tplc="040C0001" w:tentative="1">
+      <w:start w:val="1"/>
+      <w:numFmt w:val="bullet"/>
+      <w:lvlText w:val=""/>
+      <w:lvlJc w:val="left"/>
+      <w:pPr>
+        <w:ind w:left="2880" w:hanging="360"/>
+      </w:pPr>
+      <w:rPr>
+        <w:rFonts w:ascii="Symbol" w:hAnsi="Symbol" w:hint="default"/>
+      </w:rPr>
+    </w:lvl>
+    <w:lvl w:ilvl="4" w:tplc="040C0003" w:tentative="1">
+      <w:start w:val="1"/>
+      <w:numFmt w:val="bullet"/>
+      <w:lvlText w:val="o"/>
+      <w:lvlJc w:val="left"/>
+      <w:pPr>
+        <w:ind w:left="3600" w:hanging="360"/>
+      </w:pPr>
+      <w:rPr>
+        <w:rFonts w:ascii="Courier New" w:hAnsi="Courier New" w:cs="Courier New" w:hint="default"/>
+      </w:rPr>
+    </w:lvl>
+    <w:lvl w:ilvl="5" w:tplc="040C0005" w:tentative="1">
+      <w:start w:val="1"/>
+      <w:numFmt w:val="bullet"/>
+      <w:lvlText w:val=""/>
+      <w:lvlJc w:val="left"/>
+      <w:pPr>
+        <w:ind w:left="4320" w:hanging="360"/>
+      </w:pPr>
+      <w:rPr>
+        <w:rFonts w:ascii="Wingdings" w:hAnsi="Wingdings" w:hint="default"/>
+      </w:rPr>
+    </w:lvl>
+    <w:lvl w:ilvl="6" w:tplc="040C0001" w:tentative="1">
+      <w:start w:val="1"/>
+      <w:numFmt w:val="bullet"/>
+      <w:lvlText w:val=""/>
+      <w:lvlJc w:val="left"/>
+      <w:pPr>
+        <w:ind w:left="5040" w:hanging="360"/>
+      </w:pPr>
+      <w:rPr>
+        <w:rFonts w:ascii="Symbol" w:hAnsi="Symbol" w:hint="default"/>
+      </w:rPr>
+    </w:lvl>
+    <w:lvl w:ilvl="7" w:tplc="040C0003" w:tentative="1">
+      <w:start w:val="1"/>
+      <w:numFmt w:val="bullet"/>
+      <w:lvlText w:val="o"/>
+      <w:lvlJc w:val="left"/>
+      <w:pPr>
+        <w:ind w:left="5760" w:hanging="360"/>
+      </w:pPr>
+      <w:rPr>
+        <w:rFonts w:ascii="Courier New" w:hAnsi="Courier New" w:cs="Courier New" w:hint="default"/>
+      </w:rPr>
+    </w:lvl>
+    <w:lvl w:ilvl="8" w:tplc="040C0005" w:tentative="1">
+      <w:start w:val="1"/>
+      <w:numFmt w:val="bullet"/>
+      <w:lvlText w:val=""/>
+      <w:lvlJc w:val="left"/>
+      <w:pPr>
+        <w:ind w:left="6480" w:hanging="360"/>
+      </w:pPr>
+      <w:rPr>
+        <w:rFonts w:ascii="Wingdings" w:hAnsi="Wingdings" w:hint="default"/>
+      </w:rPr>
+    </w:lvl>
+  </w:abstractNum>
+  <w:abstractNum w:abstractNumId="9" w15:restartNumberingAfterBreak="0">
+    <w:nsid w:val="5E0D6CDB"/>
+    <w:multiLevelType w:val="hybridMultilevel"/>
+    <w:tmpl w:val="CB7CD83A"/>
+    <w:lvl w:ilvl="0" w:tplc="040C0001">
+      <w:start w:val="1"/>
+      <w:numFmt w:val="bullet"/>
+      <w:lvlText w:val=""/>
+      <w:lvlJc w:val="left"/>
+      <w:pPr>
+        <w:ind w:left="763" w:hanging="360"/>
+      </w:pPr>
+      <w:rPr>
+        <w:rFonts w:ascii="Symbol" w:hAnsi="Symbol" w:hint="default"/>
+      </w:rPr>
+    </w:lvl>
+    <w:lvl w:ilvl="1" w:tplc="040C0003" w:tentative="1">
+      <w:start w:val="1"/>
+      <w:numFmt w:val="bullet"/>
+      <w:lvlText w:val="o"/>
+      <w:lvlJc w:val="left"/>
+      <w:pPr>
+        <w:ind w:left="1483" w:hanging="360"/>
+      </w:pPr>
+      <w:rPr>
+        <w:rFonts w:ascii="Courier New" w:hAnsi="Courier New" w:cs="Courier New" w:hint="default"/>
+      </w:rPr>
+    </w:lvl>
+    <w:lvl w:ilvl="2" w:tplc="040C0005" w:tentative="1">
+      <w:start w:val="1"/>
+      <w:numFmt w:val="bullet"/>
+      <w:lvlText w:val=""/>
+      <w:lvlJc w:val="left"/>
+      <w:pPr>
+        <w:ind w:left="2203" w:hanging="360"/>
+      </w:pPr>
+      <w:rPr>
+        <w:rFonts w:ascii="Wingdings" w:hAnsi="Wingdings" w:hint="default"/>
+      </w:rPr>
+    </w:lvl>
+    <w:lvl w:ilvl="3" w:tplc="040C0001" w:tentative="1">
+      <w:start w:val="1"/>
+      <w:numFmt w:val="bullet"/>
+      <w:lvlText w:val=""/>
+      <w:lvlJc w:val="left"/>
+      <w:pPr>
+        <w:ind w:left="2923" w:hanging="360"/>
+      </w:pPr>
+      <w:rPr>
+        <w:rFonts w:ascii="Symbol" w:hAnsi="Symbol" w:hint="default"/>
+      </w:rPr>
+    </w:lvl>
+    <w:lvl w:ilvl="4" w:tplc="040C0003" w:tentative="1">
+      <w:start w:val="1"/>
+      <w:numFmt w:val="bullet"/>
+      <w:lvlText w:val="o"/>
+      <w:lvlJc w:val="left"/>
+      <w:pPr>
+        <w:ind w:left="3643" w:hanging="360"/>
+      </w:pPr>
+      <w:rPr>
+        <w:rFonts w:ascii="Courier New" w:hAnsi="Courier New" w:cs="Courier New" w:hint="default"/>
+      </w:rPr>
+    </w:lvl>
+    <w:lvl w:ilvl="5" w:tplc="040C0005" w:tentative="1">
+      <w:start w:val="1"/>
+      <w:numFmt w:val="bullet"/>
+      <w:lvlText w:val=""/>
+      <w:lvlJc w:val="left"/>
+      <w:pPr>
+        <w:ind w:left="4363" w:hanging="360"/>
+      </w:pPr>
+      <w:rPr>
+        <w:rFonts w:ascii="Wingdings" w:hAnsi="Wingdings" w:hint="default"/>
+      </w:rPr>
+    </w:lvl>
+    <w:lvl w:ilvl="6" w:tplc="040C0001" w:tentative="1">
+      <w:start w:val="1"/>
+      <w:numFmt w:val="bullet"/>
+      <w:lvlText w:val=""/>
+      <w:lvlJc w:val="left"/>
+      <w:pPr>
+        <w:ind w:left="5083" w:hanging="360"/>
+      </w:pPr>
+      <w:rPr>
+        <w:rFonts w:ascii="Symbol" w:hAnsi="Symbol" w:hint="default"/>
+      </w:rPr>
+    </w:lvl>
+    <w:lvl w:ilvl="7" w:tplc="040C0003" w:tentative="1">
+      <w:start w:val="1"/>
+      <w:numFmt w:val="bullet"/>
+      <w:lvlText w:val="o"/>
+      <w:lvlJc w:val="left"/>
+      <w:pPr>
+        <w:ind w:left="5803" w:hanging="360"/>
+      </w:pPr>
+      <w:rPr>
+        <w:rFonts w:ascii="Courier New" w:hAnsi="Courier New" w:cs="Courier New" w:hint="default"/>
+      </w:rPr>
+    </w:lvl>
+    <w:lvl w:ilvl="8" w:tplc="040C0005" w:tentative="1">
+      <w:start w:val="1"/>
+      <w:numFmt w:val="bullet"/>
+      <w:lvlText w:val=""/>
+      <w:lvlJc w:val="left"/>
+      <w:pPr>
+        <w:ind w:left="6523" w:hanging="360"/>
+      </w:pPr>
+      <w:rPr>
+        <w:rFonts w:ascii="Wingdings" w:hAnsi="Wingdings" w:hint="default"/>
+      </w:rPr>
+    </w:lvl>
+  </w:abstractNum>
+  <w:abstractNum w:abstractNumId="10" w15:restartNumberingAfterBreak="0">
     <w:nsid w:val="71CA35CB"/>
     <w:multiLevelType w:val="hybridMultilevel"/>
     <w:tmpl w:val="FA7AA674"/>
@@ -5041,7 +7883,7 @@
       </w:rPr>
     </w:lvl>
   </w:abstractNum>
-  <w:abstractNum w:abstractNumId="5" w15:restartNumberingAfterBreak="0">
+  <w:abstractNum w:abstractNumId="11" w15:restartNumberingAfterBreak="0">
     <w:nsid w:val="7B443261"/>
     <w:multiLevelType w:val="hybridMultilevel"/>
     <w:tmpl w:val="E1C02C9E"/>
@@ -5128,28 +7970,46 @@
     </w:lvl>
   </w:abstractNum>
   <w:num w:numId="1">
-    <w:abstractNumId w:val="5"/>
+    <w:abstractNumId w:val="11"/>
     <w:lvlOverride w:ilvl="0">
       <w:startOverride w:val="1"/>
     </w:lvlOverride>
   </w:num>
   <w:num w:numId="2">
-    <w:abstractNumId w:val="3"/>
+    <w:abstractNumId w:val="7"/>
     <w:lvlOverride w:ilvl="0">
       <w:startOverride w:val="1"/>
     </w:lvlOverride>
   </w:num>
   <w:num w:numId="3">
-    <w:abstractNumId w:val="4"/>
+    <w:abstractNumId w:val="10"/>
   </w:num>
   <w:num w:numId="4">
-    <w:abstractNumId w:val="2"/>
+    <w:abstractNumId w:val="5"/>
   </w:num>
   <w:num w:numId="5">
-    <w:abstractNumId w:val="1"/>
+    <w:abstractNumId w:val="2"/>
   </w:num>
   <w:num w:numId="6">
     <w:abstractNumId w:val="0"/>
+  </w:num>
+  <w:num w:numId="7">
+    <w:abstractNumId w:val="4"/>
+  </w:num>
+  <w:num w:numId="8">
+    <w:abstractNumId w:val="9"/>
+  </w:num>
+  <w:num w:numId="9">
+    <w:abstractNumId w:val="6"/>
+  </w:num>
+  <w:num w:numId="10">
+    <w:abstractNumId w:val="3"/>
+  </w:num>
+  <w:num w:numId="11">
+    <w:abstractNumId w:val="8"/>
+  </w:num>
+  <w:num w:numId="12">
+    <w:abstractNumId w:val="1"/>
   </w:num>
 </w:numbering>
 </file>
@@ -5347,7 +8207,7 @@
     <w:lsdException w:name="Medium Shading 2 Accent 1" w:uiPriority="64"/>
     <w:lsdException w:name="Medium List 1 Accent 1" w:uiPriority="65"/>
     <w:lsdException w:name="Revision" w:semiHidden="1"/>
-    <w:lsdException w:name="List Paragraph" w:uiPriority="34" w:qFormat="1"/>
+    <w:lsdException w:name="List Paragraph" w:uiPriority="0" w:qFormat="1"/>
     <w:lsdException w:name="Quote" w:uiPriority="29" w:qFormat="1"/>
     <w:lsdException w:name="Intense Quote" w:uiPriority="30" w:qFormat="1"/>
     <w:lsdException w:name="Medium List 2 Accent 1" w:uiPriority="66"/>
@@ -5547,6 +8407,7 @@
   <w:style w:type="paragraph" w:default="1" w:styleId="Normal">
     <w:name w:val="Normal"/>
     <w:qFormat/>
+    <w:rsid w:val="00BF7751"/>
   </w:style>
   <w:style w:type="paragraph" w:styleId="Titre1">
     <w:name w:val="heading 1"/>
@@ -5583,6 +8444,7 @@
   </w:style>
   <w:style w:type="paragraph" w:styleId="Titre3">
     <w:name w:val="heading 3"/>
+    <w:link w:val="Titre3Car"/>
     <w:uiPriority w:val="9"/>
     <w:unhideWhenUsed/>
     <w:qFormat/>
@@ -5835,6 +8697,38 @@
       <w:color w:val="44546A" w:themeColor="text2"/>
       <w:sz w:val="18"/>
       <w:szCs w:val="18"/>
+    </w:rPr>
+  </w:style>
+  <w:style w:type="paragraph" w:styleId="NormalWeb">
+    <w:name w:val="Normal (Web)"/>
+    <w:basedOn w:val="Normal"/>
+    <w:uiPriority w:val="99"/>
+    <w:semiHidden/>
+    <w:unhideWhenUsed/>
+    <w:rsid w:val="00641325"/>
+    <w:pPr>
+      <w:spacing w:before="100" w:beforeAutospacing="1" w:after="100" w:afterAutospacing="1"/>
+    </w:pPr>
+    <w:rPr>
+      <w:rFonts w:ascii="Times New Roman" w:eastAsia="Times New Roman" w:hAnsi="Times New Roman" w:cs="Times New Roman"/>
+      <w:sz w:val="24"/>
+      <w:szCs w:val="24"/>
+    </w:rPr>
+  </w:style>
+  <w:style w:type="character" w:customStyle="1" w:styleId="Titre3Car">
+    <w:name w:val="Titre 3 Car"/>
+    <w:basedOn w:val="Policepardfaut"/>
+    <w:link w:val="Titre3"/>
+    <w:uiPriority w:val="9"/>
+    <w:rsid w:val="009E7455"/>
+    <w:rPr>
+      <w:b/>
+      <w:bCs/>
+      <w:i/>
+      <w:iCs/>
+      <w:color w:val="333333"/>
+      <w:sz w:val="23"/>
+      <w:szCs w:val="23"/>
     </w:rPr>
   </w:style>
 </w:styles>
@@ -6140,7 +9034,7 @@
 </file>
 
 <file path=customXml/itemProps1.xml><?xml version="1.0" encoding="utf-8"?>
-<ds:datastoreItem xmlns:ds="http://schemas.openxmlformats.org/officeDocument/2006/customXml" ds:itemID="{582B8EAF-8B28-43E2-9160-32A192898A2B}">
+<ds:datastoreItem xmlns:ds="http://schemas.openxmlformats.org/officeDocument/2006/customXml" ds:itemID="{1F006521-2342-4D77-B98B-1D7B831287FC}">
   <ds:schemaRefs>
     <ds:schemaRef ds:uri="http://schemas.openxmlformats.org/officeDocument/2006/bibliography"/>
   </ds:schemaRefs>

--- a/Documentation/Trame_Rapport_Stage_M2_Geomatique.docx
+++ b/Documentation/Trame_Rapport_Stage_M2_Geomatique.docx
@@ -281,6 +281,8 @@
       <w:r>
         <w:br w:type="page"/>
       </w:r>
+      <w:bookmarkStart w:id="0" w:name="_GoBack"/>
+      <w:bookmarkEnd w:id="0"/>
     </w:p>
     <w:p>
       <w:pPr>
@@ -316,7 +318,7 @@
           <v:shape id="_x0000_i1025" type="#_x0000_t75" style="width:445.7pt;height:631.45pt" o:ole="">
             <v:imagedata r:id="rId9" o:title=""/>
           </v:shape>
-          <o:OLEObject Type="Embed" ProgID="AcroExch.Document.DC" ShapeID="_x0000_i1025" DrawAspect="Content" ObjectID="_1850051996" r:id="rId10"/>
+          <o:OLEObject Type="Embed" ProgID="AcroExch.Document.DC" ShapeID="_x0000_i1025" DrawAspect="Content" ObjectID="_1850052487" r:id="rId10"/>
         </w:object>
       </w:r>
     </w:p>
@@ -331,7 +333,7 @@
           <v:shape id="_x0000_i1026" type="#_x0000_t75" style="width:445.7pt;height:631.45pt" o:ole="">
             <v:imagedata r:id="rId11" o:title=""/>
           </v:shape>
-          <o:OLEObject Type="Embed" ProgID="AcroExch.Document.DC" ShapeID="_x0000_i1026" DrawAspect="Content" ObjectID="_1850051997" r:id="rId12"/>
+          <o:OLEObject Type="Embed" ProgID="AcroExch.Document.DC" ShapeID="_x0000_i1026" DrawAspect="Content" ObjectID="_1850052488" r:id="rId12"/>
         </w:object>
       </w:r>
       <w:r>
@@ -3989,8 +3991,6 @@
       <w:pPr>
         <w:spacing w:after="200"/>
       </w:pPr>
-      <w:bookmarkStart w:id="0" w:name="_GoBack"/>
-      <w:bookmarkEnd w:id="0"/>
     </w:p>
     <w:p>
       <w:pPr>
@@ -5096,6 +5096,16 @@
     <w:p>
       <w:pPr>
         <w:pStyle w:val="Paragraphedeliste"/>
+        <w:numPr>
+          <w:ilvl w:val="0"/>
+          <w:numId w:val="12"/>
+        </w:numPr>
+        <w:spacing w:after="200"/>
+      </w:pPr>
+    </w:p>
+    <w:p>
+      <w:pPr>
+        <w:pStyle w:val="Paragraphedeliste"/>
         <w:spacing w:after="200"/>
         <w:ind w:left="720"/>
         <w:rPr>
@@ -6779,7 +6789,7 @@
   <w:abstractNum w:abstractNumId="1" w15:restartNumberingAfterBreak="0">
     <w:nsid w:val="19CB27CB"/>
     <w:multiLevelType w:val="hybridMultilevel"/>
-    <w:tmpl w:val="632ACDAA"/>
+    <w:tmpl w:val="E244F70E"/>
     <w:lvl w:ilvl="0" w:tplc="040C0001">
       <w:start w:val="1"/>
       <w:numFmt w:val="bullet"/>
@@ -9034,7 +9044,7 @@
 </file>
 
 <file path=customXml/itemProps1.xml><?xml version="1.0" encoding="utf-8"?>
-<ds:datastoreItem xmlns:ds="http://schemas.openxmlformats.org/officeDocument/2006/customXml" ds:itemID="{1F006521-2342-4D77-B98B-1D7B831287FC}">
+<ds:datastoreItem xmlns:ds="http://schemas.openxmlformats.org/officeDocument/2006/customXml" ds:itemID="{4DFFBCB1-3252-4A0B-8ED2-8BC90867212D}">
   <ds:schemaRefs>
     <ds:schemaRef ds:uri="http://schemas.openxmlformats.org/officeDocument/2006/bibliography"/>
   </ds:schemaRefs>
